--- a/Knowledge/3-Work knowledge/1-Software Engineering/1-Software Engineering Fundamentals/5-My Source/2-Common Types of Networks/5-MAN.docx
+++ b/Knowledge/3-Work knowledge/1-Software Engineering/1-Software Engineering Fundamentals/5-My Source/2-Common Types of Networks/5-MAN.docx
@@ -32,7 +32,7 @@
       </w:pPr>
       <w:r>
         <w:rPr>
-          <w:rFonts w:ascii="Arial" w:hAnsi="Arial" w:eastAsia="Arial"/>
+          <w:rFonts w:ascii="Arial" w:eastAsia="Arial" w:hAnsi="Arial"/>
           <w:b/>
           <w:sz w:val="22"/>
           <w:shd w:val="clear" w:color="auto" w:fill="B7B7B7"/>
@@ -41,72 +41,61 @@
       </w:r>
       <w:r>
         <w:rPr>
-          <w:rFonts w:ascii="Arial" w:hAnsi="Arial" w:eastAsia="Arial"/>
+          <w:rFonts w:ascii="Arial" w:eastAsia="Arial" w:hAnsi="Arial"/>
           <w:sz w:val="22"/>
           <w:shd w:val="clear" w:color="auto" w:fill="B7B7B7"/>
         </w:rPr>
         <w:t xml:space="preserve">: </w:t>
       </w:r>
-      <w:proofErr w:type="spellStart"/>
-      <w:r>
-        <w:rPr>
-          <w:rFonts w:ascii="Arial" w:hAnsi="Arial" w:eastAsia="Arial"/>
-          <w:b/>
-          <w:sz w:val="22"/>
-          <w:shd w:val="clear" w:color="auto" w:fill="B7B7B7"/>
-        </w:rPr>
-        <w:t>Chatgpt</w:t>
-      </w:r>
-      <w:proofErr w:type="spellEnd"/>
-      <w:r>
-        <w:rPr>
-          <w:rFonts w:ascii="Arial" w:hAnsi="Arial" w:eastAsia="Arial"/>
-          <w:b/>
-          <w:sz w:val="22"/>
-          <w:shd w:val="clear" w:color="auto" w:fill="B7B7B7"/>
+      <w:r>
+        <w:rPr>
+          <w:rFonts w:ascii="Arial" w:eastAsia="Arial" w:hAnsi="Arial"/>
+          <w:b/>
+          <w:sz w:val="22"/>
+          <w:shd w:val="clear" w:color="auto" w:fill="B7B7B7"/>
+        </w:rPr>
+        <w:t xml:space="preserve">Chatgpt </w:t>
+      </w:r>
+      <w:r>
+        <w:rPr>
+          <w:rFonts w:ascii="Arial" w:eastAsia="Arial" w:hAnsi="Arial"/>
+          <w:b/>
+          <w:sz w:val="22"/>
+          <w:szCs w:val="14"/>
+          <w:shd w:val="clear" w:color="auto" w:fill="B7B7B7"/>
+        </w:rPr>
+        <w:t>(GPT</w:t>
+      </w:r>
+      <w:r>
+        <w:rPr>
+          <w:rFonts w:ascii="Arial" w:eastAsia="Arial" w:hAnsi="Arial" w:cs="Cambria Math"/>
+          <w:b/>
+          <w:sz w:val="22"/>
+          <w:szCs w:val="14"/>
+          <w:shd w:val="clear" w:color="auto" w:fill="B7B7B7"/>
+        </w:rPr>
+        <w:t>‑</w:t>
+      </w:r>
+      <w:r>
+        <w:rPr>
+          <w:rFonts w:ascii="Arial" w:eastAsia="Arial" w:hAnsi="Arial"/>
+          <w:b/>
+          <w:sz w:val="22"/>
+          <w:szCs w:val="14"/>
+          <w:shd w:val="clear" w:color="auto" w:fill="B7B7B7"/>
+        </w:rPr>
+        <w:t>5 Mini) at [12/9/2025]</w:t>
+      </w:r>
+      <w:r>
+        <w:rPr>
+          <w:rFonts w:ascii="Arial" w:eastAsia="Arial" w:hAnsi="Arial"/>
+          <w:sz w:val="22"/>
         </w:rPr>
         <w:t xml:space="preserve"> </w:t>
       </w:r>
       <w:r>
         <w:rPr>
-          <w:rFonts w:ascii="Arial" w:hAnsi="Arial" w:eastAsia="Arial"/>
-          <w:b/>
-          <w:sz w:val="22"/>
-          <w:szCs w:val="14"/>
-          <w:shd w:val="clear" w:color="auto" w:fill="B7B7B7"/>
-        </w:rPr>
-        <w:t>(GPT</w:t>
-      </w:r>
-      <w:r>
-        <w:rPr>
-          <w:rFonts w:ascii="Arial" w:hAnsi="Arial" w:cs="Cambria Math" w:eastAsia="Arial"/>
-          <w:b/>
-          <w:sz w:val="22"/>
-          <w:szCs w:val="14"/>
-          <w:shd w:val="clear" w:color="auto" w:fill="B7B7B7"/>
-        </w:rPr>
-        <w:t>‑</w:t>
-      </w:r>
-      <w:r>
-        <w:rPr>
-          <w:rFonts w:ascii="Arial" w:hAnsi="Arial" w:eastAsia="Arial"/>
-          <w:b/>
-          <w:sz w:val="22"/>
-          <w:szCs w:val="14"/>
-          <w:shd w:val="clear" w:color="auto" w:fill="B7B7B7"/>
-        </w:rPr>
-        <w:t>5 Mini) at [12/9/2025]</w:t>
-      </w:r>
-      <w:r>
-        <w:rPr>
-          <w:rFonts w:ascii="Arial" w:hAnsi="Arial" w:eastAsia="Arial"/>
-          <w:sz w:val="22"/>
-        </w:rPr>
-        <w:t xml:space="preserve"> </w:t>
-      </w:r>
-      <w:r>
-        <w:rPr>
-          <w:rFonts w:ascii="Arial" w:hAnsi="Arial" w:eastAsia="Arial"/>
+          <w:rFonts w:ascii="Arial" w:eastAsia="Arial" w:hAnsi="Arial"/>
           <w:sz w:val="22"/>
         </w:rPr>
         <w:br/>
@@ -114,7 +103,7 @@
       </w:r>
       <w:r>
         <w:rPr>
-          <w:rFonts w:ascii="Arial" w:hAnsi="Arial" w:eastAsia="Arial"/>
+          <w:rFonts w:ascii="Arial" w:eastAsia="Arial" w:hAnsi="Arial"/>
           <w:b/>
           <w:bCs/>
           <w:sz w:val="22"/>
@@ -123,14 +112,14 @@
       </w:r>
       <w:r>
         <w:rPr>
-          <w:rFonts w:ascii="Arial" w:hAnsi="Arial" w:eastAsia="Arial"/>
+          <w:rFonts w:ascii="Arial" w:eastAsia="Arial" w:hAnsi="Arial"/>
           <w:sz w:val="22"/>
         </w:rPr>
         <w:t xml:space="preserve"> is a network that spans a </w:t>
       </w:r>
       <w:r>
         <w:rPr>
-          <w:rFonts w:ascii="Arial" w:hAnsi="Arial" w:eastAsia="Arial"/>
+          <w:rFonts w:ascii="Arial" w:eastAsia="Arial" w:hAnsi="Arial"/>
           <w:b/>
           <w:bCs/>
           <w:sz w:val="22"/>
@@ -139,7 +128,7 @@
       </w:r>
       <w:r>
         <w:rPr>
-          <w:rFonts w:ascii="Arial" w:hAnsi="Arial" w:eastAsia="Arial"/>
+          <w:rFonts w:ascii="Arial" w:eastAsia="Arial" w:hAnsi="Arial"/>
           <w:sz w:val="22"/>
         </w:rPr>
         <w:t>, connecting multiple Local Area Networks (LANs) within that area. It is larger than a LAN or CAN but smaller than a WAN (Wide Area Network). MANs are typically used to provide high-speed connectivity between offices, campuses, or buildings within a metropolitan region.</w:t>
@@ -155,8 +144,8 @@
         <w:rPr>
           <w:rFonts w:ascii="Roboto Mono" w:hAnsi="Roboto Mono"/>
         </w:rPr>
-        <w:pict w14:anchorId="5EDBD6FC">
-          <v:rect id="_x0000_i1134" style="width:0;height:1.5pt" o:hralign="center" o:hrstd="t" o:hr="t" fillcolor="#a0a0a0" stroked="f"/>
+        <w:pict w14:anchorId="32981A96">
+          <v:rect id="_x0000_i1025" style="width:0;height:1.5pt" o:hralign="center" o:hrstd="t" o:hr="t" fillcolor="#a0a0a0" stroked="f"/>
         </w:pict>
       </w:r>
     </w:p>
@@ -182,7 +171,7 @@
       </w:pPr>
       <w:r>
         <w:rPr>
-          <w:rFonts w:ascii="Arial" w:hAnsi="Arial" w:eastAsia="Arial"/>
+          <w:rFonts w:ascii="Arial" w:eastAsia="Arial" w:hAnsi="Arial"/>
           <w:b/>
           <w:sz w:val="22"/>
           <w:shd w:val="clear" w:color="auto" w:fill="B7B7B7"/>
@@ -191,72 +180,61 @@
       </w:r>
       <w:r>
         <w:rPr>
-          <w:rFonts w:ascii="Arial" w:hAnsi="Arial" w:eastAsia="Arial"/>
+          <w:rFonts w:ascii="Arial" w:eastAsia="Arial" w:hAnsi="Arial"/>
           <w:sz w:val="22"/>
           <w:shd w:val="clear" w:color="auto" w:fill="B7B7B7"/>
         </w:rPr>
         <w:t xml:space="preserve">: </w:t>
       </w:r>
-      <w:proofErr w:type="spellStart"/>
-      <w:r>
-        <w:rPr>
-          <w:rFonts w:ascii="Arial" w:hAnsi="Arial" w:eastAsia="Arial"/>
-          <w:b/>
-          <w:sz w:val="22"/>
-          <w:shd w:val="clear" w:color="auto" w:fill="B7B7B7"/>
-        </w:rPr>
-        <w:t>Chatgpt</w:t>
-      </w:r>
-      <w:proofErr w:type="spellEnd"/>
-      <w:r>
-        <w:rPr>
-          <w:rFonts w:ascii="Arial" w:hAnsi="Arial" w:eastAsia="Arial"/>
-          <w:b/>
-          <w:sz w:val="22"/>
-          <w:shd w:val="clear" w:color="auto" w:fill="B7B7B7"/>
+      <w:r>
+        <w:rPr>
+          <w:rFonts w:ascii="Arial" w:eastAsia="Arial" w:hAnsi="Arial"/>
+          <w:b/>
+          <w:sz w:val="22"/>
+          <w:shd w:val="clear" w:color="auto" w:fill="B7B7B7"/>
+        </w:rPr>
+        <w:t xml:space="preserve">Chatgpt </w:t>
+      </w:r>
+      <w:r>
+        <w:rPr>
+          <w:rFonts w:ascii="Arial" w:eastAsia="Arial" w:hAnsi="Arial"/>
+          <w:b/>
+          <w:sz w:val="22"/>
+          <w:szCs w:val="14"/>
+          <w:shd w:val="clear" w:color="auto" w:fill="B7B7B7"/>
+        </w:rPr>
+        <w:t>(GPT</w:t>
+      </w:r>
+      <w:r>
+        <w:rPr>
+          <w:rFonts w:ascii="Arial" w:eastAsia="Arial" w:hAnsi="Arial" w:cs="Cambria Math"/>
+          <w:b/>
+          <w:sz w:val="22"/>
+          <w:szCs w:val="14"/>
+          <w:shd w:val="clear" w:color="auto" w:fill="B7B7B7"/>
+        </w:rPr>
+        <w:t>‑</w:t>
+      </w:r>
+      <w:r>
+        <w:rPr>
+          <w:rFonts w:ascii="Arial" w:eastAsia="Arial" w:hAnsi="Arial"/>
+          <w:b/>
+          <w:sz w:val="22"/>
+          <w:szCs w:val="14"/>
+          <w:shd w:val="clear" w:color="auto" w:fill="B7B7B7"/>
+        </w:rPr>
+        <w:t>5 Mini) at [12/9/2025]</w:t>
+      </w:r>
+      <w:r>
+        <w:rPr>
+          <w:rFonts w:ascii="Arial" w:eastAsia="Arial" w:hAnsi="Arial"/>
+          <w:sz w:val="22"/>
         </w:rPr>
         <w:t xml:space="preserve"> </w:t>
       </w:r>
       <w:r>
         <w:rPr>
-          <w:rFonts w:ascii="Arial" w:hAnsi="Arial" w:eastAsia="Arial"/>
-          <w:b/>
-          <w:sz w:val="22"/>
-          <w:szCs w:val="14"/>
-          <w:shd w:val="clear" w:color="auto" w:fill="B7B7B7"/>
-        </w:rPr>
-        <w:t>(GPT</w:t>
-      </w:r>
-      <w:r>
-        <w:rPr>
-          <w:rFonts w:ascii="Arial" w:hAnsi="Arial" w:cs="Cambria Math" w:eastAsia="Arial"/>
-          <w:b/>
-          <w:sz w:val="22"/>
-          <w:szCs w:val="14"/>
-          <w:shd w:val="clear" w:color="auto" w:fill="B7B7B7"/>
-        </w:rPr>
-        <w:t>‑</w:t>
-      </w:r>
-      <w:r>
-        <w:rPr>
-          <w:rFonts w:ascii="Arial" w:hAnsi="Arial" w:eastAsia="Arial"/>
-          <w:b/>
-          <w:sz w:val="22"/>
-          <w:szCs w:val="14"/>
-          <w:shd w:val="clear" w:color="auto" w:fill="B7B7B7"/>
-        </w:rPr>
-        <w:t>5 Mini) at [12/9/2025]</w:t>
-      </w:r>
-      <w:r>
-        <w:rPr>
-          <w:rFonts w:ascii="Arial" w:hAnsi="Arial" w:eastAsia="Arial"/>
-          <w:sz w:val="22"/>
-        </w:rPr>
-        <w:t xml:space="preserve"> </w:t>
-      </w:r>
-      <w:r>
-        <w:rPr>
-          <w:rFonts w:ascii="Arial" w:hAnsi="Arial" w:eastAsia="Arial"/>
+          <w:rFonts w:ascii="Arial" w:eastAsia="Arial" w:hAnsi="Arial"/>
           <w:sz w:val="22"/>
         </w:rPr>
         <w:br/>
@@ -264,7 +242,7 @@
       </w:r>
       <w:r>
         <w:rPr>
-          <w:rFonts w:ascii="Arial" w:hAnsi="Arial" w:eastAsia="Arial"/>
+          <w:rFonts w:ascii="Arial" w:eastAsia="Arial" w:hAnsi="Arial"/>
           <w:b/>
           <w:bCs/>
           <w:sz w:val="22"/>
@@ -273,7 +251,7 @@
       </w:r>
       <w:r>
         <w:rPr>
-          <w:rFonts w:ascii="Arial" w:hAnsi="Arial" w:eastAsia="Arial"/>
+          <w:rFonts w:ascii="Arial" w:eastAsia="Arial" w:hAnsi="Arial"/>
           <w:sz w:val="22"/>
         </w:rPr>
         <w:t>. It connects multiple smaller networks (LANs) across a city, allowing them to communicate and share resources efficiently.</w:t>
@@ -289,8 +267,8 @@
         <w:rPr>
           <w:rFonts w:ascii="Roboto Mono" w:hAnsi="Roboto Mono"/>
         </w:rPr>
-        <w:pict w14:anchorId="32D35FE2">
-          <v:rect id="_x0000_i1135" style="width:0;height:1.5pt" o:hralign="center" o:hrstd="t" o:hr="t" fillcolor="#a0a0a0" stroked="f"/>
+        <w:pict w14:anchorId="1040B0FB">
+          <v:rect id="_x0000_i1026" style="width:0;height:1.5pt" o:hralign="center" o:hrstd="t" o:hr="t" fillcolor="#a0a0a0" stroked="f"/>
         </w:pict>
       </w:r>
     </w:p>
@@ -316,7 +294,7 @@
       </w:pPr>
       <w:r>
         <w:rPr>
-          <w:rFonts w:ascii="Arial" w:hAnsi="Arial" w:eastAsia="Arial"/>
+          <w:rFonts w:ascii="Arial" w:eastAsia="Arial" w:hAnsi="Arial"/>
           <w:b/>
           <w:sz w:val="22"/>
           <w:shd w:val="clear" w:color="auto" w:fill="B7B7B7"/>
@@ -325,35 +303,24 @@
       </w:r>
       <w:r>
         <w:rPr>
-          <w:rFonts w:ascii="Arial" w:hAnsi="Arial" w:eastAsia="Arial"/>
+          <w:rFonts w:ascii="Arial" w:eastAsia="Arial" w:hAnsi="Arial"/>
           <w:sz w:val="22"/>
           <w:shd w:val="clear" w:color="auto" w:fill="B7B7B7"/>
         </w:rPr>
         <w:t xml:space="preserve">: </w:t>
       </w:r>
-      <w:proofErr w:type="spellStart"/>
-      <w:r>
-        <w:rPr>
-          <w:rFonts w:ascii="Arial" w:hAnsi="Arial" w:eastAsia="Arial"/>
-          <w:b/>
-          <w:sz w:val="22"/>
-          <w:shd w:val="clear" w:color="auto" w:fill="B7B7B7"/>
-        </w:rPr>
-        <w:t>Chatgpt</w:t>
-      </w:r>
-      <w:proofErr w:type="spellEnd"/>
-      <w:r>
-        <w:rPr>
-          <w:rFonts w:ascii="Arial" w:hAnsi="Arial" w:eastAsia="Arial"/>
-          <w:b/>
-          <w:sz w:val="22"/>
-          <w:shd w:val="clear" w:color="auto" w:fill="B7B7B7"/>
-        </w:rPr>
-        <w:t xml:space="preserve"> </w:t>
-      </w:r>
-      <w:r>
-        <w:rPr>
-          <w:rFonts w:ascii="Arial" w:hAnsi="Arial" w:eastAsia="Arial"/>
+      <w:r>
+        <w:rPr>
+          <w:rFonts w:ascii="Arial" w:eastAsia="Arial" w:hAnsi="Arial"/>
+          <w:b/>
+          <w:sz w:val="22"/>
+          <w:shd w:val="clear" w:color="auto" w:fill="B7B7B7"/>
+        </w:rPr>
+        <w:t xml:space="preserve">Chatgpt </w:t>
+      </w:r>
+      <w:r>
+        <w:rPr>
+          <w:rFonts w:ascii="Arial" w:eastAsia="Arial" w:hAnsi="Arial"/>
           <w:b/>
           <w:sz w:val="22"/>
           <w:szCs w:val="14"/>
@@ -363,7 +330,7 @@
       </w:r>
       <w:r>
         <w:rPr>
-          <w:rFonts w:ascii="Arial" w:hAnsi="Arial" w:cs="Cambria Math" w:eastAsia="Arial"/>
+          <w:rFonts w:ascii="Arial" w:eastAsia="Arial" w:hAnsi="Arial" w:cs="Cambria Math"/>
           <w:b/>
           <w:sz w:val="22"/>
           <w:szCs w:val="14"/>
@@ -373,7 +340,7 @@
       </w:r>
       <w:r>
         <w:rPr>
-          <w:rFonts w:ascii="Arial" w:hAnsi="Arial" w:eastAsia="Arial"/>
+          <w:rFonts w:ascii="Arial" w:eastAsia="Arial" w:hAnsi="Arial"/>
           <w:b/>
           <w:sz w:val="22"/>
           <w:szCs w:val="14"/>
@@ -386,7 +353,7 @@
       <w:pPr>
         <w:numPr>
           <w:ilvl w:val="0"/>
-          <w:numId w:val="3"/>
+          <w:numId w:val="1"/>
         </w:numPr>
         <w:rPr>
           <w:rFonts w:ascii="Roboto Mono" w:hAnsi="Roboto Mono"/>
@@ -411,7 +378,7 @@
       <w:pPr>
         <w:numPr>
           <w:ilvl w:val="0"/>
-          <w:numId w:val="3"/>
+          <w:numId w:val="1"/>
         </w:numPr>
         <w:rPr>
           <w:rFonts w:ascii="Roboto Mono" w:hAnsi="Roboto Mono"/>
@@ -436,7 +403,7 @@
       <w:pPr>
         <w:numPr>
           <w:ilvl w:val="0"/>
-          <w:numId w:val="3"/>
+          <w:numId w:val="1"/>
         </w:numPr>
         <w:rPr>
           <w:rFonts w:ascii="Roboto Mono" w:hAnsi="Roboto Mono"/>
@@ -461,7 +428,7 @@
       <w:pPr>
         <w:numPr>
           <w:ilvl w:val="0"/>
-          <w:numId w:val="3"/>
+          <w:numId w:val="1"/>
         </w:numPr>
         <w:rPr>
           <w:rFonts w:ascii="Roboto Mono" w:hAnsi="Roboto Mono"/>
@@ -486,7 +453,7 @@
       <w:pPr>
         <w:numPr>
           <w:ilvl w:val="0"/>
-          <w:numId w:val="3"/>
+          <w:numId w:val="1"/>
         </w:numPr>
         <w:rPr>
           <w:rFonts w:ascii="Roboto Mono" w:hAnsi="Roboto Mono"/>
@@ -517,8 +484,8 @@
         <w:rPr>
           <w:rFonts w:ascii="Roboto Mono" w:hAnsi="Roboto Mono"/>
         </w:rPr>
-        <w:pict w14:anchorId="72122EE0">
-          <v:rect id="_x0000_i1136" style="width:0;height:1.5pt" o:hralign="center" o:hrstd="t" o:hr="t" fillcolor="#a0a0a0" stroked="f"/>
+        <w:pict w14:anchorId="1CD24169">
+          <v:rect id="_x0000_i1027" style="width:0;height:1.5pt" o:hralign="center" o:hrstd="t" o:hr="t" fillcolor="#a0a0a0" stroked="f"/>
         </w:pict>
       </w:r>
     </w:p>
@@ -530,7 +497,6 @@
         <w:rPr>
           <w:rFonts w:ascii="Segoe UI Emoji" w:hAnsi="Segoe UI Emoji" w:cs="Segoe UI Emoji"/>
         </w:rPr>
-        <w:lastRenderedPageBreak/>
         <w:t>📶</w:t>
       </w:r>
       <w:r>
@@ -545,7 +511,7 @@
       </w:pPr>
       <w:r>
         <w:rPr>
-          <w:rFonts w:ascii="Arial" w:hAnsi="Arial" w:eastAsia="Arial"/>
+          <w:rFonts w:ascii="Arial" w:eastAsia="Arial" w:hAnsi="Arial"/>
           <w:b/>
           <w:sz w:val="22"/>
           <w:shd w:val="clear" w:color="auto" w:fill="B7B7B7"/>
@@ -554,35 +520,24 @@
       </w:r>
       <w:r>
         <w:rPr>
-          <w:rFonts w:ascii="Arial" w:hAnsi="Arial" w:eastAsia="Arial"/>
+          <w:rFonts w:ascii="Arial" w:eastAsia="Arial" w:hAnsi="Arial"/>
           <w:sz w:val="22"/>
           <w:shd w:val="clear" w:color="auto" w:fill="B7B7B7"/>
         </w:rPr>
         <w:t xml:space="preserve">: </w:t>
       </w:r>
-      <w:proofErr w:type="spellStart"/>
-      <w:r>
-        <w:rPr>
-          <w:rFonts w:ascii="Arial" w:hAnsi="Arial" w:eastAsia="Arial"/>
-          <w:b/>
-          <w:sz w:val="22"/>
-          <w:shd w:val="clear" w:color="auto" w:fill="B7B7B7"/>
-        </w:rPr>
-        <w:t>Chatgpt</w:t>
-      </w:r>
-      <w:proofErr w:type="spellEnd"/>
-      <w:r>
-        <w:rPr>
-          <w:rFonts w:ascii="Arial" w:hAnsi="Arial" w:eastAsia="Arial"/>
-          <w:b/>
-          <w:sz w:val="22"/>
-          <w:shd w:val="clear" w:color="auto" w:fill="B7B7B7"/>
-        </w:rPr>
-        <w:t xml:space="preserve"> </w:t>
-      </w:r>
-      <w:r>
-        <w:rPr>
-          <w:rFonts w:ascii="Arial" w:hAnsi="Arial" w:eastAsia="Arial"/>
+      <w:r>
+        <w:rPr>
+          <w:rFonts w:ascii="Arial" w:eastAsia="Arial" w:hAnsi="Arial"/>
+          <w:b/>
+          <w:sz w:val="22"/>
+          <w:shd w:val="clear" w:color="auto" w:fill="B7B7B7"/>
+        </w:rPr>
+        <w:t xml:space="preserve">Chatgpt </w:t>
+      </w:r>
+      <w:r>
+        <w:rPr>
+          <w:rFonts w:ascii="Arial" w:eastAsia="Arial" w:hAnsi="Arial"/>
           <w:b/>
           <w:sz w:val="22"/>
           <w:szCs w:val="14"/>
@@ -592,7 +547,7 @@
       </w:r>
       <w:r>
         <w:rPr>
-          <w:rFonts w:ascii="Arial" w:hAnsi="Arial" w:cs="Cambria Math" w:eastAsia="Arial"/>
+          <w:rFonts w:ascii="Arial" w:eastAsia="Arial" w:hAnsi="Arial" w:cs="Cambria Math"/>
           <w:b/>
           <w:sz w:val="22"/>
           <w:szCs w:val="14"/>
@@ -602,7 +557,7 @@
       </w:r>
       <w:r>
         <w:rPr>
-          <w:rFonts w:ascii="Arial" w:hAnsi="Arial" w:eastAsia="Arial"/>
+          <w:rFonts w:ascii="Arial" w:eastAsia="Arial" w:hAnsi="Arial"/>
           <w:b/>
           <w:sz w:val="22"/>
           <w:szCs w:val="14"/>
@@ -615,7 +570,7 @@
       <w:pPr>
         <w:numPr>
           <w:ilvl w:val="0"/>
-          <w:numId w:val="4"/>
+          <w:numId w:val="2"/>
         </w:numPr>
         <w:rPr>
           <w:rFonts w:ascii="Roboto Mono" w:hAnsi="Roboto Mono"/>
@@ -632,7 +587,7 @@
       <w:pPr>
         <w:numPr>
           <w:ilvl w:val="0"/>
-          <w:numId w:val="4"/>
+          <w:numId w:val="2"/>
         </w:numPr>
         <w:rPr>
           <w:rFonts w:ascii="Roboto Mono" w:hAnsi="Roboto Mono"/>
@@ -655,8 +610,8 @@
         <w:rPr>
           <w:rFonts w:ascii="Roboto Mono" w:hAnsi="Roboto Mono"/>
         </w:rPr>
-        <w:pict w14:anchorId="3E9D360B">
-          <v:rect id="_x0000_i1137" style="width:0;height:1.5pt" o:hralign="center" o:hrstd="t" o:hr="t" fillcolor="#a0a0a0" stroked="f"/>
+        <w:pict w14:anchorId="492423C6">
+          <v:rect id="_x0000_i1028" style="width:0;height:1.5pt" o:hralign="center" o:hrstd="t" o:hr="t" fillcolor="#a0a0a0" stroked="f"/>
         </w:pict>
       </w:r>
     </w:p>
@@ -676,7 +631,7 @@
       </w:pPr>
       <w:r>
         <w:rPr>
-          <w:rFonts w:ascii="Arial" w:hAnsi="Arial" w:eastAsia="Arial"/>
+          <w:rFonts w:ascii="Arial" w:eastAsia="Arial" w:hAnsi="Arial"/>
           <w:b/>
           <w:sz w:val="22"/>
           <w:shd w:val="clear" w:color="auto" w:fill="B7B7B7"/>
@@ -685,72 +640,61 @@
       </w:r>
       <w:r>
         <w:rPr>
-          <w:rFonts w:ascii="Arial" w:hAnsi="Arial" w:eastAsia="Arial"/>
+          <w:rFonts w:ascii="Arial" w:eastAsia="Arial" w:hAnsi="Arial"/>
           <w:sz w:val="22"/>
           <w:shd w:val="clear" w:color="auto" w:fill="B7B7B7"/>
         </w:rPr>
         <w:t xml:space="preserve">: </w:t>
       </w:r>
-      <w:proofErr w:type="spellStart"/>
-      <w:r>
-        <w:rPr>
-          <w:rFonts w:ascii="Arial" w:hAnsi="Arial" w:eastAsia="Arial"/>
-          <w:b/>
-          <w:sz w:val="22"/>
-          <w:shd w:val="clear" w:color="auto" w:fill="B7B7B7"/>
-        </w:rPr>
-        <w:t>Chatgpt</w:t>
-      </w:r>
-      <w:proofErr w:type="spellEnd"/>
-      <w:r>
-        <w:rPr>
-          <w:rFonts w:ascii="Arial" w:hAnsi="Arial" w:eastAsia="Arial"/>
-          <w:b/>
-          <w:sz w:val="22"/>
-          <w:shd w:val="clear" w:color="auto" w:fill="B7B7B7"/>
+      <w:r>
+        <w:rPr>
+          <w:rFonts w:ascii="Arial" w:eastAsia="Arial" w:hAnsi="Arial"/>
+          <w:b/>
+          <w:sz w:val="22"/>
+          <w:shd w:val="clear" w:color="auto" w:fill="B7B7B7"/>
+        </w:rPr>
+        <w:t xml:space="preserve">Chatgpt </w:t>
+      </w:r>
+      <w:r>
+        <w:rPr>
+          <w:rFonts w:ascii="Arial" w:eastAsia="Arial" w:hAnsi="Arial"/>
+          <w:b/>
+          <w:sz w:val="22"/>
+          <w:szCs w:val="14"/>
+          <w:shd w:val="clear" w:color="auto" w:fill="B7B7B7"/>
+        </w:rPr>
+        <w:t>(GPT</w:t>
+      </w:r>
+      <w:r>
+        <w:rPr>
+          <w:rFonts w:ascii="Arial" w:eastAsia="Arial" w:hAnsi="Arial" w:cs="Cambria Math"/>
+          <w:b/>
+          <w:sz w:val="22"/>
+          <w:szCs w:val="14"/>
+          <w:shd w:val="clear" w:color="auto" w:fill="B7B7B7"/>
+        </w:rPr>
+        <w:t>‑</w:t>
+      </w:r>
+      <w:r>
+        <w:rPr>
+          <w:rFonts w:ascii="Arial" w:eastAsia="Arial" w:hAnsi="Arial"/>
+          <w:b/>
+          <w:sz w:val="22"/>
+          <w:szCs w:val="14"/>
+          <w:shd w:val="clear" w:color="auto" w:fill="B7B7B7"/>
+        </w:rPr>
+        <w:t>5 Mini) at [12/9/2025]</w:t>
+      </w:r>
+      <w:r>
+        <w:rPr>
+          <w:rFonts w:ascii="Arial" w:eastAsia="Arial" w:hAnsi="Arial"/>
+          <w:sz w:val="22"/>
         </w:rPr>
         <w:t xml:space="preserve"> </w:t>
       </w:r>
       <w:r>
         <w:rPr>
-          <w:rFonts w:ascii="Arial" w:hAnsi="Arial" w:eastAsia="Arial"/>
-          <w:b/>
-          <w:sz w:val="22"/>
-          <w:szCs w:val="14"/>
-          <w:shd w:val="clear" w:color="auto" w:fill="B7B7B7"/>
-        </w:rPr>
-        <w:t>(GPT</w:t>
-      </w:r>
-      <w:r>
-        <w:rPr>
-          <w:rFonts w:ascii="Arial" w:hAnsi="Arial" w:cs="Cambria Math" w:eastAsia="Arial"/>
-          <w:b/>
-          <w:sz w:val="22"/>
-          <w:szCs w:val="14"/>
-          <w:shd w:val="clear" w:color="auto" w:fill="B7B7B7"/>
-        </w:rPr>
-        <w:t>‑</w:t>
-      </w:r>
-      <w:r>
-        <w:rPr>
-          <w:rFonts w:ascii="Arial" w:hAnsi="Arial" w:eastAsia="Arial"/>
-          <w:b/>
-          <w:sz w:val="22"/>
-          <w:szCs w:val="14"/>
-          <w:shd w:val="clear" w:color="auto" w:fill="B7B7B7"/>
-        </w:rPr>
-        <w:t>5 Mini) at [12/9/2025]</w:t>
-      </w:r>
-      <w:r>
-        <w:rPr>
-          <w:rFonts w:ascii="Arial" w:hAnsi="Arial" w:eastAsia="Arial"/>
-          <w:sz w:val="22"/>
-        </w:rPr>
-        <w:t xml:space="preserve"> </w:t>
-      </w:r>
-      <w:r>
-        <w:rPr>
-          <w:rFonts w:ascii="Arial" w:hAnsi="Arial" w:eastAsia="Arial"/>
+          <w:rFonts w:ascii="Arial" w:eastAsia="Arial" w:hAnsi="Arial"/>
           <w:sz w:val="22"/>
         </w:rPr>
         <w:br/>
@@ -758,7 +702,7 @@
       </w:r>
       <w:r>
         <w:rPr>
-          <w:rFonts w:ascii="Arial" w:hAnsi="Arial" w:eastAsia="Arial"/>
+          <w:rFonts w:ascii="Arial" w:eastAsia="Arial" w:hAnsi="Arial"/>
           <w:b/>
           <w:bCs/>
           <w:sz w:val="22"/>
@@ -767,14 +711,14 @@
       </w:r>
       <w:r>
         <w:rPr>
-          <w:rFonts w:ascii="Arial" w:hAnsi="Arial" w:eastAsia="Arial"/>
+          <w:rFonts w:ascii="Arial" w:eastAsia="Arial" w:hAnsi="Arial"/>
           <w:sz w:val="22"/>
         </w:rPr>
         <w:t xml:space="preserve"> is a network designed to </w:t>
       </w:r>
       <w:r>
         <w:rPr>
-          <w:rFonts w:ascii="Arial" w:hAnsi="Arial" w:eastAsia="Arial"/>
+          <w:rFonts w:ascii="Arial" w:eastAsia="Arial" w:hAnsi="Arial"/>
           <w:b/>
           <w:bCs/>
           <w:sz w:val="22"/>
@@ -783,7 +727,7 @@
       </w:r>
       <w:r>
         <w:rPr>
-          <w:rFonts w:ascii="Arial" w:hAnsi="Arial" w:eastAsia="Arial"/>
+          <w:rFonts w:ascii="Arial" w:eastAsia="Arial" w:hAnsi="Arial"/>
           <w:sz w:val="22"/>
         </w:rPr>
         <w:t>, offering high-speed communication and resource sharing. It fills the gap between a localized network (LAN/CAN) and a large-scale global network (WAN).</w:t>
@@ -799,11 +743,12 @@
         <w:rPr>
           <w:rFonts w:ascii="Roboto Mono" w:hAnsi="Roboto Mono"/>
         </w:rPr>
-        <w:pict w14:anchorId="302F28C7">
-          <v:rect id="_x0000_i1138" style="width:0;height:1.5pt" o:hralign="center" o:hrstd="t" o:hr="t" fillcolor="#a0a0a0" stroked="f"/>
+        <w:pict w14:anchorId="0A7D397A">
+          <v:rect id="_x0000_i1029" style="width:0;height:1.5pt" o:hralign="center" o:hrstd="t" o:hr="t" fillcolor="#a0a0a0" stroked="f"/>
         </w:pict>
       </w:r>
     </w:p>
+    <w:p/>
     <w:sectPr>
       <w:pgSz w:w="12240" w:h="15840"/>
       <w:pgMar w:top="1440" w:right="1440" w:bottom="1440" w:left="1440" w:header="720" w:footer="720" w:gutter="0"/>
@@ -1114,314 +1059,10 @@
       </w:rPr>
     </w:lvl>
   </w:abstractNum>
-  <w:abstractNum w:abstractNumId="2" w15:restartNumberingAfterBreak="0">
-    <w:nsid w:val="49156E60"/>
-    <w:multiLevelType w:val="multilevel"/>
-    <w:tmpl w:val="2AC658D2"/>
-    <w:lvl w:ilvl="0">
-      <w:start w:val="1"/>
-      <w:numFmt w:val="bullet"/>
-      <w:lvlText w:val=""/>
-      <w:lvlJc w:val="left"/>
-      <w:pPr>
-        <w:tabs>
-          <w:tab w:val="num" w:pos="720"/>
-        </w:tabs>
-        <w:ind w:left="720" w:hanging="360"/>
-      </w:pPr>
-      <w:rPr>
-        <w:rFonts w:ascii="Symbol" w:hAnsi="Symbol" w:hint="default"/>
-        <w:sz w:val="20"/>
-      </w:rPr>
-    </w:lvl>
-    <w:lvl w:ilvl="1" w:tentative="1">
-      <w:start w:val="1"/>
-      <w:numFmt w:val="bullet"/>
-      <w:lvlText w:val="o"/>
-      <w:lvlJc w:val="left"/>
-      <w:pPr>
-        <w:tabs>
-          <w:tab w:val="num" w:pos="1440"/>
-        </w:tabs>
-        <w:ind w:left="1440" w:hanging="360"/>
-      </w:pPr>
-      <w:rPr>
-        <w:rFonts w:ascii="Courier New" w:hAnsi="Courier New" w:hint="default"/>
-        <w:sz w:val="20"/>
-      </w:rPr>
-    </w:lvl>
-    <w:lvl w:ilvl="2" w:tentative="1">
-      <w:start w:val="1"/>
-      <w:numFmt w:val="bullet"/>
-      <w:lvlText w:val=""/>
-      <w:lvlJc w:val="left"/>
-      <w:pPr>
-        <w:tabs>
-          <w:tab w:val="num" w:pos="2160"/>
-        </w:tabs>
-        <w:ind w:left="2160" w:hanging="360"/>
-      </w:pPr>
-      <w:rPr>
-        <w:rFonts w:ascii="Wingdings" w:hAnsi="Wingdings" w:hint="default"/>
-        <w:sz w:val="20"/>
-      </w:rPr>
-    </w:lvl>
-    <w:lvl w:ilvl="3" w:tentative="1">
-      <w:start w:val="1"/>
-      <w:numFmt w:val="bullet"/>
-      <w:lvlText w:val=""/>
-      <w:lvlJc w:val="left"/>
-      <w:pPr>
-        <w:tabs>
-          <w:tab w:val="num" w:pos="2880"/>
-        </w:tabs>
-        <w:ind w:left="2880" w:hanging="360"/>
-      </w:pPr>
-      <w:rPr>
-        <w:rFonts w:ascii="Wingdings" w:hAnsi="Wingdings" w:hint="default"/>
-        <w:sz w:val="20"/>
-      </w:rPr>
-    </w:lvl>
-    <w:lvl w:ilvl="4" w:tentative="1">
-      <w:start w:val="1"/>
-      <w:numFmt w:val="bullet"/>
-      <w:lvlText w:val=""/>
-      <w:lvlJc w:val="left"/>
-      <w:pPr>
-        <w:tabs>
-          <w:tab w:val="num" w:pos="3600"/>
-        </w:tabs>
-        <w:ind w:left="3600" w:hanging="360"/>
-      </w:pPr>
-      <w:rPr>
-        <w:rFonts w:ascii="Wingdings" w:hAnsi="Wingdings" w:hint="default"/>
-        <w:sz w:val="20"/>
-      </w:rPr>
-    </w:lvl>
-    <w:lvl w:ilvl="5" w:tentative="1">
-      <w:start w:val="1"/>
-      <w:numFmt w:val="bullet"/>
-      <w:lvlText w:val=""/>
-      <w:lvlJc w:val="left"/>
-      <w:pPr>
-        <w:tabs>
-          <w:tab w:val="num" w:pos="4320"/>
-        </w:tabs>
-        <w:ind w:left="4320" w:hanging="360"/>
-      </w:pPr>
-      <w:rPr>
-        <w:rFonts w:ascii="Wingdings" w:hAnsi="Wingdings" w:hint="default"/>
-        <w:sz w:val="20"/>
-      </w:rPr>
-    </w:lvl>
-    <w:lvl w:ilvl="6" w:tentative="1">
-      <w:start w:val="1"/>
-      <w:numFmt w:val="bullet"/>
-      <w:lvlText w:val=""/>
-      <w:lvlJc w:val="left"/>
-      <w:pPr>
-        <w:tabs>
-          <w:tab w:val="num" w:pos="5040"/>
-        </w:tabs>
-        <w:ind w:left="5040" w:hanging="360"/>
-      </w:pPr>
-      <w:rPr>
-        <w:rFonts w:ascii="Wingdings" w:hAnsi="Wingdings" w:hint="default"/>
-        <w:sz w:val="20"/>
-      </w:rPr>
-    </w:lvl>
-    <w:lvl w:ilvl="7" w:tentative="1">
-      <w:start w:val="1"/>
-      <w:numFmt w:val="bullet"/>
-      <w:lvlText w:val=""/>
-      <w:lvlJc w:val="left"/>
-      <w:pPr>
-        <w:tabs>
-          <w:tab w:val="num" w:pos="5760"/>
-        </w:tabs>
-        <w:ind w:left="5760" w:hanging="360"/>
-      </w:pPr>
-      <w:rPr>
-        <w:rFonts w:ascii="Wingdings" w:hAnsi="Wingdings" w:hint="default"/>
-        <w:sz w:val="20"/>
-      </w:rPr>
-    </w:lvl>
-    <w:lvl w:ilvl="8" w:tentative="1">
-      <w:start w:val="1"/>
-      <w:numFmt w:val="bullet"/>
-      <w:lvlText w:val=""/>
-      <w:lvlJc w:val="left"/>
-      <w:pPr>
-        <w:tabs>
-          <w:tab w:val="num" w:pos="6480"/>
-        </w:tabs>
-        <w:ind w:left="6480" w:hanging="360"/>
-      </w:pPr>
-      <w:rPr>
-        <w:rFonts w:ascii="Wingdings" w:hAnsi="Wingdings" w:hint="default"/>
-        <w:sz w:val="20"/>
-      </w:rPr>
-    </w:lvl>
-  </w:abstractNum>
-  <w:abstractNum w:abstractNumId="3" w15:restartNumberingAfterBreak="0">
-    <w:nsid w:val="51E46661"/>
-    <w:multiLevelType w:val="multilevel"/>
-    <w:tmpl w:val="BB8A20AA"/>
-    <w:lvl w:ilvl="0">
-      <w:start w:val="1"/>
-      <w:numFmt w:val="bullet"/>
-      <w:lvlText w:val=""/>
-      <w:lvlJc w:val="left"/>
-      <w:pPr>
-        <w:tabs>
-          <w:tab w:val="num" w:pos="720"/>
-        </w:tabs>
-        <w:ind w:left="720" w:hanging="360"/>
-      </w:pPr>
-      <w:rPr>
-        <w:rFonts w:ascii="Symbol" w:hAnsi="Symbol" w:hint="default"/>
-        <w:sz w:val="20"/>
-      </w:rPr>
-    </w:lvl>
-    <w:lvl w:ilvl="1" w:tentative="1">
-      <w:start w:val="1"/>
-      <w:numFmt w:val="bullet"/>
-      <w:lvlText w:val="o"/>
-      <w:lvlJc w:val="left"/>
-      <w:pPr>
-        <w:tabs>
-          <w:tab w:val="num" w:pos="1440"/>
-        </w:tabs>
-        <w:ind w:left="1440" w:hanging="360"/>
-      </w:pPr>
-      <w:rPr>
-        <w:rFonts w:ascii="Courier New" w:hAnsi="Courier New" w:hint="default"/>
-        <w:sz w:val="20"/>
-      </w:rPr>
-    </w:lvl>
-    <w:lvl w:ilvl="2" w:tentative="1">
-      <w:start w:val="1"/>
-      <w:numFmt w:val="bullet"/>
-      <w:lvlText w:val=""/>
-      <w:lvlJc w:val="left"/>
-      <w:pPr>
-        <w:tabs>
-          <w:tab w:val="num" w:pos="2160"/>
-        </w:tabs>
-        <w:ind w:left="2160" w:hanging="360"/>
-      </w:pPr>
-      <w:rPr>
-        <w:rFonts w:ascii="Wingdings" w:hAnsi="Wingdings" w:hint="default"/>
-        <w:sz w:val="20"/>
-      </w:rPr>
-    </w:lvl>
-    <w:lvl w:ilvl="3" w:tentative="1">
-      <w:start w:val="1"/>
-      <w:numFmt w:val="bullet"/>
-      <w:lvlText w:val=""/>
-      <w:lvlJc w:val="left"/>
-      <w:pPr>
-        <w:tabs>
-          <w:tab w:val="num" w:pos="2880"/>
-        </w:tabs>
-        <w:ind w:left="2880" w:hanging="360"/>
-      </w:pPr>
-      <w:rPr>
-        <w:rFonts w:ascii="Wingdings" w:hAnsi="Wingdings" w:hint="default"/>
-        <w:sz w:val="20"/>
-      </w:rPr>
-    </w:lvl>
-    <w:lvl w:ilvl="4" w:tentative="1">
-      <w:start w:val="1"/>
-      <w:numFmt w:val="bullet"/>
-      <w:lvlText w:val=""/>
-      <w:lvlJc w:val="left"/>
-      <w:pPr>
-        <w:tabs>
-          <w:tab w:val="num" w:pos="3600"/>
-        </w:tabs>
-        <w:ind w:left="3600" w:hanging="360"/>
-      </w:pPr>
-      <w:rPr>
-        <w:rFonts w:ascii="Wingdings" w:hAnsi="Wingdings" w:hint="default"/>
-        <w:sz w:val="20"/>
-      </w:rPr>
-    </w:lvl>
-    <w:lvl w:ilvl="5" w:tentative="1">
-      <w:start w:val="1"/>
-      <w:numFmt w:val="bullet"/>
-      <w:lvlText w:val=""/>
-      <w:lvlJc w:val="left"/>
-      <w:pPr>
-        <w:tabs>
-          <w:tab w:val="num" w:pos="4320"/>
-        </w:tabs>
-        <w:ind w:left="4320" w:hanging="360"/>
-      </w:pPr>
-      <w:rPr>
-        <w:rFonts w:ascii="Wingdings" w:hAnsi="Wingdings" w:hint="default"/>
-        <w:sz w:val="20"/>
-      </w:rPr>
-    </w:lvl>
-    <w:lvl w:ilvl="6" w:tentative="1">
-      <w:start w:val="1"/>
-      <w:numFmt w:val="bullet"/>
-      <w:lvlText w:val=""/>
-      <w:lvlJc w:val="left"/>
-      <w:pPr>
-        <w:tabs>
-          <w:tab w:val="num" w:pos="5040"/>
-        </w:tabs>
-        <w:ind w:left="5040" w:hanging="360"/>
-      </w:pPr>
-      <w:rPr>
-        <w:rFonts w:ascii="Wingdings" w:hAnsi="Wingdings" w:hint="default"/>
-        <w:sz w:val="20"/>
-      </w:rPr>
-    </w:lvl>
-    <w:lvl w:ilvl="7" w:tentative="1">
-      <w:start w:val="1"/>
-      <w:numFmt w:val="bullet"/>
-      <w:lvlText w:val=""/>
-      <w:lvlJc w:val="left"/>
-      <w:pPr>
-        <w:tabs>
-          <w:tab w:val="num" w:pos="5760"/>
-        </w:tabs>
-        <w:ind w:left="5760" w:hanging="360"/>
-      </w:pPr>
-      <w:rPr>
-        <w:rFonts w:ascii="Wingdings" w:hAnsi="Wingdings" w:hint="default"/>
-        <w:sz w:val="20"/>
-      </w:rPr>
-    </w:lvl>
-    <w:lvl w:ilvl="8" w:tentative="1">
-      <w:start w:val="1"/>
-      <w:numFmt w:val="bullet"/>
-      <w:lvlText w:val=""/>
-      <w:lvlJc w:val="left"/>
-      <w:pPr>
-        <w:tabs>
-          <w:tab w:val="num" w:pos="6480"/>
-        </w:tabs>
-        <w:ind w:left="6480" w:hanging="360"/>
-      </w:pPr>
-      <w:rPr>
-        <w:rFonts w:ascii="Wingdings" w:hAnsi="Wingdings" w:hint="default"/>
-        <w:sz w:val="20"/>
-      </w:rPr>
-    </w:lvl>
-  </w:abstractNum>
-  <w:num w:numId="1" w16cid:durableId="1195734579">
-    <w:abstractNumId w:val="3"/>
-  </w:num>
-  <w:num w:numId="2" w16cid:durableId="4481091">
-    <w:abstractNumId w:val="2"/>
-  </w:num>
-  <w:num w:numId="3" w16cid:durableId="523715208">
+  <w:num w:numId="1" w16cid:durableId="523715208">
     <w:abstractNumId w:val="1"/>
   </w:num>
-  <w:num w:numId="4" w16cid:durableId="1252275860">
+  <w:num w:numId="2" w16cid:durableId="1252275860">
     <w:abstractNumId w:val="0"/>
   </w:num>
 </w:numbering>
@@ -1827,6 +1468,7 @@
   <w:style w:type="paragraph" w:default="1" w:styleId="Normal">
     <w:name w:val="Normal"/>
     <w:qFormat/>
+    <w:rsid w:val="00B36FFA"/>
   </w:style>
   <w:style w:type="paragraph" w:styleId="Heading1">
     <w:name w:val="heading 1"/>
@@ -1835,7 +1477,7 @@
     <w:link w:val="Heading1Char"/>
     <w:uiPriority w:val="9"/>
     <w:qFormat/>
-    <w:rsid w:val="00C7141F"/>
+    <w:rsid w:val="00B36FFA"/>
     <w:pPr>
       <w:keepNext/>
       <w:keepLines/>
@@ -1857,7 +1499,7 @@
     <w:uiPriority w:val="9"/>
     <w:unhideWhenUsed/>
     <w:qFormat/>
-    <w:rsid w:val="00C7141F"/>
+    <w:rsid w:val="00B36FFA"/>
     <w:pPr>
       <w:keepNext/>
       <w:keepLines/>
@@ -1880,7 +1522,7 @@
     <w:semiHidden/>
     <w:unhideWhenUsed/>
     <w:qFormat/>
-    <w:rsid w:val="00C7141F"/>
+    <w:rsid w:val="00B36FFA"/>
     <w:pPr>
       <w:keepNext/>
       <w:keepLines/>
@@ -1903,7 +1545,7 @@
     <w:semiHidden/>
     <w:unhideWhenUsed/>
     <w:qFormat/>
-    <w:rsid w:val="00C7141F"/>
+    <w:rsid w:val="00B36FFA"/>
     <w:pPr>
       <w:keepNext/>
       <w:keepLines/>
@@ -1926,7 +1568,7 @@
     <w:semiHidden/>
     <w:unhideWhenUsed/>
     <w:qFormat/>
-    <w:rsid w:val="00C7141F"/>
+    <w:rsid w:val="00B36FFA"/>
     <w:pPr>
       <w:keepNext/>
       <w:keepLines/>
@@ -1947,7 +1589,7 @@
     <w:semiHidden/>
     <w:unhideWhenUsed/>
     <w:qFormat/>
-    <w:rsid w:val="00C7141F"/>
+    <w:rsid w:val="00B36FFA"/>
     <w:pPr>
       <w:keepNext/>
       <w:keepLines/>
@@ -1970,7 +1612,7 @@
     <w:semiHidden/>
     <w:unhideWhenUsed/>
     <w:qFormat/>
-    <w:rsid w:val="00C7141F"/>
+    <w:rsid w:val="00B36FFA"/>
     <w:pPr>
       <w:keepNext/>
       <w:keepLines/>
@@ -1991,7 +1633,7 @@
     <w:semiHidden/>
     <w:unhideWhenUsed/>
     <w:qFormat/>
-    <w:rsid w:val="00C7141F"/>
+    <w:rsid w:val="00B36FFA"/>
     <w:pPr>
       <w:keepNext/>
       <w:keepLines/>
@@ -2014,7 +1656,7 @@
     <w:semiHidden/>
     <w:unhideWhenUsed/>
     <w:qFormat/>
-    <w:rsid w:val="00C7141F"/>
+    <w:rsid w:val="00B36FFA"/>
     <w:pPr>
       <w:keepNext/>
       <w:keepLines/>
@@ -2029,6 +1671,7 @@
   <w:style w:type="character" w:default="1" w:styleId="DefaultParagraphFont">
     <w:name w:val="Default Paragraph Font"/>
     <w:uiPriority w:val="1"/>
+    <w:semiHidden/>
     <w:unhideWhenUsed/>
   </w:style>
   <w:style w:type="table" w:default="1" w:styleId="TableNormal">
@@ -2057,7 +1700,7 @@
     <w:basedOn w:val="DefaultParagraphFont"/>
     <w:link w:val="Heading1"/>
     <w:uiPriority w:val="9"/>
-    <w:rsid w:val="00C7141F"/>
+    <w:rsid w:val="00B36FFA"/>
     <w:rPr>
       <w:rFonts w:asciiTheme="majorHAnsi" w:eastAsiaTheme="majorEastAsia" w:hAnsiTheme="majorHAnsi" w:cstheme="majorBidi"/>
       <w:color w:val="2F5496" w:themeColor="accent1" w:themeShade="BF"/>
@@ -2070,7 +1713,7 @@
     <w:basedOn w:val="DefaultParagraphFont"/>
     <w:link w:val="Heading2"/>
     <w:uiPriority w:val="9"/>
-    <w:rsid w:val="00C7141F"/>
+    <w:rsid w:val="00B36FFA"/>
     <w:rPr>
       <w:rFonts w:asciiTheme="majorHAnsi" w:eastAsiaTheme="majorEastAsia" w:hAnsiTheme="majorHAnsi" w:cstheme="majorBidi"/>
       <w:color w:val="2F5496" w:themeColor="accent1" w:themeShade="BF"/>
@@ -2084,7 +1727,7 @@
     <w:link w:val="Heading3"/>
     <w:uiPriority w:val="9"/>
     <w:semiHidden/>
-    <w:rsid w:val="00C7141F"/>
+    <w:rsid w:val="00B36FFA"/>
     <w:rPr>
       <w:rFonts w:eastAsiaTheme="majorEastAsia" w:cstheme="majorBidi"/>
       <w:color w:val="2F5496" w:themeColor="accent1" w:themeShade="BF"/>
@@ -2098,7 +1741,7 @@
     <w:link w:val="Heading4"/>
     <w:uiPriority w:val="9"/>
     <w:semiHidden/>
-    <w:rsid w:val="00C7141F"/>
+    <w:rsid w:val="00B36FFA"/>
     <w:rPr>
       <w:rFonts w:eastAsiaTheme="majorEastAsia" w:cstheme="majorBidi"/>
       <w:i/>
@@ -2112,7 +1755,7 @@
     <w:link w:val="Heading5"/>
     <w:uiPriority w:val="9"/>
     <w:semiHidden/>
-    <w:rsid w:val="00C7141F"/>
+    <w:rsid w:val="00B36FFA"/>
     <w:rPr>
       <w:rFonts w:eastAsiaTheme="majorEastAsia" w:cstheme="majorBidi"/>
       <w:color w:val="2F5496" w:themeColor="accent1" w:themeShade="BF"/>
@@ -2124,7 +1767,7 @@
     <w:link w:val="Heading6"/>
     <w:uiPriority w:val="9"/>
     <w:semiHidden/>
-    <w:rsid w:val="00C7141F"/>
+    <w:rsid w:val="00B36FFA"/>
     <w:rPr>
       <w:rFonts w:eastAsiaTheme="majorEastAsia" w:cstheme="majorBidi"/>
       <w:i/>
@@ -2138,7 +1781,7 @@
     <w:link w:val="Heading7"/>
     <w:uiPriority w:val="9"/>
     <w:semiHidden/>
-    <w:rsid w:val="00C7141F"/>
+    <w:rsid w:val="00B36FFA"/>
     <w:rPr>
       <w:rFonts w:eastAsiaTheme="majorEastAsia" w:cstheme="majorBidi"/>
       <w:color w:val="595959" w:themeColor="text1" w:themeTint="A6"/>
@@ -2150,7 +1793,7 @@
     <w:link w:val="Heading8"/>
     <w:uiPriority w:val="9"/>
     <w:semiHidden/>
-    <w:rsid w:val="00C7141F"/>
+    <w:rsid w:val="00B36FFA"/>
     <w:rPr>
       <w:rFonts w:eastAsiaTheme="majorEastAsia" w:cstheme="majorBidi"/>
       <w:i/>
@@ -2164,7 +1807,7 @@
     <w:link w:val="Heading9"/>
     <w:uiPriority w:val="9"/>
     <w:semiHidden/>
-    <w:rsid w:val="00C7141F"/>
+    <w:rsid w:val="00B36FFA"/>
     <w:rPr>
       <w:rFonts w:eastAsiaTheme="majorEastAsia" w:cstheme="majorBidi"/>
       <w:color w:val="272727" w:themeColor="text1" w:themeTint="D8"/>
@@ -2177,7 +1820,7 @@
     <w:link w:val="TitleChar"/>
     <w:uiPriority w:val="10"/>
     <w:qFormat/>
-    <w:rsid w:val="00C7141F"/>
+    <w:rsid w:val="00B36FFA"/>
     <w:pPr>
       <w:spacing w:after="80" w:line="240" w:lineRule="auto"/>
       <w:contextualSpacing/>
@@ -2195,7 +1838,7 @@
     <w:basedOn w:val="DefaultParagraphFont"/>
     <w:link w:val="Title"/>
     <w:uiPriority w:val="10"/>
-    <w:rsid w:val="00C7141F"/>
+    <w:rsid w:val="00B36FFA"/>
     <w:rPr>
       <w:rFonts w:asciiTheme="majorHAnsi" w:eastAsiaTheme="majorEastAsia" w:hAnsiTheme="majorHAnsi" w:cstheme="majorBidi"/>
       <w:spacing w:val="-10"/>
@@ -2211,7 +1854,7 @@
     <w:link w:val="SubtitleChar"/>
     <w:uiPriority w:val="11"/>
     <w:qFormat/>
-    <w:rsid w:val="00C7141F"/>
+    <w:rsid w:val="00B36FFA"/>
     <w:pPr>
       <w:numPr>
         <w:ilvl w:val="1"/>
@@ -2230,7 +1873,7 @@
     <w:basedOn w:val="DefaultParagraphFont"/>
     <w:link w:val="Subtitle"/>
     <w:uiPriority w:val="11"/>
-    <w:rsid w:val="00C7141F"/>
+    <w:rsid w:val="00B36FFA"/>
     <w:rPr>
       <w:rFonts w:eastAsiaTheme="majorEastAsia" w:cstheme="majorBidi"/>
       <w:color w:val="595959" w:themeColor="text1" w:themeTint="A6"/>
@@ -2246,7 +1889,7 @@
     <w:link w:val="QuoteChar"/>
     <w:uiPriority w:val="29"/>
     <w:qFormat/>
-    <w:rsid w:val="00C7141F"/>
+    <w:rsid w:val="00B36FFA"/>
     <w:pPr>
       <w:spacing w:before="160"/>
       <w:jc w:val="center"/>
@@ -2262,7 +1905,7 @@
     <w:basedOn w:val="DefaultParagraphFont"/>
     <w:link w:val="Quote"/>
     <w:uiPriority w:val="29"/>
-    <w:rsid w:val="00C7141F"/>
+    <w:rsid w:val="00B36FFA"/>
     <w:rPr>
       <w:i/>
       <w:iCs/>
@@ -2274,7 +1917,7 @@
     <w:basedOn w:val="Normal"/>
     <w:uiPriority w:val="34"/>
     <w:qFormat/>
-    <w:rsid w:val="00C7141F"/>
+    <w:rsid w:val="00B36FFA"/>
     <w:pPr>
       <w:ind w:left="720"/>
       <w:contextualSpacing/>
@@ -2285,7 +1928,7 @@
     <w:basedOn w:val="DefaultParagraphFont"/>
     <w:uiPriority w:val="21"/>
     <w:qFormat/>
-    <w:rsid w:val="00C7141F"/>
+    <w:rsid w:val="00B36FFA"/>
     <w:rPr>
       <w:i/>
       <w:iCs/>
@@ -2299,7 +1942,7 @@
     <w:link w:val="IntenseQuoteChar"/>
     <w:uiPriority w:val="30"/>
     <w:qFormat/>
-    <w:rsid w:val="00C7141F"/>
+    <w:rsid w:val="00B36FFA"/>
     <w:pPr>
       <w:pBdr>
         <w:top w:val="single" w:sz="4" w:space="10" w:color="2F5496" w:themeColor="accent1" w:themeShade="BF"/>
@@ -2320,7 +1963,7 @@
     <w:basedOn w:val="DefaultParagraphFont"/>
     <w:link w:val="IntenseQuote"/>
     <w:uiPriority w:val="30"/>
-    <w:rsid w:val="00C7141F"/>
+    <w:rsid w:val="00B36FFA"/>
     <w:rPr>
       <w:i/>
       <w:iCs/>
@@ -2332,7 +1975,7 @@
     <w:basedOn w:val="DefaultParagraphFont"/>
     <w:uiPriority w:val="32"/>
     <w:qFormat/>
-    <w:rsid w:val="00C7141F"/>
+    <w:rsid w:val="00B36FFA"/>
     <w:rPr>
       <w:b/>
       <w:bCs/>

--- a/Knowledge/3-Work knowledge/1-Software Engineering/1-Software Engineering Fundamentals/5-My Source/2-Common Types of Networks/5-MAN.docx
+++ b/Knowledge/3-Work knowledge/1-Software Engineering/1-Software Engineering Fundamentals/5-My Source/2-Common Types of Networks/5-MAN.docx
@@ -32,104 +32,1656 @@
       </w:pPr>
       <w:r>
         <w:rPr>
-          <w:rFonts w:ascii="Arial" w:eastAsia="Arial" w:hAnsi="Arial"/>
-          <w:b/>
-          <w:sz w:val="22"/>
-          <w:shd w:val="clear" w:color="auto" w:fill="B7B7B7"/>
-        </w:rPr>
-        <w:t># Source</w:t>
-      </w:r>
-      <w:r>
-        <w:rPr>
-          <w:rFonts w:ascii="Arial" w:eastAsia="Arial" w:hAnsi="Arial"/>
-          <w:sz w:val="22"/>
-          <w:shd w:val="clear" w:color="auto" w:fill="B7B7B7"/>
-        </w:rPr>
-        <w:t xml:space="preserve">: </w:t>
-      </w:r>
-      <w:r>
-        <w:rPr>
-          <w:rFonts w:ascii="Arial" w:eastAsia="Arial" w:hAnsi="Arial"/>
-          <w:b/>
-          <w:sz w:val="22"/>
-          <w:shd w:val="clear" w:color="auto" w:fill="B7B7B7"/>
-        </w:rPr>
-        <w:t xml:space="preserve">Chatgpt </w:t>
-      </w:r>
-      <w:r>
-        <w:rPr>
-          <w:rFonts w:ascii="Arial" w:eastAsia="Arial" w:hAnsi="Arial"/>
-          <w:b/>
-          <w:sz w:val="22"/>
-          <w:szCs w:val="14"/>
-          <w:shd w:val="clear" w:color="auto" w:fill="B7B7B7"/>
-        </w:rPr>
-        <w:t>(GPT</w:t>
-      </w:r>
-      <w:r>
-        <w:rPr>
-          <w:rFonts w:ascii="Arial" w:eastAsia="Arial" w:hAnsi="Arial" w:cs="Cambria Math"/>
-          <w:b/>
-          <w:sz w:val="22"/>
-          <w:szCs w:val="14"/>
-          <w:shd w:val="clear" w:color="auto" w:fill="B7B7B7"/>
+          <w:rFonts w:ascii="Arial" w:hAnsi="Arial" w:eastAsia="Arial" w:cs="Arial"/>
+          <w:b/>
+          <w:i w:val="0"/>
+          <w:color w:val="000000"/>
+          <w:sz w:val="18"/>
+          <w:highlight w:val="lightGray"/>
+        </w:rPr>
+        <w:t>#</w:t>
+      </w:r>
+      <w:r>
+        <w:rPr>
+          <w:rFonts w:ascii="Arial" w:hAnsi="Arial" w:eastAsia="Arial" w:cs="Arial"/>
+          <w:b/>
+          <w:i w:val="0"/>
+          <w:color w:val="000000"/>
+          <w:sz w:val="18"/>
+          <w:highlight w:val="lightGray"/>
+        </w:rPr>
+        <w:t xml:space="preserve"> </w:t>
+      </w:r>
+      <w:r>
+        <w:rPr>
+          <w:rFonts w:ascii="Arial" w:hAnsi="Arial" w:eastAsia="Arial" w:cs="Arial"/>
+          <w:b/>
+          <w:i w:val="0"/>
+          <w:color w:val="000000"/>
+          <w:sz w:val="18"/>
+          <w:highlight w:val="lightGray"/>
+        </w:rPr>
+        <w:t>S</w:t>
+      </w:r>
+      <w:r>
+        <w:rPr>
+          <w:rFonts w:ascii="Arial" w:hAnsi="Arial" w:eastAsia="Arial" w:cs="Arial"/>
+          <w:b/>
+          <w:i w:val="0"/>
+          <w:color w:val="000000"/>
+          <w:sz w:val="18"/>
+          <w:highlight w:val="lightGray"/>
+        </w:rPr>
+        <w:t>o</w:t>
+      </w:r>
+      <w:r>
+        <w:rPr>
+          <w:rFonts w:ascii="Arial" w:hAnsi="Arial" w:eastAsia="Arial" w:cs="Arial"/>
+          <w:b/>
+          <w:i w:val="0"/>
+          <w:color w:val="000000"/>
+          <w:sz w:val="18"/>
+          <w:highlight w:val="lightGray"/>
+        </w:rPr>
+        <w:t>u</w:t>
+      </w:r>
+      <w:r>
+        <w:rPr>
+          <w:rFonts w:ascii="Arial" w:hAnsi="Arial" w:eastAsia="Arial" w:cs="Arial"/>
+          <w:b/>
+          <w:i w:val="0"/>
+          <w:color w:val="000000"/>
+          <w:sz w:val="18"/>
+          <w:highlight w:val="lightGray"/>
+        </w:rPr>
+        <w:t>r</w:t>
+      </w:r>
+      <w:r>
+        <w:rPr>
+          <w:rFonts w:ascii="Arial" w:hAnsi="Arial" w:eastAsia="Arial" w:cs="Arial"/>
+          <w:b/>
+          <w:i w:val="0"/>
+          <w:color w:val="000000"/>
+          <w:sz w:val="18"/>
+          <w:highlight w:val="lightGray"/>
+        </w:rPr>
+        <w:t>c</w:t>
+      </w:r>
+      <w:r>
+        <w:rPr>
+          <w:rFonts w:ascii="Arial" w:hAnsi="Arial" w:eastAsia="Arial" w:cs="Arial"/>
+          <w:b/>
+          <w:i w:val="0"/>
+          <w:color w:val="000000"/>
+          <w:sz w:val="18"/>
+          <w:highlight w:val="lightGray"/>
+        </w:rPr>
+        <w:t>e</w:t>
+      </w:r>
+      <w:r>
+        <w:rPr>
+          <w:rFonts w:ascii="Arial" w:hAnsi="Arial" w:eastAsia="Arial" w:cs="Arial"/>
+          <w:b/>
+          <w:i w:val="0"/>
+          <w:color w:val="000000"/>
+          <w:sz w:val="18"/>
+          <w:highlight w:val="lightGray"/>
+        </w:rPr>
+        <w:t>:</w:t>
+      </w:r>
+      <w:r>
+        <w:rPr>
+          <w:rFonts w:ascii="Arial" w:hAnsi="Arial" w:eastAsia="Arial" w:cs="Arial"/>
+          <w:b/>
+          <w:i w:val="0"/>
+          <w:color w:val="000000"/>
+          <w:sz w:val="18"/>
+          <w:highlight w:val="lightGray"/>
+        </w:rPr>
+        <w:t xml:space="preserve"> </w:t>
+      </w:r>
+      <w:r>
+        <w:rPr>
+          <w:rFonts w:ascii="Arial" w:hAnsi="Arial" w:eastAsia="Arial" w:cs="Arial"/>
+          <w:b/>
+          <w:i w:val="0"/>
+          <w:color w:val="000000"/>
+          <w:sz w:val="18"/>
+          <w:highlight w:val="lightGray"/>
+        </w:rPr>
+        <w:t>A</w:t>
+      </w:r>
+      <w:r>
+        <w:rPr>
+          <w:rFonts w:ascii="Arial" w:hAnsi="Arial" w:eastAsia="Arial" w:cs="Arial"/>
+          <w:b/>
+          <w:i w:val="0"/>
+          <w:color w:val="000000"/>
+          <w:sz w:val="18"/>
+          <w:highlight w:val="lightGray"/>
+        </w:rPr>
+        <w:t>I</w:t>
+      </w:r>
+      <w:r>
+        <w:rPr>
+          <w:rFonts w:ascii="Arial" w:hAnsi="Arial" w:eastAsia="Arial" w:cs="Arial"/>
+          <w:b/>
+          <w:i w:val="0"/>
+          <w:color w:val="000000"/>
+          <w:sz w:val="18"/>
+          <w:highlight w:val="lightGray"/>
+        </w:rPr>
+        <w:t xml:space="preserve"> </w:t>
+      </w:r>
+      <w:r>
+        <w:rPr>
+          <w:rFonts w:ascii="Arial" w:hAnsi="Arial" w:eastAsia="Arial" w:cs="Arial"/>
+          <w:b/>
+          <w:i w:val="0"/>
+          <w:color w:val="000000"/>
+          <w:sz w:val="18"/>
+          <w:highlight w:val="lightGray"/>
+        </w:rPr>
+        <w:t>S</w:t>
+      </w:r>
+      <w:r>
+        <w:rPr>
+          <w:rFonts w:ascii="Arial" w:hAnsi="Arial" w:eastAsia="Arial" w:cs="Arial"/>
+          <w:b/>
+          <w:i w:val="0"/>
+          <w:color w:val="000000"/>
+          <w:sz w:val="18"/>
+          <w:highlight w:val="lightGray"/>
+        </w:rPr>
+        <w:t>o</w:t>
+      </w:r>
+      <w:r>
+        <w:rPr>
+          <w:rFonts w:ascii="Arial" w:hAnsi="Arial" w:eastAsia="Arial" w:cs="Arial"/>
+          <w:b/>
+          <w:i w:val="0"/>
+          <w:color w:val="000000"/>
+          <w:sz w:val="18"/>
+          <w:highlight w:val="lightGray"/>
+        </w:rPr>
+        <w:t>u</w:t>
+      </w:r>
+      <w:r>
+        <w:rPr>
+          <w:rFonts w:ascii="Arial" w:hAnsi="Arial" w:eastAsia="Arial" w:cs="Arial"/>
+          <w:b/>
+          <w:i w:val="0"/>
+          <w:color w:val="000000"/>
+          <w:sz w:val="18"/>
+          <w:highlight w:val="lightGray"/>
+        </w:rPr>
+        <w:t>r</w:t>
+      </w:r>
+      <w:r>
+        <w:rPr>
+          <w:rFonts w:ascii="Arial" w:hAnsi="Arial" w:eastAsia="Arial" w:cs="Arial"/>
+          <w:b/>
+          <w:i w:val="0"/>
+          <w:color w:val="000000"/>
+          <w:sz w:val="18"/>
+          <w:highlight w:val="lightGray"/>
+        </w:rPr>
+        <w:t>c</w:t>
+      </w:r>
+      <w:r>
+        <w:rPr>
+          <w:rFonts w:ascii="Arial" w:hAnsi="Arial" w:eastAsia="Arial" w:cs="Arial"/>
+          <w:b/>
+          <w:i w:val="0"/>
+          <w:color w:val="000000"/>
+          <w:sz w:val="18"/>
+          <w:highlight w:val="lightGray"/>
+        </w:rPr>
+        <w:t>e</w:t>
+      </w:r>
+      <w:r>
+        <w:rPr>
+          <w:rFonts w:ascii="Arial" w:hAnsi="Arial" w:eastAsia="Arial" w:cs="Arial"/>
+          <w:b/>
+          <w:i w:val="0"/>
+          <w:color w:val="000000"/>
+          <w:sz w:val="18"/>
+          <w:highlight w:val="lightGray"/>
+        </w:rPr>
+        <w:t>:</w:t>
+      </w:r>
+      <w:r>
+        <w:rPr>
+          <w:rFonts w:ascii="Arial" w:hAnsi="Arial" w:eastAsia="Arial" w:cs="Arial"/>
+          <w:b/>
+          <w:i w:val="0"/>
+          <w:color w:val="000000"/>
+          <w:sz w:val="18"/>
+          <w:highlight w:val="lightGray"/>
+        </w:rPr>
+        <w:t xml:space="preserve"> </w:t>
+      </w:r>
+      <w:r>
+        <w:rPr>
+          <w:rFonts w:ascii="Arial" w:hAnsi="Arial" w:eastAsia="Arial" w:cs="Arial"/>
+          <w:b/>
+          <w:i w:val="0"/>
+          <w:color w:val="000000"/>
+          <w:sz w:val="18"/>
+          <w:highlight w:val="lightGray"/>
+        </w:rPr>
+        <w:t>P</w:t>
+      </w:r>
+      <w:r>
+        <w:rPr>
+          <w:rFonts w:ascii="Arial" w:hAnsi="Arial" w:eastAsia="Arial" w:cs="Arial"/>
+          <w:b/>
+          <w:i w:val="0"/>
+          <w:color w:val="000000"/>
+          <w:sz w:val="18"/>
+          <w:highlight w:val="lightGray"/>
+        </w:rPr>
+        <w:t>r</w:t>
+      </w:r>
+      <w:r>
+        <w:rPr>
+          <w:rFonts w:ascii="Arial" w:hAnsi="Arial" w:eastAsia="Arial" w:cs="Arial"/>
+          <w:b/>
+          <w:i w:val="0"/>
+          <w:color w:val="000000"/>
+          <w:sz w:val="18"/>
+          <w:highlight w:val="lightGray"/>
+        </w:rPr>
+        <w:t>o</w:t>
+      </w:r>
+      <w:r>
+        <w:rPr>
+          <w:rFonts w:ascii="Arial" w:hAnsi="Arial" w:eastAsia="Arial" w:cs="Arial"/>
+          <w:b/>
+          <w:i w:val="0"/>
+          <w:color w:val="000000"/>
+          <w:sz w:val="18"/>
+          <w:highlight w:val="lightGray"/>
+        </w:rPr>
+        <w:t>v</w:t>
+      </w:r>
+      <w:r>
+        <w:rPr>
+          <w:rFonts w:ascii="Arial" w:hAnsi="Arial" w:eastAsia="Arial" w:cs="Arial"/>
+          <w:b/>
+          <w:i w:val="0"/>
+          <w:color w:val="000000"/>
+          <w:sz w:val="18"/>
+          <w:highlight w:val="lightGray"/>
+        </w:rPr>
+        <w:t>i</w:t>
+      </w:r>
+      <w:r>
+        <w:rPr>
+          <w:rFonts w:ascii="Arial" w:hAnsi="Arial" w:eastAsia="Arial" w:cs="Arial"/>
+          <w:b/>
+          <w:i w:val="0"/>
+          <w:color w:val="000000"/>
+          <w:sz w:val="18"/>
+          <w:highlight w:val="lightGray"/>
+        </w:rPr>
+        <w:t>d</w:t>
+      </w:r>
+      <w:r>
+        <w:rPr>
+          <w:rFonts w:ascii="Arial" w:hAnsi="Arial" w:eastAsia="Arial" w:cs="Arial"/>
+          <w:b/>
+          <w:i w:val="0"/>
+          <w:color w:val="000000"/>
+          <w:sz w:val="18"/>
+          <w:highlight w:val="lightGray"/>
+        </w:rPr>
+        <w:t>e</w:t>
+      </w:r>
+      <w:r>
+        <w:rPr>
+          <w:rFonts w:ascii="Arial" w:hAnsi="Arial" w:eastAsia="Arial" w:cs="Arial"/>
+          <w:b/>
+          <w:i w:val="0"/>
+          <w:color w:val="000000"/>
+          <w:sz w:val="18"/>
+          <w:highlight w:val="lightGray"/>
+        </w:rPr>
+        <w:t>d</w:t>
+      </w:r>
+      <w:r>
+        <w:rPr>
+          <w:rFonts w:ascii="Arial" w:hAnsi="Arial" w:eastAsia="Arial" w:cs="Arial"/>
+          <w:b/>
+          <w:i w:val="0"/>
+          <w:color w:val="000000"/>
+          <w:sz w:val="18"/>
+          <w:highlight w:val="lightGray"/>
+        </w:rPr>
+        <w:t xml:space="preserve"> </w:t>
+      </w:r>
+      <w:r>
+        <w:rPr>
+          <w:rFonts w:ascii="Arial" w:hAnsi="Arial" w:eastAsia="Arial" w:cs="Arial"/>
+          <w:b/>
+          <w:i w:val="0"/>
+          <w:color w:val="000000"/>
+          <w:sz w:val="18"/>
+          <w:highlight w:val="lightGray"/>
+        </w:rPr>
+        <w:t>b</w:t>
+      </w:r>
+      <w:r>
+        <w:rPr>
+          <w:rFonts w:ascii="Arial" w:hAnsi="Arial" w:eastAsia="Arial" w:cs="Arial"/>
+          <w:b/>
+          <w:i w:val="0"/>
+          <w:color w:val="000000"/>
+          <w:sz w:val="18"/>
+          <w:highlight w:val="lightGray"/>
+        </w:rPr>
+        <w:t>y</w:t>
+      </w:r>
+      <w:r>
+        <w:rPr>
+          <w:rFonts w:ascii="Arial" w:hAnsi="Arial" w:eastAsia="Arial" w:cs="Arial"/>
+          <w:b/>
+          <w:i w:val="0"/>
+          <w:color w:val="000000"/>
+          <w:sz w:val="18"/>
+          <w:highlight w:val="lightGray"/>
+        </w:rPr>
+        <w:t>:</w:t>
+      </w:r>
+      <w:r>
+        <w:rPr>
+          <w:rFonts w:ascii="Arial" w:hAnsi="Arial" w:eastAsia="Arial" w:cs="Arial"/>
+          <w:b/>
+          <w:i w:val="0"/>
+          <w:color w:val="000000"/>
+          <w:sz w:val="18"/>
+          <w:highlight w:val="lightGray"/>
+        </w:rPr>
+        <w:t xml:space="preserve"> </w:t>
+      </w:r>
+      <w:r>
+        <w:rPr>
+          <w:rFonts w:ascii="Arial" w:hAnsi="Arial" w:eastAsia="Arial" w:cs="Arial"/>
+          <w:b/>
+          <w:i w:val="0"/>
+          <w:color w:val="000000"/>
+          <w:sz w:val="18"/>
+          <w:highlight w:val="lightGray"/>
+        </w:rPr>
+        <w:t>[</w:t>
+      </w:r>
+      <w:r>
+        <w:rPr>
+          <w:rFonts w:ascii="Arial" w:hAnsi="Arial" w:eastAsia="Arial" w:cs="Arial"/>
+          <w:b/>
+          <w:i w:val="0"/>
+          <w:color w:val="000000"/>
+          <w:sz w:val="18"/>
+          <w:highlight w:val="lightGray"/>
+        </w:rPr>
+        <w:t>D</w:t>
+      </w:r>
+      <w:r>
+        <w:rPr>
+          <w:rFonts w:ascii="Arial" w:hAnsi="Arial" w:eastAsia="Arial" w:cs="Arial"/>
+          <w:b/>
+          <w:i w:val="0"/>
+          <w:color w:val="000000"/>
+          <w:sz w:val="18"/>
+          <w:highlight w:val="lightGray"/>
+        </w:rPr>
+        <w:t>a</w:t>
+      </w:r>
+      <w:r>
+        <w:rPr>
+          <w:rFonts w:ascii="Arial" w:hAnsi="Arial" w:eastAsia="Arial" w:cs="Arial"/>
+          <w:b/>
+          <w:i w:val="0"/>
+          <w:color w:val="000000"/>
+          <w:sz w:val="18"/>
+          <w:highlight w:val="lightGray"/>
+        </w:rPr>
+        <w:t>t</w:t>
+      </w:r>
+      <w:r>
+        <w:rPr>
+          <w:rFonts w:ascii="Arial" w:hAnsi="Arial" w:eastAsia="Arial" w:cs="Arial"/>
+          <w:b/>
+          <w:i w:val="0"/>
+          <w:color w:val="000000"/>
+          <w:sz w:val="18"/>
+          <w:highlight w:val="lightGray"/>
+        </w:rPr>
+        <w:t>a</w:t>
+      </w:r>
+      <w:r>
+        <w:rPr>
+          <w:rFonts w:ascii="Arial" w:hAnsi="Arial" w:eastAsia="Arial" w:cs="Arial"/>
+          <w:b/>
+          <w:i w:val="0"/>
+          <w:color w:val="000000"/>
+          <w:sz w:val="18"/>
+          <w:highlight w:val="lightGray"/>
+        </w:rPr>
+        <w:t xml:space="preserve"> </w:t>
+      </w:r>
+      <w:r>
+        <w:rPr>
+          <w:rFonts w:ascii="Arial" w:hAnsi="Arial" w:eastAsia="Arial" w:cs="Arial"/>
+          <w:b/>
+          <w:i w:val="0"/>
+          <w:color w:val="000000"/>
+          <w:sz w:val="18"/>
+          <w:highlight w:val="lightGray"/>
+        </w:rPr>
+        <w:t>P</w:t>
+      </w:r>
+      <w:r>
+        <w:rPr>
+          <w:rFonts w:ascii="Arial" w:hAnsi="Arial" w:eastAsia="Arial" w:cs="Arial"/>
+          <w:b/>
+          <w:i w:val="0"/>
+          <w:color w:val="000000"/>
+          <w:sz w:val="18"/>
+          <w:highlight w:val="lightGray"/>
+        </w:rPr>
+        <w:t>a</w:t>
+      </w:r>
+      <w:r>
+        <w:rPr>
+          <w:rFonts w:ascii="Arial" w:hAnsi="Arial" w:eastAsia="Arial" w:cs="Arial"/>
+          <w:b/>
+          <w:i w:val="0"/>
+          <w:color w:val="000000"/>
+          <w:sz w:val="18"/>
+          <w:highlight w:val="lightGray"/>
+        </w:rPr>
+        <w:t>t</w:t>
+      </w:r>
+      <w:r>
+        <w:rPr>
+          <w:rFonts w:ascii="Arial" w:hAnsi="Arial" w:eastAsia="Arial" w:cs="Arial"/>
+          <w:b/>
+          <w:i w:val="0"/>
+          <w:color w:val="000000"/>
+          <w:sz w:val="18"/>
+          <w:highlight w:val="lightGray"/>
+        </w:rPr>
+        <w:t>h</w:t>
+      </w:r>
+      <w:r>
+        <w:rPr>
+          <w:rFonts w:ascii="Arial" w:hAnsi="Arial" w:eastAsia="Arial" w:cs="Arial"/>
+          <w:b w:val="0"/>
+          <w:i w:val="0"/>
+          <w:color w:val="000000"/>
+          <w:sz w:val="18"/>
+          <w:highlight w:val="lightGray"/>
+        </w:rPr>
+        <w:t>:</w:t>
+      </w:r>
+      <w:r>
+        <w:rPr>
+          <w:rFonts w:ascii="Arial" w:hAnsi="Arial" w:eastAsia="Arial" w:cs="Arial"/>
+          <w:b w:val="0"/>
+          <w:i w:val="0"/>
+          <w:color w:val="000000"/>
+          <w:sz w:val="18"/>
+          <w:highlight w:val="lightGray"/>
+        </w:rPr>
+        <w:t xml:space="preserve"> </w:t>
+      </w:r>
+      <w:r>
+        <w:rPr>
+          <w:rFonts w:ascii="Arial" w:hAnsi="Arial" w:eastAsia="Arial" w:cs="Arial"/>
+          <w:b w:val="0"/>
+          <w:i w:val="0"/>
+          <w:color w:val="000000"/>
+          <w:sz w:val="18"/>
+          <w:highlight w:val="lightGray"/>
+        </w:rPr>
+        <w:t>P</w:t>
+      </w:r>
+      <w:r>
+        <w:rPr>
+          <w:rFonts w:ascii="Arial" w:hAnsi="Arial" w:eastAsia="Arial" w:cs="Arial"/>
+          <w:b w:val="0"/>
+          <w:i w:val="0"/>
+          <w:color w:val="000000"/>
+          <w:sz w:val="18"/>
+          <w:highlight w:val="lightGray"/>
+        </w:rPr>
+        <w:t>e</w:t>
+      </w:r>
+      <w:r>
+        <w:rPr>
+          <w:rFonts w:ascii="Arial" w:hAnsi="Arial" w:eastAsia="Arial" w:cs="Arial"/>
+          <w:b w:val="0"/>
+          <w:i w:val="0"/>
+          <w:color w:val="000000"/>
+          <w:sz w:val="18"/>
+          <w:highlight w:val="lightGray"/>
+        </w:rPr>
+        <w:t>r</w:t>
+      </w:r>
+      <w:r>
+        <w:rPr>
+          <w:rFonts w:ascii="Arial" w:hAnsi="Arial" w:eastAsia="Arial" w:cs="Arial"/>
+          <w:b w:val="0"/>
+          <w:i w:val="0"/>
+          <w:color w:val="000000"/>
+          <w:sz w:val="18"/>
+          <w:highlight w:val="lightGray"/>
+        </w:rPr>
+        <w:t>s</w:t>
+      </w:r>
+      <w:r>
+        <w:rPr>
+          <w:rFonts w:ascii="Arial" w:hAnsi="Arial" w:eastAsia="Arial" w:cs="Arial"/>
+          <w:b w:val="0"/>
+          <w:i w:val="0"/>
+          <w:color w:val="000000"/>
+          <w:sz w:val="18"/>
+          <w:highlight w:val="lightGray"/>
+        </w:rPr>
+        <w:t>o</w:t>
+      </w:r>
+      <w:r>
+        <w:rPr>
+          <w:rFonts w:ascii="Arial" w:hAnsi="Arial" w:eastAsia="Arial" w:cs="Arial"/>
+          <w:b w:val="0"/>
+          <w:i w:val="0"/>
+          <w:color w:val="000000"/>
+          <w:sz w:val="18"/>
+          <w:highlight w:val="lightGray"/>
+        </w:rPr>
+        <w:t>n</w:t>
+      </w:r>
+      <w:r>
+        <w:rPr>
+          <w:rFonts w:ascii="Arial" w:hAnsi="Arial" w:eastAsia="Arial" w:cs="Arial"/>
+          <w:b w:val="0"/>
+          <w:i w:val="0"/>
+          <w:color w:val="000000"/>
+          <w:sz w:val="18"/>
+          <w:highlight w:val="lightGray"/>
+        </w:rPr>
+        <w:t>s</w:t>
+      </w:r>
+      <w:r>
+        <w:rPr>
+          <w:rFonts w:ascii="Arial" w:hAnsi="Arial" w:eastAsia="Arial" w:cs="Arial"/>
+          <w:b w:val="0"/>
+          <w:i w:val="0"/>
+          <w:color w:val="000000"/>
+          <w:sz w:val="18"/>
+          <w:highlight w:val="lightGray"/>
+        </w:rPr>
+        <w:t xml:space="preserve"> </w:t>
+      </w:r>
+      <w:r>
+        <w:rPr>
+          <w:rFonts w:ascii="Arial" w:hAnsi="Arial" w:eastAsia="Arial" w:cs="Arial"/>
+          <w:b w:val="0"/>
+          <w:i w:val="0"/>
+          <w:color w:val="000000"/>
+          <w:sz w:val="18"/>
+          <w:highlight w:val="lightGray"/>
+        </w:rPr>
+        <w:t>T</w:t>
+      </w:r>
+      <w:r>
+        <w:rPr>
+          <w:rFonts w:ascii="Arial" w:hAnsi="Arial" w:eastAsia="Arial" w:cs="Arial"/>
+          <w:b w:val="0"/>
+          <w:i w:val="0"/>
+          <w:color w:val="000000"/>
+          <w:sz w:val="18"/>
+          <w:highlight w:val="lightGray"/>
+        </w:rPr>
+        <w:t>a</w:t>
+      </w:r>
+      <w:r>
+        <w:rPr>
+          <w:rFonts w:ascii="Arial" w:hAnsi="Arial" w:eastAsia="Arial" w:cs="Arial"/>
+          <w:b w:val="0"/>
+          <w:i w:val="0"/>
+          <w:color w:val="000000"/>
+          <w:sz w:val="18"/>
+          <w:highlight w:val="lightGray"/>
+        </w:rPr>
+        <w:t>b</w:t>
+      </w:r>
+      <w:r>
+        <w:rPr>
+          <w:rFonts w:ascii="Arial" w:hAnsi="Arial" w:eastAsia="Arial" w:cs="Arial"/>
+          <w:b w:val="0"/>
+          <w:i w:val="0"/>
+          <w:color w:val="000000"/>
+          <w:sz w:val="18"/>
+          <w:highlight w:val="lightGray"/>
+        </w:rPr>
+        <w:t>l</w:t>
+      </w:r>
+      <w:r>
+        <w:rPr>
+          <w:rFonts w:ascii="Arial" w:hAnsi="Arial" w:eastAsia="Arial" w:cs="Arial"/>
+          <w:b w:val="0"/>
+          <w:i w:val="0"/>
+          <w:color w:val="000000"/>
+          <w:sz w:val="18"/>
+          <w:highlight w:val="lightGray"/>
+        </w:rPr>
+        <w:t>e</w:t>
+      </w:r>
+      <w:r>
+        <w:rPr>
+          <w:rFonts w:ascii="Arial" w:hAnsi="Arial" w:eastAsia="Arial" w:cs="Arial"/>
+          <w:b w:val="0"/>
+          <w:i w:val="0"/>
+          <w:color w:val="000000"/>
+          <w:sz w:val="18"/>
+          <w:highlight w:val="lightGray"/>
+        </w:rPr>
+        <w:t xml:space="preserve"> </w:t>
+      </w:r>
+      <w:r>
+        <w:rPr>
+          <w:rFonts w:ascii="Arial" w:hAnsi="Arial" w:eastAsia="Arial" w:cs="Arial"/>
+          <w:b w:val="0"/>
+          <w:i w:val="0"/>
+          <w:color w:val="000000"/>
+          <w:sz w:val="18"/>
+          <w:highlight w:val="lightGray"/>
+        </w:rPr>
+        <w:t>-</w:t>
+      </w:r>
+      <w:r>
+        <w:rPr>
+          <w:rFonts w:ascii="Arial" w:hAnsi="Arial" w:eastAsia="Arial" w:cs="Arial"/>
+          <w:b w:val="0"/>
+          <w:i w:val="0"/>
+          <w:color w:val="000000"/>
+          <w:sz w:val="18"/>
+          <w:highlight w:val="lightGray"/>
+        </w:rPr>
+        <w:t>&gt;</w:t>
+      </w:r>
+      <w:r>
+        <w:rPr>
+          <w:rFonts w:ascii="Arial" w:hAnsi="Arial" w:eastAsia="Arial" w:cs="Arial"/>
+          <w:b w:val="0"/>
+          <w:i w:val="0"/>
+          <w:color w:val="000000"/>
+          <w:sz w:val="18"/>
+          <w:highlight w:val="lightGray"/>
+        </w:rPr>
+        <w:t xml:space="preserve"> </w:t>
+      </w:r>
+      <w:r>
+        <w:rPr>
+          <w:rFonts w:ascii="Arial" w:hAnsi="Arial" w:eastAsia="Arial" w:cs="Arial"/>
+          <w:b w:val="0"/>
+          <w:i w:val="0"/>
+          <w:color w:val="000000"/>
+          <w:sz w:val="18"/>
+          <w:highlight w:val="lightGray"/>
+        </w:rPr>
+        <w:t>I</w:t>
+      </w:r>
+      <w:r>
+        <w:rPr>
+          <w:rFonts w:ascii="Arial" w:hAnsi="Arial" w:eastAsia="Arial" w:cs="Arial"/>
+          <w:b w:val="0"/>
+          <w:i w:val="0"/>
+          <w:color w:val="000000"/>
+          <w:sz w:val="18"/>
+          <w:highlight w:val="lightGray"/>
+        </w:rPr>
+        <w:t>D</w:t>
+      </w:r>
+      <w:r>
+        <w:rPr>
+          <w:rFonts w:ascii="Arial" w:hAnsi="Arial" w:eastAsia="Arial" w:cs="Arial"/>
+          <w:b w:val="0"/>
+          <w:i w:val="0"/>
+          <w:color w:val="000000"/>
+          <w:sz w:val="18"/>
+          <w:highlight w:val="lightGray"/>
+        </w:rPr>
+        <w:t xml:space="preserve"> </w:t>
+      </w:r>
+      <w:r>
+        <w:rPr>
+          <w:rFonts w:ascii="Arial" w:hAnsi="Arial" w:eastAsia="Arial" w:cs="Arial"/>
+          <w:b w:val="0"/>
+          <w:i w:val="0"/>
+          <w:color w:val="000000"/>
+          <w:sz w:val="18"/>
+          <w:highlight w:val="lightGray"/>
+        </w:rPr>
+        <w:t>C</w:t>
+      </w:r>
+      <w:r>
+        <w:rPr>
+          <w:rFonts w:ascii="Arial" w:hAnsi="Arial" w:eastAsia="Arial" w:cs="Arial"/>
+          <w:b w:val="0"/>
+          <w:i w:val="0"/>
+          <w:color w:val="000000"/>
+          <w:sz w:val="18"/>
+          <w:highlight w:val="lightGray"/>
+        </w:rPr>
+        <w:t>o</w:t>
+      </w:r>
+      <w:r>
+        <w:rPr>
+          <w:rFonts w:ascii="Arial" w:hAnsi="Arial" w:eastAsia="Arial" w:cs="Arial"/>
+          <w:b w:val="0"/>
+          <w:i w:val="0"/>
+          <w:color w:val="000000"/>
+          <w:sz w:val="18"/>
+          <w:highlight w:val="lightGray"/>
+        </w:rPr>
+        <w:t>l</w:t>
+      </w:r>
+      <w:r>
+        <w:rPr>
+          <w:rFonts w:ascii="Arial" w:hAnsi="Arial" w:eastAsia="Arial" w:cs="Arial"/>
+          <w:b w:val="0"/>
+          <w:i w:val="0"/>
+          <w:color w:val="000000"/>
+          <w:sz w:val="18"/>
+          <w:highlight w:val="lightGray"/>
+        </w:rPr>
+        <w:t>u</w:t>
+      </w:r>
+      <w:r>
+        <w:rPr>
+          <w:rFonts w:ascii="Arial" w:hAnsi="Arial" w:eastAsia="Arial" w:cs="Arial"/>
+          <w:b w:val="0"/>
+          <w:i w:val="0"/>
+          <w:color w:val="000000"/>
+          <w:sz w:val="18"/>
+          <w:highlight w:val="lightGray"/>
+        </w:rPr>
+        <w:t>m</w:t>
+      </w:r>
+      <w:r>
+        <w:rPr>
+          <w:rFonts w:ascii="Arial" w:hAnsi="Arial" w:eastAsia="Arial" w:cs="Arial"/>
+          <w:b w:val="0"/>
+          <w:i w:val="0"/>
+          <w:color w:val="000000"/>
+          <w:sz w:val="18"/>
+          <w:highlight w:val="lightGray"/>
+        </w:rPr>
+        <w:t>n</w:t>
+      </w:r>
+      <w:r>
+        <w:rPr>
+          <w:rFonts w:ascii="Arial" w:hAnsi="Arial" w:eastAsia="Arial" w:cs="Arial"/>
+          <w:b w:val="0"/>
+          <w:i w:val="0"/>
+          <w:color w:val="000000"/>
+          <w:sz w:val="18"/>
+          <w:highlight w:val="lightGray"/>
+        </w:rPr>
+        <w:t>:</w:t>
+      </w:r>
+      <w:r>
+        <w:rPr>
+          <w:rFonts w:ascii="Arial" w:hAnsi="Arial" w:eastAsia="Arial" w:cs="Arial"/>
+          <w:b w:val="0"/>
+          <w:i w:val="0"/>
+          <w:color w:val="000000"/>
+          <w:sz w:val="18"/>
+          <w:highlight w:val="lightGray"/>
+        </w:rPr>
+        <w:t xml:space="preserve"> </w:t>
+      </w:r>
+      <w:r>
+        <w:rPr>
+          <w:rFonts w:ascii="Arial" w:hAnsi="Arial" w:eastAsia="Arial" w:cs="Arial"/>
+          <w:b w:val="0"/>
+          <w:i w:val="0"/>
+          <w:color w:val="000000"/>
+          <w:sz w:val="18"/>
+          <w:highlight w:val="lightGray"/>
+        </w:rPr>
+        <w:t>1</w:t>
+      </w:r>
+      <w:r>
+        <w:rPr>
+          <w:rFonts w:ascii="Arial" w:hAnsi="Arial" w:eastAsia="Arial" w:cs="Arial"/>
+          <w:b w:val="0"/>
+          <w:i w:val="0"/>
+          <w:color w:val="000000"/>
+          <w:sz w:val="18"/>
+          <w:highlight w:val="lightGray"/>
+        </w:rPr>
+        <w:t>,</w:t>
+      </w:r>
+      <w:r>
+        <w:rPr>
+          <w:rFonts w:ascii="Arial" w:hAnsi="Arial" w:eastAsia="Arial" w:cs="Arial"/>
+          <w:b w:val="0"/>
+          <w:i w:val="0"/>
+          <w:color w:val="000000"/>
+          <w:sz w:val="18"/>
+          <w:highlight w:val="lightGray"/>
+        </w:rPr>
+        <w:t xml:space="preserve"> </w:t>
+      </w:r>
+      <w:r>
+        <w:rPr>
+          <w:rFonts w:ascii="Arial" w:hAnsi="Arial" w:eastAsia="Arial" w:cs="Arial"/>
+          <w:b w:val="0"/>
+          <w:i w:val="0"/>
+          <w:color w:val="000000"/>
+          <w:sz w:val="18"/>
+          <w:highlight w:val="lightGray"/>
+        </w:rPr>
+        <w:t>N</w:t>
+      </w:r>
+      <w:r>
+        <w:rPr>
+          <w:rFonts w:ascii="Arial" w:hAnsi="Arial" w:eastAsia="Arial" w:cs="Arial"/>
+          <w:b w:val="0"/>
+          <w:i w:val="0"/>
+          <w:color w:val="000000"/>
+          <w:sz w:val="18"/>
+          <w:highlight w:val="lightGray"/>
+        </w:rPr>
+        <w:t>a</w:t>
+      </w:r>
+      <w:r>
+        <w:rPr>
+          <w:rFonts w:ascii="Arial" w:hAnsi="Arial" w:eastAsia="Arial" w:cs="Arial"/>
+          <w:b w:val="0"/>
+          <w:i w:val="0"/>
+          <w:color w:val="000000"/>
+          <w:sz w:val="18"/>
+          <w:highlight w:val="lightGray"/>
+        </w:rPr>
+        <w:t>m</w:t>
+      </w:r>
+      <w:r>
+        <w:rPr>
+          <w:rFonts w:ascii="Arial" w:hAnsi="Arial" w:eastAsia="Arial" w:cs="Arial"/>
+          <w:b w:val="0"/>
+          <w:i w:val="0"/>
+          <w:color w:val="000000"/>
+          <w:sz w:val="18"/>
+          <w:highlight w:val="lightGray"/>
+        </w:rPr>
+        <w:t>e</w:t>
+      </w:r>
+      <w:r>
+        <w:rPr>
+          <w:rFonts w:ascii="Arial" w:hAnsi="Arial" w:eastAsia="Arial" w:cs="Arial"/>
+          <w:b w:val="0"/>
+          <w:i w:val="0"/>
+          <w:color w:val="000000"/>
+          <w:sz w:val="18"/>
+          <w:highlight w:val="lightGray"/>
+        </w:rPr>
+        <w:t>_</w:t>
+      </w:r>
+      <w:r>
+        <w:rPr>
+          <w:rFonts w:ascii="Arial" w:hAnsi="Arial" w:eastAsia="Arial" w:cs="Arial"/>
+          <w:b w:val="0"/>
+          <w:i w:val="0"/>
+          <w:color w:val="000000"/>
+          <w:sz w:val="18"/>
+          <w:highlight w:val="lightGray"/>
+        </w:rPr>
+        <w:t>E</w:t>
+      </w:r>
+      <w:r>
+        <w:rPr>
+          <w:rFonts w:ascii="Arial" w:hAnsi="Arial" w:eastAsia="Arial" w:cs="Arial"/>
+          <w:b w:val="0"/>
+          <w:i w:val="0"/>
+          <w:color w:val="000000"/>
+          <w:sz w:val="18"/>
+          <w:highlight w:val="lightGray"/>
+        </w:rPr>
+        <w:t>n</w:t>
+      </w:r>
+      <w:r>
+        <w:rPr>
+          <w:rFonts w:ascii="Arial" w:hAnsi="Arial" w:eastAsia="Arial" w:cs="Arial"/>
+          <w:b w:val="0"/>
+          <w:i w:val="0"/>
+          <w:color w:val="000000"/>
+          <w:sz w:val="18"/>
+          <w:highlight w:val="lightGray"/>
+        </w:rPr>
+        <w:t xml:space="preserve"> </w:t>
+      </w:r>
+      <w:r>
+        <w:rPr>
+          <w:rFonts w:ascii="Arial" w:hAnsi="Arial" w:eastAsia="Arial" w:cs="Arial"/>
+          <w:b w:val="0"/>
+          <w:i w:val="0"/>
+          <w:color w:val="000000"/>
+          <w:sz w:val="18"/>
+          <w:highlight w:val="lightGray"/>
+        </w:rPr>
+        <w:t>C</w:t>
+      </w:r>
+      <w:r>
+        <w:rPr>
+          <w:rFonts w:ascii="Arial" w:hAnsi="Arial" w:eastAsia="Arial" w:cs="Arial"/>
+          <w:b w:val="0"/>
+          <w:i w:val="0"/>
+          <w:color w:val="000000"/>
+          <w:sz w:val="18"/>
+          <w:highlight w:val="lightGray"/>
+        </w:rPr>
+        <w:t>o</w:t>
+      </w:r>
+      <w:r>
+        <w:rPr>
+          <w:rFonts w:ascii="Arial" w:hAnsi="Arial" w:eastAsia="Arial" w:cs="Arial"/>
+          <w:b w:val="0"/>
+          <w:i w:val="0"/>
+          <w:color w:val="000000"/>
+          <w:sz w:val="18"/>
+          <w:highlight w:val="lightGray"/>
+        </w:rPr>
+        <w:t>l</w:t>
+      </w:r>
+      <w:r>
+        <w:rPr>
+          <w:rFonts w:ascii="Arial" w:hAnsi="Arial" w:eastAsia="Arial" w:cs="Arial"/>
+          <w:b w:val="0"/>
+          <w:i w:val="0"/>
+          <w:color w:val="000000"/>
+          <w:sz w:val="18"/>
+          <w:highlight w:val="lightGray"/>
+        </w:rPr>
+        <w:t>u</w:t>
+      </w:r>
+      <w:r>
+        <w:rPr>
+          <w:rFonts w:ascii="Arial" w:hAnsi="Arial" w:eastAsia="Arial" w:cs="Arial"/>
+          <w:b w:val="0"/>
+          <w:i w:val="0"/>
+          <w:color w:val="000000"/>
+          <w:sz w:val="18"/>
+          <w:highlight w:val="lightGray"/>
+        </w:rPr>
+        <w:t>m</w:t>
+      </w:r>
+      <w:r>
+        <w:rPr>
+          <w:rFonts w:ascii="Arial" w:hAnsi="Arial" w:eastAsia="Arial" w:cs="Arial"/>
+          <w:b w:val="0"/>
+          <w:i w:val="0"/>
+          <w:color w:val="000000"/>
+          <w:sz w:val="18"/>
+          <w:highlight w:val="lightGray"/>
+        </w:rPr>
+        <w:t>n</w:t>
+      </w:r>
+      <w:r>
+        <w:rPr>
+          <w:rFonts w:ascii="Arial" w:hAnsi="Arial" w:eastAsia="Arial" w:cs="Arial"/>
+          <w:b w:val="0"/>
+          <w:i w:val="0"/>
+          <w:color w:val="000000"/>
+          <w:sz w:val="18"/>
+          <w:highlight w:val="lightGray"/>
+        </w:rPr>
+        <w:t>:</w:t>
+      </w:r>
+      <w:r>
+        <w:rPr>
+          <w:rFonts w:ascii="Arial" w:hAnsi="Arial" w:eastAsia="Arial" w:cs="Arial"/>
+          <w:b w:val="0"/>
+          <w:i w:val="0"/>
+          <w:color w:val="000000"/>
+          <w:sz w:val="18"/>
+          <w:highlight w:val="lightGray"/>
+        </w:rPr>
+        <w:t xml:space="preserve"> </w:t>
+      </w:r>
+      <w:r>
+        <w:rPr>
+          <w:rFonts w:ascii="Arial" w:hAnsi="Arial" w:eastAsia="Arial" w:cs="Arial"/>
+          <w:b w:val="0"/>
+          <w:i w:val="0"/>
+          <w:color w:val="000000"/>
+          <w:sz w:val="18"/>
+          <w:highlight w:val="lightGray"/>
+        </w:rPr>
+        <w:t>M</w:t>
+      </w:r>
+      <w:r>
+        <w:rPr>
+          <w:rFonts w:ascii="Arial" w:hAnsi="Arial" w:eastAsia="Arial" w:cs="Arial"/>
+          <w:b w:val="0"/>
+          <w:i w:val="0"/>
+          <w:color w:val="000000"/>
+          <w:sz w:val="18"/>
+          <w:highlight w:val="lightGray"/>
+        </w:rPr>
+        <w:t>o</w:t>
+      </w:r>
+      <w:r>
+        <w:rPr>
+          <w:rFonts w:ascii="Arial" w:hAnsi="Arial" w:eastAsia="Arial" w:cs="Arial"/>
+          <w:b w:val="0"/>
+          <w:i w:val="0"/>
+          <w:color w:val="000000"/>
+          <w:sz w:val="18"/>
+          <w:highlight w:val="lightGray"/>
+        </w:rPr>
+        <w:t>t</w:t>
+      </w:r>
+      <w:r>
+        <w:rPr>
+          <w:rFonts w:ascii="Arial" w:hAnsi="Arial" w:eastAsia="Arial" w:cs="Arial"/>
+          <w:b w:val="0"/>
+          <w:i w:val="0"/>
+          <w:color w:val="000000"/>
+          <w:sz w:val="18"/>
+          <w:highlight w:val="lightGray"/>
+        </w:rPr>
+        <w:t>a</w:t>
+      </w:r>
+      <w:r>
+        <w:rPr>
+          <w:rFonts w:ascii="Arial" w:hAnsi="Arial" w:eastAsia="Arial" w:cs="Arial"/>
+          <w:b w:val="0"/>
+          <w:i w:val="0"/>
+          <w:color w:val="000000"/>
+          <w:sz w:val="18"/>
+          <w:highlight w:val="lightGray"/>
+        </w:rPr>
+        <w:t>s</w:t>
+      </w:r>
+      <w:r>
+        <w:rPr>
+          <w:rFonts w:ascii="Arial" w:hAnsi="Arial" w:eastAsia="Arial" w:cs="Arial"/>
+          <w:b w:val="0"/>
+          <w:i w:val="0"/>
+          <w:color w:val="000000"/>
+          <w:sz w:val="18"/>
+          <w:highlight w:val="lightGray"/>
+        </w:rPr>
+        <w:t>e</w:t>
+      </w:r>
+      <w:r>
+        <w:rPr>
+          <w:rFonts w:ascii="Arial" w:hAnsi="Arial" w:eastAsia="Arial" w:cs="Arial"/>
+          <w:b w:val="0"/>
+          <w:i w:val="0"/>
+          <w:color w:val="000000"/>
+          <w:sz w:val="18"/>
+          <w:highlight w:val="lightGray"/>
+        </w:rPr>
+        <w:t>m</w:t>
+      </w:r>
+      <w:r>
+        <w:rPr>
+          <w:rFonts w:ascii="Arial" w:hAnsi="Arial" w:eastAsia="Arial" w:cs="Arial"/>
+          <w:b w:val="0"/>
+          <w:i w:val="0"/>
+          <w:color w:val="000000"/>
+          <w:sz w:val="18"/>
+          <w:highlight w:val="lightGray"/>
+        </w:rPr>
+        <w:t xml:space="preserve"> </w:t>
+      </w:r>
+      <w:r>
+        <w:rPr>
+          <w:rFonts w:ascii="Arial" w:hAnsi="Arial" w:eastAsia="Arial" w:cs="Arial"/>
+          <w:b w:val="0"/>
+          <w:i w:val="0"/>
+          <w:color w:val="000000"/>
+          <w:sz w:val="18"/>
+          <w:highlight w:val="lightGray"/>
+        </w:rPr>
+        <w:t>E</w:t>
+      </w:r>
+      <w:r>
+        <w:rPr>
+          <w:rFonts w:ascii="Arial" w:hAnsi="Arial" w:eastAsia="Arial" w:cs="Arial"/>
+          <w:b w:val="0"/>
+          <w:i w:val="0"/>
+          <w:color w:val="000000"/>
+          <w:sz w:val="18"/>
+          <w:highlight w:val="lightGray"/>
+        </w:rPr>
+        <w:t>s</w:t>
+      </w:r>
+      <w:r>
+        <w:rPr>
+          <w:rFonts w:ascii="Arial" w:hAnsi="Arial" w:eastAsia="Arial" w:cs="Arial"/>
+          <w:b w:val="0"/>
+          <w:i w:val="0"/>
+          <w:color w:val="000000"/>
+          <w:sz w:val="18"/>
+          <w:highlight w:val="lightGray"/>
+        </w:rPr>
+        <w:t>s</w:t>
+      </w:r>
+      <w:r>
+        <w:rPr>
+          <w:rFonts w:ascii="Arial" w:hAnsi="Arial" w:eastAsia="Arial" w:cs="Arial"/>
+          <w:b w:val="0"/>
+          <w:i w:val="0"/>
+          <w:color w:val="000000"/>
+          <w:sz w:val="18"/>
+          <w:highlight w:val="lightGray"/>
+        </w:rPr>
+        <w:t>a</w:t>
+      </w:r>
+      <w:r>
+        <w:rPr>
+          <w:rFonts w:ascii="Arial" w:hAnsi="Arial" w:eastAsia="Arial" w:cs="Arial"/>
+          <w:b w:val="0"/>
+          <w:i w:val="0"/>
+          <w:color w:val="000000"/>
+          <w:sz w:val="18"/>
+          <w:highlight w:val="lightGray"/>
+        </w:rPr>
+        <w:t>m</w:t>
+      </w:r>
+      <w:r>
+        <w:rPr>
+          <w:rFonts w:ascii="Arial" w:hAnsi="Arial" w:eastAsia="Arial" w:cs="Arial"/>
+          <w:b w:val="0"/>
+          <w:i w:val="0"/>
+          <w:color w:val="000000"/>
+          <w:sz w:val="18"/>
+          <w:highlight w:val="lightGray"/>
+        </w:rPr>
+        <w:t>]</w:t>
+      </w:r>
+      <w:r>
+        <w:rPr>
+          <w:rFonts w:ascii="Arial" w:hAnsi="Arial" w:eastAsia="Arial" w:cs="Arial"/>
+          <w:b w:val="0"/>
+          <w:i w:val="0"/>
+          <w:color w:val="000000"/>
+          <w:sz w:val="18"/>
+          <w:highlight w:val="lightGray"/>
+        </w:rPr>
+        <w:t xml:space="preserve"> </w:t>
+      </w:r>
+      <w:r>
+        <w:rPr>
+          <w:rFonts w:ascii="Arial" w:hAnsi="Arial" w:eastAsia="Arial" w:cs="Arial"/>
+          <w:b w:val="0"/>
+          <w:i w:val="0"/>
+          <w:color w:val="000000"/>
+          <w:sz w:val="18"/>
+          <w:highlight w:val="lightGray"/>
+        </w:rPr>
+        <w:t>-</w:t>
+      </w:r>
+      <w:r>
+        <w:rPr>
+          <w:rFonts w:ascii="Arial" w:hAnsi="Arial" w:eastAsia="Arial" w:cs="Arial"/>
+          <w:b w:val="0"/>
+          <w:i w:val="0"/>
+          <w:color w:val="000000"/>
+          <w:sz w:val="18"/>
+          <w:highlight w:val="lightGray"/>
+        </w:rPr>
+        <w:t>&gt;</w:t>
+      </w:r>
+      <w:r>
+        <w:rPr>
+          <w:rFonts w:ascii="Arial" w:hAnsi="Arial" w:eastAsia="Arial" w:cs="Arial"/>
+          <w:b w:val="0"/>
+          <w:i w:val="0"/>
+          <w:color w:val="000000"/>
+          <w:sz w:val="18"/>
+          <w:highlight w:val="lightGray"/>
+        </w:rPr>
+        <w:t xml:space="preserve"> </w:t>
+      </w:r>
+      <w:r>
+        <w:rPr>
+          <w:rFonts w:ascii="Arial" w:hAnsi="Arial" w:eastAsia="Arial" w:cs="Arial"/>
+          <w:b/>
+          <w:i w:val="0"/>
+          <w:color w:val="000000"/>
+          <w:sz w:val="18"/>
+          <w:highlight w:val="lightGray"/>
+        </w:rPr>
+        <w:t>F</w:t>
+      </w:r>
+      <w:r>
+        <w:rPr>
+          <w:rFonts w:ascii="Arial" w:hAnsi="Arial" w:eastAsia="Arial" w:cs="Arial"/>
+          <w:b/>
+          <w:i w:val="0"/>
+          <w:color w:val="000000"/>
+          <w:sz w:val="18"/>
+          <w:highlight w:val="lightGray"/>
+        </w:rPr>
+        <w:t>r</w:t>
+      </w:r>
+      <w:r>
+        <w:rPr>
+          <w:rFonts w:ascii="Arial" w:hAnsi="Arial" w:eastAsia="Arial" w:cs="Arial"/>
+          <w:b/>
+          <w:i w:val="0"/>
+          <w:color w:val="000000"/>
+          <w:sz w:val="18"/>
+          <w:highlight w:val="lightGray"/>
+        </w:rPr>
+        <w:t>o</w:t>
+      </w:r>
+      <w:r>
+        <w:rPr>
+          <w:rFonts w:ascii="Arial" w:hAnsi="Arial" w:eastAsia="Arial" w:cs="Arial"/>
+          <w:b/>
+          <w:i w:val="0"/>
+          <w:color w:val="000000"/>
+          <w:sz w:val="18"/>
+          <w:highlight w:val="lightGray"/>
+        </w:rPr>
+        <w:t>m</w:t>
+      </w:r>
+      <w:r>
+        <w:rPr>
+          <w:rFonts w:ascii="Arial" w:hAnsi="Arial" w:eastAsia="Arial" w:cs="Arial"/>
+          <w:b/>
+          <w:i w:val="0"/>
+          <w:color w:val="000000"/>
+          <w:sz w:val="18"/>
+          <w:highlight w:val="lightGray"/>
+        </w:rPr>
+        <w:t>:</w:t>
+      </w:r>
+      <w:r>
+        <w:rPr>
+          <w:rFonts w:ascii="Arial" w:hAnsi="Arial" w:eastAsia="Arial" w:cs="Arial"/>
+          <w:b w:val="0"/>
+          <w:i w:val="0"/>
+          <w:color w:val="000000"/>
+          <w:sz w:val="18"/>
+          <w:highlight w:val="lightGray"/>
+        </w:rPr>
+        <w:t xml:space="preserve"> </w:t>
+      </w:r>
+      <w:r>
+        <w:rPr>
+          <w:rFonts w:ascii="Arial" w:hAnsi="Arial" w:eastAsia="Arial" w:cs="Arial"/>
+          <w:b w:val="0"/>
+          <w:i w:val="0"/>
+          <w:color w:val="000000"/>
+          <w:sz w:val="18"/>
+          <w:highlight w:val="lightGray"/>
+        </w:rPr>
+        <w:t>[</w:t>
+      </w:r>
+      <w:r>
+        <w:rPr>
+          <w:rFonts w:ascii="Arial" w:hAnsi="Arial" w:eastAsia="Arial" w:cs="Arial"/>
+          <w:b w:val="0"/>
+          <w:i w:val="0"/>
+          <w:color w:val="000000"/>
+          <w:sz w:val="18"/>
+          <w:highlight w:val="lightGray"/>
+        </w:rPr>
+        <w:t>C</w:t>
+      </w:r>
+      <w:r>
+        <w:rPr>
+          <w:rFonts w:ascii="Arial" w:hAnsi="Arial" w:eastAsia="Arial" w:cs="Arial"/>
+          <w:b w:val="0"/>
+          <w:i w:val="0"/>
+          <w:color w:val="000000"/>
+          <w:sz w:val="18"/>
+          <w:highlight w:val="lightGray"/>
+        </w:rPr>
+        <w:t>h</w:t>
+      </w:r>
+      <w:r>
+        <w:rPr>
+          <w:rFonts w:ascii="Arial" w:hAnsi="Arial" w:eastAsia="Arial" w:cs="Arial"/>
+          <w:b w:val="0"/>
+          <w:i w:val="0"/>
+          <w:color w:val="000000"/>
+          <w:sz w:val="18"/>
+          <w:highlight w:val="lightGray"/>
+        </w:rPr>
+        <w:t>a</w:t>
+      </w:r>
+      <w:r>
+        <w:rPr>
+          <w:rFonts w:ascii="Arial" w:hAnsi="Arial" w:eastAsia="Arial" w:cs="Arial"/>
+          <w:b w:val="0"/>
+          <w:i w:val="0"/>
+          <w:color w:val="000000"/>
+          <w:sz w:val="18"/>
+          <w:highlight w:val="lightGray"/>
+        </w:rPr>
+        <w:t>t</w:t>
+      </w:r>
+      <w:r>
+        <w:rPr>
+          <w:rFonts w:ascii="Arial" w:hAnsi="Arial" w:eastAsia="Arial" w:cs="Arial"/>
+          <w:b w:val="0"/>
+          <w:i w:val="0"/>
+          <w:color w:val="000000"/>
+          <w:sz w:val="18"/>
+          <w:highlight w:val="lightGray"/>
+        </w:rPr>
+        <w:t>g</w:t>
+      </w:r>
+      <w:r>
+        <w:rPr>
+          <w:rFonts w:ascii="Arial" w:hAnsi="Arial" w:eastAsia="Arial" w:cs="Arial"/>
+          <w:b w:val="0"/>
+          <w:i w:val="0"/>
+          <w:color w:val="000000"/>
+          <w:sz w:val="18"/>
+          <w:highlight w:val="lightGray"/>
+        </w:rPr>
+        <w:t>p</w:t>
+      </w:r>
+      <w:r>
+        <w:rPr>
+          <w:rFonts w:ascii="Arial" w:hAnsi="Arial" w:eastAsia="Arial" w:cs="Arial"/>
+          <w:b w:val="0"/>
+          <w:i w:val="0"/>
+          <w:color w:val="000000"/>
+          <w:sz w:val="18"/>
+          <w:highlight w:val="lightGray"/>
+        </w:rPr>
+        <w:t>t</w:t>
+      </w:r>
+      <w:r>
+        <w:rPr>
+          <w:rFonts w:ascii="Arial" w:hAnsi="Arial" w:eastAsia="Arial" w:cs="Arial"/>
+          <w:b w:val="0"/>
+          <w:i w:val="0"/>
+          <w:color w:val="000000"/>
+          <w:sz w:val="18"/>
+          <w:highlight w:val="lightGray"/>
+        </w:rPr>
+        <w:t xml:space="preserve"> </w:t>
+      </w:r>
+      <w:r>
+        <w:rPr>
+          <w:rFonts w:ascii="Arial" w:hAnsi="Arial" w:eastAsia="Arial" w:cs="Arial"/>
+          <w:b w:val="0"/>
+          <w:i w:val="0"/>
+          <w:color w:val="000000"/>
+          <w:sz w:val="18"/>
+          <w:highlight w:val="lightGray"/>
+        </w:rPr>
+        <w:t>(</w:t>
+      </w:r>
+      <w:r>
+        <w:rPr>
+          <w:rFonts w:ascii="Arial" w:hAnsi="Arial" w:eastAsia="Arial" w:cs="Arial"/>
+          <w:b w:val="0"/>
+          <w:i w:val="0"/>
+          <w:color w:val="000000"/>
+          <w:sz w:val="18"/>
+          <w:highlight w:val="lightGray"/>
+        </w:rPr>
+        <w:t>G</w:t>
+      </w:r>
+      <w:r>
+        <w:rPr>
+          <w:rFonts w:ascii="Arial" w:hAnsi="Arial" w:eastAsia="Arial" w:cs="Arial"/>
+          <w:b w:val="0"/>
+          <w:i w:val="0"/>
+          <w:color w:val="000000"/>
+          <w:sz w:val="18"/>
+          <w:highlight w:val="lightGray"/>
+        </w:rPr>
+        <w:t>P</w:t>
+      </w:r>
+      <w:r>
+        <w:rPr>
+          <w:rFonts w:ascii="Arial" w:hAnsi="Arial" w:eastAsia="Arial" w:cs="Arial"/>
+          <w:b w:val="0"/>
+          <w:i w:val="0"/>
+          <w:color w:val="000000"/>
+          <w:sz w:val="18"/>
+          <w:highlight w:val="lightGray"/>
+        </w:rPr>
+        <w:t>T</w:t>
+      </w:r>
+      <w:r>
+        <w:rPr>
+          <w:rFonts w:ascii="Arial" w:hAnsi="Arial" w:eastAsia="Arial" w:cs="Arial"/>
+          <w:b w:val="0"/>
+          <w:i w:val="0"/>
+          <w:color w:val="000000"/>
+          <w:sz w:val="18"/>
+          <w:highlight w:val="lightGray"/>
         </w:rPr>
         <w:t>‑</w:t>
       </w:r>
       <w:r>
         <w:rPr>
-          <w:rFonts w:ascii="Arial" w:eastAsia="Arial" w:hAnsi="Arial"/>
-          <w:b/>
-          <w:sz w:val="22"/>
-          <w:szCs w:val="14"/>
-          <w:shd w:val="clear" w:color="auto" w:fill="B7B7B7"/>
-        </w:rPr>
-        <w:t>5 Mini) at [12/9/2025]</w:t>
-      </w:r>
-      <w:r>
-        <w:rPr>
-          <w:rFonts w:ascii="Arial" w:eastAsia="Arial" w:hAnsi="Arial"/>
-          <w:sz w:val="22"/>
-        </w:rPr>
-        <w:t xml:space="preserve"> </w:t>
-      </w:r>
-      <w:r>
-        <w:rPr>
-          <w:rFonts w:ascii="Arial" w:eastAsia="Arial" w:hAnsi="Arial"/>
-          <w:sz w:val="22"/>
+          <w:rFonts w:ascii="Arial" w:hAnsi="Arial" w:eastAsia="Arial" w:cs="Arial"/>
+          <w:b w:val="0"/>
+          <w:i w:val="0"/>
+          <w:color w:val="000000"/>
+          <w:sz w:val="18"/>
+          <w:highlight w:val="lightGray"/>
+        </w:rPr>
+        <w:t>5</w:t>
+      </w:r>
+      <w:r>
+        <w:rPr>
+          <w:rFonts w:ascii="Arial" w:hAnsi="Arial" w:eastAsia="Arial" w:cs="Arial"/>
+          <w:b w:val="0"/>
+          <w:i w:val="0"/>
+          <w:color w:val="000000"/>
+          <w:sz w:val="18"/>
+          <w:highlight w:val="lightGray"/>
+        </w:rPr>
+        <w:t xml:space="preserve"> </w:t>
+      </w:r>
+      <w:r>
+        <w:rPr>
+          <w:rFonts w:ascii="Arial" w:hAnsi="Arial" w:eastAsia="Arial" w:cs="Arial"/>
+          <w:b w:val="0"/>
+          <w:i w:val="0"/>
+          <w:color w:val="000000"/>
+          <w:sz w:val="18"/>
+          <w:highlight w:val="lightGray"/>
+        </w:rPr>
+        <w:t>M</w:t>
+      </w:r>
+      <w:r>
+        <w:rPr>
+          <w:rFonts w:ascii="Arial" w:hAnsi="Arial" w:eastAsia="Arial" w:cs="Arial"/>
+          <w:b w:val="0"/>
+          <w:i w:val="0"/>
+          <w:color w:val="000000"/>
+          <w:sz w:val="18"/>
+          <w:highlight w:val="lightGray"/>
+        </w:rPr>
+        <w:t>i</w:t>
+      </w:r>
+      <w:r>
+        <w:rPr>
+          <w:rFonts w:ascii="Arial" w:hAnsi="Arial" w:eastAsia="Arial" w:cs="Arial"/>
+          <w:b w:val="0"/>
+          <w:i w:val="0"/>
+          <w:color w:val="000000"/>
+          <w:sz w:val="18"/>
+          <w:highlight w:val="lightGray"/>
+        </w:rPr>
+        <w:t>n</w:t>
+      </w:r>
+      <w:r>
+        <w:rPr>
+          <w:rFonts w:ascii="Arial" w:hAnsi="Arial" w:eastAsia="Arial" w:cs="Arial"/>
+          <w:b w:val="0"/>
+          <w:i w:val="0"/>
+          <w:color w:val="000000"/>
+          <w:sz w:val="18"/>
+          <w:highlight w:val="lightGray"/>
+        </w:rPr>
+        <w:t>i</w:t>
+      </w:r>
+      <w:r>
+        <w:rPr>
+          <w:rFonts w:ascii="Arial" w:hAnsi="Arial" w:eastAsia="Arial" w:cs="Arial"/>
+          <w:b w:val="0"/>
+          <w:i w:val="0"/>
+          <w:color w:val="000000"/>
+          <w:sz w:val="18"/>
+          <w:highlight w:val="lightGray"/>
+        </w:rPr>
+        <w:t>)</w:t>
+      </w:r>
+      <w:r>
+        <w:rPr>
+          <w:rFonts w:ascii="Arial" w:hAnsi="Arial" w:eastAsia="Arial" w:cs="Arial"/>
+          <w:b w:val="0"/>
+          <w:i w:val="0"/>
+          <w:color w:val="000000"/>
+          <w:sz w:val="18"/>
+          <w:highlight w:val="lightGray"/>
+        </w:rPr>
+        <w:t>]</w:t>
+      </w:r>
+      <w:r>
+        <w:rPr>
+          <w:rFonts w:ascii="Arial" w:hAnsi="Arial" w:eastAsia="Arial" w:cs="Arial"/>
+          <w:b w:val="0"/>
+          <w:i w:val="0"/>
+          <w:color w:val="000000"/>
+          <w:sz w:val="18"/>
+          <w:highlight w:val="lightGray"/>
+        </w:rPr>
+        <w:t xml:space="preserve"> </w:t>
+      </w:r>
+      <w:r>
+        <w:rPr>
+          <w:rFonts w:ascii="Arial" w:hAnsi="Arial" w:eastAsia="Arial" w:cs="Arial"/>
+          <w:b/>
+          <w:i w:val="0"/>
+          <w:color w:val="000000"/>
+          <w:sz w:val="18"/>
+          <w:highlight w:val="lightGray"/>
+        </w:rPr>
+        <w:t>o</w:t>
+      </w:r>
+      <w:r>
+        <w:rPr>
+          <w:rFonts w:ascii="Arial" w:hAnsi="Arial" w:eastAsia="Arial" w:cs="Arial"/>
+          <w:b/>
+          <w:i w:val="0"/>
+          <w:color w:val="000000"/>
+          <w:sz w:val="18"/>
+          <w:highlight w:val="lightGray"/>
+        </w:rPr>
+        <w:t>n</w:t>
+      </w:r>
+      <w:r>
+        <w:rPr>
+          <w:rFonts w:ascii="Arial" w:hAnsi="Arial"/>
+          <w:b w:val="0"/>
+          <w:i w:val="0"/>
+          <w:color w:val="000000"/>
+          <w:sz w:val="18"/>
+          <w:highlight w:val="lightGray"/>
+        </w:rPr>
+        <w:t xml:space="preserve"> </w:t>
+      </w:r>
+      <w:r>
+        <w:rPr>
+          <w:rFonts w:ascii="Arial" w:hAnsi="Arial"/>
+          <w:b w:val="0"/>
+          <w:i w:val="0"/>
+          <w:color w:val="000000"/>
+          <w:sz w:val="18"/>
+          <w:highlight w:val="lightGray"/>
+        </w:rPr>
+        <w:t>[</w:t>
+      </w:r>
+      <w:r>
+        <w:rPr>
+          <w:rFonts w:ascii="Arial" w:hAnsi="Arial"/>
+          <w:b w:val="0"/>
+          <w:i w:val="0"/>
+          <w:sz w:val="18"/>
+          <w:highlight w:val="lightGray"/>
+        </w:rPr>
+        <w:t>12/9/2025]</w:t>
+      </w:r>
+      <w:r>
+        <w:rPr>
+          <w:rFonts w:ascii="Arial" w:hAnsi="Arial"/>
+          <w:b w:val="0"/>
+          <w:i w:val="0"/>
+          <w:sz w:val="18"/>
+          <w:highlight w:val="lightGray"/>
+        </w:rPr>
+        <w:t xml:space="preserve"> </w:t>
+      </w:r>
+      <w:r>
+        <w:rPr>
+          <w:rFonts w:ascii="Arial" w:hAnsi="Arial"/>
+          <w:b w:val="0"/>
+          <w:i w:val="0"/>
+          <w:sz w:val="18"/>
+          <w:highlight w:val="lightGray"/>
         </w:rPr>
         <w:br/>
         <w:t xml:space="preserve">A </w:t>
       </w:r>
       <w:r>
         <w:rPr>
-          <w:rFonts w:ascii="Arial" w:eastAsia="Arial" w:hAnsi="Arial"/>
-          <w:b/>
-          <w:bCs/>
-          <w:sz w:val="22"/>
+          <w:rFonts w:ascii="Arial" w:hAnsi="Arial"/>
+          <w:b w:val="0"/>
+          <w:i w:val="0"/>
+          <w:sz w:val="18"/>
+          <w:highlight w:val="lightGray"/>
         </w:rPr>
         <w:t>Metropolitan Area Network (MAN)</w:t>
       </w:r>
       <w:r>
         <w:rPr>
-          <w:rFonts w:ascii="Arial" w:eastAsia="Arial" w:hAnsi="Arial"/>
-          <w:sz w:val="22"/>
+          <w:rFonts w:ascii="Arial" w:hAnsi="Arial"/>
+          <w:b w:val="0"/>
+          <w:i w:val="0"/>
+          <w:sz w:val="18"/>
+          <w:highlight w:val="lightGray"/>
         </w:rPr>
         <w:t xml:space="preserve"> is a network that spans a </w:t>
       </w:r>
       <w:r>
         <w:rPr>
-          <w:rFonts w:ascii="Arial" w:eastAsia="Arial" w:hAnsi="Arial"/>
-          <w:b/>
-          <w:bCs/>
-          <w:sz w:val="22"/>
+          <w:rFonts w:ascii="Arial" w:hAnsi="Arial"/>
+          <w:b w:val="0"/>
+          <w:i w:val="0"/>
+          <w:sz w:val="18"/>
+          <w:highlight w:val="lightGray"/>
         </w:rPr>
         <w:t>city or a large town</w:t>
       </w:r>
       <w:r>
         <w:rPr>
-          <w:rFonts w:ascii="Arial" w:eastAsia="Arial" w:hAnsi="Arial"/>
-          <w:sz w:val="22"/>
+          <w:rFonts w:ascii="Arial" w:hAnsi="Arial"/>
+          <w:b w:val="0"/>
+          <w:i w:val="0"/>
+          <w:sz w:val="18"/>
+          <w:highlight w:val="lightGray"/>
         </w:rPr>
         <w:t>, connecting multiple Local Area Networks (LANs) within that area. It is larger than a LAN or CAN but smaller than a WAN (Wide Area Network). MANs are typically used to provide high-speed connectivity between offices, campuses, or buildings within a metropolitan region.</w:t>
       </w:r>
@@ -171,88 +1723,1636 @@
       </w:pPr>
       <w:r>
         <w:rPr>
-          <w:rFonts w:ascii="Arial" w:eastAsia="Arial" w:hAnsi="Arial"/>
-          <w:b/>
-          <w:sz w:val="22"/>
-          <w:shd w:val="clear" w:color="auto" w:fill="B7B7B7"/>
-        </w:rPr>
-        <w:t># Source</w:t>
-      </w:r>
-      <w:r>
-        <w:rPr>
-          <w:rFonts w:ascii="Arial" w:eastAsia="Arial" w:hAnsi="Arial"/>
-          <w:sz w:val="22"/>
-          <w:shd w:val="clear" w:color="auto" w:fill="B7B7B7"/>
-        </w:rPr>
-        <w:t xml:space="preserve">: </w:t>
-      </w:r>
-      <w:r>
-        <w:rPr>
-          <w:rFonts w:ascii="Arial" w:eastAsia="Arial" w:hAnsi="Arial"/>
-          <w:b/>
-          <w:sz w:val="22"/>
-          <w:shd w:val="clear" w:color="auto" w:fill="B7B7B7"/>
-        </w:rPr>
-        <w:t xml:space="preserve">Chatgpt </w:t>
-      </w:r>
-      <w:r>
-        <w:rPr>
-          <w:rFonts w:ascii="Arial" w:eastAsia="Arial" w:hAnsi="Arial"/>
-          <w:b/>
-          <w:sz w:val="22"/>
-          <w:szCs w:val="14"/>
-          <w:shd w:val="clear" w:color="auto" w:fill="B7B7B7"/>
-        </w:rPr>
-        <w:t>(GPT</w:t>
-      </w:r>
-      <w:r>
-        <w:rPr>
-          <w:rFonts w:ascii="Arial" w:eastAsia="Arial" w:hAnsi="Arial" w:cs="Cambria Math"/>
-          <w:b/>
-          <w:sz w:val="22"/>
-          <w:szCs w:val="14"/>
-          <w:shd w:val="clear" w:color="auto" w:fill="B7B7B7"/>
+          <w:rFonts w:ascii="Arial" w:hAnsi="Arial" w:eastAsia="Arial" w:cs="Arial"/>
+          <w:b/>
+          <w:i w:val="0"/>
+          <w:color w:val="000000"/>
+          <w:sz w:val="18"/>
+          <w:highlight w:val="lightGray"/>
+        </w:rPr>
+        <w:t>#</w:t>
+      </w:r>
+      <w:r>
+        <w:rPr>
+          <w:rFonts w:ascii="Arial" w:hAnsi="Arial" w:eastAsia="Arial" w:cs="Arial"/>
+          <w:b/>
+          <w:i w:val="0"/>
+          <w:color w:val="000000"/>
+          <w:sz w:val="18"/>
+          <w:highlight w:val="lightGray"/>
+        </w:rPr>
+        <w:t xml:space="preserve"> </w:t>
+      </w:r>
+      <w:r>
+        <w:rPr>
+          <w:rFonts w:ascii="Arial" w:hAnsi="Arial" w:eastAsia="Arial" w:cs="Arial"/>
+          <w:b/>
+          <w:i w:val="0"/>
+          <w:color w:val="000000"/>
+          <w:sz w:val="18"/>
+          <w:highlight w:val="lightGray"/>
+        </w:rPr>
+        <w:t>S</w:t>
+      </w:r>
+      <w:r>
+        <w:rPr>
+          <w:rFonts w:ascii="Arial" w:hAnsi="Arial" w:eastAsia="Arial" w:cs="Arial"/>
+          <w:b/>
+          <w:i w:val="0"/>
+          <w:color w:val="000000"/>
+          <w:sz w:val="18"/>
+          <w:highlight w:val="lightGray"/>
+        </w:rPr>
+        <w:t>o</w:t>
+      </w:r>
+      <w:r>
+        <w:rPr>
+          <w:rFonts w:ascii="Arial" w:hAnsi="Arial" w:eastAsia="Arial" w:cs="Arial"/>
+          <w:b/>
+          <w:i w:val="0"/>
+          <w:color w:val="000000"/>
+          <w:sz w:val="18"/>
+          <w:highlight w:val="lightGray"/>
+        </w:rPr>
+        <w:t>u</w:t>
+      </w:r>
+      <w:r>
+        <w:rPr>
+          <w:rFonts w:ascii="Arial" w:hAnsi="Arial" w:eastAsia="Arial" w:cs="Arial"/>
+          <w:b/>
+          <w:i w:val="0"/>
+          <w:color w:val="000000"/>
+          <w:sz w:val="18"/>
+          <w:highlight w:val="lightGray"/>
+        </w:rPr>
+        <w:t>r</w:t>
+      </w:r>
+      <w:r>
+        <w:rPr>
+          <w:rFonts w:ascii="Arial" w:hAnsi="Arial" w:eastAsia="Arial" w:cs="Arial"/>
+          <w:b/>
+          <w:i w:val="0"/>
+          <w:color w:val="000000"/>
+          <w:sz w:val="18"/>
+          <w:highlight w:val="lightGray"/>
+        </w:rPr>
+        <w:t>c</w:t>
+      </w:r>
+      <w:r>
+        <w:rPr>
+          <w:rFonts w:ascii="Arial" w:hAnsi="Arial" w:eastAsia="Arial" w:cs="Arial"/>
+          <w:b/>
+          <w:i w:val="0"/>
+          <w:color w:val="000000"/>
+          <w:sz w:val="18"/>
+          <w:highlight w:val="lightGray"/>
+        </w:rPr>
+        <w:t>e</w:t>
+      </w:r>
+      <w:r>
+        <w:rPr>
+          <w:rFonts w:ascii="Arial" w:hAnsi="Arial" w:eastAsia="Arial" w:cs="Arial"/>
+          <w:b/>
+          <w:i w:val="0"/>
+          <w:color w:val="000000"/>
+          <w:sz w:val="18"/>
+          <w:highlight w:val="lightGray"/>
+        </w:rPr>
+        <w:t>:</w:t>
+      </w:r>
+      <w:r>
+        <w:rPr>
+          <w:rFonts w:ascii="Arial" w:hAnsi="Arial" w:eastAsia="Arial" w:cs="Arial"/>
+          <w:b/>
+          <w:i w:val="0"/>
+          <w:color w:val="000000"/>
+          <w:sz w:val="18"/>
+          <w:highlight w:val="lightGray"/>
+        </w:rPr>
+        <w:t xml:space="preserve"> </w:t>
+      </w:r>
+      <w:r>
+        <w:rPr>
+          <w:rFonts w:ascii="Arial" w:hAnsi="Arial" w:eastAsia="Arial" w:cs="Arial"/>
+          <w:b/>
+          <w:i w:val="0"/>
+          <w:color w:val="000000"/>
+          <w:sz w:val="18"/>
+          <w:highlight w:val="lightGray"/>
+        </w:rPr>
+        <w:t>A</w:t>
+      </w:r>
+      <w:r>
+        <w:rPr>
+          <w:rFonts w:ascii="Arial" w:hAnsi="Arial" w:eastAsia="Arial" w:cs="Arial"/>
+          <w:b/>
+          <w:i w:val="0"/>
+          <w:color w:val="000000"/>
+          <w:sz w:val="18"/>
+          <w:highlight w:val="lightGray"/>
+        </w:rPr>
+        <w:t>I</w:t>
+      </w:r>
+      <w:r>
+        <w:rPr>
+          <w:rFonts w:ascii="Arial" w:hAnsi="Arial" w:eastAsia="Arial" w:cs="Arial"/>
+          <w:b/>
+          <w:i w:val="0"/>
+          <w:color w:val="000000"/>
+          <w:sz w:val="18"/>
+          <w:highlight w:val="lightGray"/>
+        </w:rPr>
+        <w:t xml:space="preserve"> </w:t>
+      </w:r>
+      <w:r>
+        <w:rPr>
+          <w:rFonts w:ascii="Arial" w:hAnsi="Arial" w:eastAsia="Arial" w:cs="Arial"/>
+          <w:b/>
+          <w:i w:val="0"/>
+          <w:color w:val="000000"/>
+          <w:sz w:val="18"/>
+          <w:highlight w:val="lightGray"/>
+        </w:rPr>
+        <w:t>S</w:t>
+      </w:r>
+      <w:r>
+        <w:rPr>
+          <w:rFonts w:ascii="Arial" w:hAnsi="Arial" w:eastAsia="Arial" w:cs="Arial"/>
+          <w:b/>
+          <w:i w:val="0"/>
+          <w:color w:val="000000"/>
+          <w:sz w:val="18"/>
+          <w:highlight w:val="lightGray"/>
+        </w:rPr>
+        <w:t>o</w:t>
+      </w:r>
+      <w:r>
+        <w:rPr>
+          <w:rFonts w:ascii="Arial" w:hAnsi="Arial" w:eastAsia="Arial" w:cs="Arial"/>
+          <w:b/>
+          <w:i w:val="0"/>
+          <w:color w:val="000000"/>
+          <w:sz w:val="18"/>
+          <w:highlight w:val="lightGray"/>
+        </w:rPr>
+        <w:t>u</w:t>
+      </w:r>
+      <w:r>
+        <w:rPr>
+          <w:rFonts w:ascii="Arial" w:hAnsi="Arial" w:eastAsia="Arial" w:cs="Arial"/>
+          <w:b/>
+          <w:i w:val="0"/>
+          <w:color w:val="000000"/>
+          <w:sz w:val="18"/>
+          <w:highlight w:val="lightGray"/>
+        </w:rPr>
+        <w:t>r</w:t>
+      </w:r>
+      <w:r>
+        <w:rPr>
+          <w:rFonts w:ascii="Arial" w:hAnsi="Arial" w:eastAsia="Arial" w:cs="Arial"/>
+          <w:b/>
+          <w:i w:val="0"/>
+          <w:color w:val="000000"/>
+          <w:sz w:val="18"/>
+          <w:highlight w:val="lightGray"/>
+        </w:rPr>
+        <w:t>c</w:t>
+      </w:r>
+      <w:r>
+        <w:rPr>
+          <w:rFonts w:ascii="Arial" w:hAnsi="Arial" w:eastAsia="Arial" w:cs="Arial"/>
+          <w:b/>
+          <w:i w:val="0"/>
+          <w:color w:val="000000"/>
+          <w:sz w:val="18"/>
+          <w:highlight w:val="lightGray"/>
+        </w:rPr>
+        <w:t>e</w:t>
+      </w:r>
+      <w:r>
+        <w:rPr>
+          <w:rFonts w:ascii="Arial" w:hAnsi="Arial" w:eastAsia="Arial" w:cs="Arial"/>
+          <w:b/>
+          <w:i w:val="0"/>
+          <w:color w:val="000000"/>
+          <w:sz w:val="18"/>
+          <w:highlight w:val="lightGray"/>
+        </w:rPr>
+        <w:t>:</w:t>
+      </w:r>
+      <w:r>
+        <w:rPr>
+          <w:rFonts w:ascii="Arial" w:hAnsi="Arial" w:eastAsia="Arial" w:cs="Arial"/>
+          <w:b/>
+          <w:i w:val="0"/>
+          <w:color w:val="000000"/>
+          <w:sz w:val="18"/>
+          <w:highlight w:val="lightGray"/>
+        </w:rPr>
+        <w:t xml:space="preserve"> </w:t>
+      </w:r>
+      <w:r>
+        <w:rPr>
+          <w:rFonts w:ascii="Arial" w:hAnsi="Arial" w:eastAsia="Arial" w:cs="Arial"/>
+          <w:b/>
+          <w:i w:val="0"/>
+          <w:color w:val="000000"/>
+          <w:sz w:val="18"/>
+          <w:highlight w:val="lightGray"/>
+        </w:rPr>
+        <w:t>P</w:t>
+      </w:r>
+      <w:r>
+        <w:rPr>
+          <w:rFonts w:ascii="Arial" w:hAnsi="Arial" w:eastAsia="Arial" w:cs="Arial"/>
+          <w:b/>
+          <w:i w:val="0"/>
+          <w:color w:val="000000"/>
+          <w:sz w:val="18"/>
+          <w:highlight w:val="lightGray"/>
+        </w:rPr>
+        <w:t>r</w:t>
+      </w:r>
+      <w:r>
+        <w:rPr>
+          <w:rFonts w:ascii="Arial" w:hAnsi="Arial" w:eastAsia="Arial" w:cs="Arial"/>
+          <w:b/>
+          <w:i w:val="0"/>
+          <w:color w:val="000000"/>
+          <w:sz w:val="18"/>
+          <w:highlight w:val="lightGray"/>
+        </w:rPr>
+        <w:t>o</w:t>
+      </w:r>
+      <w:r>
+        <w:rPr>
+          <w:rFonts w:ascii="Arial" w:hAnsi="Arial" w:eastAsia="Arial" w:cs="Arial"/>
+          <w:b/>
+          <w:i w:val="0"/>
+          <w:color w:val="000000"/>
+          <w:sz w:val="18"/>
+          <w:highlight w:val="lightGray"/>
+        </w:rPr>
+        <w:t>v</w:t>
+      </w:r>
+      <w:r>
+        <w:rPr>
+          <w:rFonts w:ascii="Arial" w:hAnsi="Arial" w:eastAsia="Arial" w:cs="Arial"/>
+          <w:b/>
+          <w:i w:val="0"/>
+          <w:color w:val="000000"/>
+          <w:sz w:val="18"/>
+          <w:highlight w:val="lightGray"/>
+        </w:rPr>
+        <w:t>i</w:t>
+      </w:r>
+      <w:r>
+        <w:rPr>
+          <w:rFonts w:ascii="Arial" w:hAnsi="Arial" w:eastAsia="Arial" w:cs="Arial"/>
+          <w:b/>
+          <w:i w:val="0"/>
+          <w:color w:val="000000"/>
+          <w:sz w:val="18"/>
+          <w:highlight w:val="lightGray"/>
+        </w:rPr>
+        <w:t>d</w:t>
+      </w:r>
+      <w:r>
+        <w:rPr>
+          <w:rFonts w:ascii="Arial" w:hAnsi="Arial" w:eastAsia="Arial" w:cs="Arial"/>
+          <w:b/>
+          <w:i w:val="0"/>
+          <w:color w:val="000000"/>
+          <w:sz w:val="18"/>
+          <w:highlight w:val="lightGray"/>
+        </w:rPr>
+        <w:t>e</w:t>
+      </w:r>
+      <w:r>
+        <w:rPr>
+          <w:rFonts w:ascii="Arial" w:hAnsi="Arial" w:eastAsia="Arial" w:cs="Arial"/>
+          <w:b/>
+          <w:i w:val="0"/>
+          <w:color w:val="000000"/>
+          <w:sz w:val="18"/>
+          <w:highlight w:val="lightGray"/>
+        </w:rPr>
+        <w:t>d</w:t>
+      </w:r>
+      <w:r>
+        <w:rPr>
+          <w:rFonts w:ascii="Arial" w:hAnsi="Arial" w:eastAsia="Arial" w:cs="Arial"/>
+          <w:b/>
+          <w:i w:val="0"/>
+          <w:color w:val="000000"/>
+          <w:sz w:val="18"/>
+          <w:highlight w:val="lightGray"/>
+        </w:rPr>
+        <w:t xml:space="preserve"> </w:t>
+      </w:r>
+      <w:r>
+        <w:rPr>
+          <w:rFonts w:ascii="Arial" w:hAnsi="Arial" w:eastAsia="Arial" w:cs="Arial"/>
+          <w:b/>
+          <w:i w:val="0"/>
+          <w:color w:val="000000"/>
+          <w:sz w:val="18"/>
+          <w:highlight w:val="lightGray"/>
+        </w:rPr>
+        <w:t>b</w:t>
+      </w:r>
+      <w:r>
+        <w:rPr>
+          <w:rFonts w:ascii="Arial" w:hAnsi="Arial" w:eastAsia="Arial" w:cs="Arial"/>
+          <w:b/>
+          <w:i w:val="0"/>
+          <w:color w:val="000000"/>
+          <w:sz w:val="18"/>
+          <w:highlight w:val="lightGray"/>
+        </w:rPr>
+        <w:t>y</w:t>
+      </w:r>
+      <w:r>
+        <w:rPr>
+          <w:rFonts w:ascii="Arial" w:hAnsi="Arial" w:eastAsia="Arial" w:cs="Arial"/>
+          <w:b/>
+          <w:i w:val="0"/>
+          <w:color w:val="000000"/>
+          <w:sz w:val="18"/>
+          <w:highlight w:val="lightGray"/>
+        </w:rPr>
+        <w:t>:</w:t>
+      </w:r>
+      <w:r>
+        <w:rPr>
+          <w:rFonts w:ascii="Arial" w:hAnsi="Arial" w:eastAsia="Arial" w:cs="Arial"/>
+          <w:b/>
+          <w:i w:val="0"/>
+          <w:color w:val="000000"/>
+          <w:sz w:val="18"/>
+          <w:highlight w:val="lightGray"/>
+        </w:rPr>
+        <w:t xml:space="preserve"> </w:t>
+      </w:r>
+      <w:r>
+        <w:rPr>
+          <w:rFonts w:ascii="Arial" w:hAnsi="Arial" w:eastAsia="Arial" w:cs="Arial"/>
+          <w:b/>
+          <w:i w:val="0"/>
+          <w:color w:val="000000"/>
+          <w:sz w:val="18"/>
+          <w:highlight w:val="lightGray"/>
+        </w:rPr>
+        <w:t>[</w:t>
+      </w:r>
+      <w:r>
+        <w:rPr>
+          <w:rFonts w:ascii="Arial" w:hAnsi="Arial" w:eastAsia="Arial" w:cs="Arial"/>
+          <w:b/>
+          <w:i w:val="0"/>
+          <w:color w:val="000000"/>
+          <w:sz w:val="18"/>
+          <w:highlight w:val="lightGray"/>
+        </w:rPr>
+        <w:t>D</w:t>
+      </w:r>
+      <w:r>
+        <w:rPr>
+          <w:rFonts w:ascii="Arial" w:hAnsi="Arial" w:eastAsia="Arial" w:cs="Arial"/>
+          <w:b/>
+          <w:i w:val="0"/>
+          <w:color w:val="000000"/>
+          <w:sz w:val="18"/>
+          <w:highlight w:val="lightGray"/>
+        </w:rPr>
+        <w:t>a</w:t>
+      </w:r>
+      <w:r>
+        <w:rPr>
+          <w:rFonts w:ascii="Arial" w:hAnsi="Arial" w:eastAsia="Arial" w:cs="Arial"/>
+          <w:b/>
+          <w:i w:val="0"/>
+          <w:color w:val="000000"/>
+          <w:sz w:val="18"/>
+          <w:highlight w:val="lightGray"/>
+        </w:rPr>
+        <w:t>t</w:t>
+      </w:r>
+      <w:r>
+        <w:rPr>
+          <w:rFonts w:ascii="Arial" w:hAnsi="Arial" w:eastAsia="Arial" w:cs="Arial"/>
+          <w:b/>
+          <w:i w:val="0"/>
+          <w:color w:val="000000"/>
+          <w:sz w:val="18"/>
+          <w:highlight w:val="lightGray"/>
+        </w:rPr>
+        <w:t>a</w:t>
+      </w:r>
+      <w:r>
+        <w:rPr>
+          <w:rFonts w:ascii="Arial" w:hAnsi="Arial" w:eastAsia="Arial" w:cs="Arial"/>
+          <w:b/>
+          <w:i w:val="0"/>
+          <w:color w:val="000000"/>
+          <w:sz w:val="18"/>
+          <w:highlight w:val="lightGray"/>
+        </w:rPr>
+        <w:t xml:space="preserve"> </w:t>
+      </w:r>
+      <w:r>
+        <w:rPr>
+          <w:rFonts w:ascii="Arial" w:hAnsi="Arial" w:eastAsia="Arial" w:cs="Arial"/>
+          <w:b/>
+          <w:i w:val="0"/>
+          <w:color w:val="000000"/>
+          <w:sz w:val="18"/>
+          <w:highlight w:val="lightGray"/>
+        </w:rPr>
+        <w:t>P</w:t>
+      </w:r>
+      <w:r>
+        <w:rPr>
+          <w:rFonts w:ascii="Arial" w:hAnsi="Arial" w:eastAsia="Arial" w:cs="Arial"/>
+          <w:b/>
+          <w:i w:val="0"/>
+          <w:color w:val="000000"/>
+          <w:sz w:val="18"/>
+          <w:highlight w:val="lightGray"/>
+        </w:rPr>
+        <w:t>a</w:t>
+      </w:r>
+      <w:r>
+        <w:rPr>
+          <w:rFonts w:ascii="Arial" w:hAnsi="Arial" w:eastAsia="Arial" w:cs="Arial"/>
+          <w:b/>
+          <w:i w:val="0"/>
+          <w:color w:val="000000"/>
+          <w:sz w:val="18"/>
+          <w:highlight w:val="lightGray"/>
+        </w:rPr>
+        <w:t>t</w:t>
+      </w:r>
+      <w:r>
+        <w:rPr>
+          <w:rFonts w:ascii="Arial" w:hAnsi="Arial" w:eastAsia="Arial" w:cs="Arial"/>
+          <w:b/>
+          <w:i w:val="0"/>
+          <w:color w:val="000000"/>
+          <w:sz w:val="18"/>
+          <w:highlight w:val="lightGray"/>
+        </w:rPr>
+        <w:t>h</w:t>
+      </w:r>
+      <w:r>
+        <w:rPr>
+          <w:rFonts w:ascii="Arial" w:hAnsi="Arial" w:eastAsia="Arial" w:cs="Arial"/>
+          <w:b w:val="0"/>
+          <w:i w:val="0"/>
+          <w:color w:val="000000"/>
+          <w:sz w:val="18"/>
+          <w:highlight w:val="lightGray"/>
+        </w:rPr>
+        <w:t>:</w:t>
+      </w:r>
+      <w:r>
+        <w:rPr>
+          <w:rFonts w:ascii="Arial" w:hAnsi="Arial" w:eastAsia="Arial" w:cs="Arial"/>
+          <w:b w:val="0"/>
+          <w:i w:val="0"/>
+          <w:color w:val="000000"/>
+          <w:sz w:val="18"/>
+          <w:highlight w:val="lightGray"/>
+        </w:rPr>
+        <w:t xml:space="preserve"> </w:t>
+      </w:r>
+      <w:r>
+        <w:rPr>
+          <w:rFonts w:ascii="Arial" w:hAnsi="Arial" w:eastAsia="Arial" w:cs="Arial"/>
+          <w:b w:val="0"/>
+          <w:i w:val="0"/>
+          <w:color w:val="000000"/>
+          <w:sz w:val="18"/>
+          <w:highlight w:val="lightGray"/>
+        </w:rPr>
+        <w:t>P</w:t>
+      </w:r>
+      <w:r>
+        <w:rPr>
+          <w:rFonts w:ascii="Arial" w:hAnsi="Arial" w:eastAsia="Arial" w:cs="Arial"/>
+          <w:b w:val="0"/>
+          <w:i w:val="0"/>
+          <w:color w:val="000000"/>
+          <w:sz w:val="18"/>
+          <w:highlight w:val="lightGray"/>
+        </w:rPr>
+        <w:t>e</w:t>
+      </w:r>
+      <w:r>
+        <w:rPr>
+          <w:rFonts w:ascii="Arial" w:hAnsi="Arial" w:eastAsia="Arial" w:cs="Arial"/>
+          <w:b w:val="0"/>
+          <w:i w:val="0"/>
+          <w:color w:val="000000"/>
+          <w:sz w:val="18"/>
+          <w:highlight w:val="lightGray"/>
+        </w:rPr>
+        <w:t>r</w:t>
+      </w:r>
+      <w:r>
+        <w:rPr>
+          <w:rFonts w:ascii="Arial" w:hAnsi="Arial" w:eastAsia="Arial" w:cs="Arial"/>
+          <w:b w:val="0"/>
+          <w:i w:val="0"/>
+          <w:color w:val="000000"/>
+          <w:sz w:val="18"/>
+          <w:highlight w:val="lightGray"/>
+        </w:rPr>
+        <w:t>s</w:t>
+      </w:r>
+      <w:r>
+        <w:rPr>
+          <w:rFonts w:ascii="Arial" w:hAnsi="Arial" w:eastAsia="Arial" w:cs="Arial"/>
+          <w:b w:val="0"/>
+          <w:i w:val="0"/>
+          <w:color w:val="000000"/>
+          <w:sz w:val="18"/>
+          <w:highlight w:val="lightGray"/>
+        </w:rPr>
+        <w:t>o</w:t>
+      </w:r>
+      <w:r>
+        <w:rPr>
+          <w:rFonts w:ascii="Arial" w:hAnsi="Arial" w:eastAsia="Arial" w:cs="Arial"/>
+          <w:b w:val="0"/>
+          <w:i w:val="0"/>
+          <w:color w:val="000000"/>
+          <w:sz w:val="18"/>
+          <w:highlight w:val="lightGray"/>
+        </w:rPr>
+        <w:t>n</w:t>
+      </w:r>
+      <w:r>
+        <w:rPr>
+          <w:rFonts w:ascii="Arial" w:hAnsi="Arial" w:eastAsia="Arial" w:cs="Arial"/>
+          <w:b w:val="0"/>
+          <w:i w:val="0"/>
+          <w:color w:val="000000"/>
+          <w:sz w:val="18"/>
+          <w:highlight w:val="lightGray"/>
+        </w:rPr>
+        <w:t>s</w:t>
+      </w:r>
+      <w:r>
+        <w:rPr>
+          <w:rFonts w:ascii="Arial" w:hAnsi="Arial" w:eastAsia="Arial" w:cs="Arial"/>
+          <w:b w:val="0"/>
+          <w:i w:val="0"/>
+          <w:color w:val="000000"/>
+          <w:sz w:val="18"/>
+          <w:highlight w:val="lightGray"/>
+        </w:rPr>
+        <w:t xml:space="preserve"> </w:t>
+      </w:r>
+      <w:r>
+        <w:rPr>
+          <w:rFonts w:ascii="Arial" w:hAnsi="Arial" w:eastAsia="Arial" w:cs="Arial"/>
+          <w:b w:val="0"/>
+          <w:i w:val="0"/>
+          <w:color w:val="000000"/>
+          <w:sz w:val="18"/>
+          <w:highlight w:val="lightGray"/>
+        </w:rPr>
+        <w:t>T</w:t>
+      </w:r>
+      <w:r>
+        <w:rPr>
+          <w:rFonts w:ascii="Arial" w:hAnsi="Arial" w:eastAsia="Arial" w:cs="Arial"/>
+          <w:b w:val="0"/>
+          <w:i w:val="0"/>
+          <w:color w:val="000000"/>
+          <w:sz w:val="18"/>
+          <w:highlight w:val="lightGray"/>
+        </w:rPr>
+        <w:t>a</w:t>
+      </w:r>
+      <w:r>
+        <w:rPr>
+          <w:rFonts w:ascii="Arial" w:hAnsi="Arial" w:eastAsia="Arial" w:cs="Arial"/>
+          <w:b w:val="0"/>
+          <w:i w:val="0"/>
+          <w:color w:val="000000"/>
+          <w:sz w:val="18"/>
+          <w:highlight w:val="lightGray"/>
+        </w:rPr>
+        <w:t>b</w:t>
+      </w:r>
+      <w:r>
+        <w:rPr>
+          <w:rFonts w:ascii="Arial" w:hAnsi="Arial" w:eastAsia="Arial" w:cs="Arial"/>
+          <w:b w:val="0"/>
+          <w:i w:val="0"/>
+          <w:color w:val="000000"/>
+          <w:sz w:val="18"/>
+          <w:highlight w:val="lightGray"/>
+        </w:rPr>
+        <w:t>l</w:t>
+      </w:r>
+      <w:r>
+        <w:rPr>
+          <w:rFonts w:ascii="Arial" w:hAnsi="Arial" w:eastAsia="Arial" w:cs="Arial"/>
+          <w:b w:val="0"/>
+          <w:i w:val="0"/>
+          <w:color w:val="000000"/>
+          <w:sz w:val="18"/>
+          <w:highlight w:val="lightGray"/>
+        </w:rPr>
+        <w:t>e</w:t>
+      </w:r>
+      <w:r>
+        <w:rPr>
+          <w:rFonts w:ascii="Arial" w:hAnsi="Arial" w:eastAsia="Arial" w:cs="Arial"/>
+          <w:b w:val="0"/>
+          <w:i w:val="0"/>
+          <w:color w:val="000000"/>
+          <w:sz w:val="18"/>
+          <w:highlight w:val="lightGray"/>
+        </w:rPr>
+        <w:t xml:space="preserve"> </w:t>
+      </w:r>
+      <w:r>
+        <w:rPr>
+          <w:rFonts w:ascii="Arial" w:hAnsi="Arial" w:eastAsia="Arial" w:cs="Arial"/>
+          <w:b w:val="0"/>
+          <w:i w:val="0"/>
+          <w:color w:val="000000"/>
+          <w:sz w:val="18"/>
+          <w:highlight w:val="lightGray"/>
+        </w:rPr>
+        <w:t>-</w:t>
+      </w:r>
+      <w:r>
+        <w:rPr>
+          <w:rFonts w:ascii="Arial" w:hAnsi="Arial" w:eastAsia="Arial" w:cs="Arial"/>
+          <w:b w:val="0"/>
+          <w:i w:val="0"/>
+          <w:color w:val="000000"/>
+          <w:sz w:val="18"/>
+          <w:highlight w:val="lightGray"/>
+        </w:rPr>
+        <w:t>&gt;</w:t>
+      </w:r>
+      <w:r>
+        <w:rPr>
+          <w:rFonts w:ascii="Arial" w:hAnsi="Arial" w:eastAsia="Arial" w:cs="Arial"/>
+          <w:b w:val="0"/>
+          <w:i w:val="0"/>
+          <w:color w:val="000000"/>
+          <w:sz w:val="18"/>
+          <w:highlight w:val="lightGray"/>
+        </w:rPr>
+        <w:t xml:space="preserve"> </w:t>
+      </w:r>
+      <w:r>
+        <w:rPr>
+          <w:rFonts w:ascii="Arial" w:hAnsi="Arial" w:eastAsia="Arial" w:cs="Arial"/>
+          <w:b w:val="0"/>
+          <w:i w:val="0"/>
+          <w:color w:val="000000"/>
+          <w:sz w:val="18"/>
+          <w:highlight w:val="lightGray"/>
+        </w:rPr>
+        <w:t>I</w:t>
+      </w:r>
+      <w:r>
+        <w:rPr>
+          <w:rFonts w:ascii="Arial" w:hAnsi="Arial" w:eastAsia="Arial" w:cs="Arial"/>
+          <w:b w:val="0"/>
+          <w:i w:val="0"/>
+          <w:color w:val="000000"/>
+          <w:sz w:val="18"/>
+          <w:highlight w:val="lightGray"/>
+        </w:rPr>
+        <w:t>D</w:t>
+      </w:r>
+      <w:r>
+        <w:rPr>
+          <w:rFonts w:ascii="Arial" w:hAnsi="Arial" w:eastAsia="Arial" w:cs="Arial"/>
+          <w:b w:val="0"/>
+          <w:i w:val="0"/>
+          <w:color w:val="000000"/>
+          <w:sz w:val="18"/>
+          <w:highlight w:val="lightGray"/>
+        </w:rPr>
+        <w:t xml:space="preserve"> </w:t>
+      </w:r>
+      <w:r>
+        <w:rPr>
+          <w:rFonts w:ascii="Arial" w:hAnsi="Arial" w:eastAsia="Arial" w:cs="Arial"/>
+          <w:b w:val="0"/>
+          <w:i w:val="0"/>
+          <w:color w:val="000000"/>
+          <w:sz w:val="18"/>
+          <w:highlight w:val="lightGray"/>
+        </w:rPr>
+        <w:t>C</w:t>
+      </w:r>
+      <w:r>
+        <w:rPr>
+          <w:rFonts w:ascii="Arial" w:hAnsi="Arial" w:eastAsia="Arial" w:cs="Arial"/>
+          <w:b w:val="0"/>
+          <w:i w:val="0"/>
+          <w:color w:val="000000"/>
+          <w:sz w:val="18"/>
+          <w:highlight w:val="lightGray"/>
+        </w:rPr>
+        <w:t>o</w:t>
+      </w:r>
+      <w:r>
+        <w:rPr>
+          <w:rFonts w:ascii="Arial" w:hAnsi="Arial" w:eastAsia="Arial" w:cs="Arial"/>
+          <w:b w:val="0"/>
+          <w:i w:val="0"/>
+          <w:color w:val="000000"/>
+          <w:sz w:val="18"/>
+          <w:highlight w:val="lightGray"/>
+        </w:rPr>
+        <w:t>l</w:t>
+      </w:r>
+      <w:r>
+        <w:rPr>
+          <w:rFonts w:ascii="Arial" w:hAnsi="Arial" w:eastAsia="Arial" w:cs="Arial"/>
+          <w:b w:val="0"/>
+          <w:i w:val="0"/>
+          <w:color w:val="000000"/>
+          <w:sz w:val="18"/>
+          <w:highlight w:val="lightGray"/>
+        </w:rPr>
+        <w:t>u</w:t>
+      </w:r>
+      <w:r>
+        <w:rPr>
+          <w:rFonts w:ascii="Arial" w:hAnsi="Arial" w:eastAsia="Arial" w:cs="Arial"/>
+          <w:b w:val="0"/>
+          <w:i w:val="0"/>
+          <w:color w:val="000000"/>
+          <w:sz w:val="18"/>
+          <w:highlight w:val="lightGray"/>
+        </w:rPr>
+        <w:t>m</w:t>
+      </w:r>
+      <w:r>
+        <w:rPr>
+          <w:rFonts w:ascii="Arial" w:hAnsi="Arial" w:eastAsia="Arial" w:cs="Arial"/>
+          <w:b w:val="0"/>
+          <w:i w:val="0"/>
+          <w:color w:val="000000"/>
+          <w:sz w:val="18"/>
+          <w:highlight w:val="lightGray"/>
+        </w:rPr>
+        <w:t>n</w:t>
+      </w:r>
+      <w:r>
+        <w:rPr>
+          <w:rFonts w:ascii="Arial" w:hAnsi="Arial" w:eastAsia="Arial" w:cs="Arial"/>
+          <w:b w:val="0"/>
+          <w:i w:val="0"/>
+          <w:color w:val="000000"/>
+          <w:sz w:val="18"/>
+          <w:highlight w:val="lightGray"/>
+        </w:rPr>
+        <w:t>:</w:t>
+      </w:r>
+      <w:r>
+        <w:rPr>
+          <w:rFonts w:ascii="Arial" w:hAnsi="Arial" w:eastAsia="Arial" w:cs="Arial"/>
+          <w:b w:val="0"/>
+          <w:i w:val="0"/>
+          <w:color w:val="000000"/>
+          <w:sz w:val="18"/>
+          <w:highlight w:val="lightGray"/>
+        </w:rPr>
+        <w:t xml:space="preserve"> </w:t>
+      </w:r>
+      <w:r>
+        <w:rPr>
+          <w:rFonts w:ascii="Arial" w:hAnsi="Arial" w:eastAsia="Arial" w:cs="Arial"/>
+          <w:b w:val="0"/>
+          <w:i w:val="0"/>
+          <w:color w:val="000000"/>
+          <w:sz w:val="18"/>
+          <w:highlight w:val="lightGray"/>
+        </w:rPr>
+        <w:t>1</w:t>
+      </w:r>
+      <w:r>
+        <w:rPr>
+          <w:rFonts w:ascii="Arial" w:hAnsi="Arial" w:eastAsia="Arial" w:cs="Arial"/>
+          <w:b w:val="0"/>
+          <w:i w:val="0"/>
+          <w:color w:val="000000"/>
+          <w:sz w:val="18"/>
+          <w:highlight w:val="lightGray"/>
+        </w:rPr>
+        <w:t>,</w:t>
+      </w:r>
+      <w:r>
+        <w:rPr>
+          <w:rFonts w:ascii="Arial" w:hAnsi="Arial" w:eastAsia="Arial" w:cs="Arial"/>
+          <w:b w:val="0"/>
+          <w:i w:val="0"/>
+          <w:color w:val="000000"/>
+          <w:sz w:val="18"/>
+          <w:highlight w:val="lightGray"/>
+        </w:rPr>
+        <w:t xml:space="preserve"> </w:t>
+      </w:r>
+      <w:r>
+        <w:rPr>
+          <w:rFonts w:ascii="Arial" w:hAnsi="Arial" w:eastAsia="Arial" w:cs="Arial"/>
+          <w:b w:val="0"/>
+          <w:i w:val="0"/>
+          <w:color w:val="000000"/>
+          <w:sz w:val="18"/>
+          <w:highlight w:val="lightGray"/>
+        </w:rPr>
+        <w:t>N</w:t>
+      </w:r>
+      <w:r>
+        <w:rPr>
+          <w:rFonts w:ascii="Arial" w:hAnsi="Arial" w:eastAsia="Arial" w:cs="Arial"/>
+          <w:b w:val="0"/>
+          <w:i w:val="0"/>
+          <w:color w:val="000000"/>
+          <w:sz w:val="18"/>
+          <w:highlight w:val="lightGray"/>
+        </w:rPr>
+        <w:t>a</w:t>
+      </w:r>
+      <w:r>
+        <w:rPr>
+          <w:rFonts w:ascii="Arial" w:hAnsi="Arial" w:eastAsia="Arial" w:cs="Arial"/>
+          <w:b w:val="0"/>
+          <w:i w:val="0"/>
+          <w:color w:val="000000"/>
+          <w:sz w:val="18"/>
+          <w:highlight w:val="lightGray"/>
+        </w:rPr>
+        <w:t>m</w:t>
+      </w:r>
+      <w:r>
+        <w:rPr>
+          <w:rFonts w:ascii="Arial" w:hAnsi="Arial" w:eastAsia="Arial" w:cs="Arial"/>
+          <w:b w:val="0"/>
+          <w:i w:val="0"/>
+          <w:color w:val="000000"/>
+          <w:sz w:val="18"/>
+          <w:highlight w:val="lightGray"/>
+        </w:rPr>
+        <w:t>e</w:t>
+      </w:r>
+      <w:r>
+        <w:rPr>
+          <w:rFonts w:ascii="Arial" w:hAnsi="Arial" w:eastAsia="Arial" w:cs="Arial"/>
+          <w:b w:val="0"/>
+          <w:i w:val="0"/>
+          <w:color w:val="000000"/>
+          <w:sz w:val="18"/>
+          <w:highlight w:val="lightGray"/>
+        </w:rPr>
+        <w:t>_</w:t>
+      </w:r>
+      <w:r>
+        <w:rPr>
+          <w:rFonts w:ascii="Arial" w:hAnsi="Arial" w:eastAsia="Arial" w:cs="Arial"/>
+          <w:b w:val="0"/>
+          <w:i w:val="0"/>
+          <w:color w:val="000000"/>
+          <w:sz w:val="18"/>
+          <w:highlight w:val="lightGray"/>
+        </w:rPr>
+        <w:t>E</w:t>
+      </w:r>
+      <w:r>
+        <w:rPr>
+          <w:rFonts w:ascii="Arial" w:hAnsi="Arial" w:eastAsia="Arial" w:cs="Arial"/>
+          <w:b w:val="0"/>
+          <w:i w:val="0"/>
+          <w:color w:val="000000"/>
+          <w:sz w:val="18"/>
+          <w:highlight w:val="lightGray"/>
+        </w:rPr>
+        <w:t>n</w:t>
+      </w:r>
+      <w:r>
+        <w:rPr>
+          <w:rFonts w:ascii="Arial" w:hAnsi="Arial" w:eastAsia="Arial" w:cs="Arial"/>
+          <w:b w:val="0"/>
+          <w:i w:val="0"/>
+          <w:color w:val="000000"/>
+          <w:sz w:val="18"/>
+          <w:highlight w:val="lightGray"/>
+        </w:rPr>
+        <w:t xml:space="preserve"> </w:t>
+      </w:r>
+      <w:r>
+        <w:rPr>
+          <w:rFonts w:ascii="Arial" w:hAnsi="Arial" w:eastAsia="Arial" w:cs="Arial"/>
+          <w:b w:val="0"/>
+          <w:i w:val="0"/>
+          <w:color w:val="000000"/>
+          <w:sz w:val="18"/>
+          <w:highlight w:val="lightGray"/>
+        </w:rPr>
+        <w:t>C</w:t>
+      </w:r>
+      <w:r>
+        <w:rPr>
+          <w:rFonts w:ascii="Arial" w:hAnsi="Arial" w:eastAsia="Arial" w:cs="Arial"/>
+          <w:b w:val="0"/>
+          <w:i w:val="0"/>
+          <w:color w:val="000000"/>
+          <w:sz w:val="18"/>
+          <w:highlight w:val="lightGray"/>
+        </w:rPr>
+        <w:t>o</w:t>
+      </w:r>
+      <w:r>
+        <w:rPr>
+          <w:rFonts w:ascii="Arial" w:hAnsi="Arial" w:eastAsia="Arial" w:cs="Arial"/>
+          <w:b w:val="0"/>
+          <w:i w:val="0"/>
+          <w:color w:val="000000"/>
+          <w:sz w:val="18"/>
+          <w:highlight w:val="lightGray"/>
+        </w:rPr>
+        <w:t>l</w:t>
+      </w:r>
+      <w:r>
+        <w:rPr>
+          <w:rFonts w:ascii="Arial" w:hAnsi="Arial" w:eastAsia="Arial" w:cs="Arial"/>
+          <w:b w:val="0"/>
+          <w:i w:val="0"/>
+          <w:color w:val="000000"/>
+          <w:sz w:val="18"/>
+          <w:highlight w:val="lightGray"/>
+        </w:rPr>
+        <w:t>u</w:t>
+      </w:r>
+      <w:r>
+        <w:rPr>
+          <w:rFonts w:ascii="Arial" w:hAnsi="Arial" w:eastAsia="Arial" w:cs="Arial"/>
+          <w:b w:val="0"/>
+          <w:i w:val="0"/>
+          <w:color w:val="000000"/>
+          <w:sz w:val="18"/>
+          <w:highlight w:val="lightGray"/>
+        </w:rPr>
+        <w:t>m</w:t>
+      </w:r>
+      <w:r>
+        <w:rPr>
+          <w:rFonts w:ascii="Arial" w:hAnsi="Arial" w:eastAsia="Arial" w:cs="Arial"/>
+          <w:b w:val="0"/>
+          <w:i w:val="0"/>
+          <w:color w:val="000000"/>
+          <w:sz w:val="18"/>
+          <w:highlight w:val="lightGray"/>
+        </w:rPr>
+        <w:t>n</w:t>
+      </w:r>
+      <w:r>
+        <w:rPr>
+          <w:rFonts w:ascii="Arial" w:hAnsi="Arial" w:eastAsia="Arial" w:cs="Arial"/>
+          <w:b w:val="0"/>
+          <w:i w:val="0"/>
+          <w:color w:val="000000"/>
+          <w:sz w:val="18"/>
+          <w:highlight w:val="lightGray"/>
+        </w:rPr>
+        <w:t>:</w:t>
+      </w:r>
+      <w:r>
+        <w:rPr>
+          <w:rFonts w:ascii="Arial" w:hAnsi="Arial" w:eastAsia="Arial" w:cs="Arial"/>
+          <w:b w:val="0"/>
+          <w:i w:val="0"/>
+          <w:color w:val="000000"/>
+          <w:sz w:val="18"/>
+          <w:highlight w:val="lightGray"/>
+        </w:rPr>
+        <w:t xml:space="preserve"> </w:t>
+      </w:r>
+      <w:r>
+        <w:rPr>
+          <w:rFonts w:ascii="Arial" w:hAnsi="Arial" w:eastAsia="Arial" w:cs="Arial"/>
+          <w:b w:val="0"/>
+          <w:i w:val="0"/>
+          <w:color w:val="000000"/>
+          <w:sz w:val="18"/>
+          <w:highlight w:val="lightGray"/>
+        </w:rPr>
+        <w:t>M</w:t>
+      </w:r>
+      <w:r>
+        <w:rPr>
+          <w:rFonts w:ascii="Arial" w:hAnsi="Arial" w:eastAsia="Arial" w:cs="Arial"/>
+          <w:b w:val="0"/>
+          <w:i w:val="0"/>
+          <w:color w:val="000000"/>
+          <w:sz w:val="18"/>
+          <w:highlight w:val="lightGray"/>
+        </w:rPr>
+        <w:t>o</w:t>
+      </w:r>
+      <w:r>
+        <w:rPr>
+          <w:rFonts w:ascii="Arial" w:hAnsi="Arial" w:eastAsia="Arial" w:cs="Arial"/>
+          <w:b w:val="0"/>
+          <w:i w:val="0"/>
+          <w:color w:val="000000"/>
+          <w:sz w:val="18"/>
+          <w:highlight w:val="lightGray"/>
+        </w:rPr>
+        <w:t>t</w:t>
+      </w:r>
+      <w:r>
+        <w:rPr>
+          <w:rFonts w:ascii="Arial" w:hAnsi="Arial" w:eastAsia="Arial" w:cs="Arial"/>
+          <w:b w:val="0"/>
+          <w:i w:val="0"/>
+          <w:color w:val="000000"/>
+          <w:sz w:val="18"/>
+          <w:highlight w:val="lightGray"/>
+        </w:rPr>
+        <w:t>a</w:t>
+      </w:r>
+      <w:r>
+        <w:rPr>
+          <w:rFonts w:ascii="Arial" w:hAnsi="Arial" w:eastAsia="Arial" w:cs="Arial"/>
+          <w:b w:val="0"/>
+          <w:i w:val="0"/>
+          <w:color w:val="000000"/>
+          <w:sz w:val="18"/>
+          <w:highlight w:val="lightGray"/>
+        </w:rPr>
+        <w:t>s</w:t>
+      </w:r>
+      <w:r>
+        <w:rPr>
+          <w:rFonts w:ascii="Arial" w:hAnsi="Arial" w:eastAsia="Arial" w:cs="Arial"/>
+          <w:b w:val="0"/>
+          <w:i w:val="0"/>
+          <w:color w:val="000000"/>
+          <w:sz w:val="18"/>
+          <w:highlight w:val="lightGray"/>
+        </w:rPr>
+        <w:t>e</w:t>
+      </w:r>
+      <w:r>
+        <w:rPr>
+          <w:rFonts w:ascii="Arial" w:hAnsi="Arial" w:eastAsia="Arial" w:cs="Arial"/>
+          <w:b w:val="0"/>
+          <w:i w:val="0"/>
+          <w:color w:val="000000"/>
+          <w:sz w:val="18"/>
+          <w:highlight w:val="lightGray"/>
+        </w:rPr>
+        <w:t>m</w:t>
+      </w:r>
+      <w:r>
+        <w:rPr>
+          <w:rFonts w:ascii="Arial" w:hAnsi="Arial" w:eastAsia="Arial" w:cs="Arial"/>
+          <w:b w:val="0"/>
+          <w:i w:val="0"/>
+          <w:color w:val="000000"/>
+          <w:sz w:val="18"/>
+          <w:highlight w:val="lightGray"/>
+        </w:rPr>
+        <w:t xml:space="preserve"> </w:t>
+      </w:r>
+      <w:r>
+        <w:rPr>
+          <w:rFonts w:ascii="Arial" w:hAnsi="Arial" w:eastAsia="Arial" w:cs="Arial"/>
+          <w:b w:val="0"/>
+          <w:i w:val="0"/>
+          <w:color w:val="000000"/>
+          <w:sz w:val="18"/>
+          <w:highlight w:val="lightGray"/>
+        </w:rPr>
+        <w:t>E</w:t>
+      </w:r>
+      <w:r>
+        <w:rPr>
+          <w:rFonts w:ascii="Arial" w:hAnsi="Arial" w:eastAsia="Arial" w:cs="Arial"/>
+          <w:b w:val="0"/>
+          <w:i w:val="0"/>
+          <w:color w:val="000000"/>
+          <w:sz w:val="18"/>
+          <w:highlight w:val="lightGray"/>
+        </w:rPr>
+        <w:t>s</w:t>
+      </w:r>
+      <w:r>
+        <w:rPr>
+          <w:rFonts w:ascii="Arial" w:hAnsi="Arial" w:eastAsia="Arial" w:cs="Arial"/>
+          <w:b w:val="0"/>
+          <w:i w:val="0"/>
+          <w:color w:val="000000"/>
+          <w:sz w:val="18"/>
+          <w:highlight w:val="lightGray"/>
+        </w:rPr>
+        <w:t>s</w:t>
+      </w:r>
+      <w:r>
+        <w:rPr>
+          <w:rFonts w:ascii="Arial" w:hAnsi="Arial" w:eastAsia="Arial" w:cs="Arial"/>
+          <w:b w:val="0"/>
+          <w:i w:val="0"/>
+          <w:color w:val="000000"/>
+          <w:sz w:val="18"/>
+          <w:highlight w:val="lightGray"/>
+        </w:rPr>
+        <w:t>a</w:t>
+      </w:r>
+      <w:r>
+        <w:rPr>
+          <w:rFonts w:ascii="Arial" w:hAnsi="Arial" w:eastAsia="Arial" w:cs="Arial"/>
+          <w:b w:val="0"/>
+          <w:i w:val="0"/>
+          <w:color w:val="000000"/>
+          <w:sz w:val="18"/>
+          <w:highlight w:val="lightGray"/>
+        </w:rPr>
+        <w:t>m</w:t>
+      </w:r>
+      <w:r>
+        <w:rPr>
+          <w:rFonts w:ascii="Arial" w:hAnsi="Arial" w:eastAsia="Arial" w:cs="Arial"/>
+          <w:b w:val="0"/>
+          <w:i w:val="0"/>
+          <w:color w:val="000000"/>
+          <w:sz w:val="18"/>
+          <w:highlight w:val="lightGray"/>
+        </w:rPr>
+        <w:t>]</w:t>
+      </w:r>
+      <w:r>
+        <w:rPr>
+          <w:rFonts w:ascii="Arial" w:hAnsi="Arial" w:eastAsia="Arial" w:cs="Arial"/>
+          <w:b w:val="0"/>
+          <w:i w:val="0"/>
+          <w:color w:val="000000"/>
+          <w:sz w:val="18"/>
+          <w:highlight w:val="lightGray"/>
+        </w:rPr>
+        <w:t xml:space="preserve"> </w:t>
+      </w:r>
+      <w:r>
+        <w:rPr>
+          <w:rFonts w:ascii="Arial" w:hAnsi="Arial" w:eastAsia="Arial" w:cs="Arial"/>
+          <w:b w:val="0"/>
+          <w:i w:val="0"/>
+          <w:color w:val="000000"/>
+          <w:sz w:val="18"/>
+          <w:highlight w:val="lightGray"/>
+        </w:rPr>
+        <w:t>-</w:t>
+      </w:r>
+      <w:r>
+        <w:rPr>
+          <w:rFonts w:ascii="Arial" w:hAnsi="Arial" w:eastAsia="Arial" w:cs="Arial"/>
+          <w:b w:val="0"/>
+          <w:i w:val="0"/>
+          <w:color w:val="000000"/>
+          <w:sz w:val="18"/>
+          <w:highlight w:val="lightGray"/>
+        </w:rPr>
+        <w:t>&gt;</w:t>
+      </w:r>
+      <w:r>
+        <w:rPr>
+          <w:rFonts w:ascii="Arial" w:hAnsi="Arial" w:eastAsia="Arial" w:cs="Arial"/>
+          <w:b w:val="0"/>
+          <w:i w:val="0"/>
+          <w:color w:val="000000"/>
+          <w:sz w:val="18"/>
+          <w:highlight w:val="lightGray"/>
+        </w:rPr>
+        <w:t xml:space="preserve"> </w:t>
+      </w:r>
+      <w:r>
+        <w:rPr>
+          <w:rFonts w:ascii="Arial" w:hAnsi="Arial" w:eastAsia="Arial" w:cs="Arial"/>
+          <w:b/>
+          <w:i w:val="0"/>
+          <w:color w:val="000000"/>
+          <w:sz w:val="18"/>
+          <w:highlight w:val="lightGray"/>
+        </w:rPr>
+        <w:t>F</w:t>
+      </w:r>
+      <w:r>
+        <w:rPr>
+          <w:rFonts w:ascii="Arial" w:hAnsi="Arial" w:eastAsia="Arial" w:cs="Arial"/>
+          <w:b/>
+          <w:i w:val="0"/>
+          <w:color w:val="000000"/>
+          <w:sz w:val="18"/>
+          <w:highlight w:val="lightGray"/>
+        </w:rPr>
+        <w:t>r</w:t>
+      </w:r>
+      <w:r>
+        <w:rPr>
+          <w:rFonts w:ascii="Arial" w:hAnsi="Arial" w:eastAsia="Arial" w:cs="Arial"/>
+          <w:b/>
+          <w:i w:val="0"/>
+          <w:color w:val="000000"/>
+          <w:sz w:val="18"/>
+          <w:highlight w:val="lightGray"/>
+        </w:rPr>
+        <w:t>o</w:t>
+      </w:r>
+      <w:r>
+        <w:rPr>
+          <w:rFonts w:ascii="Arial" w:hAnsi="Arial" w:eastAsia="Arial" w:cs="Arial"/>
+          <w:b/>
+          <w:i w:val="0"/>
+          <w:color w:val="000000"/>
+          <w:sz w:val="18"/>
+          <w:highlight w:val="lightGray"/>
+        </w:rPr>
+        <w:t>m</w:t>
+      </w:r>
+      <w:r>
+        <w:rPr>
+          <w:rFonts w:ascii="Arial" w:hAnsi="Arial" w:eastAsia="Arial" w:cs="Arial"/>
+          <w:b/>
+          <w:i w:val="0"/>
+          <w:color w:val="000000"/>
+          <w:sz w:val="18"/>
+          <w:highlight w:val="lightGray"/>
+        </w:rPr>
+        <w:t>:</w:t>
+      </w:r>
+      <w:r>
+        <w:rPr>
+          <w:rFonts w:ascii="Arial" w:hAnsi="Arial" w:eastAsia="Arial" w:cs="Arial"/>
+          <w:b w:val="0"/>
+          <w:i w:val="0"/>
+          <w:color w:val="000000"/>
+          <w:sz w:val="18"/>
+          <w:highlight w:val="lightGray"/>
+        </w:rPr>
+        <w:t xml:space="preserve"> </w:t>
+      </w:r>
+      <w:r>
+        <w:rPr>
+          <w:rFonts w:ascii="Arial" w:hAnsi="Arial" w:eastAsia="Arial" w:cs="Arial"/>
+          <w:b w:val="0"/>
+          <w:i w:val="0"/>
+          <w:color w:val="000000"/>
+          <w:sz w:val="18"/>
+          <w:highlight w:val="lightGray"/>
+        </w:rPr>
+        <w:t>[</w:t>
+      </w:r>
+      <w:r>
+        <w:rPr>
+          <w:rFonts w:ascii="Arial" w:hAnsi="Arial" w:eastAsia="Arial" w:cs="Arial"/>
+          <w:b w:val="0"/>
+          <w:i w:val="0"/>
+          <w:color w:val="000000"/>
+          <w:sz w:val="18"/>
+          <w:highlight w:val="lightGray"/>
+        </w:rPr>
+        <w:t>C</w:t>
+      </w:r>
+      <w:r>
+        <w:rPr>
+          <w:rFonts w:ascii="Arial" w:hAnsi="Arial" w:eastAsia="Arial" w:cs="Arial"/>
+          <w:b w:val="0"/>
+          <w:i w:val="0"/>
+          <w:color w:val="000000"/>
+          <w:sz w:val="18"/>
+          <w:highlight w:val="lightGray"/>
+        </w:rPr>
+        <w:t>h</w:t>
+      </w:r>
+      <w:r>
+        <w:rPr>
+          <w:rFonts w:ascii="Arial" w:hAnsi="Arial" w:eastAsia="Arial" w:cs="Arial"/>
+          <w:b w:val="0"/>
+          <w:i w:val="0"/>
+          <w:color w:val="000000"/>
+          <w:sz w:val="18"/>
+          <w:highlight w:val="lightGray"/>
+        </w:rPr>
+        <w:t>a</w:t>
+      </w:r>
+      <w:r>
+        <w:rPr>
+          <w:rFonts w:ascii="Arial" w:hAnsi="Arial" w:eastAsia="Arial" w:cs="Arial"/>
+          <w:b w:val="0"/>
+          <w:i w:val="0"/>
+          <w:color w:val="000000"/>
+          <w:sz w:val="18"/>
+          <w:highlight w:val="lightGray"/>
+        </w:rPr>
+        <w:t>t</w:t>
+      </w:r>
+      <w:r>
+        <w:rPr>
+          <w:rFonts w:ascii="Arial" w:hAnsi="Arial" w:eastAsia="Arial" w:cs="Arial"/>
+          <w:b w:val="0"/>
+          <w:i w:val="0"/>
+          <w:color w:val="000000"/>
+          <w:sz w:val="18"/>
+          <w:highlight w:val="lightGray"/>
+        </w:rPr>
+        <w:t>g</w:t>
+      </w:r>
+      <w:r>
+        <w:rPr>
+          <w:rFonts w:ascii="Arial" w:hAnsi="Arial" w:eastAsia="Arial" w:cs="Arial"/>
+          <w:b w:val="0"/>
+          <w:i w:val="0"/>
+          <w:color w:val="000000"/>
+          <w:sz w:val="18"/>
+          <w:highlight w:val="lightGray"/>
+        </w:rPr>
+        <w:t>p</w:t>
+      </w:r>
+      <w:r>
+        <w:rPr>
+          <w:rFonts w:ascii="Arial" w:hAnsi="Arial" w:eastAsia="Arial" w:cs="Arial"/>
+          <w:b w:val="0"/>
+          <w:i w:val="0"/>
+          <w:color w:val="000000"/>
+          <w:sz w:val="18"/>
+          <w:highlight w:val="lightGray"/>
+        </w:rPr>
+        <w:t>t</w:t>
+      </w:r>
+      <w:r>
+        <w:rPr>
+          <w:rFonts w:ascii="Arial" w:hAnsi="Arial" w:eastAsia="Arial" w:cs="Arial"/>
+          <w:b w:val="0"/>
+          <w:i w:val="0"/>
+          <w:color w:val="000000"/>
+          <w:sz w:val="18"/>
+          <w:highlight w:val="lightGray"/>
+        </w:rPr>
+        <w:t xml:space="preserve"> </w:t>
+      </w:r>
+      <w:r>
+        <w:rPr>
+          <w:rFonts w:ascii="Arial" w:hAnsi="Arial" w:eastAsia="Arial" w:cs="Arial"/>
+          <w:b w:val="0"/>
+          <w:i w:val="0"/>
+          <w:color w:val="000000"/>
+          <w:sz w:val="18"/>
+          <w:highlight w:val="lightGray"/>
+        </w:rPr>
+        <w:t>(</w:t>
+      </w:r>
+      <w:r>
+        <w:rPr>
+          <w:rFonts w:ascii="Arial" w:hAnsi="Arial" w:eastAsia="Arial" w:cs="Arial"/>
+          <w:b w:val="0"/>
+          <w:i w:val="0"/>
+          <w:color w:val="000000"/>
+          <w:sz w:val="18"/>
+          <w:highlight w:val="lightGray"/>
+        </w:rPr>
+        <w:t>G</w:t>
+      </w:r>
+      <w:r>
+        <w:rPr>
+          <w:rFonts w:ascii="Arial" w:hAnsi="Arial" w:eastAsia="Arial" w:cs="Arial"/>
+          <w:b w:val="0"/>
+          <w:i w:val="0"/>
+          <w:color w:val="000000"/>
+          <w:sz w:val="18"/>
+          <w:highlight w:val="lightGray"/>
+        </w:rPr>
+        <w:t>P</w:t>
+      </w:r>
+      <w:r>
+        <w:rPr>
+          <w:rFonts w:ascii="Arial" w:hAnsi="Arial" w:eastAsia="Arial" w:cs="Arial"/>
+          <w:b w:val="0"/>
+          <w:i w:val="0"/>
+          <w:color w:val="000000"/>
+          <w:sz w:val="18"/>
+          <w:highlight w:val="lightGray"/>
+        </w:rPr>
+        <w:t>T</w:t>
+      </w:r>
+      <w:r>
+        <w:rPr>
+          <w:rFonts w:ascii="Arial" w:hAnsi="Arial" w:eastAsia="Arial" w:cs="Arial"/>
+          <w:b w:val="0"/>
+          <w:i w:val="0"/>
+          <w:color w:val="000000"/>
+          <w:sz w:val="18"/>
+          <w:highlight w:val="lightGray"/>
         </w:rPr>
         <w:t>‑</w:t>
       </w:r>
       <w:r>
         <w:rPr>
-          <w:rFonts w:ascii="Arial" w:eastAsia="Arial" w:hAnsi="Arial"/>
-          <w:b/>
-          <w:sz w:val="22"/>
-          <w:szCs w:val="14"/>
-          <w:shd w:val="clear" w:color="auto" w:fill="B7B7B7"/>
-        </w:rPr>
-        <w:t>5 Mini) at [12/9/2025]</w:t>
-      </w:r>
-      <w:r>
-        <w:rPr>
-          <w:rFonts w:ascii="Arial" w:eastAsia="Arial" w:hAnsi="Arial"/>
-          <w:sz w:val="22"/>
-        </w:rPr>
-        <w:t xml:space="preserve"> </w:t>
-      </w:r>
-      <w:r>
-        <w:rPr>
-          <w:rFonts w:ascii="Arial" w:eastAsia="Arial" w:hAnsi="Arial"/>
-          <w:sz w:val="22"/>
+          <w:rFonts w:ascii="Arial" w:hAnsi="Arial" w:eastAsia="Arial" w:cs="Arial"/>
+          <w:b w:val="0"/>
+          <w:i w:val="0"/>
+          <w:color w:val="000000"/>
+          <w:sz w:val="18"/>
+          <w:highlight w:val="lightGray"/>
+        </w:rPr>
+        <w:t>5</w:t>
+      </w:r>
+      <w:r>
+        <w:rPr>
+          <w:rFonts w:ascii="Arial" w:hAnsi="Arial" w:eastAsia="Arial" w:cs="Arial"/>
+          <w:b w:val="0"/>
+          <w:i w:val="0"/>
+          <w:color w:val="000000"/>
+          <w:sz w:val="18"/>
+          <w:highlight w:val="lightGray"/>
+        </w:rPr>
+        <w:t xml:space="preserve"> </w:t>
+      </w:r>
+      <w:r>
+        <w:rPr>
+          <w:rFonts w:ascii="Arial" w:hAnsi="Arial" w:eastAsia="Arial" w:cs="Arial"/>
+          <w:b w:val="0"/>
+          <w:i w:val="0"/>
+          <w:color w:val="000000"/>
+          <w:sz w:val="18"/>
+          <w:highlight w:val="lightGray"/>
+        </w:rPr>
+        <w:t>M</w:t>
+      </w:r>
+      <w:r>
+        <w:rPr>
+          <w:rFonts w:ascii="Arial" w:hAnsi="Arial" w:eastAsia="Arial" w:cs="Arial"/>
+          <w:b w:val="0"/>
+          <w:i w:val="0"/>
+          <w:color w:val="000000"/>
+          <w:sz w:val="18"/>
+          <w:highlight w:val="lightGray"/>
+        </w:rPr>
+        <w:t>i</w:t>
+      </w:r>
+      <w:r>
+        <w:rPr>
+          <w:rFonts w:ascii="Arial" w:hAnsi="Arial" w:eastAsia="Arial" w:cs="Arial"/>
+          <w:b w:val="0"/>
+          <w:i w:val="0"/>
+          <w:color w:val="000000"/>
+          <w:sz w:val="18"/>
+          <w:highlight w:val="lightGray"/>
+        </w:rPr>
+        <w:t>n</w:t>
+      </w:r>
+      <w:r>
+        <w:rPr>
+          <w:rFonts w:ascii="Arial" w:hAnsi="Arial" w:eastAsia="Arial" w:cs="Arial"/>
+          <w:b w:val="0"/>
+          <w:i w:val="0"/>
+          <w:color w:val="000000"/>
+          <w:sz w:val="18"/>
+          <w:highlight w:val="lightGray"/>
+        </w:rPr>
+        <w:t>i</w:t>
+      </w:r>
+      <w:r>
+        <w:rPr>
+          <w:rFonts w:ascii="Arial" w:hAnsi="Arial" w:eastAsia="Arial" w:cs="Arial"/>
+          <w:b w:val="0"/>
+          <w:i w:val="0"/>
+          <w:color w:val="000000"/>
+          <w:sz w:val="18"/>
+          <w:highlight w:val="lightGray"/>
+        </w:rPr>
+        <w:t>)</w:t>
+      </w:r>
+      <w:r>
+        <w:rPr>
+          <w:rFonts w:ascii="Arial" w:hAnsi="Arial" w:eastAsia="Arial" w:cs="Arial"/>
+          <w:b w:val="0"/>
+          <w:i w:val="0"/>
+          <w:color w:val="000000"/>
+          <w:sz w:val="18"/>
+          <w:highlight w:val="lightGray"/>
+        </w:rPr>
+        <w:t>]</w:t>
+      </w:r>
+      <w:r>
+        <w:rPr>
+          <w:rFonts w:ascii="Arial" w:hAnsi="Arial" w:eastAsia="Arial" w:cs="Arial"/>
+          <w:b w:val="0"/>
+          <w:i w:val="0"/>
+          <w:color w:val="000000"/>
+          <w:sz w:val="18"/>
+          <w:highlight w:val="lightGray"/>
+        </w:rPr>
+        <w:t xml:space="preserve"> </w:t>
+      </w:r>
+      <w:r>
+        <w:rPr>
+          <w:rFonts w:ascii="Arial" w:hAnsi="Arial" w:eastAsia="Arial" w:cs="Arial"/>
+          <w:b/>
+          <w:i w:val="0"/>
+          <w:color w:val="000000"/>
+          <w:sz w:val="18"/>
+          <w:highlight w:val="lightGray"/>
+        </w:rPr>
+        <w:t>o</w:t>
+      </w:r>
+      <w:r>
+        <w:rPr>
+          <w:rFonts w:ascii="Arial" w:hAnsi="Arial" w:eastAsia="Arial" w:cs="Arial"/>
+          <w:b/>
+          <w:i w:val="0"/>
+          <w:color w:val="000000"/>
+          <w:sz w:val="18"/>
+          <w:highlight w:val="lightGray"/>
+        </w:rPr>
+        <w:t>n</w:t>
+      </w:r>
+      <w:r>
+        <w:rPr>
+          <w:rFonts w:ascii="Arial" w:hAnsi="Arial"/>
+          <w:b w:val="0"/>
+          <w:i w:val="0"/>
+          <w:color w:val="000000"/>
+          <w:sz w:val="18"/>
+          <w:highlight w:val="lightGray"/>
+        </w:rPr>
+        <w:t xml:space="preserve"> </w:t>
+      </w:r>
+      <w:r>
+        <w:rPr>
+          <w:rFonts w:ascii="Arial" w:hAnsi="Arial"/>
+          <w:b w:val="0"/>
+          <w:i w:val="0"/>
+          <w:color w:val="000000"/>
+          <w:sz w:val="18"/>
+          <w:highlight w:val="lightGray"/>
+        </w:rPr>
+        <w:t>[</w:t>
+      </w:r>
+      <w:r>
+        <w:rPr>
+          <w:rFonts w:ascii="Arial" w:hAnsi="Arial"/>
+          <w:b w:val="0"/>
+          <w:i w:val="0"/>
+          <w:sz w:val="18"/>
+          <w:highlight w:val="lightGray"/>
+        </w:rPr>
+        <w:t>12/9/2025]</w:t>
+      </w:r>
+      <w:r>
+        <w:rPr>
+          <w:rFonts w:ascii="Arial" w:hAnsi="Arial"/>
+          <w:b w:val="0"/>
+          <w:i w:val="0"/>
+          <w:sz w:val="18"/>
+          <w:highlight w:val="lightGray"/>
+        </w:rPr>
+        <w:t xml:space="preserve"> </w:t>
+      </w:r>
+      <w:r>
+        <w:rPr>
+          <w:rFonts w:ascii="Arial" w:hAnsi="Arial"/>
+          <w:b w:val="0"/>
+          <w:i w:val="0"/>
+          <w:sz w:val="18"/>
+          <w:highlight w:val="lightGray"/>
         </w:rPr>
         <w:br/>
         <w:t xml:space="preserve">Think of a MAN as a </w:t>
       </w:r>
       <w:r>
         <w:rPr>
-          <w:rFonts w:ascii="Arial" w:eastAsia="Arial" w:hAnsi="Arial"/>
-          <w:b/>
-          <w:bCs/>
-          <w:sz w:val="22"/>
+          <w:rFonts w:ascii="Arial" w:hAnsi="Arial"/>
+          <w:b w:val="0"/>
+          <w:i w:val="0"/>
+          <w:sz w:val="18"/>
+          <w:highlight w:val="lightGray"/>
         </w:rPr>
         <w:t>city-wide network</w:t>
       </w:r>
       <w:r>
         <w:rPr>
-          <w:rFonts w:ascii="Arial" w:eastAsia="Arial" w:hAnsi="Arial"/>
-          <w:sz w:val="22"/>
+          <w:rFonts w:ascii="Arial" w:hAnsi="Arial"/>
+          <w:b w:val="0"/>
+          <w:i w:val="0"/>
+          <w:sz w:val="18"/>
+          <w:highlight w:val="lightGray"/>
         </w:rPr>
         <w:t>. It connects multiple smaller networks (LANs) across a city, allowing them to communicate and share resources efficiently.</w:t>
       </w:r>
@@ -294,59 +3394,1597 @@
       </w:pPr>
       <w:r>
         <w:rPr>
-          <w:rFonts w:ascii="Arial" w:eastAsia="Arial" w:hAnsi="Arial"/>
-          <w:b/>
-          <w:sz w:val="22"/>
-          <w:shd w:val="clear" w:color="auto" w:fill="B7B7B7"/>
-        </w:rPr>
-        <w:t># Source</w:t>
-      </w:r>
-      <w:r>
-        <w:rPr>
-          <w:rFonts w:ascii="Arial" w:eastAsia="Arial" w:hAnsi="Arial"/>
-          <w:sz w:val="22"/>
-          <w:shd w:val="clear" w:color="auto" w:fill="B7B7B7"/>
-        </w:rPr>
-        <w:t xml:space="preserve">: </w:t>
-      </w:r>
-      <w:r>
-        <w:rPr>
-          <w:rFonts w:ascii="Arial" w:eastAsia="Arial" w:hAnsi="Arial"/>
-          <w:b/>
-          <w:sz w:val="22"/>
-          <w:shd w:val="clear" w:color="auto" w:fill="B7B7B7"/>
-        </w:rPr>
-        <w:t xml:space="preserve">Chatgpt </w:t>
-      </w:r>
-      <w:r>
-        <w:rPr>
-          <w:rFonts w:ascii="Arial" w:eastAsia="Arial" w:hAnsi="Arial"/>
-          <w:b/>
-          <w:sz w:val="22"/>
-          <w:szCs w:val="14"/>
-          <w:shd w:val="clear" w:color="auto" w:fill="B7B7B7"/>
-        </w:rPr>
-        <w:t>(GPT</w:t>
-      </w:r>
-      <w:r>
-        <w:rPr>
-          <w:rFonts w:ascii="Arial" w:eastAsia="Arial" w:hAnsi="Arial" w:cs="Cambria Math"/>
-          <w:b/>
-          <w:sz w:val="22"/>
-          <w:szCs w:val="14"/>
-          <w:shd w:val="clear" w:color="auto" w:fill="B7B7B7"/>
+          <w:rFonts w:ascii="Arial" w:hAnsi="Arial" w:eastAsia="Arial" w:cs="Arial"/>
+          <w:b/>
+          <w:i w:val="0"/>
+          <w:color w:val="000000"/>
+          <w:sz w:val="18"/>
+          <w:highlight w:val="lightGray"/>
+        </w:rPr>
+        <w:t>#</w:t>
+      </w:r>
+      <w:r>
+        <w:rPr>
+          <w:rFonts w:ascii="Arial" w:hAnsi="Arial" w:eastAsia="Arial" w:cs="Arial"/>
+          <w:b/>
+          <w:i w:val="0"/>
+          <w:color w:val="000000"/>
+          <w:sz w:val="18"/>
+          <w:highlight w:val="lightGray"/>
+        </w:rPr>
+        <w:t xml:space="preserve"> </w:t>
+      </w:r>
+      <w:r>
+        <w:rPr>
+          <w:rFonts w:ascii="Arial" w:hAnsi="Arial" w:eastAsia="Arial" w:cs="Arial"/>
+          <w:b/>
+          <w:i w:val="0"/>
+          <w:color w:val="000000"/>
+          <w:sz w:val="18"/>
+          <w:highlight w:val="lightGray"/>
+        </w:rPr>
+        <w:t>S</w:t>
+      </w:r>
+      <w:r>
+        <w:rPr>
+          <w:rFonts w:ascii="Arial" w:hAnsi="Arial" w:eastAsia="Arial" w:cs="Arial"/>
+          <w:b/>
+          <w:i w:val="0"/>
+          <w:color w:val="000000"/>
+          <w:sz w:val="18"/>
+          <w:highlight w:val="lightGray"/>
+        </w:rPr>
+        <w:t>o</w:t>
+      </w:r>
+      <w:r>
+        <w:rPr>
+          <w:rFonts w:ascii="Arial" w:hAnsi="Arial" w:eastAsia="Arial" w:cs="Arial"/>
+          <w:b/>
+          <w:i w:val="0"/>
+          <w:color w:val="000000"/>
+          <w:sz w:val="18"/>
+          <w:highlight w:val="lightGray"/>
+        </w:rPr>
+        <w:t>u</w:t>
+      </w:r>
+      <w:r>
+        <w:rPr>
+          <w:rFonts w:ascii="Arial" w:hAnsi="Arial" w:eastAsia="Arial" w:cs="Arial"/>
+          <w:b/>
+          <w:i w:val="0"/>
+          <w:color w:val="000000"/>
+          <w:sz w:val="18"/>
+          <w:highlight w:val="lightGray"/>
+        </w:rPr>
+        <w:t>r</w:t>
+      </w:r>
+      <w:r>
+        <w:rPr>
+          <w:rFonts w:ascii="Arial" w:hAnsi="Arial" w:eastAsia="Arial" w:cs="Arial"/>
+          <w:b/>
+          <w:i w:val="0"/>
+          <w:color w:val="000000"/>
+          <w:sz w:val="18"/>
+          <w:highlight w:val="lightGray"/>
+        </w:rPr>
+        <w:t>c</w:t>
+      </w:r>
+      <w:r>
+        <w:rPr>
+          <w:rFonts w:ascii="Arial" w:hAnsi="Arial" w:eastAsia="Arial" w:cs="Arial"/>
+          <w:b/>
+          <w:i w:val="0"/>
+          <w:color w:val="000000"/>
+          <w:sz w:val="18"/>
+          <w:highlight w:val="lightGray"/>
+        </w:rPr>
+        <w:t>e</w:t>
+      </w:r>
+      <w:r>
+        <w:rPr>
+          <w:rFonts w:ascii="Arial" w:hAnsi="Arial" w:eastAsia="Arial" w:cs="Arial"/>
+          <w:b/>
+          <w:i w:val="0"/>
+          <w:color w:val="000000"/>
+          <w:sz w:val="18"/>
+          <w:highlight w:val="lightGray"/>
+        </w:rPr>
+        <w:t>:</w:t>
+      </w:r>
+      <w:r>
+        <w:rPr>
+          <w:rFonts w:ascii="Arial" w:hAnsi="Arial" w:eastAsia="Arial" w:cs="Arial"/>
+          <w:b/>
+          <w:i w:val="0"/>
+          <w:color w:val="000000"/>
+          <w:sz w:val="18"/>
+          <w:highlight w:val="lightGray"/>
+        </w:rPr>
+        <w:t xml:space="preserve"> </w:t>
+      </w:r>
+      <w:r>
+        <w:rPr>
+          <w:rFonts w:ascii="Arial" w:hAnsi="Arial" w:eastAsia="Arial" w:cs="Arial"/>
+          <w:b/>
+          <w:i w:val="0"/>
+          <w:color w:val="000000"/>
+          <w:sz w:val="18"/>
+          <w:highlight w:val="lightGray"/>
+        </w:rPr>
+        <w:t>A</w:t>
+      </w:r>
+      <w:r>
+        <w:rPr>
+          <w:rFonts w:ascii="Arial" w:hAnsi="Arial" w:eastAsia="Arial" w:cs="Arial"/>
+          <w:b/>
+          <w:i w:val="0"/>
+          <w:color w:val="000000"/>
+          <w:sz w:val="18"/>
+          <w:highlight w:val="lightGray"/>
+        </w:rPr>
+        <w:t>I</w:t>
+      </w:r>
+      <w:r>
+        <w:rPr>
+          <w:rFonts w:ascii="Arial" w:hAnsi="Arial" w:eastAsia="Arial" w:cs="Arial"/>
+          <w:b/>
+          <w:i w:val="0"/>
+          <w:color w:val="000000"/>
+          <w:sz w:val="18"/>
+          <w:highlight w:val="lightGray"/>
+        </w:rPr>
+        <w:t xml:space="preserve"> </w:t>
+      </w:r>
+      <w:r>
+        <w:rPr>
+          <w:rFonts w:ascii="Arial" w:hAnsi="Arial" w:eastAsia="Arial" w:cs="Arial"/>
+          <w:b/>
+          <w:i w:val="0"/>
+          <w:color w:val="000000"/>
+          <w:sz w:val="18"/>
+          <w:highlight w:val="lightGray"/>
+        </w:rPr>
+        <w:t>S</w:t>
+      </w:r>
+      <w:r>
+        <w:rPr>
+          <w:rFonts w:ascii="Arial" w:hAnsi="Arial" w:eastAsia="Arial" w:cs="Arial"/>
+          <w:b/>
+          <w:i w:val="0"/>
+          <w:color w:val="000000"/>
+          <w:sz w:val="18"/>
+          <w:highlight w:val="lightGray"/>
+        </w:rPr>
+        <w:t>o</w:t>
+      </w:r>
+      <w:r>
+        <w:rPr>
+          <w:rFonts w:ascii="Arial" w:hAnsi="Arial" w:eastAsia="Arial" w:cs="Arial"/>
+          <w:b/>
+          <w:i w:val="0"/>
+          <w:color w:val="000000"/>
+          <w:sz w:val="18"/>
+          <w:highlight w:val="lightGray"/>
+        </w:rPr>
+        <w:t>u</w:t>
+      </w:r>
+      <w:r>
+        <w:rPr>
+          <w:rFonts w:ascii="Arial" w:hAnsi="Arial" w:eastAsia="Arial" w:cs="Arial"/>
+          <w:b/>
+          <w:i w:val="0"/>
+          <w:color w:val="000000"/>
+          <w:sz w:val="18"/>
+          <w:highlight w:val="lightGray"/>
+        </w:rPr>
+        <w:t>r</w:t>
+      </w:r>
+      <w:r>
+        <w:rPr>
+          <w:rFonts w:ascii="Arial" w:hAnsi="Arial" w:eastAsia="Arial" w:cs="Arial"/>
+          <w:b/>
+          <w:i w:val="0"/>
+          <w:color w:val="000000"/>
+          <w:sz w:val="18"/>
+          <w:highlight w:val="lightGray"/>
+        </w:rPr>
+        <w:t>c</w:t>
+      </w:r>
+      <w:r>
+        <w:rPr>
+          <w:rFonts w:ascii="Arial" w:hAnsi="Arial" w:eastAsia="Arial" w:cs="Arial"/>
+          <w:b/>
+          <w:i w:val="0"/>
+          <w:color w:val="000000"/>
+          <w:sz w:val="18"/>
+          <w:highlight w:val="lightGray"/>
+        </w:rPr>
+        <w:t>e</w:t>
+      </w:r>
+      <w:r>
+        <w:rPr>
+          <w:rFonts w:ascii="Arial" w:hAnsi="Arial" w:eastAsia="Arial" w:cs="Arial"/>
+          <w:b/>
+          <w:i w:val="0"/>
+          <w:color w:val="000000"/>
+          <w:sz w:val="18"/>
+          <w:highlight w:val="lightGray"/>
+        </w:rPr>
+        <w:t>:</w:t>
+      </w:r>
+      <w:r>
+        <w:rPr>
+          <w:rFonts w:ascii="Arial" w:hAnsi="Arial" w:eastAsia="Arial" w:cs="Arial"/>
+          <w:b/>
+          <w:i w:val="0"/>
+          <w:color w:val="000000"/>
+          <w:sz w:val="18"/>
+          <w:highlight w:val="lightGray"/>
+        </w:rPr>
+        <w:t xml:space="preserve"> </w:t>
+      </w:r>
+      <w:r>
+        <w:rPr>
+          <w:rFonts w:ascii="Arial" w:hAnsi="Arial" w:eastAsia="Arial" w:cs="Arial"/>
+          <w:b/>
+          <w:i w:val="0"/>
+          <w:color w:val="000000"/>
+          <w:sz w:val="18"/>
+          <w:highlight w:val="lightGray"/>
+        </w:rPr>
+        <w:t>P</w:t>
+      </w:r>
+      <w:r>
+        <w:rPr>
+          <w:rFonts w:ascii="Arial" w:hAnsi="Arial" w:eastAsia="Arial" w:cs="Arial"/>
+          <w:b/>
+          <w:i w:val="0"/>
+          <w:color w:val="000000"/>
+          <w:sz w:val="18"/>
+          <w:highlight w:val="lightGray"/>
+        </w:rPr>
+        <w:t>r</w:t>
+      </w:r>
+      <w:r>
+        <w:rPr>
+          <w:rFonts w:ascii="Arial" w:hAnsi="Arial" w:eastAsia="Arial" w:cs="Arial"/>
+          <w:b/>
+          <w:i w:val="0"/>
+          <w:color w:val="000000"/>
+          <w:sz w:val="18"/>
+          <w:highlight w:val="lightGray"/>
+        </w:rPr>
+        <w:t>o</w:t>
+      </w:r>
+      <w:r>
+        <w:rPr>
+          <w:rFonts w:ascii="Arial" w:hAnsi="Arial" w:eastAsia="Arial" w:cs="Arial"/>
+          <w:b/>
+          <w:i w:val="0"/>
+          <w:color w:val="000000"/>
+          <w:sz w:val="18"/>
+          <w:highlight w:val="lightGray"/>
+        </w:rPr>
+        <w:t>v</w:t>
+      </w:r>
+      <w:r>
+        <w:rPr>
+          <w:rFonts w:ascii="Arial" w:hAnsi="Arial" w:eastAsia="Arial" w:cs="Arial"/>
+          <w:b/>
+          <w:i w:val="0"/>
+          <w:color w:val="000000"/>
+          <w:sz w:val="18"/>
+          <w:highlight w:val="lightGray"/>
+        </w:rPr>
+        <w:t>i</w:t>
+      </w:r>
+      <w:r>
+        <w:rPr>
+          <w:rFonts w:ascii="Arial" w:hAnsi="Arial" w:eastAsia="Arial" w:cs="Arial"/>
+          <w:b/>
+          <w:i w:val="0"/>
+          <w:color w:val="000000"/>
+          <w:sz w:val="18"/>
+          <w:highlight w:val="lightGray"/>
+        </w:rPr>
+        <w:t>d</w:t>
+      </w:r>
+      <w:r>
+        <w:rPr>
+          <w:rFonts w:ascii="Arial" w:hAnsi="Arial" w:eastAsia="Arial" w:cs="Arial"/>
+          <w:b/>
+          <w:i w:val="0"/>
+          <w:color w:val="000000"/>
+          <w:sz w:val="18"/>
+          <w:highlight w:val="lightGray"/>
+        </w:rPr>
+        <w:t>e</w:t>
+      </w:r>
+      <w:r>
+        <w:rPr>
+          <w:rFonts w:ascii="Arial" w:hAnsi="Arial" w:eastAsia="Arial" w:cs="Arial"/>
+          <w:b/>
+          <w:i w:val="0"/>
+          <w:color w:val="000000"/>
+          <w:sz w:val="18"/>
+          <w:highlight w:val="lightGray"/>
+        </w:rPr>
+        <w:t>d</w:t>
+      </w:r>
+      <w:r>
+        <w:rPr>
+          <w:rFonts w:ascii="Arial" w:hAnsi="Arial" w:eastAsia="Arial" w:cs="Arial"/>
+          <w:b/>
+          <w:i w:val="0"/>
+          <w:color w:val="000000"/>
+          <w:sz w:val="18"/>
+          <w:highlight w:val="lightGray"/>
+        </w:rPr>
+        <w:t xml:space="preserve"> </w:t>
+      </w:r>
+      <w:r>
+        <w:rPr>
+          <w:rFonts w:ascii="Arial" w:hAnsi="Arial" w:eastAsia="Arial" w:cs="Arial"/>
+          <w:b/>
+          <w:i w:val="0"/>
+          <w:color w:val="000000"/>
+          <w:sz w:val="18"/>
+          <w:highlight w:val="lightGray"/>
+        </w:rPr>
+        <w:t>b</w:t>
+      </w:r>
+      <w:r>
+        <w:rPr>
+          <w:rFonts w:ascii="Arial" w:hAnsi="Arial" w:eastAsia="Arial" w:cs="Arial"/>
+          <w:b/>
+          <w:i w:val="0"/>
+          <w:color w:val="000000"/>
+          <w:sz w:val="18"/>
+          <w:highlight w:val="lightGray"/>
+        </w:rPr>
+        <w:t>y</w:t>
+      </w:r>
+      <w:r>
+        <w:rPr>
+          <w:rFonts w:ascii="Arial" w:hAnsi="Arial" w:eastAsia="Arial" w:cs="Arial"/>
+          <w:b/>
+          <w:i w:val="0"/>
+          <w:color w:val="000000"/>
+          <w:sz w:val="18"/>
+          <w:highlight w:val="lightGray"/>
+        </w:rPr>
+        <w:t>:</w:t>
+      </w:r>
+      <w:r>
+        <w:rPr>
+          <w:rFonts w:ascii="Arial" w:hAnsi="Arial" w:eastAsia="Arial" w:cs="Arial"/>
+          <w:b/>
+          <w:i w:val="0"/>
+          <w:color w:val="000000"/>
+          <w:sz w:val="18"/>
+          <w:highlight w:val="lightGray"/>
+        </w:rPr>
+        <w:t xml:space="preserve"> </w:t>
+      </w:r>
+      <w:r>
+        <w:rPr>
+          <w:rFonts w:ascii="Arial" w:hAnsi="Arial" w:eastAsia="Arial" w:cs="Arial"/>
+          <w:b/>
+          <w:i w:val="0"/>
+          <w:color w:val="000000"/>
+          <w:sz w:val="18"/>
+          <w:highlight w:val="lightGray"/>
+        </w:rPr>
+        <w:t>[</w:t>
+      </w:r>
+      <w:r>
+        <w:rPr>
+          <w:rFonts w:ascii="Arial" w:hAnsi="Arial" w:eastAsia="Arial" w:cs="Arial"/>
+          <w:b/>
+          <w:i w:val="0"/>
+          <w:color w:val="000000"/>
+          <w:sz w:val="18"/>
+          <w:highlight w:val="lightGray"/>
+        </w:rPr>
+        <w:t>D</w:t>
+      </w:r>
+      <w:r>
+        <w:rPr>
+          <w:rFonts w:ascii="Arial" w:hAnsi="Arial" w:eastAsia="Arial" w:cs="Arial"/>
+          <w:b/>
+          <w:i w:val="0"/>
+          <w:color w:val="000000"/>
+          <w:sz w:val="18"/>
+          <w:highlight w:val="lightGray"/>
+        </w:rPr>
+        <w:t>a</w:t>
+      </w:r>
+      <w:r>
+        <w:rPr>
+          <w:rFonts w:ascii="Arial" w:hAnsi="Arial" w:eastAsia="Arial" w:cs="Arial"/>
+          <w:b/>
+          <w:i w:val="0"/>
+          <w:color w:val="000000"/>
+          <w:sz w:val="18"/>
+          <w:highlight w:val="lightGray"/>
+        </w:rPr>
+        <w:t>t</w:t>
+      </w:r>
+      <w:r>
+        <w:rPr>
+          <w:rFonts w:ascii="Arial" w:hAnsi="Arial" w:eastAsia="Arial" w:cs="Arial"/>
+          <w:b/>
+          <w:i w:val="0"/>
+          <w:color w:val="000000"/>
+          <w:sz w:val="18"/>
+          <w:highlight w:val="lightGray"/>
+        </w:rPr>
+        <w:t>a</w:t>
+      </w:r>
+      <w:r>
+        <w:rPr>
+          <w:rFonts w:ascii="Arial" w:hAnsi="Arial" w:eastAsia="Arial" w:cs="Arial"/>
+          <w:b/>
+          <w:i w:val="0"/>
+          <w:color w:val="000000"/>
+          <w:sz w:val="18"/>
+          <w:highlight w:val="lightGray"/>
+        </w:rPr>
+        <w:t xml:space="preserve"> </w:t>
+      </w:r>
+      <w:r>
+        <w:rPr>
+          <w:rFonts w:ascii="Arial" w:hAnsi="Arial" w:eastAsia="Arial" w:cs="Arial"/>
+          <w:b/>
+          <w:i w:val="0"/>
+          <w:color w:val="000000"/>
+          <w:sz w:val="18"/>
+          <w:highlight w:val="lightGray"/>
+        </w:rPr>
+        <w:t>P</w:t>
+      </w:r>
+      <w:r>
+        <w:rPr>
+          <w:rFonts w:ascii="Arial" w:hAnsi="Arial" w:eastAsia="Arial" w:cs="Arial"/>
+          <w:b/>
+          <w:i w:val="0"/>
+          <w:color w:val="000000"/>
+          <w:sz w:val="18"/>
+          <w:highlight w:val="lightGray"/>
+        </w:rPr>
+        <w:t>a</w:t>
+      </w:r>
+      <w:r>
+        <w:rPr>
+          <w:rFonts w:ascii="Arial" w:hAnsi="Arial" w:eastAsia="Arial" w:cs="Arial"/>
+          <w:b/>
+          <w:i w:val="0"/>
+          <w:color w:val="000000"/>
+          <w:sz w:val="18"/>
+          <w:highlight w:val="lightGray"/>
+        </w:rPr>
+        <w:t>t</w:t>
+      </w:r>
+      <w:r>
+        <w:rPr>
+          <w:rFonts w:ascii="Arial" w:hAnsi="Arial" w:eastAsia="Arial" w:cs="Arial"/>
+          <w:b/>
+          <w:i w:val="0"/>
+          <w:color w:val="000000"/>
+          <w:sz w:val="18"/>
+          <w:highlight w:val="lightGray"/>
+        </w:rPr>
+        <w:t>h</w:t>
+      </w:r>
+      <w:r>
+        <w:rPr>
+          <w:rFonts w:ascii="Arial" w:hAnsi="Arial" w:eastAsia="Arial" w:cs="Arial"/>
+          <w:b w:val="0"/>
+          <w:i w:val="0"/>
+          <w:color w:val="000000"/>
+          <w:sz w:val="18"/>
+          <w:highlight w:val="lightGray"/>
+        </w:rPr>
+        <w:t>:</w:t>
+      </w:r>
+      <w:r>
+        <w:rPr>
+          <w:rFonts w:ascii="Arial" w:hAnsi="Arial" w:eastAsia="Arial" w:cs="Arial"/>
+          <w:b w:val="0"/>
+          <w:i w:val="0"/>
+          <w:color w:val="000000"/>
+          <w:sz w:val="18"/>
+          <w:highlight w:val="lightGray"/>
+        </w:rPr>
+        <w:t xml:space="preserve"> </w:t>
+      </w:r>
+      <w:r>
+        <w:rPr>
+          <w:rFonts w:ascii="Arial" w:hAnsi="Arial" w:eastAsia="Arial" w:cs="Arial"/>
+          <w:b w:val="0"/>
+          <w:i w:val="0"/>
+          <w:color w:val="000000"/>
+          <w:sz w:val="18"/>
+          <w:highlight w:val="lightGray"/>
+        </w:rPr>
+        <w:t>P</w:t>
+      </w:r>
+      <w:r>
+        <w:rPr>
+          <w:rFonts w:ascii="Arial" w:hAnsi="Arial" w:eastAsia="Arial" w:cs="Arial"/>
+          <w:b w:val="0"/>
+          <w:i w:val="0"/>
+          <w:color w:val="000000"/>
+          <w:sz w:val="18"/>
+          <w:highlight w:val="lightGray"/>
+        </w:rPr>
+        <w:t>e</w:t>
+      </w:r>
+      <w:r>
+        <w:rPr>
+          <w:rFonts w:ascii="Arial" w:hAnsi="Arial" w:eastAsia="Arial" w:cs="Arial"/>
+          <w:b w:val="0"/>
+          <w:i w:val="0"/>
+          <w:color w:val="000000"/>
+          <w:sz w:val="18"/>
+          <w:highlight w:val="lightGray"/>
+        </w:rPr>
+        <w:t>r</w:t>
+      </w:r>
+      <w:r>
+        <w:rPr>
+          <w:rFonts w:ascii="Arial" w:hAnsi="Arial" w:eastAsia="Arial" w:cs="Arial"/>
+          <w:b w:val="0"/>
+          <w:i w:val="0"/>
+          <w:color w:val="000000"/>
+          <w:sz w:val="18"/>
+          <w:highlight w:val="lightGray"/>
+        </w:rPr>
+        <w:t>s</w:t>
+      </w:r>
+      <w:r>
+        <w:rPr>
+          <w:rFonts w:ascii="Arial" w:hAnsi="Arial" w:eastAsia="Arial" w:cs="Arial"/>
+          <w:b w:val="0"/>
+          <w:i w:val="0"/>
+          <w:color w:val="000000"/>
+          <w:sz w:val="18"/>
+          <w:highlight w:val="lightGray"/>
+        </w:rPr>
+        <w:t>o</w:t>
+      </w:r>
+      <w:r>
+        <w:rPr>
+          <w:rFonts w:ascii="Arial" w:hAnsi="Arial" w:eastAsia="Arial" w:cs="Arial"/>
+          <w:b w:val="0"/>
+          <w:i w:val="0"/>
+          <w:color w:val="000000"/>
+          <w:sz w:val="18"/>
+          <w:highlight w:val="lightGray"/>
+        </w:rPr>
+        <w:t>n</w:t>
+      </w:r>
+      <w:r>
+        <w:rPr>
+          <w:rFonts w:ascii="Arial" w:hAnsi="Arial" w:eastAsia="Arial" w:cs="Arial"/>
+          <w:b w:val="0"/>
+          <w:i w:val="0"/>
+          <w:color w:val="000000"/>
+          <w:sz w:val="18"/>
+          <w:highlight w:val="lightGray"/>
+        </w:rPr>
+        <w:t>s</w:t>
+      </w:r>
+      <w:r>
+        <w:rPr>
+          <w:rFonts w:ascii="Arial" w:hAnsi="Arial" w:eastAsia="Arial" w:cs="Arial"/>
+          <w:b w:val="0"/>
+          <w:i w:val="0"/>
+          <w:color w:val="000000"/>
+          <w:sz w:val="18"/>
+          <w:highlight w:val="lightGray"/>
+        </w:rPr>
+        <w:t xml:space="preserve"> </w:t>
+      </w:r>
+      <w:r>
+        <w:rPr>
+          <w:rFonts w:ascii="Arial" w:hAnsi="Arial" w:eastAsia="Arial" w:cs="Arial"/>
+          <w:b w:val="0"/>
+          <w:i w:val="0"/>
+          <w:color w:val="000000"/>
+          <w:sz w:val="18"/>
+          <w:highlight w:val="lightGray"/>
+        </w:rPr>
+        <w:t>T</w:t>
+      </w:r>
+      <w:r>
+        <w:rPr>
+          <w:rFonts w:ascii="Arial" w:hAnsi="Arial" w:eastAsia="Arial" w:cs="Arial"/>
+          <w:b w:val="0"/>
+          <w:i w:val="0"/>
+          <w:color w:val="000000"/>
+          <w:sz w:val="18"/>
+          <w:highlight w:val="lightGray"/>
+        </w:rPr>
+        <w:t>a</w:t>
+      </w:r>
+      <w:r>
+        <w:rPr>
+          <w:rFonts w:ascii="Arial" w:hAnsi="Arial" w:eastAsia="Arial" w:cs="Arial"/>
+          <w:b w:val="0"/>
+          <w:i w:val="0"/>
+          <w:color w:val="000000"/>
+          <w:sz w:val="18"/>
+          <w:highlight w:val="lightGray"/>
+        </w:rPr>
+        <w:t>b</w:t>
+      </w:r>
+      <w:r>
+        <w:rPr>
+          <w:rFonts w:ascii="Arial" w:hAnsi="Arial" w:eastAsia="Arial" w:cs="Arial"/>
+          <w:b w:val="0"/>
+          <w:i w:val="0"/>
+          <w:color w:val="000000"/>
+          <w:sz w:val="18"/>
+          <w:highlight w:val="lightGray"/>
+        </w:rPr>
+        <w:t>l</w:t>
+      </w:r>
+      <w:r>
+        <w:rPr>
+          <w:rFonts w:ascii="Arial" w:hAnsi="Arial" w:eastAsia="Arial" w:cs="Arial"/>
+          <w:b w:val="0"/>
+          <w:i w:val="0"/>
+          <w:color w:val="000000"/>
+          <w:sz w:val="18"/>
+          <w:highlight w:val="lightGray"/>
+        </w:rPr>
+        <w:t>e</w:t>
+      </w:r>
+      <w:r>
+        <w:rPr>
+          <w:rFonts w:ascii="Arial" w:hAnsi="Arial" w:eastAsia="Arial" w:cs="Arial"/>
+          <w:b w:val="0"/>
+          <w:i w:val="0"/>
+          <w:color w:val="000000"/>
+          <w:sz w:val="18"/>
+          <w:highlight w:val="lightGray"/>
+        </w:rPr>
+        <w:t xml:space="preserve"> </w:t>
+      </w:r>
+      <w:r>
+        <w:rPr>
+          <w:rFonts w:ascii="Arial" w:hAnsi="Arial" w:eastAsia="Arial" w:cs="Arial"/>
+          <w:b w:val="0"/>
+          <w:i w:val="0"/>
+          <w:color w:val="000000"/>
+          <w:sz w:val="18"/>
+          <w:highlight w:val="lightGray"/>
+        </w:rPr>
+        <w:t>-</w:t>
+      </w:r>
+      <w:r>
+        <w:rPr>
+          <w:rFonts w:ascii="Arial" w:hAnsi="Arial" w:eastAsia="Arial" w:cs="Arial"/>
+          <w:b w:val="0"/>
+          <w:i w:val="0"/>
+          <w:color w:val="000000"/>
+          <w:sz w:val="18"/>
+          <w:highlight w:val="lightGray"/>
+        </w:rPr>
+        <w:t>&gt;</w:t>
+      </w:r>
+      <w:r>
+        <w:rPr>
+          <w:rFonts w:ascii="Arial" w:hAnsi="Arial" w:eastAsia="Arial" w:cs="Arial"/>
+          <w:b w:val="0"/>
+          <w:i w:val="0"/>
+          <w:color w:val="000000"/>
+          <w:sz w:val="18"/>
+          <w:highlight w:val="lightGray"/>
+        </w:rPr>
+        <w:t xml:space="preserve"> </w:t>
+      </w:r>
+      <w:r>
+        <w:rPr>
+          <w:rFonts w:ascii="Arial" w:hAnsi="Arial" w:eastAsia="Arial" w:cs="Arial"/>
+          <w:b w:val="0"/>
+          <w:i w:val="0"/>
+          <w:color w:val="000000"/>
+          <w:sz w:val="18"/>
+          <w:highlight w:val="lightGray"/>
+        </w:rPr>
+        <w:t>I</w:t>
+      </w:r>
+      <w:r>
+        <w:rPr>
+          <w:rFonts w:ascii="Arial" w:hAnsi="Arial" w:eastAsia="Arial" w:cs="Arial"/>
+          <w:b w:val="0"/>
+          <w:i w:val="0"/>
+          <w:color w:val="000000"/>
+          <w:sz w:val="18"/>
+          <w:highlight w:val="lightGray"/>
+        </w:rPr>
+        <w:t>D</w:t>
+      </w:r>
+      <w:r>
+        <w:rPr>
+          <w:rFonts w:ascii="Arial" w:hAnsi="Arial" w:eastAsia="Arial" w:cs="Arial"/>
+          <w:b w:val="0"/>
+          <w:i w:val="0"/>
+          <w:color w:val="000000"/>
+          <w:sz w:val="18"/>
+          <w:highlight w:val="lightGray"/>
+        </w:rPr>
+        <w:t xml:space="preserve"> </w:t>
+      </w:r>
+      <w:r>
+        <w:rPr>
+          <w:rFonts w:ascii="Arial" w:hAnsi="Arial" w:eastAsia="Arial" w:cs="Arial"/>
+          <w:b w:val="0"/>
+          <w:i w:val="0"/>
+          <w:color w:val="000000"/>
+          <w:sz w:val="18"/>
+          <w:highlight w:val="lightGray"/>
+        </w:rPr>
+        <w:t>C</w:t>
+      </w:r>
+      <w:r>
+        <w:rPr>
+          <w:rFonts w:ascii="Arial" w:hAnsi="Arial" w:eastAsia="Arial" w:cs="Arial"/>
+          <w:b w:val="0"/>
+          <w:i w:val="0"/>
+          <w:color w:val="000000"/>
+          <w:sz w:val="18"/>
+          <w:highlight w:val="lightGray"/>
+        </w:rPr>
+        <w:t>o</w:t>
+      </w:r>
+      <w:r>
+        <w:rPr>
+          <w:rFonts w:ascii="Arial" w:hAnsi="Arial" w:eastAsia="Arial" w:cs="Arial"/>
+          <w:b w:val="0"/>
+          <w:i w:val="0"/>
+          <w:color w:val="000000"/>
+          <w:sz w:val="18"/>
+          <w:highlight w:val="lightGray"/>
+        </w:rPr>
+        <w:t>l</w:t>
+      </w:r>
+      <w:r>
+        <w:rPr>
+          <w:rFonts w:ascii="Arial" w:hAnsi="Arial" w:eastAsia="Arial" w:cs="Arial"/>
+          <w:b w:val="0"/>
+          <w:i w:val="0"/>
+          <w:color w:val="000000"/>
+          <w:sz w:val="18"/>
+          <w:highlight w:val="lightGray"/>
+        </w:rPr>
+        <w:t>u</w:t>
+      </w:r>
+      <w:r>
+        <w:rPr>
+          <w:rFonts w:ascii="Arial" w:hAnsi="Arial" w:eastAsia="Arial" w:cs="Arial"/>
+          <w:b w:val="0"/>
+          <w:i w:val="0"/>
+          <w:color w:val="000000"/>
+          <w:sz w:val="18"/>
+          <w:highlight w:val="lightGray"/>
+        </w:rPr>
+        <w:t>m</w:t>
+      </w:r>
+      <w:r>
+        <w:rPr>
+          <w:rFonts w:ascii="Arial" w:hAnsi="Arial" w:eastAsia="Arial" w:cs="Arial"/>
+          <w:b w:val="0"/>
+          <w:i w:val="0"/>
+          <w:color w:val="000000"/>
+          <w:sz w:val="18"/>
+          <w:highlight w:val="lightGray"/>
+        </w:rPr>
+        <w:t>n</w:t>
+      </w:r>
+      <w:r>
+        <w:rPr>
+          <w:rFonts w:ascii="Arial" w:hAnsi="Arial" w:eastAsia="Arial" w:cs="Arial"/>
+          <w:b w:val="0"/>
+          <w:i w:val="0"/>
+          <w:color w:val="000000"/>
+          <w:sz w:val="18"/>
+          <w:highlight w:val="lightGray"/>
+        </w:rPr>
+        <w:t>:</w:t>
+      </w:r>
+      <w:r>
+        <w:rPr>
+          <w:rFonts w:ascii="Arial" w:hAnsi="Arial" w:eastAsia="Arial" w:cs="Arial"/>
+          <w:b w:val="0"/>
+          <w:i w:val="0"/>
+          <w:color w:val="000000"/>
+          <w:sz w:val="18"/>
+          <w:highlight w:val="lightGray"/>
+        </w:rPr>
+        <w:t xml:space="preserve"> </w:t>
+      </w:r>
+      <w:r>
+        <w:rPr>
+          <w:rFonts w:ascii="Arial" w:hAnsi="Arial" w:eastAsia="Arial" w:cs="Arial"/>
+          <w:b w:val="0"/>
+          <w:i w:val="0"/>
+          <w:color w:val="000000"/>
+          <w:sz w:val="18"/>
+          <w:highlight w:val="lightGray"/>
+        </w:rPr>
+        <w:t>1</w:t>
+      </w:r>
+      <w:r>
+        <w:rPr>
+          <w:rFonts w:ascii="Arial" w:hAnsi="Arial" w:eastAsia="Arial" w:cs="Arial"/>
+          <w:b w:val="0"/>
+          <w:i w:val="0"/>
+          <w:color w:val="000000"/>
+          <w:sz w:val="18"/>
+          <w:highlight w:val="lightGray"/>
+        </w:rPr>
+        <w:t>,</w:t>
+      </w:r>
+      <w:r>
+        <w:rPr>
+          <w:rFonts w:ascii="Arial" w:hAnsi="Arial" w:eastAsia="Arial" w:cs="Arial"/>
+          <w:b w:val="0"/>
+          <w:i w:val="0"/>
+          <w:color w:val="000000"/>
+          <w:sz w:val="18"/>
+          <w:highlight w:val="lightGray"/>
+        </w:rPr>
+        <w:t xml:space="preserve"> </w:t>
+      </w:r>
+      <w:r>
+        <w:rPr>
+          <w:rFonts w:ascii="Arial" w:hAnsi="Arial" w:eastAsia="Arial" w:cs="Arial"/>
+          <w:b w:val="0"/>
+          <w:i w:val="0"/>
+          <w:color w:val="000000"/>
+          <w:sz w:val="18"/>
+          <w:highlight w:val="lightGray"/>
+        </w:rPr>
+        <w:t>N</w:t>
+      </w:r>
+      <w:r>
+        <w:rPr>
+          <w:rFonts w:ascii="Arial" w:hAnsi="Arial" w:eastAsia="Arial" w:cs="Arial"/>
+          <w:b w:val="0"/>
+          <w:i w:val="0"/>
+          <w:color w:val="000000"/>
+          <w:sz w:val="18"/>
+          <w:highlight w:val="lightGray"/>
+        </w:rPr>
+        <w:t>a</w:t>
+      </w:r>
+      <w:r>
+        <w:rPr>
+          <w:rFonts w:ascii="Arial" w:hAnsi="Arial" w:eastAsia="Arial" w:cs="Arial"/>
+          <w:b w:val="0"/>
+          <w:i w:val="0"/>
+          <w:color w:val="000000"/>
+          <w:sz w:val="18"/>
+          <w:highlight w:val="lightGray"/>
+        </w:rPr>
+        <w:t>m</w:t>
+      </w:r>
+      <w:r>
+        <w:rPr>
+          <w:rFonts w:ascii="Arial" w:hAnsi="Arial" w:eastAsia="Arial" w:cs="Arial"/>
+          <w:b w:val="0"/>
+          <w:i w:val="0"/>
+          <w:color w:val="000000"/>
+          <w:sz w:val="18"/>
+          <w:highlight w:val="lightGray"/>
+        </w:rPr>
+        <w:t>e</w:t>
+      </w:r>
+      <w:r>
+        <w:rPr>
+          <w:rFonts w:ascii="Arial" w:hAnsi="Arial" w:eastAsia="Arial" w:cs="Arial"/>
+          <w:b w:val="0"/>
+          <w:i w:val="0"/>
+          <w:color w:val="000000"/>
+          <w:sz w:val="18"/>
+          <w:highlight w:val="lightGray"/>
+        </w:rPr>
+        <w:t>_</w:t>
+      </w:r>
+      <w:r>
+        <w:rPr>
+          <w:rFonts w:ascii="Arial" w:hAnsi="Arial" w:eastAsia="Arial" w:cs="Arial"/>
+          <w:b w:val="0"/>
+          <w:i w:val="0"/>
+          <w:color w:val="000000"/>
+          <w:sz w:val="18"/>
+          <w:highlight w:val="lightGray"/>
+        </w:rPr>
+        <w:t>E</w:t>
+      </w:r>
+      <w:r>
+        <w:rPr>
+          <w:rFonts w:ascii="Arial" w:hAnsi="Arial" w:eastAsia="Arial" w:cs="Arial"/>
+          <w:b w:val="0"/>
+          <w:i w:val="0"/>
+          <w:color w:val="000000"/>
+          <w:sz w:val="18"/>
+          <w:highlight w:val="lightGray"/>
+        </w:rPr>
+        <w:t>n</w:t>
+      </w:r>
+      <w:r>
+        <w:rPr>
+          <w:rFonts w:ascii="Arial" w:hAnsi="Arial" w:eastAsia="Arial" w:cs="Arial"/>
+          <w:b w:val="0"/>
+          <w:i w:val="0"/>
+          <w:color w:val="000000"/>
+          <w:sz w:val="18"/>
+          <w:highlight w:val="lightGray"/>
+        </w:rPr>
+        <w:t xml:space="preserve"> </w:t>
+      </w:r>
+      <w:r>
+        <w:rPr>
+          <w:rFonts w:ascii="Arial" w:hAnsi="Arial" w:eastAsia="Arial" w:cs="Arial"/>
+          <w:b w:val="0"/>
+          <w:i w:val="0"/>
+          <w:color w:val="000000"/>
+          <w:sz w:val="18"/>
+          <w:highlight w:val="lightGray"/>
+        </w:rPr>
+        <w:t>C</w:t>
+      </w:r>
+      <w:r>
+        <w:rPr>
+          <w:rFonts w:ascii="Arial" w:hAnsi="Arial" w:eastAsia="Arial" w:cs="Arial"/>
+          <w:b w:val="0"/>
+          <w:i w:val="0"/>
+          <w:color w:val="000000"/>
+          <w:sz w:val="18"/>
+          <w:highlight w:val="lightGray"/>
+        </w:rPr>
+        <w:t>o</w:t>
+      </w:r>
+      <w:r>
+        <w:rPr>
+          <w:rFonts w:ascii="Arial" w:hAnsi="Arial" w:eastAsia="Arial" w:cs="Arial"/>
+          <w:b w:val="0"/>
+          <w:i w:val="0"/>
+          <w:color w:val="000000"/>
+          <w:sz w:val="18"/>
+          <w:highlight w:val="lightGray"/>
+        </w:rPr>
+        <w:t>l</w:t>
+      </w:r>
+      <w:r>
+        <w:rPr>
+          <w:rFonts w:ascii="Arial" w:hAnsi="Arial" w:eastAsia="Arial" w:cs="Arial"/>
+          <w:b w:val="0"/>
+          <w:i w:val="0"/>
+          <w:color w:val="000000"/>
+          <w:sz w:val="18"/>
+          <w:highlight w:val="lightGray"/>
+        </w:rPr>
+        <w:t>u</w:t>
+      </w:r>
+      <w:r>
+        <w:rPr>
+          <w:rFonts w:ascii="Arial" w:hAnsi="Arial" w:eastAsia="Arial" w:cs="Arial"/>
+          <w:b w:val="0"/>
+          <w:i w:val="0"/>
+          <w:color w:val="000000"/>
+          <w:sz w:val="18"/>
+          <w:highlight w:val="lightGray"/>
+        </w:rPr>
+        <w:t>m</w:t>
+      </w:r>
+      <w:r>
+        <w:rPr>
+          <w:rFonts w:ascii="Arial" w:hAnsi="Arial" w:eastAsia="Arial" w:cs="Arial"/>
+          <w:b w:val="0"/>
+          <w:i w:val="0"/>
+          <w:color w:val="000000"/>
+          <w:sz w:val="18"/>
+          <w:highlight w:val="lightGray"/>
+        </w:rPr>
+        <w:t>n</w:t>
+      </w:r>
+      <w:r>
+        <w:rPr>
+          <w:rFonts w:ascii="Arial" w:hAnsi="Arial" w:eastAsia="Arial" w:cs="Arial"/>
+          <w:b w:val="0"/>
+          <w:i w:val="0"/>
+          <w:color w:val="000000"/>
+          <w:sz w:val="18"/>
+          <w:highlight w:val="lightGray"/>
+        </w:rPr>
+        <w:t>:</w:t>
+      </w:r>
+      <w:r>
+        <w:rPr>
+          <w:rFonts w:ascii="Arial" w:hAnsi="Arial" w:eastAsia="Arial" w:cs="Arial"/>
+          <w:b w:val="0"/>
+          <w:i w:val="0"/>
+          <w:color w:val="000000"/>
+          <w:sz w:val="18"/>
+          <w:highlight w:val="lightGray"/>
+        </w:rPr>
+        <w:t xml:space="preserve"> </w:t>
+      </w:r>
+      <w:r>
+        <w:rPr>
+          <w:rFonts w:ascii="Arial" w:hAnsi="Arial" w:eastAsia="Arial" w:cs="Arial"/>
+          <w:b w:val="0"/>
+          <w:i w:val="0"/>
+          <w:color w:val="000000"/>
+          <w:sz w:val="18"/>
+          <w:highlight w:val="lightGray"/>
+        </w:rPr>
+        <w:t>M</w:t>
+      </w:r>
+      <w:r>
+        <w:rPr>
+          <w:rFonts w:ascii="Arial" w:hAnsi="Arial" w:eastAsia="Arial" w:cs="Arial"/>
+          <w:b w:val="0"/>
+          <w:i w:val="0"/>
+          <w:color w:val="000000"/>
+          <w:sz w:val="18"/>
+          <w:highlight w:val="lightGray"/>
+        </w:rPr>
+        <w:t>o</w:t>
+      </w:r>
+      <w:r>
+        <w:rPr>
+          <w:rFonts w:ascii="Arial" w:hAnsi="Arial" w:eastAsia="Arial" w:cs="Arial"/>
+          <w:b w:val="0"/>
+          <w:i w:val="0"/>
+          <w:color w:val="000000"/>
+          <w:sz w:val="18"/>
+          <w:highlight w:val="lightGray"/>
+        </w:rPr>
+        <w:t>t</w:t>
+      </w:r>
+      <w:r>
+        <w:rPr>
+          <w:rFonts w:ascii="Arial" w:hAnsi="Arial" w:eastAsia="Arial" w:cs="Arial"/>
+          <w:b w:val="0"/>
+          <w:i w:val="0"/>
+          <w:color w:val="000000"/>
+          <w:sz w:val="18"/>
+          <w:highlight w:val="lightGray"/>
+        </w:rPr>
+        <w:t>a</w:t>
+      </w:r>
+      <w:r>
+        <w:rPr>
+          <w:rFonts w:ascii="Arial" w:hAnsi="Arial" w:eastAsia="Arial" w:cs="Arial"/>
+          <w:b w:val="0"/>
+          <w:i w:val="0"/>
+          <w:color w:val="000000"/>
+          <w:sz w:val="18"/>
+          <w:highlight w:val="lightGray"/>
+        </w:rPr>
+        <w:t>s</w:t>
+      </w:r>
+      <w:r>
+        <w:rPr>
+          <w:rFonts w:ascii="Arial" w:hAnsi="Arial" w:eastAsia="Arial" w:cs="Arial"/>
+          <w:b w:val="0"/>
+          <w:i w:val="0"/>
+          <w:color w:val="000000"/>
+          <w:sz w:val="18"/>
+          <w:highlight w:val="lightGray"/>
+        </w:rPr>
+        <w:t>e</w:t>
+      </w:r>
+      <w:r>
+        <w:rPr>
+          <w:rFonts w:ascii="Arial" w:hAnsi="Arial" w:eastAsia="Arial" w:cs="Arial"/>
+          <w:b w:val="0"/>
+          <w:i w:val="0"/>
+          <w:color w:val="000000"/>
+          <w:sz w:val="18"/>
+          <w:highlight w:val="lightGray"/>
+        </w:rPr>
+        <w:t>m</w:t>
+      </w:r>
+      <w:r>
+        <w:rPr>
+          <w:rFonts w:ascii="Arial" w:hAnsi="Arial" w:eastAsia="Arial" w:cs="Arial"/>
+          <w:b w:val="0"/>
+          <w:i w:val="0"/>
+          <w:color w:val="000000"/>
+          <w:sz w:val="18"/>
+          <w:highlight w:val="lightGray"/>
+        </w:rPr>
+        <w:t xml:space="preserve"> </w:t>
+      </w:r>
+      <w:r>
+        <w:rPr>
+          <w:rFonts w:ascii="Arial" w:hAnsi="Arial" w:eastAsia="Arial" w:cs="Arial"/>
+          <w:b w:val="0"/>
+          <w:i w:val="0"/>
+          <w:color w:val="000000"/>
+          <w:sz w:val="18"/>
+          <w:highlight w:val="lightGray"/>
+        </w:rPr>
+        <w:t>E</w:t>
+      </w:r>
+      <w:r>
+        <w:rPr>
+          <w:rFonts w:ascii="Arial" w:hAnsi="Arial" w:eastAsia="Arial" w:cs="Arial"/>
+          <w:b w:val="0"/>
+          <w:i w:val="0"/>
+          <w:color w:val="000000"/>
+          <w:sz w:val="18"/>
+          <w:highlight w:val="lightGray"/>
+        </w:rPr>
+        <w:t>s</w:t>
+      </w:r>
+      <w:r>
+        <w:rPr>
+          <w:rFonts w:ascii="Arial" w:hAnsi="Arial" w:eastAsia="Arial" w:cs="Arial"/>
+          <w:b w:val="0"/>
+          <w:i w:val="0"/>
+          <w:color w:val="000000"/>
+          <w:sz w:val="18"/>
+          <w:highlight w:val="lightGray"/>
+        </w:rPr>
+        <w:t>s</w:t>
+      </w:r>
+      <w:r>
+        <w:rPr>
+          <w:rFonts w:ascii="Arial" w:hAnsi="Arial" w:eastAsia="Arial" w:cs="Arial"/>
+          <w:b w:val="0"/>
+          <w:i w:val="0"/>
+          <w:color w:val="000000"/>
+          <w:sz w:val="18"/>
+          <w:highlight w:val="lightGray"/>
+        </w:rPr>
+        <w:t>a</w:t>
+      </w:r>
+      <w:r>
+        <w:rPr>
+          <w:rFonts w:ascii="Arial" w:hAnsi="Arial" w:eastAsia="Arial" w:cs="Arial"/>
+          <w:b w:val="0"/>
+          <w:i w:val="0"/>
+          <w:color w:val="000000"/>
+          <w:sz w:val="18"/>
+          <w:highlight w:val="lightGray"/>
+        </w:rPr>
+        <w:t>m</w:t>
+      </w:r>
+      <w:r>
+        <w:rPr>
+          <w:rFonts w:ascii="Arial" w:hAnsi="Arial" w:eastAsia="Arial" w:cs="Arial"/>
+          <w:b w:val="0"/>
+          <w:i w:val="0"/>
+          <w:color w:val="000000"/>
+          <w:sz w:val="18"/>
+          <w:highlight w:val="lightGray"/>
+        </w:rPr>
+        <w:t>]</w:t>
+      </w:r>
+      <w:r>
+        <w:rPr>
+          <w:rFonts w:ascii="Arial" w:hAnsi="Arial" w:eastAsia="Arial" w:cs="Arial"/>
+          <w:b w:val="0"/>
+          <w:i w:val="0"/>
+          <w:color w:val="000000"/>
+          <w:sz w:val="18"/>
+          <w:highlight w:val="lightGray"/>
+        </w:rPr>
+        <w:t xml:space="preserve"> </w:t>
+      </w:r>
+      <w:r>
+        <w:rPr>
+          <w:rFonts w:ascii="Arial" w:hAnsi="Arial" w:eastAsia="Arial" w:cs="Arial"/>
+          <w:b w:val="0"/>
+          <w:i w:val="0"/>
+          <w:color w:val="000000"/>
+          <w:sz w:val="18"/>
+          <w:highlight w:val="lightGray"/>
+        </w:rPr>
+        <w:t>-</w:t>
+      </w:r>
+      <w:r>
+        <w:rPr>
+          <w:rFonts w:ascii="Arial" w:hAnsi="Arial" w:eastAsia="Arial" w:cs="Arial"/>
+          <w:b w:val="0"/>
+          <w:i w:val="0"/>
+          <w:color w:val="000000"/>
+          <w:sz w:val="18"/>
+          <w:highlight w:val="lightGray"/>
+        </w:rPr>
+        <w:t>&gt;</w:t>
+      </w:r>
+      <w:r>
+        <w:rPr>
+          <w:rFonts w:ascii="Arial" w:hAnsi="Arial" w:eastAsia="Arial" w:cs="Arial"/>
+          <w:b w:val="0"/>
+          <w:i w:val="0"/>
+          <w:color w:val="000000"/>
+          <w:sz w:val="18"/>
+          <w:highlight w:val="lightGray"/>
+        </w:rPr>
+        <w:t xml:space="preserve"> </w:t>
+      </w:r>
+      <w:r>
+        <w:rPr>
+          <w:rFonts w:ascii="Arial" w:hAnsi="Arial" w:eastAsia="Arial" w:cs="Arial"/>
+          <w:b/>
+          <w:i w:val="0"/>
+          <w:color w:val="000000"/>
+          <w:sz w:val="18"/>
+          <w:highlight w:val="lightGray"/>
+        </w:rPr>
+        <w:t>F</w:t>
+      </w:r>
+      <w:r>
+        <w:rPr>
+          <w:rFonts w:ascii="Arial" w:hAnsi="Arial" w:eastAsia="Arial" w:cs="Arial"/>
+          <w:b/>
+          <w:i w:val="0"/>
+          <w:color w:val="000000"/>
+          <w:sz w:val="18"/>
+          <w:highlight w:val="lightGray"/>
+        </w:rPr>
+        <w:t>r</w:t>
+      </w:r>
+      <w:r>
+        <w:rPr>
+          <w:rFonts w:ascii="Arial" w:hAnsi="Arial" w:eastAsia="Arial" w:cs="Arial"/>
+          <w:b/>
+          <w:i w:val="0"/>
+          <w:color w:val="000000"/>
+          <w:sz w:val="18"/>
+          <w:highlight w:val="lightGray"/>
+        </w:rPr>
+        <w:t>o</w:t>
+      </w:r>
+      <w:r>
+        <w:rPr>
+          <w:rFonts w:ascii="Arial" w:hAnsi="Arial" w:eastAsia="Arial" w:cs="Arial"/>
+          <w:b/>
+          <w:i w:val="0"/>
+          <w:color w:val="000000"/>
+          <w:sz w:val="18"/>
+          <w:highlight w:val="lightGray"/>
+        </w:rPr>
+        <w:t>m</w:t>
+      </w:r>
+      <w:r>
+        <w:rPr>
+          <w:rFonts w:ascii="Arial" w:hAnsi="Arial" w:eastAsia="Arial" w:cs="Arial"/>
+          <w:b/>
+          <w:i w:val="0"/>
+          <w:color w:val="000000"/>
+          <w:sz w:val="18"/>
+          <w:highlight w:val="lightGray"/>
+        </w:rPr>
+        <w:t>:</w:t>
+      </w:r>
+      <w:r>
+        <w:rPr>
+          <w:rFonts w:ascii="Arial" w:hAnsi="Arial" w:eastAsia="Arial" w:cs="Arial"/>
+          <w:b w:val="0"/>
+          <w:i w:val="0"/>
+          <w:color w:val="000000"/>
+          <w:sz w:val="18"/>
+          <w:highlight w:val="lightGray"/>
+        </w:rPr>
+        <w:t xml:space="preserve"> </w:t>
+      </w:r>
+      <w:r>
+        <w:rPr>
+          <w:rFonts w:ascii="Arial" w:hAnsi="Arial" w:eastAsia="Arial" w:cs="Arial"/>
+          <w:b w:val="0"/>
+          <w:i w:val="0"/>
+          <w:color w:val="000000"/>
+          <w:sz w:val="18"/>
+          <w:highlight w:val="lightGray"/>
+        </w:rPr>
+        <w:t>[</w:t>
+      </w:r>
+      <w:r>
+        <w:rPr>
+          <w:rFonts w:ascii="Arial" w:hAnsi="Arial" w:eastAsia="Arial" w:cs="Arial"/>
+          <w:b w:val="0"/>
+          <w:i w:val="0"/>
+          <w:color w:val="000000"/>
+          <w:sz w:val="18"/>
+          <w:highlight w:val="lightGray"/>
+        </w:rPr>
+        <w:t>C</w:t>
+      </w:r>
+      <w:r>
+        <w:rPr>
+          <w:rFonts w:ascii="Arial" w:hAnsi="Arial" w:eastAsia="Arial" w:cs="Arial"/>
+          <w:b w:val="0"/>
+          <w:i w:val="0"/>
+          <w:color w:val="000000"/>
+          <w:sz w:val="18"/>
+          <w:highlight w:val="lightGray"/>
+        </w:rPr>
+        <w:t>h</w:t>
+      </w:r>
+      <w:r>
+        <w:rPr>
+          <w:rFonts w:ascii="Arial" w:hAnsi="Arial" w:eastAsia="Arial" w:cs="Arial"/>
+          <w:b w:val="0"/>
+          <w:i w:val="0"/>
+          <w:color w:val="000000"/>
+          <w:sz w:val="18"/>
+          <w:highlight w:val="lightGray"/>
+        </w:rPr>
+        <w:t>a</w:t>
+      </w:r>
+      <w:r>
+        <w:rPr>
+          <w:rFonts w:ascii="Arial" w:hAnsi="Arial" w:eastAsia="Arial" w:cs="Arial"/>
+          <w:b w:val="0"/>
+          <w:i w:val="0"/>
+          <w:color w:val="000000"/>
+          <w:sz w:val="18"/>
+          <w:highlight w:val="lightGray"/>
+        </w:rPr>
+        <w:t>t</w:t>
+      </w:r>
+      <w:r>
+        <w:rPr>
+          <w:rFonts w:ascii="Arial" w:hAnsi="Arial" w:eastAsia="Arial" w:cs="Arial"/>
+          <w:b w:val="0"/>
+          <w:i w:val="0"/>
+          <w:color w:val="000000"/>
+          <w:sz w:val="18"/>
+          <w:highlight w:val="lightGray"/>
+        </w:rPr>
+        <w:t>g</w:t>
+      </w:r>
+      <w:r>
+        <w:rPr>
+          <w:rFonts w:ascii="Arial" w:hAnsi="Arial" w:eastAsia="Arial" w:cs="Arial"/>
+          <w:b w:val="0"/>
+          <w:i w:val="0"/>
+          <w:color w:val="000000"/>
+          <w:sz w:val="18"/>
+          <w:highlight w:val="lightGray"/>
+        </w:rPr>
+        <w:t>p</w:t>
+      </w:r>
+      <w:r>
+        <w:rPr>
+          <w:rFonts w:ascii="Arial" w:hAnsi="Arial" w:eastAsia="Arial" w:cs="Arial"/>
+          <w:b w:val="0"/>
+          <w:i w:val="0"/>
+          <w:color w:val="000000"/>
+          <w:sz w:val="18"/>
+          <w:highlight w:val="lightGray"/>
+        </w:rPr>
+        <w:t>t</w:t>
+      </w:r>
+      <w:r>
+        <w:rPr>
+          <w:rFonts w:ascii="Arial" w:hAnsi="Arial" w:eastAsia="Arial" w:cs="Arial"/>
+          <w:b w:val="0"/>
+          <w:i w:val="0"/>
+          <w:color w:val="000000"/>
+          <w:sz w:val="18"/>
+          <w:highlight w:val="lightGray"/>
+        </w:rPr>
+        <w:t xml:space="preserve"> </w:t>
+      </w:r>
+      <w:r>
+        <w:rPr>
+          <w:rFonts w:ascii="Arial" w:hAnsi="Arial" w:eastAsia="Arial" w:cs="Arial"/>
+          <w:b w:val="0"/>
+          <w:i w:val="0"/>
+          <w:color w:val="000000"/>
+          <w:sz w:val="18"/>
+          <w:highlight w:val="lightGray"/>
+        </w:rPr>
+        <w:t>(</w:t>
+      </w:r>
+      <w:r>
+        <w:rPr>
+          <w:rFonts w:ascii="Arial" w:hAnsi="Arial" w:eastAsia="Arial" w:cs="Arial"/>
+          <w:b w:val="0"/>
+          <w:i w:val="0"/>
+          <w:color w:val="000000"/>
+          <w:sz w:val="18"/>
+          <w:highlight w:val="lightGray"/>
+        </w:rPr>
+        <w:t>G</w:t>
+      </w:r>
+      <w:r>
+        <w:rPr>
+          <w:rFonts w:ascii="Arial" w:hAnsi="Arial" w:eastAsia="Arial" w:cs="Arial"/>
+          <w:b w:val="0"/>
+          <w:i w:val="0"/>
+          <w:color w:val="000000"/>
+          <w:sz w:val="18"/>
+          <w:highlight w:val="lightGray"/>
+        </w:rPr>
+        <w:t>P</w:t>
+      </w:r>
+      <w:r>
+        <w:rPr>
+          <w:rFonts w:ascii="Arial" w:hAnsi="Arial" w:eastAsia="Arial" w:cs="Arial"/>
+          <w:b w:val="0"/>
+          <w:i w:val="0"/>
+          <w:color w:val="000000"/>
+          <w:sz w:val="18"/>
+          <w:highlight w:val="lightGray"/>
+        </w:rPr>
+        <w:t>T</w:t>
+      </w:r>
+      <w:r>
+        <w:rPr>
+          <w:rFonts w:ascii="Arial" w:hAnsi="Arial" w:eastAsia="Arial" w:cs="Arial"/>
+          <w:b w:val="0"/>
+          <w:i w:val="0"/>
+          <w:color w:val="000000"/>
+          <w:sz w:val="18"/>
+          <w:highlight w:val="lightGray"/>
         </w:rPr>
         <w:t>‑</w:t>
       </w:r>
       <w:r>
         <w:rPr>
-          <w:rFonts w:ascii="Arial" w:eastAsia="Arial" w:hAnsi="Arial"/>
-          <w:b/>
-          <w:sz w:val="22"/>
-          <w:szCs w:val="14"/>
-          <w:shd w:val="clear" w:color="auto" w:fill="B7B7B7"/>
-        </w:rPr>
-        <w:t>5 Mini) at [12/9/2025]</w:t>
+          <w:rFonts w:ascii="Arial" w:hAnsi="Arial" w:eastAsia="Arial" w:cs="Arial"/>
+          <w:b w:val="0"/>
+          <w:i w:val="0"/>
+          <w:color w:val="000000"/>
+          <w:sz w:val="18"/>
+          <w:highlight w:val="lightGray"/>
+        </w:rPr>
+        <w:t>5</w:t>
+      </w:r>
+      <w:r>
+        <w:rPr>
+          <w:rFonts w:ascii="Arial" w:hAnsi="Arial" w:eastAsia="Arial" w:cs="Arial"/>
+          <w:b w:val="0"/>
+          <w:i w:val="0"/>
+          <w:color w:val="000000"/>
+          <w:sz w:val="18"/>
+          <w:highlight w:val="lightGray"/>
+        </w:rPr>
+        <w:t xml:space="preserve"> </w:t>
+      </w:r>
+      <w:r>
+        <w:rPr>
+          <w:rFonts w:ascii="Arial" w:hAnsi="Arial" w:eastAsia="Arial" w:cs="Arial"/>
+          <w:b w:val="0"/>
+          <w:i w:val="0"/>
+          <w:color w:val="000000"/>
+          <w:sz w:val="18"/>
+          <w:highlight w:val="lightGray"/>
+        </w:rPr>
+        <w:t>M</w:t>
+      </w:r>
+      <w:r>
+        <w:rPr>
+          <w:rFonts w:ascii="Arial" w:hAnsi="Arial" w:eastAsia="Arial" w:cs="Arial"/>
+          <w:b w:val="0"/>
+          <w:i w:val="0"/>
+          <w:color w:val="000000"/>
+          <w:sz w:val="18"/>
+          <w:highlight w:val="lightGray"/>
+        </w:rPr>
+        <w:t>i</w:t>
+      </w:r>
+      <w:r>
+        <w:rPr>
+          <w:rFonts w:ascii="Arial" w:hAnsi="Arial" w:eastAsia="Arial" w:cs="Arial"/>
+          <w:b w:val="0"/>
+          <w:i w:val="0"/>
+          <w:color w:val="000000"/>
+          <w:sz w:val="18"/>
+          <w:highlight w:val="lightGray"/>
+        </w:rPr>
+        <w:t>n</w:t>
+      </w:r>
+      <w:r>
+        <w:rPr>
+          <w:rFonts w:ascii="Arial" w:hAnsi="Arial" w:eastAsia="Arial" w:cs="Arial"/>
+          <w:b w:val="0"/>
+          <w:i w:val="0"/>
+          <w:color w:val="000000"/>
+          <w:sz w:val="18"/>
+          <w:highlight w:val="lightGray"/>
+        </w:rPr>
+        <w:t>i</w:t>
+      </w:r>
+      <w:r>
+        <w:rPr>
+          <w:rFonts w:ascii="Arial" w:hAnsi="Arial" w:eastAsia="Arial" w:cs="Arial"/>
+          <w:b w:val="0"/>
+          <w:i w:val="0"/>
+          <w:color w:val="000000"/>
+          <w:sz w:val="18"/>
+          <w:highlight w:val="lightGray"/>
+        </w:rPr>
+        <w:t>)</w:t>
+      </w:r>
+      <w:r>
+        <w:rPr>
+          <w:rFonts w:ascii="Arial" w:hAnsi="Arial" w:eastAsia="Arial" w:cs="Arial"/>
+          <w:b w:val="0"/>
+          <w:i w:val="0"/>
+          <w:color w:val="000000"/>
+          <w:sz w:val="18"/>
+          <w:highlight w:val="lightGray"/>
+        </w:rPr>
+        <w:t>]</w:t>
+      </w:r>
+      <w:r>
+        <w:rPr>
+          <w:rFonts w:ascii="Arial" w:hAnsi="Arial" w:eastAsia="Arial" w:cs="Arial"/>
+          <w:b w:val="0"/>
+          <w:i w:val="0"/>
+          <w:color w:val="000000"/>
+          <w:sz w:val="18"/>
+          <w:highlight w:val="lightGray"/>
+        </w:rPr>
+        <w:t xml:space="preserve"> </w:t>
+      </w:r>
+      <w:r>
+        <w:rPr>
+          <w:rFonts w:ascii="Arial" w:hAnsi="Arial" w:eastAsia="Arial" w:cs="Arial"/>
+          <w:b/>
+          <w:i w:val="0"/>
+          <w:color w:val="000000"/>
+          <w:sz w:val="18"/>
+          <w:highlight w:val="lightGray"/>
+        </w:rPr>
+        <w:t>o</w:t>
+      </w:r>
+      <w:r>
+        <w:rPr>
+          <w:rFonts w:ascii="Arial" w:hAnsi="Arial" w:eastAsia="Arial" w:cs="Arial"/>
+          <w:b/>
+          <w:i w:val="0"/>
+          <w:color w:val="000000"/>
+          <w:sz w:val="18"/>
+          <w:highlight w:val="lightGray"/>
+        </w:rPr>
+        <w:t>n</w:t>
+      </w:r>
+      <w:r>
+        <w:rPr>
+          <w:rFonts w:ascii="Arial" w:hAnsi="Arial"/>
+          <w:b w:val="0"/>
+          <w:i w:val="0"/>
+          <w:color w:val="000000"/>
+          <w:sz w:val="18"/>
+          <w:highlight w:val="lightGray"/>
+        </w:rPr>
+        <w:t xml:space="preserve"> </w:t>
+      </w:r>
+      <w:r>
+        <w:rPr>
+          <w:rFonts w:ascii="Arial" w:hAnsi="Arial"/>
+          <w:b w:val="0"/>
+          <w:i w:val="0"/>
+          <w:color w:val="000000"/>
+          <w:sz w:val="18"/>
+          <w:highlight w:val="lightGray"/>
+        </w:rPr>
+        <w:t>[</w:t>
+      </w:r>
+      <w:r>
+        <w:rPr>
+          <w:rFonts w:ascii="Arial" w:hAnsi="Arial"/>
+          <w:b w:val="0"/>
+          <w:i w:val="0"/>
+          <w:sz w:val="18"/>
+          <w:highlight w:val="lightGray"/>
+        </w:rPr>
+        <w:t>12/9/2025]</w:t>
       </w:r>
     </w:p>
     <w:p>
@@ -511,59 +5149,1597 @@
       </w:pPr>
       <w:r>
         <w:rPr>
-          <w:rFonts w:ascii="Arial" w:eastAsia="Arial" w:hAnsi="Arial"/>
-          <w:b/>
-          <w:sz w:val="22"/>
-          <w:shd w:val="clear" w:color="auto" w:fill="B7B7B7"/>
-        </w:rPr>
-        <w:t># Source</w:t>
-      </w:r>
-      <w:r>
-        <w:rPr>
-          <w:rFonts w:ascii="Arial" w:eastAsia="Arial" w:hAnsi="Arial"/>
-          <w:sz w:val="22"/>
-          <w:shd w:val="clear" w:color="auto" w:fill="B7B7B7"/>
-        </w:rPr>
-        <w:t xml:space="preserve">: </w:t>
-      </w:r>
-      <w:r>
-        <w:rPr>
-          <w:rFonts w:ascii="Arial" w:eastAsia="Arial" w:hAnsi="Arial"/>
-          <w:b/>
-          <w:sz w:val="22"/>
-          <w:shd w:val="clear" w:color="auto" w:fill="B7B7B7"/>
-        </w:rPr>
-        <w:t xml:space="preserve">Chatgpt </w:t>
-      </w:r>
-      <w:r>
-        <w:rPr>
-          <w:rFonts w:ascii="Arial" w:eastAsia="Arial" w:hAnsi="Arial"/>
-          <w:b/>
-          <w:sz w:val="22"/>
-          <w:szCs w:val="14"/>
-          <w:shd w:val="clear" w:color="auto" w:fill="B7B7B7"/>
-        </w:rPr>
-        <w:t>(GPT</w:t>
-      </w:r>
-      <w:r>
-        <w:rPr>
-          <w:rFonts w:ascii="Arial" w:eastAsia="Arial" w:hAnsi="Arial" w:cs="Cambria Math"/>
-          <w:b/>
-          <w:sz w:val="22"/>
-          <w:szCs w:val="14"/>
-          <w:shd w:val="clear" w:color="auto" w:fill="B7B7B7"/>
+          <w:rFonts w:ascii="Arial" w:hAnsi="Arial" w:eastAsia="Arial" w:cs="Arial"/>
+          <w:b/>
+          <w:i w:val="0"/>
+          <w:color w:val="000000"/>
+          <w:sz w:val="18"/>
+          <w:highlight w:val="lightGray"/>
+        </w:rPr>
+        <w:t>#</w:t>
+      </w:r>
+      <w:r>
+        <w:rPr>
+          <w:rFonts w:ascii="Arial" w:hAnsi="Arial" w:eastAsia="Arial" w:cs="Arial"/>
+          <w:b/>
+          <w:i w:val="0"/>
+          <w:color w:val="000000"/>
+          <w:sz w:val="18"/>
+          <w:highlight w:val="lightGray"/>
+        </w:rPr>
+        <w:t xml:space="preserve"> </w:t>
+      </w:r>
+      <w:r>
+        <w:rPr>
+          <w:rFonts w:ascii="Arial" w:hAnsi="Arial" w:eastAsia="Arial" w:cs="Arial"/>
+          <w:b/>
+          <w:i w:val="0"/>
+          <w:color w:val="000000"/>
+          <w:sz w:val="18"/>
+          <w:highlight w:val="lightGray"/>
+        </w:rPr>
+        <w:t>S</w:t>
+      </w:r>
+      <w:r>
+        <w:rPr>
+          <w:rFonts w:ascii="Arial" w:hAnsi="Arial" w:eastAsia="Arial" w:cs="Arial"/>
+          <w:b/>
+          <w:i w:val="0"/>
+          <w:color w:val="000000"/>
+          <w:sz w:val="18"/>
+          <w:highlight w:val="lightGray"/>
+        </w:rPr>
+        <w:t>o</w:t>
+      </w:r>
+      <w:r>
+        <w:rPr>
+          <w:rFonts w:ascii="Arial" w:hAnsi="Arial" w:eastAsia="Arial" w:cs="Arial"/>
+          <w:b/>
+          <w:i w:val="0"/>
+          <w:color w:val="000000"/>
+          <w:sz w:val="18"/>
+          <w:highlight w:val="lightGray"/>
+        </w:rPr>
+        <w:t>u</w:t>
+      </w:r>
+      <w:r>
+        <w:rPr>
+          <w:rFonts w:ascii="Arial" w:hAnsi="Arial" w:eastAsia="Arial" w:cs="Arial"/>
+          <w:b/>
+          <w:i w:val="0"/>
+          <w:color w:val="000000"/>
+          <w:sz w:val="18"/>
+          <w:highlight w:val="lightGray"/>
+        </w:rPr>
+        <w:t>r</w:t>
+      </w:r>
+      <w:r>
+        <w:rPr>
+          <w:rFonts w:ascii="Arial" w:hAnsi="Arial" w:eastAsia="Arial" w:cs="Arial"/>
+          <w:b/>
+          <w:i w:val="0"/>
+          <w:color w:val="000000"/>
+          <w:sz w:val="18"/>
+          <w:highlight w:val="lightGray"/>
+        </w:rPr>
+        <w:t>c</w:t>
+      </w:r>
+      <w:r>
+        <w:rPr>
+          <w:rFonts w:ascii="Arial" w:hAnsi="Arial" w:eastAsia="Arial" w:cs="Arial"/>
+          <w:b/>
+          <w:i w:val="0"/>
+          <w:color w:val="000000"/>
+          <w:sz w:val="18"/>
+          <w:highlight w:val="lightGray"/>
+        </w:rPr>
+        <w:t>e</w:t>
+      </w:r>
+      <w:r>
+        <w:rPr>
+          <w:rFonts w:ascii="Arial" w:hAnsi="Arial" w:eastAsia="Arial" w:cs="Arial"/>
+          <w:b/>
+          <w:i w:val="0"/>
+          <w:color w:val="000000"/>
+          <w:sz w:val="18"/>
+          <w:highlight w:val="lightGray"/>
+        </w:rPr>
+        <w:t>:</w:t>
+      </w:r>
+      <w:r>
+        <w:rPr>
+          <w:rFonts w:ascii="Arial" w:hAnsi="Arial" w:eastAsia="Arial" w:cs="Arial"/>
+          <w:b/>
+          <w:i w:val="0"/>
+          <w:color w:val="000000"/>
+          <w:sz w:val="18"/>
+          <w:highlight w:val="lightGray"/>
+        </w:rPr>
+        <w:t xml:space="preserve"> </w:t>
+      </w:r>
+      <w:r>
+        <w:rPr>
+          <w:rFonts w:ascii="Arial" w:hAnsi="Arial" w:eastAsia="Arial" w:cs="Arial"/>
+          <w:b/>
+          <w:i w:val="0"/>
+          <w:color w:val="000000"/>
+          <w:sz w:val="18"/>
+          <w:highlight w:val="lightGray"/>
+        </w:rPr>
+        <w:t>A</w:t>
+      </w:r>
+      <w:r>
+        <w:rPr>
+          <w:rFonts w:ascii="Arial" w:hAnsi="Arial" w:eastAsia="Arial" w:cs="Arial"/>
+          <w:b/>
+          <w:i w:val="0"/>
+          <w:color w:val="000000"/>
+          <w:sz w:val="18"/>
+          <w:highlight w:val="lightGray"/>
+        </w:rPr>
+        <w:t>I</w:t>
+      </w:r>
+      <w:r>
+        <w:rPr>
+          <w:rFonts w:ascii="Arial" w:hAnsi="Arial" w:eastAsia="Arial" w:cs="Arial"/>
+          <w:b/>
+          <w:i w:val="0"/>
+          <w:color w:val="000000"/>
+          <w:sz w:val="18"/>
+          <w:highlight w:val="lightGray"/>
+        </w:rPr>
+        <w:t xml:space="preserve"> </w:t>
+      </w:r>
+      <w:r>
+        <w:rPr>
+          <w:rFonts w:ascii="Arial" w:hAnsi="Arial" w:eastAsia="Arial" w:cs="Arial"/>
+          <w:b/>
+          <w:i w:val="0"/>
+          <w:color w:val="000000"/>
+          <w:sz w:val="18"/>
+          <w:highlight w:val="lightGray"/>
+        </w:rPr>
+        <w:t>S</w:t>
+      </w:r>
+      <w:r>
+        <w:rPr>
+          <w:rFonts w:ascii="Arial" w:hAnsi="Arial" w:eastAsia="Arial" w:cs="Arial"/>
+          <w:b/>
+          <w:i w:val="0"/>
+          <w:color w:val="000000"/>
+          <w:sz w:val="18"/>
+          <w:highlight w:val="lightGray"/>
+        </w:rPr>
+        <w:t>o</w:t>
+      </w:r>
+      <w:r>
+        <w:rPr>
+          <w:rFonts w:ascii="Arial" w:hAnsi="Arial" w:eastAsia="Arial" w:cs="Arial"/>
+          <w:b/>
+          <w:i w:val="0"/>
+          <w:color w:val="000000"/>
+          <w:sz w:val="18"/>
+          <w:highlight w:val="lightGray"/>
+        </w:rPr>
+        <w:t>u</w:t>
+      </w:r>
+      <w:r>
+        <w:rPr>
+          <w:rFonts w:ascii="Arial" w:hAnsi="Arial" w:eastAsia="Arial" w:cs="Arial"/>
+          <w:b/>
+          <w:i w:val="0"/>
+          <w:color w:val="000000"/>
+          <w:sz w:val="18"/>
+          <w:highlight w:val="lightGray"/>
+        </w:rPr>
+        <w:t>r</w:t>
+      </w:r>
+      <w:r>
+        <w:rPr>
+          <w:rFonts w:ascii="Arial" w:hAnsi="Arial" w:eastAsia="Arial" w:cs="Arial"/>
+          <w:b/>
+          <w:i w:val="0"/>
+          <w:color w:val="000000"/>
+          <w:sz w:val="18"/>
+          <w:highlight w:val="lightGray"/>
+        </w:rPr>
+        <w:t>c</w:t>
+      </w:r>
+      <w:r>
+        <w:rPr>
+          <w:rFonts w:ascii="Arial" w:hAnsi="Arial" w:eastAsia="Arial" w:cs="Arial"/>
+          <w:b/>
+          <w:i w:val="0"/>
+          <w:color w:val="000000"/>
+          <w:sz w:val="18"/>
+          <w:highlight w:val="lightGray"/>
+        </w:rPr>
+        <w:t>e</w:t>
+      </w:r>
+      <w:r>
+        <w:rPr>
+          <w:rFonts w:ascii="Arial" w:hAnsi="Arial" w:eastAsia="Arial" w:cs="Arial"/>
+          <w:b/>
+          <w:i w:val="0"/>
+          <w:color w:val="000000"/>
+          <w:sz w:val="18"/>
+          <w:highlight w:val="lightGray"/>
+        </w:rPr>
+        <w:t>:</w:t>
+      </w:r>
+      <w:r>
+        <w:rPr>
+          <w:rFonts w:ascii="Arial" w:hAnsi="Arial" w:eastAsia="Arial" w:cs="Arial"/>
+          <w:b/>
+          <w:i w:val="0"/>
+          <w:color w:val="000000"/>
+          <w:sz w:val="18"/>
+          <w:highlight w:val="lightGray"/>
+        </w:rPr>
+        <w:t xml:space="preserve"> </w:t>
+      </w:r>
+      <w:r>
+        <w:rPr>
+          <w:rFonts w:ascii="Arial" w:hAnsi="Arial" w:eastAsia="Arial" w:cs="Arial"/>
+          <w:b/>
+          <w:i w:val="0"/>
+          <w:color w:val="000000"/>
+          <w:sz w:val="18"/>
+          <w:highlight w:val="lightGray"/>
+        </w:rPr>
+        <w:t>P</w:t>
+      </w:r>
+      <w:r>
+        <w:rPr>
+          <w:rFonts w:ascii="Arial" w:hAnsi="Arial" w:eastAsia="Arial" w:cs="Arial"/>
+          <w:b/>
+          <w:i w:val="0"/>
+          <w:color w:val="000000"/>
+          <w:sz w:val="18"/>
+          <w:highlight w:val="lightGray"/>
+        </w:rPr>
+        <w:t>r</w:t>
+      </w:r>
+      <w:r>
+        <w:rPr>
+          <w:rFonts w:ascii="Arial" w:hAnsi="Arial" w:eastAsia="Arial" w:cs="Arial"/>
+          <w:b/>
+          <w:i w:val="0"/>
+          <w:color w:val="000000"/>
+          <w:sz w:val="18"/>
+          <w:highlight w:val="lightGray"/>
+        </w:rPr>
+        <w:t>o</w:t>
+      </w:r>
+      <w:r>
+        <w:rPr>
+          <w:rFonts w:ascii="Arial" w:hAnsi="Arial" w:eastAsia="Arial" w:cs="Arial"/>
+          <w:b/>
+          <w:i w:val="0"/>
+          <w:color w:val="000000"/>
+          <w:sz w:val="18"/>
+          <w:highlight w:val="lightGray"/>
+        </w:rPr>
+        <w:t>v</w:t>
+      </w:r>
+      <w:r>
+        <w:rPr>
+          <w:rFonts w:ascii="Arial" w:hAnsi="Arial" w:eastAsia="Arial" w:cs="Arial"/>
+          <w:b/>
+          <w:i w:val="0"/>
+          <w:color w:val="000000"/>
+          <w:sz w:val="18"/>
+          <w:highlight w:val="lightGray"/>
+        </w:rPr>
+        <w:t>i</w:t>
+      </w:r>
+      <w:r>
+        <w:rPr>
+          <w:rFonts w:ascii="Arial" w:hAnsi="Arial" w:eastAsia="Arial" w:cs="Arial"/>
+          <w:b/>
+          <w:i w:val="0"/>
+          <w:color w:val="000000"/>
+          <w:sz w:val="18"/>
+          <w:highlight w:val="lightGray"/>
+        </w:rPr>
+        <w:t>d</w:t>
+      </w:r>
+      <w:r>
+        <w:rPr>
+          <w:rFonts w:ascii="Arial" w:hAnsi="Arial" w:eastAsia="Arial" w:cs="Arial"/>
+          <w:b/>
+          <w:i w:val="0"/>
+          <w:color w:val="000000"/>
+          <w:sz w:val="18"/>
+          <w:highlight w:val="lightGray"/>
+        </w:rPr>
+        <w:t>e</w:t>
+      </w:r>
+      <w:r>
+        <w:rPr>
+          <w:rFonts w:ascii="Arial" w:hAnsi="Arial" w:eastAsia="Arial" w:cs="Arial"/>
+          <w:b/>
+          <w:i w:val="0"/>
+          <w:color w:val="000000"/>
+          <w:sz w:val="18"/>
+          <w:highlight w:val="lightGray"/>
+        </w:rPr>
+        <w:t>d</w:t>
+      </w:r>
+      <w:r>
+        <w:rPr>
+          <w:rFonts w:ascii="Arial" w:hAnsi="Arial" w:eastAsia="Arial" w:cs="Arial"/>
+          <w:b/>
+          <w:i w:val="0"/>
+          <w:color w:val="000000"/>
+          <w:sz w:val="18"/>
+          <w:highlight w:val="lightGray"/>
+        </w:rPr>
+        <w:t xml:space="preserve"> </w:t>
+      </w:r>
+      <w:r>
+        <w:rPr>
+          <w:rFonts w:ascii="Arial" w:hAnsi="Arial" w:eastAsia="Arial" w:cs="Arial"/>
+          <w:b/>
+          <w:i w:val="0"/>
+          <w:color w:val="000000"/>
+          <w:sz w:val="18"/>
+          <w:highlight w:val="lightGray"/>
+        </w:rPr>
+        <w:t>b</w:t>
+      </w:r>
+      <w:r>
+        <w:rPr>
+          <w:rFonts w:ascii="Arial" w:hAnsi="Arial" w:eastAsia="Arial" w:cs="Arial"/>
+          <w:b/>
+          <w:i w:val="0"/>
+          <w:color w:val="000000"/>
+          <w:sz w:val="18"/>
+          <w:highlight w:val="lightGray"/>
+        </w:rPr>
+        <w:t>y</w:t>
+      </w:r>
+      <w:r>
+        <w:rPr>
+          <w:rFonts w:ascii="Arial" w:hAnsi="Arial" w:eastAsia="Arial" w:cs="Arial"/>
+          <w:b/>
+          <w:i w:val="0"/>
+          <w:color w:val="000000"/>
+          <w:sz w:val="18"/>
+          <w:highlight w:val="lightGray"/>
+        </w:rPr>
+        <w:t>:</w:t>
+      </w:r>
+      <w:r>
+        <w:rPr>
+          <w:rFonts w:ascii="Arial" w:hAnsi="Arial" w:eastAsia="Arial" w:cs="Arial"/>
+          <w:b/>
+          <w:i w:val="0"/>
+          <w:color w:val="000000"/>
+          <w:sz w:val="18"/>
+          <w:highlight w:val="lightGray"/>
+        </w:rPr>
+        <w:t xml:space="preserve"> </w:t>
+      </w:r>
+      <w:r>
+        <w:rPr>
+          <w:rFonts w:ascii="Arial" w:hAnsi="Arial" w:eastAsia="Arial" w:cs="Arial"/>
+          <w:b/>
+          <w:i w:val="0"/>
+          <w:color w:val="000000"/>
+          <w:sz w:val="18"/>
+          <w:highlight w:val="lightGray"/>
+        </w:rPr>
+        <w:t>[</w:t>
+      </w:r>
+      <w:r>
+        <w:rPr>
+          <w:rFonts w:ascii="Arial" w:hAnsi="Arial" w:eastAsia="Arial" w:cs="Arial"/>
+          <w:b/>
+          <w:i w:val="0"/>
+          <w:color w:val="000000"/>
+          <w:sz w:val="18"/>
+          <w:highlight w:val="lightGray"/>
+        </w:rPr>
+        <w:t>D</w:t>
+      </w:r>
+      <w:r>
+        <w:rPr>
+          <w:rFonts w:ascii="Arial" w:hAnsi="Arial" w:eastAsia="Arial" w:cs="Arial"/>
+          <w:b/>
+          <w:i w:val="0"/>
+          <w:color w:val="000000"/>
+          <w:sz w:val="18"/>
+          <w:highlight w:val="lightGray"/>
+        </w:rPr>
+        <w:t>a</w:t>
+      </w:r>
+      <w:r>
+        <w:rPr>
+          <w:rFonts w:ascii="Arial" w:hAnsi="Arial" w:eastAsia="Arial" w:cs="Arial"/>
+          <w:b/>
+          <w:i w:val="0"/>
+          <w:color w:val="000000"/>
+          <w:sz w:val="18"/>
+          <w:highlight w:val="lightGray"/>
+        </w:rPr>
+        <w:t>t</w:t>
+      </w:r>
+      <w:r>
+        <w:rPr>
+          <w:rFonts w:ascii="Arial" w:hAnsi="Arial" w:eastAsia="Arial" w:cs="Arial"/>
+          <w:b/>
+          <w:i w:val="0"/>
+          <w:color w:val="000000"/>
+          <w:sz w:val="18"/>
+          <w:highlight w:val="lightGray"/>
+        </w:rPr>
+        <w:t>a</w:t>
+      </w:r>
+      <w:r>
+        <w:rPr>
+          <w:rFonts w:ascii="Arial" w:hAnsi="Arial" w:eastAsia="Arial" w:cs="Arial"/>
+          <w:b/>
+          <w:i w:val="0"/>
+          <w:color w:val="000000"/>
+          <w:sz w:val="18"/>
+          <w:highlight w:val="lightGray"/>
+        </w:rPr>
+        <w:t xml:space="preserve"> </w:t>
+      </w:r>
+      <w:r>
+        <w:rPr>
+          <w:rFonts w:ascii="Arial" w:hAnsi="Arial" w:eastAsia="Arial" w:cs="Arial"/>
+          <w:b/>
+          <w:i w:val="0"/>
+          <w:color w:val="000000"/>
+          <w:sz w:val="18"/>
+          <w:highlight w:val="lightGray"/>
+        </w:rPr>
+        <w:t>P</w:t>
+      </w:r>
+      <w:r>
+        <w:rPr>
+          <w:rFonts w:ascii="Arial" w:hAnsi="Arial" w:eastAsia="Arial" w:cs="Arial"/>
+          <w:b/>
+          <w:i w:val="0"/>
+          <w:color w:val="000000"/>
+          <w:sz w:val="18"/>
+          <w:highlight w:val="lightGray"/>
+        </w:rPr>
+        <w:t>a</w:t>
+      </w:r>
+      <w:r>
+        <w:rPr>
+          <w:rFonts w:ascii="Arial" w:hAnsi="Arial" w:eastAsia="Arial" w:cs="Arial"/>
+          <w:b/>
+          <w:i w:val="0"/>
+          <w:color w:val="000000"/>
+          <w:sz w:val="18"/>
+          <w:highlight w:val="lightGray"/>
+        </w:rPr>
+        <w:t>t</w:t>
+      </w:r>
+      <w:r>
+        <w:rPr>
+          <w:rFonts w:ascii="Arial" w:hAnsi="Arial" w:eastAsia="Arial" w:cs="Arial"/>
+          <w:b/>
+          <w:i w:val="0"/>
+          <w:color w:val="000000"/>
+          <w:sz w:val="18"/>
+          <w:highlight w:val="lightGray"/>
+        </w:rPr>
+        <w:t>h</w:t>
+      </w:r>
+      <w:r>
+        <w:rPr>
+          <w:rFonts w:ascii="Arial" w:hAnsi="Arial" w:eastAsia="Arial" w:cs="Arial"/>
+          <w:b w:val="0"/>
+          <w:i w:val="0"/>
+          <w:color w:val="000000"/>
+          <w:sz w:val="18"/>
+          <w:highlight w:val="lightGray"/>
+        </w:rPr>
+        <w:t>:</w:t>
+      </w:r>
+      <w:r>
+        <w:rPr>
+          <w:rFonts w:ascii="Arial" w:hAnsi="Arial" w:eastAsia="Arial" w:cs="Arial"/>
+          <w:b w:val="0"/>
+          <w:i w:val="0"/>
+          <w:color w:val="000000"/>
+          <w:sz w:val="18"/>
+          <w:highlight w:val="lightGray"/>
+        </w:rPr>
+        <w:t xml:space="preserve"> </w:t>
+      </w:r>
+      <w:r>
+        <w:rPr>
+          <w:rFonts w:ascii="Arial" w:hAnsi="Arial" w:eastAsia="Arial" w:cs="Arial"/>
+          <w:b w:val="0"/>
+          <w:i w:val="0"/>
+          <w:color w:val="000000"/>
+          <w:sz w:val="18"/>
+          <w:highlight w:val="lightGray"/>
+        </w:rPr>
+        <w:t>P</w:t>
+      </w:r>
+      <w:r>
+        <w:rPr>
+          <w:rFonts w:ascii="Arial" w:hAnsi="Arial" w:eastAsia="Arial" w:cs="Arial"/>
+          <w:b w:val="0"/>
+          <w:i w:val="0"/>
+          <w:color w:val="000000"/>
+          <w:sz w:val="18"/>
+          <w:highlight w:val="lightGray"/>
+        </w:rPr>
+        <w:t>e</w:t>
+      </w:r>
+      <w:r>
+        <w:rPr>
+          <w:rFonts w:ascii="Arial" w:hAnsi="Arial" w:eastAsia="Arial" w:cs="Arial"/>
+          <w:b w:val="0"/>
+          <w:i w:val="0"/>
+          <w:color w:val="000000"/>
+          <w:sz w:val="18"/>
+          <w:highlight w:val="lightGray"/>
+        </w:rPr>
+        <w:t>r</w:t>
+      </w:r>
+      <w:r>
+        <w:rPr>
+          <w:rFonts w:ascii="Arial" w:hAnsi="Arial" w:eastAsia="Arial" w:cs="Arial"/>
+          <w:b w:val="0"/>
+          <w:i w:val="0"/>
+          <w:color w:val="000000"/>
+          <w:sz w:val="18"/>
+          <w:highlight w:val="lightGray"/>
+        </w:rPr>
+        <w:t>s</w:t>
+      </w:r>
+      <w:r>
+        <w:rPr>
+          <w:rFonts w:ascii="Arial" w:hAnsi="Arial" w:eastAsia="Arial" w:cs="Arial"/>
+          <w:b w:val="0"/>
+          <w:i w:val="0"/>
+          <w:color w:val="000000"/>
+          <w:sz w:val="18"/>
+          <w:highlight w:val="lightGray"/>
+        </w:rPr>
+        <w:t>o</w:t>
+      </w:r>
+      <w:r>
+        <w:rPr>
+          <w:rFonts w:ascii="Arial" w:hAnsi="Arial" w:eastAsia="Arial" w:cs="Arial"/>
+          <w:b w:val="0"/>
+          <w:i w:val="0"/>
+          <w:color w:val="000000"/>
+          <w:sz w:val="18"/>
+          <w:highlight w:val="lightGray"/>
+        </w:rPr>
+        <w:t>n</w:t>
+      </w:r>
+      <w:r>
+        <w:rPr>
+          <w:rFonts w:ascii="Arial" w:hAnsi="Arial" w:eastAsia="Arial" w:cs="Arial"/>
+          <w:b w:val="0"/>
+          <w:i w:val="0"/>
+          <w:color w:val="000000"/>
+          <w:sz w:val="18"/>
+          <w:highlight w:val="lightGray"/>
+        </w:rPr>
+        <w:t>s</w:t>
+      </w:r>
+      <w:r>
+        <w:rPr>
+          <w:rFonts w:ascii="Arial" w:hAnsi="Arial" w:eastAsia="Arial" w:cs="Arial"/>
+          <w:b w:val="0"/>
+          <w:i w:val="0"/>
+          <w:color w:val="000000"/>
+          <w:sz w:val="18"/>
+          <w:highlight w:val="lightGray"/>
+        </w:rPr>
+        <w:t xml:space="preserve"> </w:t>
+      </w:r>
+      <w:r>
+        <w:rPr>
+          <w:rFonts w:ascii="Arial" w:hAnsi="Arial" w:eastAsia="Arial" w:cs="Arial"/>
+          <w:b w:val="0"/>
+          <w:i w:val="0"/>
+          <w:color w:val="000000"/>
+          <w:sz w:val="18"/>
+          <w:highlight w:val="lightGray"/>
+        </w:rPr>
+        <w:t>T</w:t>
+      </w:r>
+      <w:r>
+        <w:rPr>
+          <w:rFonts w:ascii="Arial" w:hAnsi="Arial" w:eastAsia="Arial" w:cs="Arial"/>
+          <w:b w:val="0"/>
+          <w:i w:val="0"/>
+          <w:color w:val="000000"/>
+          <w:sz w:val="18"/>
+          <w:highlight w:val="lightGray"/>
+        </w:rPr>
+        <w:t>a</w:t>
+      </w:r>
+      <w:r>
+        <w:rPr>
+          <w:rFonts w:ascii="Arial" w:hAnsi="Arial" w:eastAsia="Arial" w:cs="Arial"/>
+          <w:b w:val="0"/>
+          <w:i w:val="0"/>
+          <w:color w:val="000000"/>
+          <w:sz w:val="18"/>
+          <w:highlight w:val="lightGray"/>
+        </w:rPr>
+        <w:t>b</w:t>
+      </w:r>
+      <w:r>
+        <w:rPr>
+          <w:rFonts w:ascii="Arial" w:hAnsi="Arial" w:eastAsia="Arial" w:cs="Arial"/>
+          <w:b w:val="0"/>
+          <w:i w:val="0"/>
+          <w:color w:val="000000"/>
+          <w:sz w:val="18"/>
+          <w:highlight w:val="lightGray"/>
+        </w:rPr>
+        <w:t>l</w:t>
+      </w:r>
+      <w:r>
+        <w:rPr>
+          <w:rFonts w:ascii="Arial" w:hAnsi="Arial" w:eastAsia="Arial" w:cs="Arial"/>
+          <w:b w:val="0"/>
+          <w:i w:val="0"/>
+          <w:color w:val="000000"/>
+          <w:sz w:val="18"/>
+          <w:highlight w:val="lightGray"/>
+        </w:rPr>
+        <w:t>e</w:t>
+      </w:r>
+      <w:r>
+        <w:rPr>
+          <w:rFonts w:ascii="Arial" w:hAnsi="Arial" w:eastAsia="Arial" w:cs="Arial"/>
+          <w:b w:val="0"/>
+          <w:i w:val="0"/>
+          <w:color w:val="000000"/>
+          <w:sz w:val="18"/>
+          <w:highlight w:val="lightGray"/>
+        </w:rPr>
+        <w:t xml:space="preserve"> </w:t>
+      </w:r>
+      <w:r>
+        <w:rPr>
+          <w:rFonts w:ascii="Arial" w:hAnsi="Arial" w:eastAsia="Arial" w:cs="Arial"/>
+          <w:b w:val="0"/>
+          <w:i w:val="0"/>
+          <w:color w:val="000000"/>
+          <w:sz w:val="18"/>
+          <w:highlight w:val="lightGray"/>
+        </w:rPr>
+        <w:t>-</w:t>
+      </w:r>
+      <w:r>
+        <w:rPr>
+          <w:rFonts w:ascii="Arial" w:hAnsi="Arial" w:eastAsia="Arial" w:cs="Arial"/>
+          <w:b w:val="0"/>
+          <w:i w:val="0"/>
+          <w:color w:val="000000"/>
+          <w:sz w:val="18"/>
+          <w:highlight w:val="lightGray"/>
+        </w:rPr>
+        <w:t>&gt;</w:t>
+      </w:r>
+      <w:r>
+        <w:rPr>
+          <w:rFonts w:ascii="Arial" w:hAnsi="Arial" w:eastAsia="Arial" w:cs="Arial"/>
+          <w:b w:val="0"/>
+          <w:i w:val="0"/>
+          <w:color w:val="000000"/>
+          <w:sz w:val="18"/>
+          <w:highlight w:val="lightGray"/>
+        </w:rPr>
+        <w:t xml:space="preserve"> </w:t>
+      </w:r>
+      <w:r>
+        <w:rPr>
+          <w:rFonts w:ascii="Arial" w:hAnsi="Arial" w:eastAsia="Arial" w:cs="Arial"/>
+          <w:b w:val="0"/>
+          <w:i w:val="0"/>
+          <w:color w:val="000000"/>
+          <w:sz w:val="18"/>
+          <w:highlight w:val="lightGray"/>
+        </w:rPr>
+        <w:t>I</w:t>
+      </w:r>
+      <w:r>
+        <w:rPr>
+          <w:rFonts w:ascii="Arial" w:hAnsi="Arial" w:eastAsia="Arial" w:cs="Arial"/>
+          <w:b w:val="0"/>
+          <w:i w:val="0"/>
+          <w:color w:val="000000"/>
+          <w:sz w:val="18"/>
+          <w:highlight w:val="lightGray"/>
+        </w:rPr>
+        <w:t>D</w:t>
+      </w:r>
+      <w:r>
+        <w:rPr>
+          <w:rFonts w:ascii="Arial" w:hAnsi="Arial" w:eastAsia="Arial" w:cs="Arial"/>
+          <w:b w:val="0"/>
+          <w:i w:val="0"/>
+          <w:color w:val="000000"/>
+          <w:sz w:val="18"/>
+          <w:highlight w:val="lightGray"/>
+        </w:rPr>
+        <w:t xml:space="preserve"> </w:t>
+      </w:r>
+      <w:r>
+        <w:rPr>
+          <w:rFonts w:ascii="Arial" w:hAnsi="Arial" w:eastAsia="Arial" w:cs="Arial"/>
+          <w:b w:val="0"/>
+          <w:i w:val="0"/>
+          <w:color w:val="000000"/>
+          <w:sz w:val="18"/>
+          <w:highlight w:val="lightGray"/>
+        </w:rPr>
+        <w:t>C</w:t>
+      </w:r>
+      <w:r>
+        <w:rPr>
+          <w:rFonts w:ascii="Arial" w:hAnsi="Arial" w:eastAsia="Arial" w:cs="Arial"/>
+          <w:b w:val="0"/>
+          <w:i w:val="0"/>
+          <w:color w:val="000000"/>
+          <w:sz w:val="18"/>
+          <w:highlight w:val="lightGray"/>
+        </w:rPr>
+        <w:t>o</w:t>
+      </w:r>
+      <w:r>
+        <w:rPr>
+          <w:rFonts w:ascii="Arial" w:hAnsi="Arial" w:eastAsia="Arial" w:cs="Arial"/>
+          <w:b w:val="0"/>
+          <w:i w:val="0"/>
+          <w:color w:val="000000"/>
+          <w:sz w:val="18"/>
+          <w:highlight w:val="lightGray"/>
+        </w:rPr>
+        <w:t>l</w:t>
+      </w:r>
+      <w:r>
+        <w:rPr>
+          <w:rFonts w:ascii="Arial" w:hAnsi="Arial" w:eastAsia="Arial" w:cs="Arial"/>
+          <w:b w:val="0"/>
+          <w:i w:val="0"/>
+          <w:color w:val="000000"/>
+          <w:sz w:val="18"/>
+          <w:highlight w:val="lightGray"/>
+        </w:rPr>
+        <w:t>u</w:t>
+      </w:r>
+      <w:r>
+        <w:rPr>
+          <w:rFonts w:ascii="Arial" w:hAnsi="Arial" w:eastAsia="Arial" w:cs="Arial"/>
+          <w:b w:val="0"/>
+          <w:i w:val="0"/>
+          <w:color w:val="000000"/>
+          <w:sz w:val="18"/>
+          <w:highlight w:val="lightGray"/>
+        </w:rPr>
+        <w:t>m</w:t>
+      </w:r>
+      <w:r>
+        <w:rPr>
+          <w:rFonts w:ascii="Arial" w:hAnsi="Arial" w:eastAsia="Arial" w:cs="Arial"/>
+          <w:b w:val="0"/>
+          <w:i w:val="0"/>
+          <w:color w:val="000000"/>
+          <w:sz w:val="18"/>
+          <w:highlight w:val="lightGray"/>
+        </w:rPr>
+        <w:t>n</w:t>
+      </w:r>
+      <w:r>
+        <w:rPr>
+          <w:rFonts w:ascii="Arial" w:hAnsi="Arial" w:eastAsia="Arial" w:cs="Arial"/>
+          <w:b w:val="0"/>
+          <w:i w:val="0"/>
+          <w:color w:val="000000"/>
+          <w:sz w:val="18"/>
+          <w:highlight w:val="lightGray"/>
+        </w:rPr>
+        <w:t>:</w:t>
+      </w:r>
+      <w:r>
+        <w:rPr>
+          <w:rFonts w:ascii="Arial" w:hAnsi="Arial" w:eastAsia="Arial" w:cs="Arial"/>
+          <w:b w:val="0"/>
+          <w:i w:val="0"/>
+          <w:color w:val="000000"/>
+          <w:sz w:val="18"/>
+          <w:highlight w:val="lightGray"/>
+        </w:rPr>
+        <w:t xml:space="preserve"> </w:t>
+      </w:r>
+      <w:r>
+        <w:rPr>
+          <w:rFonts w:ascii="Arial" w:hAnsi="Arial" w:eastAsia="Arial" w:cs="Arial"/>
+          <w:b w:val="0"/>
+          <w:i w:val="0"/>
+          <w:color w:val="000000"/>
+          <w:sz w:val="18"/>
+          <w:highlight w:val="lightGray"/>
+        </w:rPr>
+        <w:t>1</w:t>
+      </w:r>
+      <w:r>
+        <w:rPr>
+          <w:rFonts w:ascii="Arial" w:hAnsi="Arial" w:eastAsia="Arial" w:cs="Arial"/>
+          <w:b w:val="0"/>
+          <w:i w:val="0"/>
+          <w:color w:val="000000"/>
+          <w:sz w:val="18"/>
+          <w:highlight w:val="lightGray"/>
+        </w:rPr>
+        <w:t>,</w:t>
+      </w:r>
+      <w:r>
+        <w:rPr>
+          <w:rFonts w:ascii="Arial" w:hAnsi="Arial" w:eastAsia="Arial" w:cs="Arial"/>
+          <w:b w:val="0"/>
+          <w:i w:val="0"/>
+          <w:color w:val="000000"/>
+          <w:sz w:val="18"/>
+          <w:highlight w:val="lightGray"/>
+        </w:rPr>
+        <w:t xml:space="preserve"> </w:t>
+      </w:r>
+      <w:r>
+        <w:rPr>
+          <w:rFonts w:ascii="Arial" w:hAnsi="Arial" w:eastAsia="Arial" w:cs="Arial"/>
+          <w:b w:val="0"/>
+          <w:i w:val="0"/>
+          <w:color w:val="000000"/>
+          <w:sz w:val="18"/>
+          <w:highlight w:val="lightGray"/>
+        </w:rPr>
+        <w:t>N</w:t>
+      </w:r>
+      <w:r>
+        <w:rPr>
+          <w:rFonts w:ascii="Arial" w:hAnsi="Arial" w:eastAsia="Arial" w:cs="Arial"/>
+          <w:b w:val="0"/>
+          <w:i w:val="0"/>
+          <w:color w:val="000000"/>
+          <w:sz w:val="18"/>
+          <w:highlight w:val="lightGray"/>
+        </w:rPr>
+        <w:t>a</w:t>
+      </w:r>
+      <w:r>
+        <w:rPr>
+          <w:rFonts w:ascii="Arial" w:hAnsi="Arial" w:eastAsia="Arial" w:cs="Arial"/>
+          <w:b w:val="0"/>
+          <w:i w:val="0"/>
+          <w:color w:val="000000"/>
+          <w:sz w:val="18"/>
+          <w:highlight w:val="lightGray"/>
+        </w:rPr>
+        <w:t>m</w:t>
+      </w:r>
+      <w:r>
+        <w:rPr>
+          <w:rFonts w:ascii="Arial" w:hAnsi="Arial" w:eastAsia="Arial" w:cs="Arial"/>
+          <w:b w:val="0"/>
+          <w:i w:val="0"/>
+          <w:color w:val="000000"/>
+          <w:sz w:val="18"/>
+          <w:highlight w:val="lightGray"/>
+        </w:rPr>
+        <w:t>e</w:t>
+      </w:r>
+      <w:r>
+        <w:rPr>
+          <w:rFonts w:ascii="Arial" w:hAnsi="Arial" w:eastAsia="Arial" w:cs="Arial"/>
+          <w:b w:val="0"/>
+          <w:i w:val="0"/>
+          <w:color w:val="000000"/>
+          <w:sz w:val="18"/>
+          <w:highlight w:val="lightGray"/>
+        </w:rPr>
+        <w:t>_</w:t>
+      </w:r>
+      <w:r>
+        <w:rPr>
+          <w:rFonts w:ascii="Arial" w:hAnsi="Arial" w:eastAsia="Arial" w:cs="Arial"/>
+          <w:b w:val="0"/>
+          <w:i w:val="0"/>
+          <w:color w:val="000000"/>
+          <w:sz w:val="18"/>
+          <w:highlight w:val="lightGray"/>
+        </w:rPr>
+        <w:t>E</w:t>
+      </w:r>
+      <w:r>
+        <w:rPr>
+          <w:rFonts w:ascii="Arial" w:hAnsi="Arial" w:eastAsia="Arial" w:cs="Arial"/>
+          <w:b w:val="0"/>
+          <w:i w:val="0"/>
+          <w:color w:val="000000"/>
+          <w:sz w:val="18"/>
+          <w:highlight w:val="lightGray"/>
+        </w:rPr>
+        <w:t>n</w:t>
+      </w:r>
+      <w:r>
+        <w:rPr>
+          <w:rFonts w:ascii="Arial" w:hAnsi="Arial" w:eastAsia="Arial" w:cs="Arial"/>
+          <w:b w:val="0"/>
+          <w:i w:val="0"/>
+          <w:color w:val="000000"/>
+          <w:sz w:val="18"/>
+          <w:highlight w:val="lightGray"/>
+        </w:rPr>
+        <w:t xml:space="preserve"> </w:t>
+      </w:r>
+      <w:r>
+        <w:rPr>
+          <w:rFonts w:ascii="Arial" w:hAnsi="Arial" w:eastAsia="Arial" w:cs="Arial"/>
+          <w:b w:val="0"/>
+          <w:i w:val="0"/>
+          <w:color w:val="000000"/>
+          <w:sz w:val="18"/>
+          <w:highlight w:val="lightGray"/>
+        </w:rPr>
+        <w:t>C</w:t>
+      </w:r>
+      <w:r>
+        <w:rPr>
+          <w:rFonts w:ascii="Arial" w:hAnsi="Arial" w:eastAsia="Arial" w:cs="Arial"/>
+          <w:b w:val="0"/>
+          <w:i w:val="0"/>
+          <w:color w:val="000000"/>
+          <w:sz w:val="18"/>
+          <w:highlight w:val="lightGray"/>
+        </w:rPr>
+        <w:t>o</w:t>
+      </w:r>
+      <w:r>
+        <w:rPr>
+          <w:rFonts w:ascii="Arial" w:hAnsi="Arial" w:eastAsia="Arial" w:cs="Arial"/>
+          <w:b w:val="0"/>
+          <w:i w:val="0"/>
+          <w:color w:val="000000"/>
+          <w:sz w:val="18"/>
+          <w:highlight w:val="lightGray"/>
+        </w:rPr>
+        <w:t>l</w:t>
+      </w:r>
+      <w:r>
+        <w:rPr>
+          <w:rFonts w:ascii="Arial" w:hAnsi="Arial" w:eastAsia="Arial" w:cs="Arial"/>
+          <w:b w:val="0"/>
+          <w:i w:val="0"/>
+          <w:color w:val="000000"/>
+          <w:sz w:val="18"/>
+          <w:highlight w:val="lightGray"/>
+        </w:rPr>
+        <w:t>u</w:t>
+      </w:r>
+      <w:r>
+        <w:rPr>
+          <w:rFonts w:ascii="Arial" w:hAnsi="Arial" w:eastAsia="Arial" w:cs="Arial"/>
+          <w:b w:val="0"/>
+          <w:i w:val="0"/>
+          <w:color w:val="000000"/>
+          <w:sz w:val="18"/>
+          <w:highlight w:val="lightGray"/>
+        </w:rPr>
+        <w:t>m</w:t>
+      </w:r>
+      <w:r>
+        <w:rPr>
+          <w:rFonts w:ascii="Arial" w:hAnsi="Arial" w:eastAsia="Arial" w:cs="Arial"/>
+          <w:b w:val="0"/>
+          <w:i w:val="0"/>
+          <w:color w:val="000000"/>
+          <w:sz w:val="18"/>
+          <w:highlight w:val="lightGray"/>
+        </w:rPr>
+        <w:t>n</w:t>
+      </w:r>
+      <w:r>
+        <w:rPr>
+          <w:rFonts w:ascii="Arial" w:hAnsi="Arial" w:eastAsia="Arial" w:cs="Arial"/>
+          <w:b w:val="0"/>
+          <w:i w:val="0"/>
+          <w:color w:val="000000"/>
+          <w:sz w:val="18"/>
+          <w:highlight w:val="lightGray"/>
+        </w:rPr>
+        <w:t>:</w:t>
+      </w:r>
+      <w:r>
+        <w:rPr>
+          <w:rFonts w:ascii="Arial" w:hAnsi="Arial" w:eastAsia="Arial" w:cs="Arial"/>
+          <w:b w:val="0"/>
+          <w:i w:val="0"/>
+          <w:color w:val="000000"/>
+          <w:sz w:val="18"/>
+          <w:highlight w:val="lightGray"/>
+        </w:rPr>
+        <w:t xml:space="preserve"> </w:t>
+      </w:r>
+      <w:r>
+        <w:rPr>
+          <w:rFonts w:ascii="Arial" w:hAnsi="Arial" w:eastAsia="Arial" w:cs="Arial"/>
+          <w:b w:val="0"/>
+          <w:i w:val="0"/>
+          <w:color w:val="000000"/>
+          <w:sz w:val="18"/>
+          <w:highlight w:val="lightGray"/>
+        </w:rPr>
+        <w:t>M</w:t>
+      </w:r>
+      <w:r>
+        <w:rPr>
+          <w:rFonts w:ascii="Arial" w:hAnsi="Arial" w:eastAsia="Arial" w:cs="Arial"/>
+          <w:b w:val="0"/>
+          <w:i w:val="0"/>
+          <w:color w:val="000000"/>
+          <w:sz w:val="18"/>
+          <w:highlight w:val="lightGray"/>
+        </w:rPr>
+        <w:t>o</w:t>
+      </w:r>
+      <w:r>
+        <w:rPr>
+          <w:rFonts w:ascii="Arial" w:hAnsi="Arial" w:eastAsia="Arial" w:cs="Arial"/>
+          <w:b w:val="0"/>
+          <w:i w:val="0"/>
+          <w:color w:val="000000"/>
+          <w:sz w:val="18"/>
+          <w:highlight w:val="lightGray"/>
+        </w:rPr>
+        <w:t>t</w:t>
+      </w:r>
+      <w:r>
+        <w:rPr>
+          <w:rFonts w:ascii="Arial" w:hAnsi="Arial" w:eastAsia="Arial" w:cs="Arial"/>
+          <w:b w:val="0"/>
+          <w:i w:val="0"/>
+          <w:color w:val="000000"/>
+          <w:sz w:val="18"/>
+          <w:highlight w:val="lightGray"/>
+        </w:rPr>
+        <w:t>a</w:t>
+      </w:r>
+      <w:r>
+        <w:rPr>
+          <w:rFonts w:ascii="Arial" w:hAnsi="Arial" w:eastAsia="Arial" w:cs="Arial"/>
+          <w:b w:val="0"/>
+          <w:i w:val="0"/>
+          <w:color w:val="000000"/>
+          <w:sz w:val="18"/>
+          <w:highlight w:val="lightGray"/>
+        </w:rPr>
+        <w:t>s</w:t>
+      </w:r>
+      <w:r>
+        <w:rPr>
+          <w:rFonts w:ascii="Arial" w:hAnsi="Arial" w:eastAsia="Arial" w:cs="Arial"/>
+          <w:b w:val="0"/>
+          <w:i w:val="0"/>
+          <w:color w:val="000000"/>
+          <w:sz w:val="18"/>
+          <w:highlight w:val="lightGray"/>
+        </w:rPr>
+        <w:t>e</w:t>
+      </w:r>
+      <w:r>
+        <w:rPr>
+          <w:rFonts w:ascii="Arial" w:hAnsi="Arial" w:eastAsia="Arial" w:cs="Arial"/>
+          <w:b w:val="0"/>
+          <w:i w:val="0"/>
+          <w:color w:val="000000"/>
+          <w:sz w:val="18"/>
+          <w:highlight w:val="lightGray"/>
+        </w:rPr>
+        <w:t>m</w:t>
+      </w:r>
+      <w:r>
+        <w:rPr>
+          <w:rFonts w:ascii="Arial" w:hAnsi="Arial" w:eastAsia="Arial" w:cs="Arial"/>
+          <w:b w:val="0"/>
+          <w:i w:val="0"/>
+          <w:color w:val="000000"/>
+          <w:sz w:val="18"/>
+          <w:highlight w:val="lightGray"/>
+        </w:rPr>
+        <w:t xml:space="preserve"> </w:t>
+      </w:r>
+      <w:r>
+        <w:rPr>
+          <w:rFonts w:ascii="Arial" w:hAnsi="Arial" w:eastAsia="Arial" w:cs="Arial"/>
+          <w:b w:val="0"/>
+          <w:i w:val="0"/>
+          <w:color w:val="000000"/>
+          <w:sz w:val="18"/>
+          <w:highlight w:val="lightGray"/>
+        </w:rPr>
+        <w:t>E</w:t>
+      </w:r>
+      <w:r>
+        <w:rPr>
+          <w:rFonts w:ascii="Arial" w:hAnsi="Arial" w:eastAsia="Arial" w:cs="Arial"/>
+          <w:b w:val="0"/>
+          <w:i w:val="0"/>
+          <w:color w:val="000000"/>
+          <w:sz w:val="18"/>
+          <w:highlight w:val="lightGray"/>
+        </w:rPr>
+        <w:t>s</w:t>
+      </w:r>
+      <w:r>
+        <w:rPr>
+          <w:rFonts w:ascii="Arial" w:hAnsi="Arial" w:eastAsia="Arial" w:cs="Arial"/>
+          <w:b w:val="0"/>
+          <w:i w:val="0"/>
+          <w:color w:val="000000"/>
+          <w:sz w:val="18"/>
+          <w:highlight w:val="lightGray"/>
+        </w:rPr>
+        <w:t>s</w:t>
+      </w:r>
+      <w:r>
+        <w:rPr>
+          <w:rFonts w:ascii="Arial" w:hAnsi="Arial" w:eastAsia="Arial" w:cs="Arial"/>
+          <w:b w:val="0"/>
+          <w:i w:val="0"/>
+          <w:color w:val="000000"/>
+          <w:sz w:val="18"/>
+          <w:highlight w:val="lightGray"/>
+        </w:rPr>
+        <w:t>a</w:t>
+      </w:r>
+      <w:r>
+        <w:rPr>
+          <w:rFonts w:ascii="Arial" w:hAnsi="Arial" w:eastAsia="Arial" w:cs="Arial"/>
+          <w:b w:val="0"/>
+          <w:i w:val="0"/>
+          <w:color w:val="000000"/>
+          <w:sz w:val="18"/>
+          <w:highlight w:val="lightGray"/>
+        </w:rPr>
+        <w:t>m</w:t>
+      </w:r>
+      <w:r>
+        <w:rPr>
+          <w:rFonts w:ascii="Arial" w:hAnsi="Arial" w:eastAsia="Arial" w:cs="Arial"/>
+          <w:b w:val="0"/>
+          <w:i w:val="0"/>
+          <w:color w:val="000000"/>
+          <w:sz w:val="18"/>
+          <w:highlight w:val="lightGray"/>
+        </w:rPr>
+        <w:t>]</w:t>
+      </w:r>
+      <w:r>
+        <w:rPr>
+          <w:rFonts w:ascii="Arial" w:hAnsi="Arial" w:eastAsia="Arial" w:cs="Arial"/>
+          <w:b w:val="0"/>
+          <w:i w:val="0"/>
+          <w:color w:val="000000"/>
+          <w:sz w:val="18"/>
+          <w:highlight w:val="lightGray"/>
+        </w:rPr>
+        <w:t xml:space="preserve"> </w:t>
+      </w:r>
+      <w:r>
+        <w:rPr>
+          <w:rFonts w:ascii="Arial" w:hAnsi="Arial" w:eastAsia="Arial" w:cs="Arial"/>
+          <w:b w:val="0"/>
+          <w:i w:val="0"/>
+          <w:color w:val="000000"/>
+          <w:sz w:val="18"/>
+          <w:highlight w:val="lightGray"/>
+        </w:rPr>
+        <w:t>-</w:t>
+      </w:r>
+      <w:r>
+        <w:rPr>
+          <w:rFonts w:ascii="Arial" w:hAnsi="Arial" w:eastAsia="Arial" w:cs="Arial"/>
+          <w:b w:val="0"/>
+          <w:i w:val="0"/>
+          <w:color w:val="000000"/>
+          <w:sz w:val="18"/>
+          <w:highlight w:val="lightGray"/>
+        </w:rPr>
+        <w:t>&gt;</w:t>
+      </w:r>
+      <w:r>
+        <w:rPr>
+          <w:rFonts w:ascii="Arial" w:hAnsi="Arial" w:eastAsia="Arial" w:cs="Arial"/>
+          <w:b w:val="0"/>
+          <w:i w:val="0"/>
+          <w:color w:val="000000"/>
+          <w:sz w:val="18"/>
+          <w:highlight w:val="lightGray"/>
+        </w:rPr>
+        <w:t xml:space="preserve"> </w:t>
+      </w:r>
+      <w:r>
+        <w:rPr>
+          <w:rFonts w:ascii="Arial" w:hAnsi="Arial" w:eastAsia="Arial" w:cs="Arial"/>
+          <w:b/>
+          <w:i w:val="0"/>
+          <w:color w:val="000000"/>
+          <w:sz w:val="18"/>
+          <w:highlight w:val="lightGray"/>
+        </w:rPr>
+        <w:t>F</w:t>
+      </w:r>
+      <w:r>
+        <w:rPr>
+          <w:rFonts w:ascii="Arial" w:hAnsi="Arial" w:eastAsia="Arial" w:cs="Arial"/>
+          <w:b/>
+          <w:i w:val="0"/>
+          <w:color w:val="000000"/>
+          <w:sz w:val="18"/>
+          <w:highlight w:val="lightGray"/>
+        </w:rPr>
+        <w:t>r</w:t>
+      </w:r>
+      <w:r>
+        <w:rPr>
+          <w:rFonts w:ascii="Arial" w:hAnsi="Arial" w:eastAsia="Arial" w:cs="Arial"/>
+          <w:b/>
+          <w:i w:val="0"/>
+          <w:color w:val="000000"/>
+          <w:sz w:val="18"/>
+          <w:highlight w:val="lightGray"/>
+        </w:rPr>
+        <w:t>o</w:t>
+      </w:r>
+      <w:r>
+        <w:rPr>
+          <w:rFonts w:ascii="Arial" w:hAnsi="Arial" w:eastAsia="Arial" w:cs="Arial"/>
+          <w:b/>
+          <w:i w:val="0"/>
+          <w:color w:val="000000"/>
+          <w:sz w:val="18"/>
+          <w:highlight w:val="lightGray"/>
+        </w:rPr>
+        <w:t>m</w:t>
+      </w:r>
+      <w:r>
+        <w:rPr>
+          <w:rFonts w:ascii="Arial" w:hAnsi="Arial" w:eastAsia="Arial" w:cs="Arial"/>
+          <w:b/>
+          <w:i w:val="0"/>
+          <w:color w:val="000000"/>
+          <w:sz w:val="18"/>
+          <w:highlight w:val="lightGray"/>
+        </w:rPr>
+        <w:t>:</w:t>
+      </w:r>
+      <w:r>
+        <w:rPr>
+          <w:rFonts w:ascii="Arial" w:hAnsi="Arial" w:eastAsia="Arial" w:cs="Arial"/>
+          <w:b w:val="0"/>
+          <w:i w:val="0"/>
+          <w:color w:val="000000"/>
+          <w:sz w:val="18"/>
+          <w:highlight w:val="lightGray"/>
+        </w:rPr>
+        <w:t xml:space="preserve"> </w:t>
+      </w:r>
+      <w:r>
+        <w:rPr>
+          <w:rFonts w:ascii="Arial" w:hAnsi="Arial" w:eastAsia="Arial" w:cs="Arial"/>
+          <w:b w:val="0"/>
+          <w:i w:val="0"/>
+          <w:color w:val="000000"/>
+          <w:sz w:val="18"/>
+          <w:highlight w:val="lightGray"/>
+        </w:rPr>
+        <w:t>[</w:t>
+      </w:r>
+      <w:r>
+        <w:rPr>
+          <w:rFonts w:ascii="Arial" w:hAnsi="Arial" w:eastAsia="Arial" w:cs="Arial"/>
+          <w:b w:val="0"/>
+          <w:i w:val="0"/>
+          <w:color w:val="000000"/>
+          <w:sz w:val="18"/>
+          <w:highlight w:val="lightGray"/>
+        </w:rPr>
+        <w:t>C</w:t>
+      </w:r>
+      <w:r>
+        <w:rPr>
+          <w:rFonts w:ascii="Arial" w:hAnsi="Arial" w:eastAsia="Arial" w:cs="Arial"/>
+          <w:b w:val="0"/>
+          <w:i w:val="0"/>
+          <w:color w:val="000000"/>
+          <w:sz w:val="18"/>
+          <w:highlight w:val="lightGray"/>
+        </w:rPr>
+        <w:t>h</w:t>
+      </w:r>
+      <w:r>
+        <w:rPr>
+          <w:rFonts w:ascii="Arial" w:hAnsi="Arial" w:eastAsia="Arial" w:cs="Arial"/>
+          <w:b w:val="0"/>
+          <w:i w:val="0"/>
+          <w:color w:val="000000"/>
+          <w:sz w:val="18"/>
+          <w:highlight w:val="lightGray"/>
+        </w:rPr>
+        <w:t>a</w:t>
+      </w:r>
+      <w:r>
+        <w:rPr>
+          <w:rFonts w:ascii="Arial" w:hAnsi="Arial" w:eastAsia="Arial" w:cs="Arial"/>
+          <w:b w:val="0"/>
+          <w:i w:val="0"/>
+          <w:color w:val="000000"/>
+          <w:sz w:val="18"/>
+          <w:highlight w:val="lightGray"/>
+        </w:rPr>
+        <w:t>t</w:t>
+      </w:r>
+      <w:r>
+        <w:rPr>
+          <w:rFonts w:ascii="Arial" w:hAnsi="Arial" w:eastAsia="Arial" w:cs="Arial"/>
+          <w:b w:val="0"/>
+          <w:i w:val="0"/>
+          <w:color w:val="000000"/>
+          <w:sz w:val="18"/>
+          <w:highlight w:val="lightGray"/>
+        </w:rPr>
+        <w:t>g</w:t>
+      </w:r>
+      <w:r>
+        <w:rPr>
+          <w:rFonts w:ascii="Arial" w:hAnsi="Arial" w:eastAsia="Arial" w:cs="Arial"/>
+          <w:b w:val="0"/>
+          <w:i w:val="0"/>
+          <w:color w:val="000000"/>
+          <w:sz w:val="18"/>
+          <w:highlight w:val="lightGray"/>
+        </w:rPr>
+        <w:t>p</w:t>
+      </w:r>
+      <w:r>
+        <w:rPr>
+          <w:rFonts w:ascii="Arial" w:hAnsi="Arial" w:eastAsia="Arial" w:cs="Arial"/>
+          <w:b w:val="0"/>
+          <w:i w:val="0"/>
+          <w:color w:val="000000"/>
+          <w:sz w:val="18"/>
+          <w:highlight w:val="lightGray"/>
+        </w:rPr>
+        <w:t>t</w:t>
+      </w:r>
+      <w:r>
+        <w:rPr>
+          <w:rFonts w:ascii="Arial" w:hAnsi="Arial" w:eastAsia="Arial" w:cs="Arial"/>
+          <w:b w:val="0"/>
+          <w:i w:val="0"/>
+          <w:color w:val="000000"/>
+          <w:sz w:val="18"/>
+          <w:highlight w:val="lightGray"/>
+        </w:rPr>
+        <w:t xml:space="preserve"> </w:t>
+      </w:r>
+      <w:r>
+        <w:rPr>
+          <w:rFonts w:ascii="Arial" w:hAnsi="Arial" w:eastAsia="Arial" w:cs="Arial"/>
+          <w:b w:val="0"/>
+          <w:i w:val="0"/>
+          <w:color w:val="000000"/>
+          <w:sz w:val="18"/>
+          <w:highlight w:val="lightGray"/>
+        </w:rPr>
+        <w:t>(</w:t>
+      </w:r>
+      <w:r>
+        <w:rPr>
+          <w:rFonts w:ascii="Arial" w:hAnsi="Arial" w:eastAsia="Arial" w:cs="Arial"/>
+          <w:b w:val="0"/>
+          <w:i w:val="0"/>
+          <w:color w:val="000000"/>
+          <w:sz w:val="18"/>
+          <w:highlight w:val="lightGray"/>
+        </w:rPr>
+        <w:t>G</w:t>
+      </w:r>
+      <w:r>
+        <w:rPr>
+          <w:rFonts w:ascii="Arial" w:hAnsi="Arial" w:eastAsia="Arial" w:cs="Arial"/>
+          <w:b w:val="0"/>
+          <w:i w:val="0"/>
+          <w:color w:val="000000"/>
+          <w:sz w:val="18"/>
+          <w:highlight w:val="lightGray"/>
+        </w:rPr>
+        <w:t>P</w:t>
+      </w:r>
+      <w:r>
+        <w:rPr>
+          <w:rFonts w:ascii="Arial" w:hAnsi="Arial" w:eastAsia="Arial" w:cs="Arial"/>
+          <w:b w:val="0"/>
+          <w:i w:val="0"/>
+          <w:color w:val="000000"/>
+          <w:sz w:val="18"/>
+          <w:highlight w:val="lightGray"/>
+        </w:rPr>
+        <w:t>T</w:t>
+      </w:r>
+      <w:r>
+        <w:rPr>
+          <w:rFonts w:ascii="Arial" w:hAnsi="Arial" w:eastAsia="Arial" w:cs="Arial"/>
+          <w:b w:val="0"/>
+          <w:i w:val="0"/>
+          <w:color w:val="000000"/>
+          <w:sz w:val="18"/>
+          <w:highlight w:val="lightGray"/>
         </w:rPr>
         <w:t>‑</w:t>
       </w:r>
       <w:r>
         <w:rPr>
-          <w:rFonts w:ascii="Arial" w:eastAsia="Arial" w:hAnsi="Arial"/>
-          <w:b/>
-          <w:sz w:val="22"/>
-          <w:szCs w:val="14"/>
-          <w:shd w:val="clear" w:color="auto" w:fill="B7B7B7"/>
-        </w:rPr>
-        <w:t>5 Mini) at [12/9/2025]</w:t>
+          <w:rFonts w:ascii="Arial" w:hAnsi="Arial" w:eastAsia="Arial" w:cs="Arial"/>
+          <w:b w:val="0"/>
+          <w:i w:val="0"/>
+          <w:color w:val="000000"/>
+          <w:sz w:val="18"/>
+          <w:highlight w:val="lightGray"/>
+        </w:rPr>
+        <w:t>5</w:t>
+      </w:r>
+      <w:r>
+        <w:rPr>
+          <w:rFonts w:ascii="Arial" w:hAnsi="Arial" w:eastAsia="Arial" w:cs="Arial"/>
+          <w:b w:val="0"/>
+          <w:i w:val="0"/>
+          <w:color w:val="000000"/>
+          <w:sz w:val="18"/>
+          <w:highlight w:val="lightGray"/>
+        </w:rPr>
+        <w:t xml:space="preserve"> </w:t>
+      </w:r>
+      <w:r>
+        <w:rPr>
+          <w:rFonts w:ascii="Arial" w:hAnsi="Arial" w:eastAsia="Arial" w:cs="Arial"/>
+          <w:b w:val="0"/>
+          <w:i w:val="0"/>
+          <w:color w:val="000000"/>
+          <w:sz w:val="18"/>
+          <w:highlight w:val="lightGray"/>
+        </w:rPr>
+        <w:t>M</w:t>
+      </w:r>
+      <w:r>
+        <w:rPr>
+          <w:rFonts w:ascii="Arial" w:hAnsi="Arial" w:eastAsia="Arial" w:cs="Arial"/>
+          <w:b w:val="0"/>
+          <w:i w:val="0"/>
+          <w:color w:val="000000"/>
+          <w:sz w:val="18"/>
+          <w:highlight w:val="lightGray"/>
+        </w:rPr>
+        <w:t>i</w:t>
+      </w:r>
+      <w:r>
+        <w:rPr>
+          <w:rFonts w:ascii="Arial" w:hAnsi="Arial" w:eastAsia="Arial" w:cs="Arial"/>
+          <w:b w:val="0"/>
+          <w:i w:val="0"/>
+          <w:color w:val="000000"/>
+          <w:sz w:val="18"/>
+          <w:highlight w:val="lightGray"/>
+        </w:rPr>
+        <w:t>n</w:t>
+      </w:r>
+      <w:r>
+        <w:rPr>
+          <w:rFonts w:ascii="Arial" w:hAnsi="Arial" w:eastAsia="Arial" w:cs="Arial"/>
+          <w:b w:val="0"/>
+          <w:i w:val="0"/>
+          <w:color w:val="000000"/>
+          <w:sz w:val="18"/>
+          <w:highlight w:val="lightGray"/>
+        </w:rPr>
+        <w:t>i</w:t>
+      </w:r>
+      <w:r>
+        <w:rPr>
+          <w:rFonts w:ascii="Arial" w:hAnsi="Arial" w:eastAsia="Arial" w:cs="Arial"/>
+          <w:b w:val="0"/>
+          <w:i w:val="0"/>
+          <w:color w:val="000000"/>
+          <w:sz w:val="18"/>
+          <w:highlight w:val="lightGray"/>
+        </w:rPr>
+        <w:t>)</w:t>
+      </w:r>
+      <w:r>
+        <w:rPr>
+          <w:rFonts w:ascii="Arial" w:hAnsi="Arial" w:eastAsia="Arial" w:cs="Arial"/>
+          <w:b w:val="0"/>
+          <w:i w:val="0"/>
+          <w:color w:val="000000"/>
+          <w:sz w:val="18"/>
+          <w:highlight w:val="lightGray"/>
+        </w:rPr>
+        <w:t>]</w:t>
+      </w:r>
+      <w:r>
+        <w:rPr>
+          <w:rFonts w:ascii="Arial" w:hAnsi="Arial" w:eastAsia="Arial" w:cs="Arial"/>
+          <w:b w:val="0"/>
+          <w:i w:val="0"/>
+          <w:color w:val="000000"/>
+          <w:sz w:val="18"/>
+          <w:highlight w:val="lightGray"/>
+        </w:rPr>
+        <w:t xml:space="preserve"> </w:t>
+      </w:r>
+      <w:r>
+        <w:rPr>
+          <w:rFonts w:ascii="Arial" w:hAnsi="Arial" w:eastAsia="Arial" w:cs="Arial"/>
+          <w:b/>
+          <w:i w:val="0"/>
+          <w:color w:val="000000"/>
+          <w:sz w:val="18"/>
+          <w:highlight w:val="lightGray"/>
+        </w:rPr>
+        <w:t>o</w:t>
+      </w:r>
+      <w:r>
+        <w:rPr>
+          <w:rFonts w:ascii="Arial" w:hAnsi="Arial" w:eastAsia="Arial" w:cs="Arial"/>
+          <w:b/>
+          <w:i w:val="0"/>
+          <w:color w:val="000000"/>
+          <w:sz w:val="18"/>
+          <w:highlight w:val="lightGray"/>
+        </w:rPr>
+        <w:t>n</w:t>
+      </w:r>
+      <w:r>
+        <w:rPr>
+          <w:rFonts w:ascii="Arial" w:hAnsi="Arial"/>
+          <w:b w:val="0"/>
+          <w:i w:val="0"/>
+          <w:color w:val="000000"/>
+          <w:sz w:val="18"/>
+          <w:highlight w:val="lightGray"/>
+        </w:rPr>
+        <w:t xml:space="preserve"> </w:t>
+      </w:r>
+      <w:r>
+        <w:rPr>
+          <w:rFonts w:ascii="Arial" w:hAnsi="Arial"/>
+          <w:b w:val="0"/>
+          <w:i w:val="0"/>
+          <w:color w:val="000000"/>
+          <w:sz w:val="18"/>
+          <w:highlight w:val="lightGray"/>
+        </w:rPr>
+        <w:t>[</w:t>
+      </w:r>
+      <w:r>
+        <w:rPr>
+          <w:rFonts w:ascii="Arial" w:hAnsi="Arial"/>
+          <w:b w:val="0"/>
+          <w:i w:val="0"/>
+          <w:sz w:val="18"/>
+          <w:highlight w:val="lightGray"/>
+        </w:rPr>
+        <w:t>12/9/2025]</w:t>
       </w:r>
     </w:p>
     <w:p>
@@ -631,104 +6807,1656 @@
       </w:pPr>
       <w:r>
         <w:rPr>
-          <w:rFonts w:ascii="Arial" w:eastAsia="Arial" w:hAnsi="Arial"/>
-          <w:b/>
-          <w:sz w:val="22"/>
-          <w:shd w:val="clear" w:color="auto" w:fill="B7B7B7"/>
-        </w:rPr>
-        <w:t># Source</w:t>
-      </w:r>
-      <w:r>
-        <w:rPr>
-          <w:rFonts w:ascii="Arial" w:eastAsia="Arial" w:hAnsi="Arial"/>
-          <w:sz w:val="22"/>
-          <w:shd w:val="clear" w:color="auto" w:fill="B7B7B7"/>
-        </w:rPr>
-        <w:t xml:space="preserve">: </w:t>
-      </w:r>
-      <w:r>
-        <w:rPr>
-          <w:rFonts w:ascii="Arial" w:eastAsia="Arial" w:hAnsi="Arial"/>
-          <w:b/>
-          <w:sz w:val="22"/>
-          <w:shd w:val="clear" w:color="auto" w:fill="B7B7B7"/>
-        </w:rPr>
-        <w:t xml:space="preserve">Chatgpt </w:t>
-      </w:r>
-      <w:r>
-        <w:rPr>
-          <w:rFonts w:ascii="Arial" w:eastAsia="Arial" w:hAnsi="Arial"/>
-          <w:b/>
-          <w:sz w:val="22"/>
-          <w:szCs w:val="14"/>
-          <w:shd w:val="clear" w:color="auto" w:fill="B7B7B7"/>
-        </w:rPr>
-        <w:t>(GPT</w:t>
-      </w:r>
-      <w:r>
-        <w:rPr>
-          <w:rFonts w:ascii="Arial" w:eastAsia="Arial" w:hAnsi="Arial" w:cs="Cambria Math"/>
-          <w:b/>
-          <w:sz w:val="22"/>
-          <w:szCs w:val="14"/>
-          <w:shd w:val="clear" w:color="auto" w:fill="B7B7B7"/>
+          <w:rFonts w:ascii="Arial" w:hAnsi="Arial" w:eastAsia="Arial" w:cs="Arial"/>
+          <w:b/>
+          <w:i w:val="0"/>
+          <w:color w:val="000000"/>
+          <w:sz w:val="18"/>
+          <w:highlight w:val="lightGray"/>
+        </w:rPr>
+        <w:t>#</w:t>
+      </w:r>
+      <w:r>
+        <w:rPr>
+          <w:rFonts w:ascii="Arial" w:hAnsi="Arial" w:eastAsia="Arial" w:cs="Arial"/>
+          <w:b/>
+          <w:i w:val="0"/>
+          <w:color w:val="000000"/>
+          <w:sz w:val="18"/>
+          <w:highlight w:val="lightGray"/>
+        </w:rPr>
+        <w:t xml:space="preserve"> </w:t>
+      </w:r>
+      <w:r>
+        <w:rPr>
+          <w:rFonts w:ascii="Arial" w:hAnsi="Arial" w:eastAsia="Arial" w:cs="Arial"/>
+          <w:b/>
+          <w:i w:val="0"/>
+          <w:color w:val="000000"/>
+          <w:sz w:val="18"/>
+          <w:highlight w:val="lightGray"/>
+        </w:rPr>
+        <w:t>S</w:t>
+      </w:r>
+      <w:r>
+        <w:rPr>
+          <w:rFonts w:ascii="Arial" w:hAnsi="Arial" w:eastAsia="Arial" w:cs="Arial"/>
+          <w:b/>
+          <w:i w:val="0"/>
+          <w:color w:val="000000"/>
+          <w:sz w:val="18"/>
+          <w:highlight w:val="lightGray"/>
+        </w:rPr>
+        <w:t>o</w:t>
+      </w:r>
+      <w:r>
+        <w:rPr>
+          <w:rFonts w:ascii="Arial" w:hAnsi="Arial" w:eastAsia="Arial" w:cs="Arial"/>
+          <w:b/>
+          <w:i w:val="0"/>
+          <w:color w:val="000000"/>
+          <w:sz w:val="18"/>
+          <w:highlight w:val="lightGray"/>
+        </w:rPr>
+        <w:t>u</w:t>
+      </w:r>
+      <w:r>
+        <w:rPr>
+          <w:rFonts w:ascii="Arial" w:hAnsi="Arial" w:eastAsia="Arial" w:cs="Arial"/>
+          <w:b/>
+          <w:i w:val="0"/>
+          <w:color w:val="000000"/>
+          <w:sz w:val="18"/>
+          <w:highlight w:val="lightGray"/>
+        </w:rPr>
+        <w:t>r</w:t>
+      </w:r>
+      <w:r>
+        <w:rPr>
+          <w:rFonts w:ascii="Arial" w:hAnsi="Arial" w:eastAsia="Arial" w:cs="Arial"/>
+          <w:b/>
+          <w:i w:val="0"/>
+          <w:color w:val="000000"/>
+          <w:sz w:val="18"/>
+          <w:highlight w:val="lightGray"/>
+        </w:rPr>
+        <w:t>c</w:t>
+      </w:r>
+      <w:r>
+        <w:rPr>
+          <w:rFonts w:ascii="Arial" w:hAnsi="Arial" w:eastAsia="Arial" w:cs="Arial"/>
+          <w:b/>
+          <w:i w:val="0"/>
+          <w:color w:val="000000"/>
+          <w:sz w:val="18"/>
+          <w:highlight w:val="lightGray"/>
+        </w:rPr>
+        <w:t>e</w:t>
+      </w:r>
+      <w:r>
+        <w:rPr>
+          <w:rFonts w:ascii="Arial" w:hAnsi="Arial" w:eastAsia="Arial" w:cs="Arial"/>
+          <w:b/>
+          <w:i w:val="0"/>
+          <w:color w:val="000000"/>
+          <w:sz w:val="18"/>
+          <w:highlight w:val="lightGray"/>
+        </w:rPr>
+        <w:t>:</w:t>
+      </w:r>
+      <w:r>
+        <w:rPr>
+          <w:rFonts w:ascii="Arial" w:hAnsi="Arial" w:eastAsia="Arial" w:cs="Arial"/>
+          <w:b/>
+          <w:i w:val="0"/>
+          <w:color w:val="000000"/>
+          <w:sz w:val="18"/>
+          <w:highlight w:val="lightGray"/>
+        </w:rPr>
+        <w:t xml:space="preserve"> </w:t>
+      </w:r>
+      <w:r>
+        <w:rPr>
+          <w:rFonts w:ascii="Arial" w:hAnsi="Arial" w:eastAsia="Arial" w:cs="Arial"/>
+          <w:b/>
+          <w:i w:val="0"/>
+          <w:color w:val="000000"/>
+          <w:sz w:val="18"/>
+          <w:highlight w:val="lightGray"/>
+        </w:rPr>
+        <w:t>A</w:t>
+      </w:r>
+      <w:r>
+        <w:rPr>
+          <w:rFonts w:ascii="Arial" w:hAnsi="Arial" w:eastAsia="Arial" w:cs="Arial"/>
+          <w:b/>
+          <w:i w:val="0"/>
+          <w:color w:val="000000"/>
+          <w:sz w:val="18"/>
+          <w:highlight w:val="lightGray"/>
+        </w:rPr>
+        <w:t>I</w:t>
+      </w:r>
+      <w:r>
+        <w:rPr>
+          <w:rFonts w:ascii="Arial" w:hAnsi="Arial" w:eastAsia="Arial" w:cs="Arial"/>
+          <w:b/>
+          <w:i w:val="0"/>
+          <w:color w:val="000000"/>
+          <w:sz w:val="18"/>
+          <w:highlight w:val="lightGray"/>
+        </w:rPr>
+        <w:t xml:space="preserve"> </w:t>
+      </w:r>
+      <w:r>
+        <w:rPr>
+          <w:rFonts w:ascii="Arial" w:hAnsi="Arial" w:eastAsia="Arial" w:cs="Arial"/>
+          <w:b/>
+          <w:i w:val="0"/>
+          <w:color w:val="000000"/>
+          <w:sz w:val="18"/>
+          <w:highlight w:val="lightGray"/>
+        </w:rPr>
+        <w:t>S</w:t>
+      </w:r>
+      <w:r>
+        <w:rPr>
+          <w:rFonts w:ascii="Arial" w:hAnsi="Arial" w:eastAsia="Arial" w:cs="Arial"/>
+          <w:b/>
+          <w:i w:val="0"/>
+          <w:color w:val="000000"/>
+          <w:sz w:val="18"/>
+          <w:highlight w:val="lightGray"/>
+        </w:rPr>
+        <w:t>o</w:t>
+      </w:r>
+      <w:r>
+        <w:rPr>
+          <w:rFonts w:ascii="Arial" w:hAnsi="Arial" w:eastAsia="Arial" w:cs="Arial"/>
+          <w:b/>
+          <w:i w:val="0"/>
+          <w:color w:val="000000"/>
+          <w:sz w:val="18"/>
+          <w:highlight w:val="lightGray"/>
+        </w:rPr>
+        <w:t>u</w:t>
+      </w:r>
+      <w:r>
+        <w:rPr>
+          <w:rFonts w:ascii="Arial" w:hAnsi="Arial" w:eastAsia="Arial" w:cs="Arial"/>
+          <w:b/>
+          <w:i w:val="0"/>
+          <w:color w:val="000000"/>
+          <w:sz w:val="18"/>
+          <w:highlight w:val="lightGray"/>
+        </w:rPr>
+        <w:t>r</w:t>
+      </w:r>
+      <w:r>
+        <w:rPr>
+          <w:rFonts w:ascii="Arial" w:hAnsi="Arial" w:eastAsia="Arial" w:cs="Arial"/>
+          <w:b/>
+          <w:i w:val="0"/>
+          <w:color w:val="000000"/>
+          <w:sz w:val="18"/>
+          <w:highlight w:val="lightGray"/>
+        </w:rPr>
+        <w:t>c</w:t>
+      </w:r>
+      <w:r>
+        <w:rPr>
+          <w:rFonts w:ascii="Arial" w:hAnsi="Arial" w:eastAsia="Arial" w:cs="Arial"/>
+          <w:b/>
+          <w:i w:val="0"/>
+          <w:color w:val="000000"/>
+          <w:sz w:val="18"/>
+          <w:highlight w:val="lightGray"/>
+        </w:rPr>
+        <w:t>e</w:t>
+      </w:r>
+      <w:r>
+        <w:rPr>
+          <w:rFonts w:ascii="Arial" w:hAnsi="Arial" w:eastAsia="Arial" w:cs="Arial"/>
+          <w:b/>
+          <w:i w:val="0"/>
+          <w:color w:val="000000"/>
+          <w:sz w:val="18"/>
+          <w:highlight w:val="lightGray"/>
+        </w:rPr>
+        <w:t>:</w:t>
+      </w:r>
+      <w:r>
+        <w:rPr>
+          <w:rFonts w:ascii="Arial" w:hAnsi="Arial" w:eastAsia="Arial" w:cs="Arial"/>
+          <w:b/>
+          <w:i w:val="0"/>
+          <w:color w:val="000000"/>
+          <w:sz w:val="18"/>
+          <w:highlight w:val="lightGray"/>
+        </w:rPr>
+        <w:t xml:space="preserve"> </w:t>
+      </w:r>
+      <w:r>
+        <w:rPr>
+          <w:rFonts w:ascii="Arial" w:hAnsi="Arial" w:eastAsia="Arial" w:cs="Arial"/>
+          <w:b/>
+          <w:i w:val="0"/>
+          <w:color w:val="000000"/>
+          <w:sz w:val="18"/>
+          <w:highlight w:val="lightGray"/>
+        </w:rPr>
+        <w:t>P</w:t>
+      </w:r>
+      <w:r>
+        <w:rPr>
+          <w:rFonts w:ascii="Arial" w:hAnsi="Arial" w:eastAsia="Arial" w:cs="Arial"/>
+          <w:b/>
+          <w:i w:val="0"/>
+          <w:color w:val="000000"/>
+          <w:sz w:val="18"/>
+          <w:highlight w:val="lightGray"/>
+        </w:rPr>
+        <w:t>r</w:t>
+      </w:r>
+      <w:r>
+        <w:rPr>
+          <w:rFonts w:ascii="Arial" w:hAnsi="Arial" w:eastAsia="Arial" w:cs="Arial"/>
+          <w:b/>
+          <w:i w:val="0"/>
+          <w:color w:val="000000"/>
+          <w:sz w:val="18"/>
+          <w:highlight w:val="lightGray"/>
+        </w:rPr>
+        <w:t>o</w:t>
+      </w:r>
+      <w:r>
+        <w:rPr>
+          <w:rFonts w:ascii="Arial" w:hAnsi="Arial" w:eastAsia="Arial" w:cs="Arial"/>
+          <w:b/>
+          <w:i w:val="0"/>
+          <w:color w:val="000000"/>
+          <w:sz w:val="18"/>
+          <w:highlight w:val="lightGray"/>
+        </w:rPr>
+        <w:t>v</w:t>
+      </w:r>
+      <w:r>
+        <w:rPr>
+          <w:rFonts w:ascii="Arial" w:hAnsi="Arial" w:eastAsia="Arial" w:cs="Arial"/>
+          <w:b/>
+          <w:i w:val="0"/>
+          <w:color w:val="000000"/>
+          <w:sz w:val="18"/>
+          <w:highlight w:val="lightGray"/>
+        </w:rPr>
+        <w:t>i</w:t>
+      </w:r>
+      <w:r>
+        <w:rPr>
+          <w:rFonts w:ascii="Arial" w:hAnsi="Arial" w:eastAsia="Arial" w:cs="Arial"/>
+          <w:b/>
+          <w:i w:val="0"/>
+          <w:color w:val="000000"/>
+          <w:sz w:val="18"/>
+          <w:highlight w:val="lightGray"/>
+        </w:rPr>
+        <w:t>d</w:t>
+      </w:r>
+      <w:r>
+        <w:rPr>
+          <w:rFonts w:ascii="Arial" w:hAnsi="Arial" w:eastAsia="Arial" w:cs="Arial"/>
+          <w:b/>
+          <w:i w:val="0"/>
+          <w:color w:val="000000"/>
+          <w:sz w:val="18"/>
+          <w:highlight w:val="lightGray"/>
+        </w:rPr>
+        <w:t>e</w:t>
+      </w:r>
+      <w:r>
+        <w:rPr>
+          <w:rFonts w:ascii="Arial" w:hAnsi="Arial" w:eastAsia="Arial" w:cs="Arial"/>
+          <w:b/>
+          <w:i w:val="0"/>
+          <w:color w:val="000000"/>
+          <w:sz w:val="18"/>
+          <w:highlight w:val="lightGray"/>
+        </w:rPr>
+        <w:t>d</w:t>
+      </w:r>
+      <w:r>
+        <w:rPr>
+          <w:rFonts w:ascii="Arial" w:hAnsi="Arial" w:eastAsia="Arial" w:cs="Arial"/>
+          <w:b/>
+          <w:i w:val="0"/>
+          <w:color w:val="000000"/>
+          <w:sz w:val="18"/>
+          <w:highlight w:val="lightGray"/>
+        </w:rPr>
+        <w:t xml:space="preserve"> </w:t>
+      </w:r>
+      <w:r>
+        <w:rPr>
+          <w:rFonts w:ascii="Arial" w:hAnsi="Arial" w:eastAsia="Arial" w:cs="Arial"/>
+          <w:b/>
+          <w:i w:val="0"/>
+          <w:color w:val="000000"/>
+          <w:sz w:val="18"/>
+          <w:highlight w:val="lightGray"/>
+        </w:rPr>
+        <w:t>b</w:t>
+      </w:r>
+      <w:r>
+        <w:rPr>
+          <w:rFonts w:ascii="Arial" w:hAnsi="Arial" w:eastAsia="Arial" w:cs="Arial"/>
+          <w:b/>
+          <w:i w:val="0"/>
+          <w:color w:val="000000"/>
+          <w:sz w:val="18"/>
+          <w:highlight w:val="lightGray"/>
+        </w:rPr>
+        <w:t>y</w:t>
+      </w:r>
+      <w:r>
+        <w:rPr>
+          <w:rFonts w:ascii="Arial" w:hAnsi="Arial" w:eastAsia="Arial" w:cs="Arial"/>
+          <w:b/>
+          <w:i w:val="0"/>
+          <w:color w:val="000000"/>
+          <w:sz w:val="18"/>
+          <w:highlight w:val="lightGray"/>
+        </w:rPr>
+        <w:t>:</w:t>
+      </w:r>
+      <w:r>
+        <w:rPr>
+          <w:rFonts w:ascii="Arial" w:hAnsi="Arial" w:eastAsia="Arial" w:cs="Arial"/>
+          <w:b/>
+          <w:i w:val="0"/>
+          <w:color w:val="000000"/>
+          <w:sz w:val="18"/>
+          <w:highlight w:val="lightGray"/>
+        </w:rPr>
+        <w:t xml:space="preserve"> </w:t>
+      </w:r>
+      <w:r>
+        <w:rPr>
+          <w:rFonts w:ascii="Arial" w:hAnsi="Arial" w:eastAsia="Arial" w:cs="Arial"/>
+          <w:b/>
+          <w:i w:val="0"/>
+          <w:color w:val="000000"/>
+          <w:sz w:val="18"/>
+          <w:highlight w:val="lightGray"/>
+        </w:rPr>
+        <w:t>[</w:t>
+      </w:r>
+      <w:r>
+        <w:rPr>
+          <w:rFonts w:ascii="Arial" w:hAnsi="Arial" w:eastAsia="Arial" w:cs="Arial"/>
+          <w:b/>
+          <w:i w:val="0"/>
+          <w:color w:val="000000"/>
+          <w:sz w:val="18"/>
+          <w:highlight w:val="lightGray"/>
+        </w:rPr>
+        <w:t>D</w:t>
+      </w:r>
+      <w:r>
+        <w:rPr>
+          <w:rFonts w:ascii="Arial" w:hAnsi="Arial" w:eastAsia="Arial" w:cs="Arial"/>
+          <w:b/>
+          <w:i w:val="0"/>
+          <w:color w:val="000000"/>
+          <w:sz w:val="18"/>
+          <w:highlight w:val="lightGray"/>
+        </w:rPr>
+        <w:t>a</w:t>
+      </w:r>
+      <w:r>
+        <w:rPr>
+          <w:rFonts w:ascii="Arial" w:hAnsi="Arial" w:eastAsia="Arial" w:cs="Arial"/>
+          <w:b/>
+          <w:i w:val="0"/>
+          <w:color w:val="000000"/>
+          <w:sz w:val="18"/>
+          <w:highlight w:val="lightGray"/>
+        </w:rPr>
+        <w:t>t</w:t>
+      </w:r>
+      <w:r>
+        <w:rPr>
+          <w:rFonts w:ascii="Arial" w:hAnsi="Arial" w:eastAsia="Arial" w:cs="Arial"/>
+          <w:b/>
+          <w:i w:val="0"/>
+          <w:color w:val="000000"/>
+          <w:sz w:val="18"/>
+          <w:highlight w:val="lightGray"/>
+        </w:rPr>
+        <w:t>a</w:t>
+      </w:r>
+      <w:r>
+        <w:rPr>
+          <w:rFonts w:ascii="Arial" w:hAnsi="Arial" w:eastAsia="Arial" w:cs="Arial"/>
+          <w:b/>
+          <w:i w:val="0"/>
+          <w:color w:val="000000"/>
+          <w:sz w:val="18"/>
+          <w:highlight w:val="lightGray"/>
+        </w:rPr>
+        <w:t xml:space="preserve"> </w:t>
+      </w:r>
+      <w:r>
+        <w:rPr>
+          <w:rFonts w:ascii="Arial" w:hAnsi="Arial" w:eastAsia="Arial" w:cs="Arial"/>
+          <w:b/>
+          <w:i w:val="0"/>
+          <w:color w:val="000000"/>
+          <w:sz w:val="18"/>
+          <w:highlight w:val="lightGray"/>
+        </w:rPr>
+        <w:t>P</w:t>
+      </w:r>
+      <w:r>
+        <w:rPr>
+          <w:rFonts w:ascii="Arial" w:hAnsi="Arial" w:eastAsia="Arial" w:cs="Arial"/>
+          <w:b/>
+          <w:i w:val="0"/>
+          <w:color w:val="000000"/>
+          <w:sz w:val="18"/>
+          <w:highlight w:val="lightGray"/>
+        </w:rPr>
+        <w:t>a</w:t>
+      </w:r>
+      <w:r>
+        <w:rPr>
+          <w:rFonts w:ascii="Arial" w:hAnsi="Arial" w:eastAsia="Arial" w:cs="Arial"/>
+          <w:b/>
+          <w:i w:val="0"/>
+          <w:color w:val="000000"/>
+          <w:sz w:val="18"/>
+          <w:highlight w:val="lightGray"/>
+        </w:rPr>
+        <w:t>t</w:t>
+      </w:r>
+      <w:r>
+        <w:rPr>
+          <w:rFonts w:ascii="Arial" w:hAnsi="Arial" w:eastAsia="Arial" w:cs="Arial"/>
+          <w:b/>
+          <w:i w:val="0"/>
+          <w:color w:val="000000"/>
+          <w:sz w:val="18"/>
+          <w:highlight w:val="lightGray"/>
+        </w:rPr>
+        <w:t>h</w:t>
+      </w:r>
+      <w:r>
+        <w:rPr>
+          <w:rFonts w:ascii="Arial" w:hAnsi="Arial" w:eastAsia="Arial" w:cs="Arial"/>
+          <w:b w:val="0"/>
+          <w:i w:val="0"/>
+          <w:color w:val="000000"/>
+          <w:sz w:val="18"/>
+          <w:highlight w:val="lightGray"/>
+        </w:rPr>
+        <w:t>:</w:t>
+      </w:r>
+      <w:r>
+        <w:rPr>
+          <w:rFonts w:ascii="Arial" w:hAnsi="Arial" w:eastAsia="Arial" w:cs="Arial"/>
+          <w:b w:val="0"/>
+          <w:i w:val="0"/>
+          <w:color w:val="000000"/>
+          <w:sz w:val="18"/>
+          <w:highlight w:val="lightGray"/>
+        </w:rPr>
+        <w:t xml:space="preserve"> </w:t>
+      </w:r>
+      <w:r>
+        <w:rPr>
+          <w:rFonts w:ascii="Arial" w:hAnsi="Arial" w:eastAsia="Arial" w:cs="Arial"/>
+          <w:b w:val="0"/>
+          <w:i w:val="0"/>
+          <w:color w:val="000000"/>
+          <w:sz w:val="18"/>
+          <w:highlight w:val="lightGray"/>
+        </w:rPr>
+        <w:t>P</w:t>
+      </w:r>
+      <w:r>
+        <w:rPr>
+          <w:rFonts w:ascii="Arial" w:hAnsi="Arial" w:eastAsia="Arial" w:cs="Arial"/>
+          <w:b w:val="0"/>
+          <w:i w:val="0"/>
+          <w:color w:val="000000"/>
+          <w:sz w:val="18"/>
+          <w:highlight w:val="lightGray"/>
+        </w:rPr>
+        <w:t>e</w:t>
+      </w:r>
+      <w:r>
+        <w:rPr>
+          <w:rFonts w:ascii="Arial" w:hAnsi="Arial" w:eastAsia="Arial" w:cs="Arial"/>
+          <w:b w:val="0"/>
+          <w:i w:val="0"/>
+          <w:color w:val="000000"/>
+          <w:sz w:val="18"/>
+          <w:highlight w:val="lightGray"/>
+        </w:rPr>
+        <w:t>r</w:t>
+      </w:r>
+      <w:r>
+        <w:rPr>
+          <w:rFonts w:ascii="Arial" w:hAnsi="Arial" w:eastAsia="Arial" w:cs="Arial"/>
+          <w:b w:val="0"/>
+          <w:i w:val="0"/>
+          <w:color w:val="000000"/>
+          <w:sz w:val="18"/>
+          <w:highlight w:val="lightGray"/>
+        </w:rPr>
+        <w:t>s</w:t>
+      </w:r>
+      <w:r>
+        <w:rPr>
+          <w:rFonts w:ascii="Arial" w:hAnsi="Arial" w:eastAsia="Arial" w:cs="Arial"/>
+          <w:b w:val="0"/>
+          <w:i w:val="0"/>
+          <w:color w:val="000000"/>
+          <w:sz w:val="18"/>
+          <w:highlight w:val="lightGray"/>
+        </w:rPr>
+        <w:t>o</w:t>
+      </w:r>
+      <w:r>
+        <w:rPr>
+          <w:rFonts w:ascii="Arial" w:hAnsi="Arial" w:eastAsia="Arial" w:cs="Arial"/>
+          <w:b w:val="0"/>
+          <w:i w:val="0"/>
+          <w:color w:val="000000"/>
+          <w:sz w:val="18"/>
+          <w:highlight w:val="lightGray"/>
+        </w:rPr>
+        <w:t>n</w:t>
+      </w:r>
+      <w:r>
+        <w:rPr>
+          <w:rFonts w:ascii="Arial" w:hAnsi="Arial" w:eastAsia="Arial" w:cs="Arial"/>
+          <w:b w:val="0"/>
+          <w:i w:val="0"/>
+          <w:color w:val="000000"/>
+          <w:sz w:val="18"/>
+          <w:highlight w:val="lightGray"/>
+        </w:rPr>
+        <w:t>s</w:t>
+      </w:r>
+      <w:r>
+        <w:rPr>
+          <w:rFonts w:ascii="Arial" w:hAnsi="Arial" w:eastAsia="Arial" w:cs="Arial"/>
+          <w:b w:val="0"/>
+          <w:i w:val="0"/>
+          <w:color w:val="000000"/>
+          <w:sz w:val="18"/>
+          <w:highlight w:val="lightGray"/>
+        </w:rPr>
+        <w:t xml:space="preserve"> </w:t>
+      </w:r>
+      <w:r>
+        <w:rPr>
+          <w:rFonts w:ascii="Arial" w:hAnsi="Arial" w:eastAsia="Arial" w:cs="Arial"/>
+          <w:b w:val="0"/>
+          <w:i w:val="0"/>
+          <w:color w:val="000000"/>
+          <w:sz w:val="18"/>
+          <w:highlight w:val="lightGray"/>
+        </w:rPr>
+        <w:t>T</w:t>
+      </w:r>
+      <w:r>
+        <w:rPr>
+          <w:rFonts w:ascii="Arial" w:hAnsi="Arial" w:eastAsia="Arial" w:cs="Arial"/>
+          <w:b w:val="0"/>
+          <w:i w:val="0"/>
+          <w:color w:val="000000"/>
+          <w:sz w:val="18"/>
+          <w:highlight w:val="lightGray"/>
+        </w:rPr>
+        <w:t>a</w:t>
+      </w:r>
+      <w:r>
+        <w:rPr>
+          <w:rFonts w:ascii="Arial" w:hAnsi="Arial" w:eastAsia="Arial" w:cs="Arial"/>
+          <w:b w:val="0"/>
+          <w:i w:val="0"/>
+          <w:color w:val="000000"/>
+          <w:sz w:val="18"/>
+          <w:highlight w:val="lightGray"/>
+        </w:rPr>
+        <w:t>b</w:t>
+      </w:r>
+      <w:r>
+        <w:rPr>
+          <w:rFonts w:ascii="Arial" w:hAnsi="Arial" w:eastAsia="Arial" w:cs="Arial"/>
+          <w:b w:val="0"/>
+          <w:i w:val="0"/>
+          <w:color w:val="000000"/>
+          <w:sz w:val="18"/>
+          <w:highlight w:val="lightGray"/>
+        </w:rPr>
+        <w:t>l</w:t>
+      </w:r>
+      <w:r>
+        <w:rPr>
+          <w:rFonts w:ascii="Arial" w:hAnsi="Arial" w:eastAsia="Arial" w:cs="Arial"/>
+          <w:b w:val="0"/>
+          <w:i w:val="0"/>
+          <w:color w:val="000000"/>
+          <w:sz w:val="18"/>
+          <w:highlight w:val="lightGray"/>
+        </w:rPr>
+        <w:t>e</w:t>
+      </w:r>
+      <w:r>
+        <w:rPr>
+          <w:rFonts w:ascii="Arial" w:hAnsi="Arial" w:eastAsia="Arial" w:cs="Arial"/>
+          <w:b w:val="0"/>
+          <w:i w:val="0"/>
+          <w:color w:val="000000"/>
+          <w:sz w:val="18"/>
+          <w:highlight w:val="lightGray"/>
+        </w:rPr>
+        <w:t xml:space="preserve"> </w:t>
+      </w:r>
+      <w:r>
+        <w:rPr>
+          <w:rFonts w:ascii="Arial" w:hAnsi="Arial" w:eastAsia="Arial" w:cs="Arial"/>
+          <w:b w:val="0"/>
+          <w:i w:val="0"/>
+          <w:color w:val="000000"/>
+          <w:sz w:val="18"/>
+          <w:highlight w:val="lightGray"/>
+        </w:rPr>
+        <w:t>-</w:t>
+      </w:r>
+      <w:r>
+        <w:rPr>
+          <w:rFonts w:ascii="Arial" w:hAnsi="Arial" w:eastAsia="Arial" w:cs="Arial"/>
+          <w:b w:val="0"/>
+          <w:i w:val="0"/>
+          <w:color w:val="000000"/>
+          <w:sz w:val="18"/>
+          <w:highlight w:val="lightGray"/>
+        </w:rPr>
+        <w:t>&gt;</w:t>
+      </w:r>
+      <w:r>
+        <w:rPr>
+          <w:rFonts w:ascii="Arial" w:hAnsi="Arial" w:eastAsia="Arial" w:cs="Arial"/>
+          <w:b w:val="0"/>
+          <w:i w:val="0"/>
+          <w:color w:val="000000"/>
+          <w:sz w:val="18"/>
+          <w:highlight w:val="lightGray"/>
+        </w:rPr>
+        <w:t xml:space="preserve"> </w:t>
+      </w:r>
+      <w:r>
+        <w:rPr>
+          <w:rFonts w:ascii="Arial" w:hAnsi="Arial" w:eastAsia="Arial" w:cs="Arial"/>
+          <w:b w:val="0"/>
+          <w:i w:val="0"/>
+          <w:color w:val="000000"/>
+          <w:sz w:val="18"/>
+          <w:highlight w:val="lightGray"/>
+        </w:rPr>
+        <w:t>I</w:t>
+      </w:r>
+      <w:r>
+        <w:rPr>
+          <w:rFonts w:ascii="Arial" w:hAnsi="Arial" w:eastAsia="Arial" w:cs="Arial"/>
+          <w:b w:val="0"/>
+          <w:i w:val="0"/>
+          <w:color w:val="000000"/>
+          <w:sz w:val="18"/>
+          <w:highlight w:val="lightGray"/>
+        </w:rPr>
+        <w:t>D</w:t>
+      </w:r>
+      <w:r>
+        <w:rPr>
+          <w:rFonts w:ascii="Arial" w:hAnsi="Arial" w:eastAsia="Arial" w:cs="Arial"/>
+          <w:b w:val="0"/>
+          <w:i w:val="0"/>
+          <w:color w:val="000000"/>
+          <w:sz w:val="18"/>
+          <w:highlight w:val="lightGray"/>
+        </w:rPr>
+        <w:t xml:space="preserve"> </w:t>
+      </w:r>
+      <w:r>
+        <w:rPr>
+          <w:rFonts w:ascii="Arial" w:hAnsi="Arial" w:eastAsia="Arial" w:cs="Arial"/>
+          <w:b w:val="0"/>
+          <w:i w:val="0"/>
+          <w:color w:val="000000"/>
+          <w:sz w:val="18"/>
+          <w:highlight w:val="lightGray"/>
+        </w:rPr>
+        <w:t>C</w:t>
+      </w:r>
+      <w:r>
+        <w:rPr>
+          <w:rFonts w:ascii="Arial" w:hAnsi="Arial" w:eastAsia="Arial" w:cs="Arial"/>
+          <w:b w:val="0"/>
+          <w:i w:val="0"/>
+          <w:color w:val="000000"/>
+          <w:sz w:val="18"/>
+          <w:highlight w:val="lightGray"/>
+        </w:rPr>
+        <w:t>o</w:t>
+      </w:r>
+      <w:r>
+        <w:rPr>
+          <w:rFonts w:ascii="Arial" w:hAnsi="Arial" w:eastAsia="Arial" w:cs="Arial"/>
+          <w:b w:val="0"/>
+          <w:i w:val="0"/>
+          <w:color w:val="000000"/>
+          <w:sz w:val="18"/>
+          <w:highlight w:val="lightGray"/>
+        </w:rPr>
+        <w:t>l</w:t>
+      </w:r>
+      <w:r>
+        <w:rPr>
+          <w:rFonts w:ascii="Arial" w:hAnsi="Arial" w:eastAsia="Arial" w:cs="Arial"/>
+          <w:b w:val="0"/>
+          <w:i w:val="0"/>
+          <w:color w:val="000000"/>
+          <w:sz w:val="18"/>
+          <w:highlight w:val="lightGray"/>
+        </w:rPr>
+        <w:t>u</w:t>
+      </w:r>
+      <w:r>
+        <w:rPr>
+          <w:rFonts w:ascii="Arial" w:hAnsi="Arial" w:eastAsia="Arial" w:cs="Arial"/>
+          <w:b w:val="0"/>
+          <w:i w:val="0"/>
+          <w:color w:val="000000"/>
+          <w:sz w:val="18"/>
+          <w:highlight w:val="lightGray"/>
+        </w:rPr>
+        <w:t>m</w:t>
+      </w:r>
+      <w:r>
+        <w:rPr>
+          <w:rFonts w:ascii="Arial" w:hAnsi="Arial" w:eastAsia="Arial" w:cs="Arial"/>
+          <w:b w:val="0"/>
+          <w:i w:val="0"/>
+          <w:color w:val="000000"/>
+          <w:sz w:val="18"/>
+          <w:highlight w:val="lightGray"/>
+        </w:rPr>
+        <w:t>n</w:t>
+      </w:r>
+      <w:r>
+        <w:rPr>
+          <w:rFonts w:ascii="Arial" w:hAnsi="Arial" w:eastAsia="Arial" w:cs="Arial"/>
+          <w:b w:val="0"/>
+          <w:i w:val="0"/>
+          <w:color w:val="000000"/>
+          <w:sz w:val="18"/>
+          <w:highlight w:val="lightGray"/>
+        </w:rPr>
+        <w:t>:</w:t>
+      </w:r>
+      <w:r>
+        <w:rPr>
+          <w:rFonts w:ascii="Arial" w:hAnsi="Arial" w:eastAsia="Arial" w:cs="Arial"/>
+          <w:b w:val="0"/>
+          <w:i w:val="0"/>
+          <w:color w:val="000000"/>
+          <w:sz w:val="18"/>
+          <w:highlight w:val="lightGray"/>
+        </w:rPr>
+        <w:t xml:space="preserve"> </w:t>
+      </w:r>
+      <w:r>
+        <w:rPr>
+          <w:rFonts w:ascii="Arial" w:hAnsi="Arial" w:eastAsia="Arial" w:cs="Arial"/>
+          <w:b w:val="0"/>
+          <w:i w:val="0"/>
+          <w:color w:val="000000"/>
+          <w:sz w:val="18"/>
+          <w:highlight w:val="lightGray"/>
+        </w:rPr>
+        <w:t>1</w:t>
+      </w:r>
+      <w:r>
+        <w:rPr>
+          <w:rFonts w:ascii="Arial" w:hAnsi="Arial" w:eastAsia="Arial" w:cs="Arial"/>
+          <w:b w:val="0"/>
+          <w:i w:val="0"/>
+          <w:color w:val="000000"/>
+          <w:sz w:val="18"/>
+          <w:highlight w:val="lightGray"/>
+        </w:rPr>
+        <w:t>,</w:t>
+      </w:r>
+      <w:r>
+        <w:rPr>
+          <w:rFonts w:ascii="Arial" w:hAnsi="Arial" w:eastAsia="Arial" w:cs="Arial"/>
+          <w:b w:val="0"/>
+          <w:i w:val="0"/>
+          <w:color w:val="000000"/>
+          <w:sz w:val="18"/>
+          <w:highlight w:val="lightGray"/>
+        </w:rPr>
+        <w:t xml:space="preserve"> </w:t>
+      </w:r>
+      <w:r>
+        <w:rPr>
+          <w:rFonts w:ascii="Arial" w:hAnsi="Arial" w:eastAsia="Arial" w:cs="Arial"/>
+          <w:b w:val="0"/>
+          <w:i w:val="0"/>
+          <w:color w:val="000000"/>
+          <w:sz w:val="18"/>
+          <w:highlight w:val="lightGray"/>
+        </w:rPr>
+        <w:t>N</w:t>
+      </w:r>
+      <w:r>
+        <w:rPr>
+          <w:rFonts w:ascii="Arial" w:hAnsi="Arial" w:eastAsia="Arial" w:cs="Arial"/>
+          <w:b w:val="0"/>
+          <w:i w:val="0"/>
+          <w:color w:val="000000"/>
+          <w:sz w:val="18"/>
+          <w:highlight w:val="lightGray"/>
+        </w:rPr>
+        <w:t>a</w:t>
+      </w:r>
+      <w:r>
+        <w:rPr>
+          <w:rFonts w:ascii="Arial" w:hAnsi="Arial" w:eastAsia="Arial" w:cs="Arial"/>
+          <w:b w:val="0"/>
+          <w:i w:val="0"/>
+          <w:color w:val="000000"/>
+          <w:sz w:val="18"/>
+          <w:highlight w:val="lightGray"/>
+        </w:rPr>
+        <w:t>m</w:t>
+      </w:r>
+      <w:r>
+        <w:rPr>
+          <w:rFonts w:ascii="Arial" w:hAnsi="Arial" w:eastAsia="Arial" w:cs="Arial"/>
+          <w:b w:val="0"/>
+          <w:i w:val="0"/>
+          <w:color w:val="000000"/>
+          <w:sz w:val="18"/>
+          <w:highlight w:val="lightGray"/>
+        </w:rPr>
+        <w:t>e</w:t>
+      </w:r>
+      <w:r>
+        <w:rPr>
+          <w:rFonts w:ascii="Arial" w:hAnsi="Arial" w:eastAsia="Arial" w:cs="Arial"/>
+          <w:b w:val="0"/>
+          <w:i w:val="0"/>
+          <w:color w:val="000000"/>
+          <w:sz w:val="18"/>
+          <w:highlight w:val="lightGray"/>
+        </w:rPr>
+        <w:t>_</w:t>
+      </w:r>
+      <w:r>
+        <w:rPr>
+          <w:rFonts w:ascii="Arial" w:hAnsi="Arial" w:eastAsia="Arial" w:cs="Arial"/>
+          <w:b w:val="0"/>
+          <w:i w:val="0"/>
+          <w:color w:val="000000"/>
+          <w:sz w:val="18"/>
+          <w:highlight w:val="lightGray"/>
+        </w:rPr>
+        <w:t>E</w:t>
+      </w:r>
+      <w:r>
+        <w:rPr>
+          <w:rFonts w:ascii="Arial" w:hAnsi="Arial" w:eastAsia="Arial" w:cs="Arial"/>
+          <w:b w:val="0"/>
+          <w:i w:val="0"/>
+          <w:color w:val="000000"/>
+          <w:sz w:val="18"/>
+          <w:highlight w:val="lightGray"/>
+        </w:rPr>
+        <w:t>n</w:t>
+      </w:r>
+      <w:r>
+        <w:rPr>
+          <w:rFonts w:ascii="Arial" w:hAnsi="Arial" w:eastAsia="Arial" w:cs="Arial"/>
+          <w:b w:val="0"/>
+          <w:i w:val="0"/>
+          <w:color w:val="000000"/>
+          <w:sz w:val="18"/>
+          <w:highlight w:val="lightGray"/>
+        </w:rPr>
+        <w:t xml:space="preserve"> </w:t>
+      </w:r>
+      <w:r>
+        <w:rPr>
+          <w:rFonts w:ascii="Arial" w:hAnsi="Arial" w:eastAsia="Arial" w:cs="Arial"/>
+          <w:b w:val="0"/>
+          <w:i w:val="0"/>
+          <w:color w:val="000000"/>
+          <w:sz w:val="18"/>
+          <w:highlight w:val="lightGray"/>
+        </w:rPr>
+        <w:t>C</w:t>
+      </w:r>
+      <w:r>
+        <w:rPr>
+          <w:rFonts w:ascii="Arial" w:hAnsi="Arial" w:eastAsia="Arial" w:cs="Arial"/>
+          <w:b w:val="0"/>
+          <w:i w:val="0"/>
+          <w:color w:val="000000"/>
+          <w:sz w:val="18"/>
+          <w:highlight w:val="lightGray"/>
+        </w:rPr>
+        <w:t>o</w:t>
+      </w:r>
+      <w:r>
+        <w:rPr>
+          <w:rFonts w:ascii="Arial" w:hAnsi="Arial" w:eastAsia="Arial" w:cs="Arial"/>
+          <w:b w:val="0"/>
+          <w:i w:val="0"/>
+          <w:color w:val="000000"/>
+          <w:sz w:val="18"/>
+          <w:highlight w:val="lightGray"/>
+        </w:rPr>
+        <w:t>l</w:t>
+      </w:r>
+      <w:r>
+        <w:rPr>
+          <w:rFonts w:ascii="Arial" w:hAnsi="Arial" w:eastAsia="Arial" w:cs="Arial"/>
+          <w:b w:val="0"/>
+          <w:i w:val="0"/>
+          <w:color w:val="000000"/>
+          <w:sz w:val="18"/>
+          <w:highlight w:val="lightGray"/>
+        </w:rPr>
+        <w:t>u</w:t>
+      </w:r>
+      <w:r>
+        <w:rPr>
+          <w:rFonts w:ascii="Arial" w:hAnsi="Arial" w:eastAsia="Arial" w:cs="Arial"/>
+          <w:b w:val="0"/>
+          <w:i w:val="0"/>
+          <w:color w:val="000000"/>
+          <w:sz w:val="18"/>
+          <w:highlight w:val="lightGray"/>
+        </w:rPr>
+        <w:t>m</w:t>
+      </w:r>
+      <w:r>
+        <w:rPr>
+          <w:rFonts w:ascii="Arial" w:hAnsi="Arial" w:eastAsia="Arial" w:cs="Arial"/>
+          <w:b w:val="0"/>
+          <w:i w:val="0"/>
+          <w:color w:val="000000"/>
+          <w:sz w:val="18"/>
+          <w:highlight w:val="lightGray"/>
+        </w:rPr>
+        <w:t>n</w:t>
+      </w:r>
+      <w:r>
+        <w:rPr>
+          <w:rFonts w:ascii="Arial" w:hAnsi="Arial" w:eastAsia="Arial" w:cs="Arial"/>
+          <w:b w:val="0"/>
+          <w:i w:val="0"/>
+          <w:color w:val="000000"/>
+          <w:sz w:val="18"/>
+          <w:highlight w:val="lightGray"/>
+        </w:rPr>
+        <w:t>:</w:t>
+      </w:r>
+      <w:r>
+        <w:rPr>
+          <w:rFonts w:ascii="Arial" w:hAnsi="Arial" w:eastAsia="Arial" w:cs="Arial"/>
+          <w:b w:val="0"/>
+          <w:i w:val="0"/>
+          <w:color w:val="000000"/>
+          <w:sz w:val="18"/>
+          <w:highlight w:val="lightGray"/>
+        </w:rPr>
+        <w:t xml:space="preserve"> </w:t>
+      </w:r>
+      <w:r>
+        <w:rPr>
+          <w:rFonts w:ascii="Arial" w:hAnsi="Arial" w:eastAsia="Arial" w:cs="Arial"/>
+          <w:b w:val="0"/>
+          <w:i w:val="0"/>
+          <w:color w:val="000000"/>
+          <w:sz w:val="18"/>
+          <w:highlight w:val="lightGray"/>
+        </w:rPr>
+        <w:t>M</w:t>
+      </w:r>
+      <w:r>
+        <w:rPr>
+          <w:rFonts w:ascii="Arial" w:hAnsi="Arial" w:eastAsia="Arial" w:cs="Arial"/>
+          <w:b w:val="0"/>
+          <w:i w:val="0"/>
+          <w:color w:val="000000"/>
+          <w:sz w:val="18"/>
+          <w:highlight w:val="lightGray"/>
+        </w:rPr>
+        <w:t>o</w:t>
+      </w:r>
+      <w:r>
+        <w:rPr>
+          <w:rFonts w:ascii="Arial" w:hAnsi="Arial" w:eastAsia="Arial" w:cs="Arial"/>
+          <w:b w:val="0"/>
+          <w:i w:val="0"/>
+          <w:color w:val="000000"/>
+          <w:sz w:val="18"/>
+          <w:highlight w:val="lightGray"/>
+        </w:rPr>
+        <w:t>t</w:t>
+      </w:r>
+      <w:r>
+        <w:rPr>
+          <w:rFonts w:ascii="Arial" w:hAnsi="Arial" w:eastAsia="Arial" w:cs="Arial"/>
+          <w:b w:val="0"/>
+          <w:i w:val="0"/>
+          <w:color w:val="000000"/>
+          <w:sz w:val="18"/>
+          <w:highlight w:val="lightGray"/>
+        </w:rPr>
+        <w:t>a</w:t>
+      </w:r>
+      <w:r>
+        <w:rPr>
+          <w:rFonts w:ascii="Arial" w:hAnsi="Arial" w:eastAsia="Arial" w:cs="Arial"/>
+          <w:b w:val="0"/>
+          <w:i w:val="0"/>
+          <w:color w:val="000000"/>
+          <w:sz w:val="18"/>
+          <w:highlight w:val="lightGray"/>
+        </w:rPr>
+        <w:t>s</w:t>
+      </w:r>
+      <w:r>
+        <w:rPr>
+          <w:rFonts w:ascii="Arial" w:hAnsi="Arial" w:eastAsia="Arial" w:cs="Arial"/>
+          <w:b w:val="0"/>
+          <w:i w:val="0"/>
+          <w:color w:val="000000"/>
+          <w:sz w:val="18"/>
+          <w:highlight w:val="lightGray"/>
+        </w:rPr>
+        <w:t>e</w:t>
+      </w:r>
+      <w:r>
+        <w:rPr>
+          <w:rFonts w:ascii="Arial" w:hAnsi="Arial" w:eastAsia="Arial" w:cs="Arial"/>
+          <w:b w:val="0"/>
+          <w:i w:val="0"/>
+          <w:color w:val="000000"/>
+          <w:sz w:val="18"/>
+          <w:highlight w:val="lightGray"/>
+        </w:rPr>
+        <w:t>m</w:t>
+      </w:r>
+      <w:r>
+        <w:rPr>
+          <w:rFonts w:ascii="Arial" w:hAnsi="Arial" w:eastAsia="Arial" w:cs="Arial"/>
+          <w:b w:val="0"/>
+          <w:i w:val="0"/>
+          <w:color w:val="000000"/>
+          <w:sz w:val="18"/>
+          <w:highlight w:val="lightGray"/>
+        </w:rPr>
+        <w:t xml:space="preserve"> </w:t>
+      </w:r>
+      <w:r>
+        <w:rPr>
+          <w:rFonts w:ascii="Arial" w:hAnsi="Arial" w:eastAsia="Arial" w:cs="Arial"/>
+          <w:b w:val="0"/>
+          <w:i w:val="0"/>
+          <w:color w:val="000000"/>
+          <w:sz w:val="18"/>
+          <w:highlight w:val="lightGray"/>
+        </w:rPr>
+        <w:t>E</w:t>
+      </w:r>
+      <w:r>
+        <w:rPr>
+          <w:rFonts w:ascii="Arial" w:hAnsi="Arial" w:eastAsia="Arial" w:cs="Arial"/>
+          <w:b w:val="0"/>
+          <w:i w:val="0"/>
+          <w:color w:val="000000"/>
+          <w:sz w:val="18"/>
+          <w:highlight w:val="lightGray"/>
+        </w:rPr>
+        <w:t>s</w:t>
+      </w:r>
+      <w:r>
+        <w:rPr>
+          <w:rFonts w:ascii="Arial" w:hAnsi="Arial" w:eastAsia="Arial" w:cs="Arial"/>
+          <w:b w:val="0"/>
+          <w:i w:val="0"/>
+          <w:color w:val="000000"/>
+          <w:sz w:val="18"/>
+          <w:highlight w:val="lightGray"/>
+        </w:rPr>
+        <w:t>s</w:t>
+      </w:r>
+      <w:r>
+        <w:rPr>
+          <w:rFonts w:ascii="Arial" w:hAnsi="Arial" w:eastAsia="Arial" w:cs="Arial"/>
+          <w:b w:val="0"/>
+          <w:i w:val="0"/>
+          <w:color w:val="000000"/>
+          <w:sz w:val="18"/>
+          <w:highlight w:val="lightGray"/>
+        </w:rPr>
+        <w:t>a</w:t>
+      </w:r>
+      <w:r>
+        <w:rPr>
+          <w:rFonts w:ascii="Arial" w:hAnsi="Arial" w:eastAsia="Arial" w:cs="Arial"/>
+          <w:b w:val="0"/>
+          <w:i w:val="0"/>
+          <w:color w:val="000000"/>
+          <w:sz w:val="18"/>
+          <w:highlight w:val="lightGray"/>
+        </w:rPr>
+        <w:t>m</w:t>
+      </w:r>
+      <w:r>
+        <w:rPr>
+          <w:rFonts w:ascii="Arial" w:hAnsi="Arial" w:eastAsia="Arial" w:cs="Arial"/>
+          <w:b w:val="0"/>
+          <w:i w:val="0"/>
+          <w:color w:val="000000"/>
+          <w:sz w:val="18"/>
+          <w:highlight w:val="lightGray"/>
+        </w:rPr>
+        <w:t>]</w:t>
+      </w:r>
+      <w:r>
+        <w:rPr>
+          <w:rFonts w:ascii="Arial" w:hAnsi="Arial" w:eastAsia="Arial" w:cs="Arial"/>
+          <w:b w:val="0"/>
+          <w:i w:val="0"/>
+          <w:color w:val="000000"/>
+          <w:sz w:val="18"/>
+          <w:highlight w:val="lightGray"/>
+        </w:rPr>
+        <w:t xml:space="preserve"> </w:t>
+      </w:r>
+      <w:r>
+        <w:rPr>
+          <w:rFonts w:ascii="Arial" w:hAnsi="Arial" w:eastAsia="Arial" w:cs="Arial"/>
+          <w:b w:val="0"/>
+          <w:i w:val="0"/>
+          <w:color w:val="000000"/>
+          <w:sz w:val="18"/>
+          <w:highlight w:val="lightGray"/>
+        </w:rPr>
+        <w:t>-</w:t>
+      </w:r>
+      <w:r>
+        <w:rPr>
+          <w:rFonts w:ascii="Arial" w:hAnsi="Arial" w:eastAsia="Arial" w:cs="Arial"/>
+          <w:b w:val="0"/>
+          <w:i w:val="0"/>
+          <w:color w:val="000000"/>
+          <w:sz w:val="18"/>
+          <w:highlight w:val="lightGray"/>
+        </w:rPr>
+        <w:t>&gt;</w:t>
+      </w:r>
+      <w:r>
+        <w:rPr>
+          <w:rFonts w:ascii="Arial" w:hAnsi="Arial" w:eastAsia="Arial" w:cs="Arial"/>
+          <w:b w:val="0"/>
+          <w:i w:val="0"/>
+          <w:color w:val="000000"/>
+          <w:sz w:val="18"/>
+          <w:highlight w:val="lightGray"/>
+        </w:rPr>
+        <w:t xml:space="preserve"> </w:t>
+      </w:r>
+      <w:r>
+        <w:rPr>
+          <w:rFonts w:ascii="Arial" w:hAnsi="Arial" w:eastAsia="Arial" w:cs="Arial"/>
+          <w:b/>
+          <w:i w:val="0"/>
+          <w:color w:val="000000"/>
+          <w:sz w:val="18"/>
+          <w:highlight w:val="lightGray"/>
+        </w:rPr>
+        <w:t>F</w:t>
+      </w:r>
+      <w:r>
+        <w:rPr>
+          <w:rFonts w:ascii="Arial" w:hAnsi="Arial" w:eastAsia="Arial" w:cs="Arial"/>
+          <w:b/>
+          <w:i w:val="0"/>
+          <w:color w:val="000000"/>
+          <w:sz w:val="18"/>
+          <w:highlight w:val="lightGray"/>
+        </w:rPr>
+        <w:t>r</w:t>
+      </w:r>
+      <w:r>
+        <w:rPr>
+          <w:rFonts w:ascii="Arial" w:hAnsi="Arial" w:eastAsia="Arial" w:cs="Arial"/>
+          <w:b/>
+          <w:i w:val="0"/>
+          <w:color w:val="000000"/>
+          <w:sz w:val="18"/>
+          <w:highlight w:val="lightGray"/>
+        </w:rPr>
+        <w:t>o</w:t>
+      </w:r>
+      <w:r>
+        <w:rPr>
+          <w:rFonts w:ascii="Arial" w:hAnsi="Arial" w:eastAsia="Arial" w:cs="Arial"/>
+          <w:b/>
+          <w:i w:val="0"/>
+          <w:color w:val="000000"/>
+          <w:sz w:val="18"/>
+          <w:highlight w:val="lightGray"/>
+        </w:rPr>
+        <w:t>m</w:t>
+      </w:r>
+      <w:r>
+        <w:rPr>
+          <w:rFonts w:ascii="Arial" w:hAnsi="Arial" w:eastAsia="Arial" w:cs="Arial"/>
+          <w:b/>
+          <w:i w:val="0"/>
+          <w:color w:val="000000"/>
+          <w:sz w:val="18"/>
+          <w:highlight w:val="lightGray"/>
+        </w:rPr>
+        <w:t>:</w:t>
+      </w:r>
+      <w:r>
+        <w:rPr>
+          <w:rFonts w:ascii="Arial" w:hAnsi="Arial" w:eastAsia="Arial" w:cs="Arial"/>
+          <w:b w:val="0"/>
+          <w:i w:val="0"/>
+          <w:color w:val="000000"/>
+          <w:sz w:val="18"/>
+          <w:highlight w:val="lightGray"/>
+        </w:rPr>
+        <w:t xml:space="preserve"> </w:t>
+      </w:r>
+      <w:r>
+        <w:rPr>
+          <w:rFonts w:ascii="Arial" w:hAnsi="Arial" w:eastAsia="Arial" w:cs="Arial"/>
+          <w:b w:val="0"/>
+          <w:i w:val="0"/>
+          <w:color w:val="000000"/>
+          <w:sz w:val="18"/>
+          <w:highlight w:val="lightGray"/>
+        </w:rPr>
+        <w:t>[</w:t>
+      </w:r>
+      <w:r>
+        <w:rPr>
+          <w:rFonts w:ascii="Arial" w:hAnsi="Arial" w:eastAsia="Arial" w:cs="Arial"/>
+          <w:b w:val="0"/>
+          <w:i w:val="0"/>
+          <w:color w:val="000000"/>
+          <w:sz w:val="18"/>
+          <w:highlight w:val="lightGray"/>
+        </w:rPr>
+        <w:t>C</w:t>
+      </w:r>
+      <w:r>
+        <w:rPr>
+          <w:rFonts w:ascii="Arial" w:hAnsi="Arial" w:eastAsia="Arial" w:cs="Arial"/>
+          <w:b w:val="0"/>
+          <w:i w:val="0"/>
+          <w:color w:val="000000"/>
+          <w:sz w:val="18"/>
+          <w:highlight w:val="lightGray"/>
+        </w:rPr>
+        <w:t>h</w:t>
+      </w:r>
+      <w:r>
+        <w:rPr>
+          <w:rFonts w:ascii="Arial" w:hAnsi="Arial" w:eastAsia="Arial" w:cs="Arial"/>
+          <w:b w:val="0"/>
+          <w:i w:val="0"/>
+          <w:color w:val="000000"/>
+          <w:sz w:val="18"/>
+          <w:highlight w:val="lightGray"/>
+        </w:rPr>
+        <w:t>a</w:t>
+      </w:r>
+      <w:r>
+        <w:rPr>
+          <w:rFonts w:ascii="Arial" w:hAnsi="Arial" w:eastAsia="Arial" w:cs="Arial"/>
+          <w:b w:val="0"/>
+          <w:i w:val="0"/>
+          <w:color w:val="000000"/>
+          <w:sz w:val="18"/>
+          <w:highlight w:val="lightGray"/>
+        </w:rPr>
+        <w:t>t</w:t>
+      </w:r>
+      <w:r>
+        <w:rPr>
+          <w:rFonts w:ascii="Arial" w:hAnsi="Arial" w:eastAsia="Arial" w:cs="Arial"/>
+          <w:b w:val="0"/>
+          <w:i w:val="0"/>
+          <w:color w:val="000000"/>
+          <w:sz w:val="18"/>
+          <w:highlight w:val="lightGray"/>
+        </w:rPr>
+        <w:t>g</w:t>
+      </w:r>
+      <w:r>
+        <w:rPr>
+          <w:rFonts w:ascii="Arial" w:hAnsi="Arial" w:eastAsia="Arial" w:cs="Arial"/>
+          <w:b w:val="0"/>
+          <w:i w:val="0"/>
+          <w:color w:val="000000"/>
+          <w:sz w:val="18"/>
+          <w:highlight w:val="lightGray"/>
+        </w:rPr>
+        <w:t>p</w:t>
+      </w:r>
+      <w:r>
+        <w:rPr>
+          <w:rFonts w:ascii="Arial" w:hAnsi="Arial" w:eastAsia="Arial" w:cs="Arial"/>
+          <w:b w:val="0"/>
+          <w:i w:val="0"/>
+          <w:color w:val="000000"/>
+          <w:sz w:val="18"/>
+          <w:highlight w:val="lightGray"/>
+        </w:rPr>
+        <w:t>t</w:t>
+      </w:r>
+      <w:r>
+        <w:rPr>
+          <w:rFonts w:ascii="Arial" w:hAnsi="Arial" w:eastAsia="Arial" w:cs="Arial"/>
+          <w:b w:val="0"/>
+          <w:i w:val="0"/>
+          <w:color w:val="000000"/>
+          <w:sz w:val="18"/>
+          <w:highlight w:val="lightGray"/>
+        </w:rPr>
+        <w:t xml:space="preserve"> </w:t>
+      </w:r>
+      <w:r>
+        <w:rPr>
+          <w:rFonts w:ascii="Arial" w:hAnsi="Arial" w:eastAsia="Arial" w:cs="Arial"/>
+          <w:b w:val="0"/>
+          <w:i w:val="0"/>
+          <w:color w:val="000000"/>
+          <w:sz w:val="18"/>
+          <w:highlight w:val="lightGray"/>
+        </w:rPr>
+        <w:t>(</w:t>
+      </w:r>
+      <w:r>
+        <w:rPr>
+          <w:rFonts w:ascii="Arial" w:hAnsi="Arial" w:eastAsia="Arial" w:cs="Arial"/>
+          <w:b w:val="0"/>
+          <w:i w:val="0"/>
+          <w:color w:val="000000"/>
+          <w:sz w:val="18"/>
+          <w:highlight w:val="lightGray"/>
+        </w:rPr>
+        <w:t>G</w:t>
+      </w:r>
+      <w:r>
+        <w:rPr>
+          <w:rFonts w:ascii="Arial" w:hAnsi="Arial" w:eastAsia="Arial" w:cs="Arial"/>
+          <w:b w:val="0"/>
+          <w:i w:val="0"/>
+          <w:color w:val="000000"/>
+          <w:sz w:val="18"/>
+          <w:highlight w:val="lightGray"/>
+        </w:rPr>
+        <w:t>P</w:t>
+      </w:r>
+      <w:r>
+        <w:rPr>
+          <w:rFonts w:ascii="Arial" w:hAnsi="Arial" w:eastAsia="Arial" w:cs="Arial"/>
+          <w:b w:val="0"/>
+          <w:i w:val="0"/>
+          <w:color w:val="000000"/>
+          <w:sz w:val="18"/>
+          <w:highlight w:val="lightGray"/>
+        </w:rPr>
+        <w:t>T</w:t>
+      </w:r>
+      <w:r>
+        <w:rPr>
+          <w:rFonts w:ascii="Arial" w:hAnsi="Arial" w:eastAsia="Arial" w:cs="Arial"/>
+          <w:b w:val="0"/>
+          <w:i w:val="0"/>
+          <w:color w:val="000000"/>
+          <w:sz w:val="18"/>
+          <w:highlight w:val="lightGray"/>
         </w:rPr>
         <w:t>‑</w:t>
       </w:r>
       <w:r>
         <w:rPr>
-          <w:rFonts w:ascii="Arial" w:eastAsia="Arial" w:hAnsi="Arial"/>
-          <w:b/>
-          <w:sz w:val="22"/>
-          <w:szCs w:val="14"/>
-          <w:shd w:val="clear" w:color="auto" w:fill="B7B7B7"/>
-        </w:rPr>
-        <w:t>5 Mini) at [12/9/2025]</w:t>
-      </w:r>
-      <w:r>
-        <w:rPr>
-          <w:rFonts w:ascii="Arial" w:eastAsia="Arial" w:hAnsi="Arial"/>
-          <w:sz w:val="22"/>
-        </w:rPr>
-        <w:t xml:space="preserve"> </w:t>
-      </w:r>
-      <w:r>
-        <w:rPr>
-          <w:rFonts w:ascii="Arial" w:eastAsia="Arial" w:hAnsi="Arial"/>
-          <w:sz w:val="22"/>
+          <w:rFonts w:ascii="Arial" w:hAnsi="Arial" w:eastAsia="Arial" w:cs="Arial"/>
+          <w:b w:val="0"/>
+          <w:i w:val="0"/>
+          <w:color w:val="000000"/>
+          <w:sz w:val="18"/>
+          <w:highlight w:val="lightGray"/>
+        </w:rPr>
+        <w:t>5</w:t>
+      </w:r>
+      <w:r>
+        <w:rPr>
+          <w:rFonts w:ascii="Arial" w:hAnsi="Arial" w:eastAsia="Arial" w:cs="Arial"/>
+          <w:b w:val="0"/>
+          <w:i w:val="0"/>
+          <w:color w:val="000000"/>
+          <w:sz w:val="18"/>
+          <w:highlight w:val="lightGray"/>
+        </w:rPr>
+        <w:t xml:space="preserve"> </w:t>
+      </w:r>
+      <w:r>
+        <w:rPr>
+          <w:rFonts w:ascii="Arial" w:hAnsi="Arial" w:eastAsia="Arial" w:cs="Arial"/>
+          <w:b w:val="0"/>
+          <w:i w:val="0"/>
+          <w:color w:val="000000"/>
+          <w:sz w:val="18"/>
+          <w:highlight w:val="lightGray"/>
+        </w:rPr>
+        <w:t>M</w:t>
+      </w:r>
+      <w:r>
+        <w:rPr>
+          <w:rFonts w:ascii="Arial" w:hAnsi="Arial" w:eastAsia="Arial" w:cs="Arial"/>
+          <w:b w:val="0"/>
+          <w:i w:val="0"/>
+          <w:color w:val="000000"/>
+          <w:sz w:val="18"/>
+          <w:highlight w:val="lightGray"/>
+        </w:rPr>
+        <w:t>i</w:t>
+      </w:r>
+      <w:r>
+        <w:rPr>
+          <w:rFonts w:ascii="Arial" w:hAnsi="Arial" w:eastAsia="Arial" w:cs="Arial"/>
+          <w:b w:val="0"/>
+          <w:i w:val="0"/>
+          <w:color w:val="000000"/>
+          <w:sz w:val="18"/>
+          <w:highlight w:val="lightGray"/>
+        </w:rPr>
+        <w:t>n</w:t>
+      </w:r>
+      <w:r>
+        <w:rPr>
+          <w:rFonts w:ascii="Arial" w:hAnsi="Arial" w:eastAsia="Arial" w:cs="Arial"/>
+          <w:b w:val="0"/>
+          <w:i w:val="0"/>
+          <w:color w:val="000000"/>
+          <w:sz w:val="18"/>
+          <w:highlight w:val="lightGray"/>
+        </w:rPr>
+        <w:t>i</w:t>
+      </w:r>
+      <w:r>
+        <w:rPr>
+          <w:rFonts w:ascii="Arial" w:hAnsi="Arial" w:eastAsia="Arial" w:cs="Arial"/>
+          <w:b w:val="0"/>
+          <w:i w:val="0"/>
+          <w:color w:val="000000"/>
+          <w:sz w:val="18"/>
+          <w:highlight w:val="lightGray"/>
+        </w:rPr>
+        <w:t>)</w:t>
+      </w:r>
+      <w:r>
+        <w:rPr>
+          <w:rFonts w:ascii="Arial" w:hAnsi="Arial" w:eastAsia="Arial" w:cs="Arial"/>
+          <w:b w:val="0"/>
+          <w:i w:val="0"/>
+          <w:color w:val="000000"/>
+          <w:sz w:val="18"/>
+          <w:highlight w:val="lightGray"/>
+        </w:rPr>
+        <w:t>]</w:t>
+      </w:r>
+      <w:r>
+        <w:rPr>
+          <w:rFonts w:ascii="Arial" w:hAnsi="Arial" w:eastAsia="Arial" w:cs="Arial"/>
+          <w:b w:val="0"/>
+          <w:i w:val="0"/>
+          <w:color w:val="000000"/>
+          <w:sz w:val="18"/>
+          <w:highlight w:val="lightGray"/>
+        </w:rPr>
+        <w:t xml:space="preserve"> </w:t>
+      </w:r>
+      <w:r>
+        <w:rPr>
+          <w:rFonts w:ascii="Arial" w:hAnsi="Arial" w:eastAsia="Arial" w:cs="Arial"/>
+          <w:b/>
+          <w:i w:val="0"/>
+          <w:color w:val="000000"/>
+          <w:sz w:val="18"/>
+          <w:highlight w:val="lightGray"/>
+        </w:rPr>
+        <w:t>o</w:t>
+      </w:r>
+      <w:r>
+        <w:rPr>
+          <w:rFonts w:ascii="Arial" w:hAnsi="Arial" w:eastAsia="Arial" w:cs="Arial"/>
+          <w:b/>
+          <w:i w:val="0"/>
+          <w:color w:val="000000"/>
+          <w:sz w:val="18"/>
+          <w:highlight w:val="lightGray"/>
+        </w:rPr>
+        <w:t>n</w:t>
+      </w:r>
+      <w:r>
+        <w:rPr>
+          <w:rFonts w:ascii="Arial" w:hAnsi="Arial"/>
+          <w:b w:val="0"/>
+          <w:i w:val="0"/>
+          <w:color w:val="000000"/>
+          <w:sz w:val="18"/>
+          <w:highlight w:val="lightGray"/>
+        </w:rPr>
+        <w:t xml:space="preserve"> </w:t>
+      </w:r>
+      <w:r>
+        <w:rPr>
+          <w:rFonts w:ascii="Arial" w:hAnsi="Arial"/>
+          <w:b w:val="0"/>
+          <w:i w:val="0"/>
+          <w:color w:val="000000"/>
+          <w:sz w:val="18"/>
+          <w:highlight w:val="lightGray"/>
+        </w:rPr>
+        <w:t>[</w:t>
+      </w:r>
+      <w:r>
+        <w:rPr>
+          <w:rFonts w:ascii="Arial" w:hAnsi="Arial"/>
+          <w:b w:val="0"/>
+          <w:i w:val="0"/>
+          <w:sz w:val="18"/>
+          <w:highlight w:val="lightGray"/>
+        </w:rPr>
+        <w:t>12/9/2025]</w:t>
+      </w:r>
+      <w:r>
+        <w:rPr>
+          <w:rFonts w:ascii="Arial" w:hAnsi="Arial"/>
+          <w:b w:val="0"/>
+          <w:i w:val="0"/>
+          <w:sz w:val="18"/>
+          <w:highlight w:val="lightGray"/>
+        </w:rPr>
+        <w:t xml:space="preserve"> </w:t>
+      </w:r>
+      <w:r>
+        <w:rPr>
+          <w:rFonts w:ascii="Arial" w:hAnsi="Arial"/>
+          <w:b w:val="0"/>
+          <w:i w:val="0"/>
+          <w:sz w:val="18"/>
+          <w:highlight w:val="lightGray"/>
         </w:rPr>
         <w:br/>
         <w:t xml:space="preserve">A </w:t>
       </w:r>
       <w:r>
         <w:rPr>
-          <w:rFonts w:ascii="Arial" w:eastAsia="Arial" w:hAnsi="Arial"/>
-          <w:b/>
-          <w:bCs/>
-          <w:sz w:val="22"/>
+          <w:rFonts w:ascii="Arial" w:hAnsi="Arial"/>
+          <w:b w:val="0"/>
+          <w:i w:val="0"/>
+          <w:sz w:val="18"/>
+          <w:highlight w:val="lightGray"/>
         </w:rPr>
         <w:t>MAN</w:t>
       </w:r>
       <w:r>
         <w:rPr>
-          <w:rFonts w:ascii="Arial" w:eastAsia="Arial" w:hAnsi="Arial"/>
-          <w:sz w:val="22"/>
+          <w:rFonts w:ascii="Arial" w:hAnsi="Arial"/>
+          <w:b w:val="0"/>
+          <w:i w:val="0"/>
+          <w:sz w:val="18"/>
+          <w:highlight w:val="lightGray"/>
         </w:rPr>
         <w:t xml:space="preserve"> is a network designed to </w:t>
       </w:r>
       <w:r>
         <w:rPr>
-          <w:rFonts w:ascii="Arial" w:eastAsia="Arial" w:hAnsi="Arial"/>
-          <w:b/>
-          <w:bCs/>
-          <w:sz w:val="22"/>
+          <w:rFonts w:ascii="Arial" w:hAnsi="Arial"/>
+          <w:b w:val="0"/>
+          <w:i w:val="0"/>
+          <w:sz w:val="18"/>
+          <w:highlight w:val="lightGray"/>
         </w:rPr>
         <w:t>connect multiple LANs across a metropolitan area</w:t>
       </w:r>
       <w:r>
         <w:rPr>
-          <w:rFonts w:ascii="Arial" w:eastAsia="Arial" w:hAnsi="Arial"/>
-          <w:sz w:val="22"/>
+          <w:rFonts w:ascii="Arial" w:hAnsi="Arial"/>
+          <w:b w:val="0"/>
+          <w:i w:val="0"/>
+          <w:sz w:val="18"/>
+          <w:highlight w:val="lightGray"/>
         </w:rPr>
         <w:t>, offering high-speed communication and resource sharing. It fills the gap between a localized network (LAN/CAN) and a large-scale global network (WAN).</w:t>
       </w:r>
